--- a/matek11.docx
+++ b/matek11.docx
@@ -7158,29 +7158,6 @@
         <w:bidi w:val="0"/>
         <w:jc w:val="start"/>
         <w:rPr>
-          <w:b w:val="false"/>
-          <w:bCs w:val="false"/>
-          <w:sz w:val="24"/>
-          <w:szCs w:val="24"/>
-          <w:lang w:val="hu-HU"/>
-        </w:rPr>
-      </w:pPr>
-      <w:r>
-        <w:rPr>
-          <w:b w:val="false"/>
-          <w:bCs w:val="false"/>
-          <w:sz w:val="24"/>
-          <w:szCs w:val="24"/>
-          <w:lang w:val="hu-HU"/>
-        </w:rPr>
-      </w:r>
-    </w:p>
-    <w:p>
-      <w:pPr>
-        <w:pStyle w:val="Normal"/>
-        <w:bidi w:val="0"/>
-        <w:jc w:val="start"/>
-        <w:rPr>
           <w:b/>
           <w:bCs/>
           <w:sz w:val="24"/>
@@ -7656,8 +7633,8 @@
       <w:lang w:val="en-US" w:eastAsia="zh-CN" w:bidi="hi-IN"/>
     </w:rPr>
   </w:style>
-  <w:style w:type="character" w:styleId="Bulletsuser">
-    <w:name w:val="Bullets (user)"/>
+  <w:style w:type="character" w:styleId="Bullets">
+    <w:name w:val="Bullets"/>
     <w:qFormat/>
     <w:rPr>
       <w:rFonts w:ascii="OpenSymbol" w:hAnsi="OpenSymbol" w:eastAsia="OpenSymbol" w:cs="OpenSymbol"/>

--- a/matek11.docx
+++ b/matek11.docx
@@ -7173,7 +7173,632 @@
           <w:szCs w:val="24"/>
           <w:lang w:val="hu-HU"/>
         </w:rPr>
+        <w:drawing>
+          <wp:anchor behindDoc="0" distT="0" distB="0" distL="0" distR="0" simplePos="0" locked="0" layoutInCell="0" allowOverlap="1" relativeHeight="12">
+            <wp:simplePos x="0" y="0"/>
+            <wp:positionH relativeFrom="column">
+              <wp:posOffset>4419600</wp:posOffset>
+            </wp:positionH>
+            <wp:positionV relativeFrom="paragraph">
+              <wp:posOffset>635</wp:posOffset>
+            </wp:positionV>
+            <wp:extent cx="2632710" cy="3808730"/>
+            <wp:effectExtent l="0" t="0" r="0" b="0"/>
+            <wp:wrapSquare wrapText="largest"/>
+            <wp:docPr id="11" name="Image11" descr="" title=""/>
+            <wp:cNvGraphicFramePr>
+              <a:graphicFrameLocks xmlns:a="http://schemas.openxmlformats.org/drawingml/2006/main" noChangeAspect="1"/>
+            </wp:cNvGraphicFramePr>
+            <a:graphic xmlns:a="http://schemas.openxmlformats.org/drawingml/2006/main">
+              <a:graphicData uri="http://schemas.openxmlformats.org/drawingml/2006/picture">
+                <pic:pic xmlns:pic="http://schemas.openxmlformats.org/drawingml/2006/picture">
+                  <pic:nvPicPr>
+                    <pic:cNvPr id="11" name="Image11" descr="" title=""/>
+                    <pic:cNvPicPr>
+                      <a:picLocks noChangeAspect="1" noChangeArrowheads="1"/>
+                    </pic:cNvPicPr>
+                  </pic:nvPicPr>
+                  <pic:blipFill>
+                    <a:blip r:embed="rId12"/>
+                    <a:stretch>
+                      <a:fillRect/>
+                    </a:stretch>
+                  </pic:blipFill>
+                  <pic:spPr bwMode="auto">
+                    <a:xfrm>
+                      <a:off x="0" y="0"/>
+                      <a:ext cx="2632710" cy="3808730"/>
+                    </a:xfrm>
+                    <a:prstGeom prst="rect">
+                      <a:avLst/>
+                    </a:prstGeom>
+                    <a:noFill/>
+                  </pic:spPr>
+                </pic:pic>
+              </a:graphicData>
+            </a:graphic>
+          </wp:anchor>
+        </w:drawing>
+        <w:drawing>
+          <wp:anchor behindDoc="0" distT="0" distB="0" distL="0" distR="0" simplePos="0" locked="0" layoutInCell="0" allowOverlap="1" relativeHeight="13">
+            <wp:simplePos x="0" y="0"/>
+            <wp:positionH relativeFrom="column">
+              <wp:posOffset>1978025</wp:posOffset>
+            </wp:positionH>
+            <wp:positionV relativeFrom="paragraph">
+              <wp:posOffset>53340</wp:posOffset>
+            </wp:positionV>
+            <wp:extent cx="2441575" cy="1945005"/>
+            <wp:effectExtent l="0" t="0" r="0" b="0"/>
+            <wp:wrapSquare wrapText="largest"/>
+            <wp:docPr id="12" name="Image12" descr="" title=""/>
+            <wp:cNvGraphicFramePr>
+              <a:graphicFrameLocks xmlns:a="http://schemas.openxmlformats.org/drawingml/2006/main" noChangeAspect="1"/>
+            </wp:cNvGraphicFramePr>
+            <a:graphic xmlns:a="http://schemas.openxmlformats.org/drawingml/2006/main">
+              <a:graphicData uri="http://schemas.openxmlformats.org/drawingml/2006/picture">
+                <pic:pic xmlns:pic="http://schemas.openxmlformats.org/drawingml/2006/picture">
+                  <pic:nvPicPr>
+                    <pic:cNvPr id="12" name="Image12" descr="" title=""/>
+                    <pic:cNvPicPr>
+                      <a:picLocks noChangeAspect="1" noChangeArrowheads="1"/>
+                    </pic:cNvPicPr>
+                  </pic:nvPicPr>
+                  <pic:blipFill>
+                    <a:blip r:embed="rId13"/>
+                    <a:stretch>
+                      <a:fillRect/>
+                    </a:stretch>
+                  </pic:blipFill>
+                  <pic:spPr bwMode="auto">
+                    <a:xfrm>
+                      <a:off x="0" y="0"/>
+                      <a:ext cx="2441575" cy="1945005"/>
+                    </a:xfrm>
+                    <a:prstGeom prst="rect">
+                      <a:avLst/>
+                    </a:prstGeom>
+                    <a:noFill/>
+                  </pic:spPr>
+                </pic:pic>
+              </a:graphicData>
+            </a:graphic>
+          </wp:anchor>
+        </w:drawing>
+      </w:r>
+      <w:r>
+        <w:rPr>
+          <w:b/>
+          <w:bCs/>
+          <w:sz w:val="24"/>
+          <w:szCs w:val="24"/>
+          <w:lang w:val="hu-HU"/>
+        </w:rPr>
         <w:t>hf 15/1,3,4 (piros)</w:t>
+      </w:r>
+    </w:p>
+    <w:p>
+      <w:pPr>
+        <w:pStyle w:val="Normal"/>
+        <w:bidi w:val="0"/>
+        <w:jc w:val="start"/>
+        <w:rPr>
+          <w:b/>
+          <w:bCs/>
+          <w:sz w:val="24"/>
+          <w:szCs w:val="24"/>
+          <w:lang w:val="hu-HU"/>
+        </w:rPr>
+      </w:pPr>
+      <w:r>
+        <w:rPr>
+          <w:b/>
+          <w:bCs/>
+          <w:sz w:val="24"/>
+          <w:szCs w:val="24"/>
+          <w:lang w:val="hu-HU"/>
+        </w:rPr>
+        <w:t>1</w:t>
+      </w:r>
+    </w:p>
+    <w:p>
+      <w:pPr>
+        <w:pStyle w:val="Normal"/>
+        <w:bidi w:val="0"/>
+        <w:jc w:val="start"/>
+        <w:rPr>
+          <w:b w:val="false"/>
+          <w:bCs w:val="false"/>
+          <w:sz w:val="24"/>
+          <w:szCs w:val="24"/>
+          <w:lang w:val="hu-HU"/>
+        </w:rPr>
+      </w:pPr>
+      <w:r>
+        <w:rPr>
+          <w:b w:val="false"/>
+          <w:bCs w:val="false"/>
+          <w:sz w:val="24"/>
+          <w:szCs w:val="24"/>
+          <w:lang w:val="hu-HU"/>
+        </w:rPr>
+        <w:t>a=50m</w:t>
+      </w:r>
+    </w:p>
+    <w:p>
+      <w:pPr>
+        <w:pStyle w:val="Normal"/>
+        <w:bidi w:val="0"/>
+        <w:jc w:val="start"/>
+        <w:rPr>
+          <w:b w:val="false"/>
+          <w:bCs w:val="false"/>
+          <w:sz w:val="24"/>
+          <w:szCs w:val="24"/>
+          <w:lang w:val="hu-HU"/>
+        </w:rPr>
+      </w:pPr>
+      <w:r>
+        <w:rPr>
+          <w:b w:val="false"/>
+          <w:bCs w:val="false"/>
+          <w:sz w:val="24"/>
+          <w:szCs w:val="24"/>
+          <w:lang w:val="hu-HU"/>
+        </w:rPr>
+        <w:t>c=95m</w:t>
+      </w:r>
+    </w:p>
+    <w:p>
+      <w:pPr>
+        <w:pStyle w:val="Normal"/>
+        <w:bidi w:val="0"/>
+        <w:jc w:val="start"/>
+        <w:rPr>
+          <w:b w:val="false"/>
+          <w:bCs w:val="false"/>
+          <w:sz w:val="24"/>
+          <w:szCs w:val="24"/>
+          <w:lang w:val="hu-HU"/>
+        </w:rPr>
+      </w:pPr>
+      <w:r>
+        <w:rPr>
+          <w:b w:val="false"/>
+          <w:bCs w:val="false"/>
+          <w:sz w:val="24"/>
+          <w:szCs w:val="24"/>
+          <w:lang w:val="hu-HU"/>
+        </w:rPr>
+        <w:t>alpha=?</w:t>
+      </w:r>
+    </w:p>
+    <w:p>
+      <w:pPr>
+        <w:pStyle w:val="Normal"/>
+        <w:bidi w:val="0"/>
+        <w:jc w:val="start"/>
+        <w:rPr>
+          <w:b w:val="false"/>
+          <w:bCs w:val="false"/>
+          <w:sz w:val="24"/>
+          <w:szCs w:val="24"/>
+          <w:lang w:val="hu-HU"/>
+        </w:rPr>
+      </w:pPr>
+      <w:r>
+        <w:rPr>
+          <w:b w:val="false"/>
+          <w:bCs w:val="false"/>
+          <w:sz w:val="24"/>
+          <w:szCs w:val="24"/>
+          <w:lang w:val="hu-HU"/>
+        </w:rPr>
+        <w:t>Alpha =asin(a/c)=asin(50/95) =31.7569°</w:t>
+      </w:r>
+    </w:p>
+    <w:p>
+      <w:pPr>
+        <w:pStyle w:val="Normal"/>
+        <w:bidi w:val="0"/>
+        <w:jc w:val="start"/>
+        <w:rPr>
+          <w:b/>
+          <w:bCs/>
+          <w:sz w:val="24"/>
+          <w:szCs w:val="24"/>
+          <w:lang w:val="hu-HU"/>
+        </w:rPr>
+      </w:pPr>
+      <w:r>
+        <w:rPr>
+          <w:b/>
+          <w:bCs/>
+          <w:sz w:val="24"/>
+          <w:szCs w:val="24"/>
+          <w:lang w:val="hu-HU"/>
+        </w:rPr>
+      </w:r>
+    </w:p>
+    <w:p>
+      <w:pPr>
+        <w:pStyle w:val="Normal"/>
+        <w:bidi w:val="0"/>
+        <w:jc w:val="start"/>
+        <w:rPr>
+          <w:b/>
+          <w:bCs/>
+          <w:sz w:val="24"/>
+          <w:szCs w:val="24"/>
+          <w:lang w:val="hu-HU"/>
+        </w:rPr>
+      </w:pPr>
+      <w:r>
+        <w:rPr>
+          <w:b/>
+          <w:bCs/>
+          <w:sz w:val="24"/>
+          <w:szCs w:val="24"/>
+          <w:lang w:val="hu-HU"/>
+        </w:rPr>
+        <w:t>3</w:t>
+      </w:r>
+    </w:p>
+    <w:p>
+      <w:pPr>
+        <w:pStyle w:val="Normal"/>
+        <w:bidi w:val="0"/>
+        <w:jc w:val="start"/>
+        <w:rPr>
+          <w:b w:val="false"/>
+          <w:bCs w:val="false"/>
+          <w:sz w:val="24"/>
+          <w:szCs w:val="24"/>
+          <w:lang w:val="hu-HU"/>
+        </w:rPr>
+      </w:pPr>
+      <w:r>
+        <w:rPr>
+          <w:b w:val="false"/>
+          <w:bCs w:val="false"/>
+          <w:sz w:val="24"/>
+          <w:szCs w:val="24"/>
+          <w:lang w:val="hu-HU"/>
+        </w:rPr>
+        <w:t>alpha = 70°</w:t>
+      </w:r>
+    </w:p>
+    <w:p>
+      <w:pPr>
+        <w:pStyle w:val="Normal"/>
+        <w:bidi w:val="0"/>
+        <w:jc w:val="start"/>
+        <w:rPr>
+          <w:b w:val="false"/>
+          <w:bCs w:val="false"/>
+          <w:sz w:val="24"/>
+          <w:szCs w:val="24"/>
+          <w:lang w:val="hu-HU"/>
+        </w:rPr>
+      </w:pPr>
+      <w:r>
+        <w:rPr>
+          <w:b w:val="false"/>
+          <w:bCs w:val="false"/>
+          <w:sz w:val="24"/>
+          <w:szCs w:val="24"/>
+          <w:lang w:val="hu-HU"/>
+        </w:rPr>
+        <w:t>m=?=1.6+x=1.6+(8*tan(70)) =23.5798</w:t>
+      </w:r>
+    </w:p>
+    <w:p>
+      <w:pPr>
+        <w:pStyle w:val="Normal"/>
+        <w:bidi w:val="0"/>
+        <w:jc w:val="start"/>
+        <w:rPr>
+          <w:b w:val="false"/>
+          <w:bCs w:val="false"/>
+          <w:sz w:val="24"/>
+          <w:szCs w:val="24"/>
+          <w:lang w:val="hu-HU"/>
+        </w:rPr>
+      </w:pPr>
+      <w:r>
+        <w:rPr>
+          <w:b w:val="false"/>
+          <w:bCs w:val="false"/>
+          <w:sz w:val="24"/>
+          <w:szCs w:val="24"/>
+          <w:lang w:val="hu-HU"/>
+        </w:rPr>
+      </w:r>
+    </w:p>
+    <w:p>
+      <w:pPr>
+        <w:pStyle w:val="Normal"/>
+        <w:bidi w:val="0"/>
+        <w:jc w:val="start"/>
+        <w:rPr>
+          <w:b/>
+          <w:bCs/>
+          <w:sz w:val="24"/>
+          <w:szCs w:val="24"/>
+          <w:lang w:val="hu-HU"/>
+        </w:rPr>
+      </w:pPr>
+      <w:r>
+        <w:rPr>
+          <w:b/>
+          <w:bCs/>
+          <w:sz w:val="24"/>
+          <w:szCs w:val="24"/>
+          <w:lang w:val="hu-HU"/>
+        </w:rPr>
+        <w:t>4</w:t>
+      </w:r>
+    </w:p>
+    <w:p>
+      <w:pPr>
+        <w:pStyle w:val="Normal"/>
+        <w:bidi w:val="0"/>
+        <w:jc w:val="start"/>
+        <w:rPr>
+          <w:b w:val="false"/>
+          <w:bCs w:val="false"/>
+          <w:sz w:val="24"/>
+          <w:szCs w:val="24"/>
+          <w:lang w:val="hu-HU"/>
+        </w:rPr>
+      </w:pPr>
+      <w:r>
+        <w:rPr>
+          <w:b w:val="false"/>
+          <w:bCs w:val="false"/>
+          <w:sz w:val="24"/>
+          <w:szCs w:val="24"/>
+          <w:lang w:val="hu-HU"/>
+        </w:rPr>
+        <w:t>b=20</w:t>
+      </w:r>
+    </w:p>
+    <w:p>
+      <w:pPr>
+        <w:pStyle w:val="Normal"/>
+        <w:bidi w:val="0"/>
+        <w:jc w:val="start"/>
+        <w:rPr>
+          <w:b w:val="false"/>
+          <w:bCs w:val="false"/>
+          <w:sz w:val="24"/>
+          <w:szCs w:val="24"/>
+          <w:lang w:val="hu-HU"/>
+        </w:rPr>
+      </w:pPr>
+      <w:r>
+        <w:rPr>
+          <w:b w:val="false"/>
+          <w:bCs w:val="false"/>
+          <w:sz w:val="24"/>
+          <w:szCs w:val="24"/>
+          <w:lang w:val="hu-HU"/>
+        </w:rPr>
+        <w:t>a=0.4</w:t>
+      </w:r>
+    </w:p>
+    <w:p>
+      <w:pPr>
+        <w:pStyle w:val="Normal"/>
+        <w:bidi w:val="0"/>
+        <w:jc w:val="start"/>
+        <w:rPr>
+          <w:b w:val="false"/>
+          <w:bCs w:val="false"/>
+          <w:sz w:val="24"/>
+          <w:szCs w:val="24"/>
+          <w:lang w:val="hu-HU"/>
+        </w:rPr>
+      </w:pPr>
+      <w:r>
+        <w:rPr>
+          <w:b w:val="false"/>
+          <w:bCs w:val="false"/>
+          <w:sz w:val="24"/>
+          <w:szCs w:val="24"/>
+          <w:lang w:val="hu-HU"/>
+        </w:rPr>
+        <w:t>alpha=atan(a/b)=atan(0.4/20)= 1.1458°</w:t>
+      </w:r>
+    </w:p>
+    <w:p>
+      <w:pPr>
+        <w:pStyle w:val="Normal"/>
+        <w:bidi w:val="0"/>
+        <w:jc w:val="start"/>
+        <w:rPr>
+          <w:b w:val="false"/>
+          <w:bCs w:val="false"/>
+          <w:sz w:val="24"/>
+          <w:szCs w:val="24"/>
+          <w:lang w:val="hu-HU"/>
+        </w:rPr>
+      </w:pPr>
+      <w:r>
+        <w:rPr>
+          <w:b w:val="false"/>
+          <w:bCs w:val="false"/>
+          <w:sz w:val="24"/>
+          <w:szCs w:val="24"/>
+          <w:lang w:val="hu-HU"/>
+        </w:rPr>
+      </w:r>
+    </w:p>
+    <w:p>
+      <w:pPr>
+        <w:pStyle w:val="Normal"/>
+        <w:bidi w:val="0"/>
+        <w:jc w:val="start"/>
+        <w:rPr>
+          <w:b w:val="false"/>
+          <w:bCs w:val="false"/>
+          <w:sz w:val="24"/>
+          <w:szCs w:val="24"/>
+          <w:lang w:val="hu-HU"/>
+        </w:rPr>
+      </w:pPr>
+      <w:r>
+        <w:rPr>
+          <w:b w:val="false"/>
+          <w:bCs w:val="false"/>
+          <w:sz w:val="24"/>
+          <w:szCs w:val="24"/>
+          <w:lang w:val="hu-HU"/>
+        </w:rPr>
+      </w:r>
+    </w:p>
+    <w:p>
+      <w:pPr>
+        <w:pStyle w:val="Normal"/>
+        <w:bidi w:val="0"/>
+        <w:jc w:val="start"/>
+        <w:rPr>
+          <w:b w:val="false"/>
+          <w:bCs w:val="false"/>
+          <w:sz w:val="24"/>
+          <w:szCs w:val="24"/>
+          <w:lang w:val="hu-HU"/>
+        </w:rPr>
+      </w:pPr>
+      <w:r>
+        <w:rPr>
+          <w:b w:val="false"/>
+          <w:bCs w:val="false"/>
+          <w:sz w:val="24"/>
+          <w:szCs w:val="24"/>
+          <w:lang w:val="hu-HU"/>
+        </w:rPr>
+        <w:t>tan(alpha)=sin(alpha)/cos(alpha)</w:t>
+      </w:r>
+    </w:p>
+    <w:p>
+      <w:pPr>
+        <w:pStyle w:val="Normal"/>
+        <w:bidi w:val="0"/>
+        <w:jc w:val="start"/>
+        <w:rPr>
+          <w:b w:val="false"/>
+          <w:bCs w:val="false"/>
+          <w:sz w:val="24"/>
+          <w:szCs w:val="24"/>
+          <w:lang w:val="hu-HU"/>
+        </w:rPr>
+      </w:pPr>
+      <w:r>
+        <w:rPr>
+          <w:b w:val="false"/>
+          <w:bCs w:val="false"/>
+          <w:sz w:val="24"/>
+          <w:szCs w:val="24"/>
+          <w:lang w:val="hu-HU"/>
+        </w:rPr>
+        <w:t>sin</w:t>
+      </w:r>
+      <w:r>
+        <w:rPr>
+          <w:b w:val="false"/>
+          <w:bCs w:val="false"/>
+          <w:sz w:val="24"/>
+          <w:szCs w:val="24"/>
+          <w:vertAlign w:val="superscript"/>
+          <w:lang w:val="hu-HU"/>
+        </w:rPr>
+        <w:t>2</w:t>
+      </w:r>
+      <w:r>
+        <w:rPr>
+          <w:b w:val="false"/>
+          <w:bCs w:val="false"/>
+          <w:position w:val="0"/>
+          <w:sz w:val="24"/>
+          <w:sz w:val="24"/>
+          <w:szCs w:val="24"/>
+          <w:vertAlign w:val="baseline"/>
+          <w:lang w:val="hu-HU"/>
+        </w:rPr>
+        <w:t>(alpha)+cos</w:t>
+      </w:r>
+      <w:r>
+        <w:rPr>
+          <w:b w:val="false"/>
+          <w:bCs w:val="false"/>
+          <w:sz w:val="24"/>
+          <w:szCs w:val="24"/>
+          <w:vertAlign w:val="superscript"/>
+          <w:lang w:val="hu-HU"/>
+        </w:rPr>
+        <w:t>2</w:t>
+      </w:r>
+      <w:r>
+        <w:rPr>
+          <w:b w:val="false"/>
+          <w:bCs w:val="false"/>
+          <w:position w:val="0"/>
+          <w:sz w:val="24"/>
+          <w:sz w:val="24"/>
+          <w:szCs w:val="24"/>
+          <w:vertAlign w:val="baseline"/>
+          <w:lang w:val="hu-HU"/>
+        </w:rPr>
+        <w:t>(alpha)=1</w:t>
+      </w:r>
+    </w:p>
+    <w:p>
+      <w:pPr>
+        <w:pStyle w:val="Normal"/>
+        <w:bidi w:val="0"/>
+        <w:jc w:val="start"/>
+        <w:rPr>
+          <w:b w:val="false"/>
+          <w:bCs w:val="false"/>
+          <w:sz w:val="24"/>
+          <w:szCs w:val="24"/>
+          <w:lang w:val="hu-HU"/>
+        </w:rPr>
+      </w:pPr>
+      <w:r>
+        <w:rPr>
+          <w:b w:val="false"/>
+          <w:bCs w:val="false"/>
+          <w:sz w:val="24"/>
+          <w:szCs w:val="24"/>
+          <w:lang w:val="hu-HU"/>
+        </w:rPr>
+        <w:t>sin(alpha)=cos(90°-alpha)</w:t>
+      </w:r>
+    </w:p>
+    <w:p>
+      <w:pPr>
+        <w:pStyle w:val="Normal"/>
+        <w:bidi w:val="0"/>
+        <w:jc w:val="start"/>
+        <w:rPr>
+          <w:b w:val="false"/>
+          <w:bCs w:val="false"/>
+          <w:sz w:val="24"/>
+          <w:szCs w:val="24"/>
+          <w:lang w:val="hu-HU"/>
+        </w:rPr>
+      </w:pPr>
+      <w:r>
+        <w:rPr>
+          <w:b w:val="false"/>
+          <w:bCs w:val="false"/>
+          <w:sz w:val="24"/>
+          <w:szCs w:val="24"/>
+          <w:lang w:val="hu-HU"/>
+        </w:rPr>
+        <w:t>cos(alpha)=sin(90-alpha)</w:t>
       </w:r>
     </w:p>
     <w:sectPr>
@@ -7633,8 +8258,8 @@
       <w:lang w:val="en-US" w:eastAsia="zh-CN" w:bidi="hi-IN"/>
     </w:rPr>
   </w:style>
-  <w:style w:type="character" w:styleId="Bullets">
-    <w:name w:val="Bullets"/>
+  <w:style w:type="character" w:styleId="Bulletsuser">
+    <w:name w:val="Bullets (user)"/>
     <w:qFormat/>
     <w:rPr>
       <w:rFonts w:ascii="OpenSymbol" w:hAnsi="OpenSymbol" w:eastAsia="OpenSymbol" w:cs="OpenSymbol"/>

--- a/matek11.docx
+++ b/matek11.docx
@@ -7166,13 +7166,6 @@
         </w:rPr>
       </w:pPr>
       <w:r>
-        <w:rPr>
-          <w:b/>
-          <w:bCs/>
-          <w:sz w:val="24"/>
-          <w:szCs w:val="24"/>
-          <w:lang w:val="hu-HU"/>
-        </w:rPr>
         <w:drawing>
           <wp:anchor behindDoc="0" distT="0" distB="0" distL="0" distR="0" simplePos="0" locked="0" layoutInCell="0" allowOverlap="1" relativeHeight="12">
             <wp:simplePos x="0" y="0"/>
@@ -7799,6 +7792,760 @@
           <w:lang w:val="hu-HU"/>
         </w:rPr>
         <w:t>cos(alpha)=sin(90-alpha)</w:t>
+      </w:r>
+    </w:p>
+    <w:p>
+      <w:pPr>
+        <w:pStyle w:val="Normal"/>
+        <w:bidi w:val="0"/>
+        <w:jc w:val="start"/>
+        <w:rPr>
+          <w:b/>
+          <w:bCs/>
+          <w:sz w:val="24"/>
+          <w:szCs w:val="24"/>
+          <w:lang w:val="hu-HU"/>
+        </w:rPr>
+      </w:pPr>
+      <w:r>
+        <w:drawing>
+          <wp:anchor behindDoc="0" distT="0" distB="0" distL="0" distR="0" simplePos="0" locked="0" layoutInCell="0" allowOverlap="1" relativeHeight="14">
+            <wp:simplePos x="0" y="0"/>
+            <wp:positionH relativeFrom="column">
+              <wp:posOffset>3118485</wp:posOffset>
+            </wp:positionH>
+            <wp:positionV relativeFrom="paragraph">
+              <wp:posOffset>635</wp:posOffset>
+            </wp:positionV>
+            <wp:extent cx="3263900" cy="991870"/>
+            <wp:effectExtent l="0" t="0" r="0" b="0"/>
+            <wp:wrapSquare wrapText="largest"/>
+            <wp:docPr id="13" name="Image13" descr="" title=""/>
+            <wp:cNvGraphicFramePr>
+              <a:graphicFrameLocks xmlns:a="http://schemas.openxmlformats.org/drawingml/2006/main" noChangeAspect="1"/>
+            </wp:cNvGraphicFramePr>
+            <a:graphic xmlns:a="http://schemas.openxmlformats.org/drawingml/2006/main">
+              <a:graphicData uri="http://schemas.openxmlformats.org/drawingml/2006/picture">
+                <pic:pic xmlns:pic="http://schemas.openxmlformats.org/drawingml/2006/picture">
+                  <pic:nvPicPr>
+                    <pic:cNvPr id="13" name="Image13" descr="" title=""/>
+                    <pic:cNvPicPr>
+                      <a:picLocks noChangeAspect="1" noChangeArrowheads="1"/>
+                    </pic:cNvPicPr>
+                  </pic:nvPicPr>
+                  <pic:blipFill>
+                    <a:blip r:embed="rId14"/>
+                    <a:stretch>
+                      <a:fillRect/>
+                    </a:stretch>
+                  </pic:blipFill>
+                  <pic:spPr bwMode="auto">
+                    <a:xfrm>
+                      <a:off x="0" y="0"/>
+                      <a:ext cx="3263900" cy="991870"/>
+                    </a:xfrm>
+                    <a:prstGeom prst="rect">
+                      <a:avLst/>
+                    </a:prstGeom>
+                    <a:noFill/>
+                  </pic:spPr>
+                </pic:pic>
+              </a:graphicData>
+            </a:graphic>
+          </wp:anchor>
+        </w:drawing>
+      </w:r>
+      <w:r>
+        <w:rPr>
+          <w:b/>
+          <w:bCs/>
+          <w:sz w:val="24"/>
+          <w:szCs w:val="24"/>
+          <w:lang w:val="hu-HU"/>
+        </w:rPr>
+        <w:t>16/1 kidollgozott</w:t>
+      </w:r>
+    </w:p>
+    <w:p>
+      <w:pPr>
+        <w:pStyle w:val="Normal"/>
+        <w:bidi w:val="0"/>
+        <w:jc w:val="start"/>
+        <w:rPr>
+          <w:b w:val="false"/>
+          <w:bCs w:val="false"/>
+          <w:sz w:val="24"/>
+          <w:szCs w:val="24"/>
+          <w:lang w:val="hu-HU"/>
+        </w:rPr>
+      </w:pPr>
+      <w:r>
+        <w:rPr>
+          <w:b w:val="false"/>
+          <w:bCs w:val="false"/>
+          <w:sz w:val="24"/>
+          <w:szCs w:val="24"/>
+          <w:lang w:val="hu-HU"/>
+        </w:rPr>
+      </w:r>
+    </w:p>
+    <w:p>
+      <w:pPr>
+        <w:pStyle w:val="Normal"/>
+        <w:bidi w:val="0"/>
+        <w:jc w:val="start"/>
+        <w:rPr>
+          <w:b w:val="false"/>
+          <w:bCs w:val="false"/>
+          <w:sz w:val="24"/>
+          <w:szCs w:val="24"/>
+          <w:lang w:val="hu-HU"/>
+        </w:rPr>
+      </w:pPr>
+      <w:r>
+        <w:drawing>
+          <wp:anchor behindDoc="0" distT="0" distB="0" distL="0" distR="0" simplePos="0" locked="0" layoutInCell="0" allowOverlap="1" relativeHeight="15">
+            <wp:simplePos x="0" y="0"/>
+            <wp:positionH relativeFrom="column">
+              <wp:posOffset>4704715</wp:posOffset>
+            </wp:positionH>
+            <wp:positionV relativeFrom="paragraph">
+              <wp:posOffset>676275</wp:posOffset>
+            </wp:positionV>
+            <wp:extent cx="1417955" cy="1369060"/>
+            <wp:effectExtent l="0" t="0" r="0" b="0"/>
+            <wp:wrapSquare wrapText="largest"/>
+            <wp:docPr id="14" name="Image14" descr="" title=""/>
+            <wp:cNvGraphicFramePr>
+              <a:graphicFrameLocks xmlns:a="http://schemas.openxmlformats.org/drawingml/2006/main" noChangeAspect="1"/>
+            </wp:cNvGraphicFramePr>
+            <a:graphic xmlns:a="http://schemas.openxmlformats.org/drawingml/2006/main">
+              <a:graphicData uri="http://schemas.openxmlformats.org/drawingml/2006/picture">
+                <pic:pic xmlns:pic="http://schemas.openxmlformats.org/drawingml/2006/picture">
+                  <pic:nvPicPr>
+                    <pic:cNvPr id="14" name="Image14" descr="" title=""/>
+                    <pic:cNvPicPr>
+                      <a:picLocks noChangeAspect="1" noChangeArrowheads="1"/>
+                    </pic:cNvPicPr>
+                  </pic:nvPicPr>
+                  <pic:blipFill>
+                    <a:blip r:embed="rId15"/>
+                    <a:stretch>
+                      <a:fillRect/>
+                    </a:stretch>
+                  </pic:blipFill>
+                  <pic:spPr bwMode="auto">
+                    <a:xfrm>
+                      <a:off x="0" y="0"/>
+                      <a:ext cx="1417955" cy="1369060"/>
+                    </a:xfrm>
+                    <a:prstGeom prst="rect">
+                      <a:avLst/>
+                    </a:prstGeom>
+                    <a:noFill/>
+                  </pic:spPr>
+                </pic:pic>
+              </a:graphicData>
+            </a:graphic>
+          </wp:anchor>
+        </w:drawing>
+      </w:r>
+      <w:r>
+        <w:rPr>
+          <w:b w:val="false"/>
+          <w:bCs w:val="false"/>
+          <w:sz w:val="24"/>
+          <w:szCs w:val="24"/>
+          <w:lang w:val="hu-HU"/>
+        </w:rPr>
+        <w:t>alpha=?=90-gamma=90-acos(10.8/12)=90-25.8419=64.1581</w:t>
+      </w:r>
+    </w:p>
+    <w:p>
+      <w:pPr>
+        <w:pStyle w:val="Normal"/>
+        <w:bidi w:val="0"/>
+        <w:jc w:val="start"/>
+        <w:rPr>
+          <w:b w:val="false"/>
+          <w:bCs w:val="false"/>
+          <w:sz w:val="24"/>
+          <w:szCs w:val="24"/>
+          <w:lang w:val="hu-HU"/>
+        </w:rPr>
+      </w:pPr>
+      <w:r>
+        <w:rPr>
+          <w:b w:val="false"/>
+          <w:bCs w:val="false"/>
+          <w:sz w:val="24"/>
+          <w:szCs w:val="24"/>
+          <w:lang w:val="hu-HU"/>
+        </w:rPr>
+        <w:t>Beta=?=180-2alpha=180-2*64.1581=51.6838</w:t>
+      </w:r>
+    </w:p>
+    <w:p>
+      <w:pPr>
+        <w:pStyle w:val="Normal"/>
+        <w:bidi w:val="0"/>
+        <w:jc w:val="start"/>
+        <w:rPr>
+          <w:b w:val="false"/>
+          <w:bCs w:val="false"/>
+          <w:sz w:val="24"/>
+          <w:szCs w:val="24"/>
+          <w:lang w:val="hu-HU"/>
+        </w:rPr>
+      </w:pPr>
+      <w:r>
+        <w:rPr>
+          <w:b w:val="false"/>
+          <w:bCs w:val="false"/>
+          <w:sz w:val="24"/>
+          <w:szCs w:val="24"/>
+          <w:lang w:val="hu-HU"/>
+        </w:rPr>
+      </w:r>
+    </w:p>
+    <w:p>
+      <w:pPr>
+        <w:pStyle w:val="Normal"/>
+        <w:bidi w:val="0"/>
+        <w:jc w:val="start"/>
+        <w:rPr>
+          <w:b w:val="false"/>
+          <w:bCs w:val="false"/>
+          <w:sz w:val="24"/>
+          <w:szCs w:val="24"/>
+          <w:lang w:val="hu-HU"/>
+        </w:rPr>
+      </w:pPr>
+      <w:r>
+        <w:rPr>
+          <w:b w:val="false"/>
+          <w:bCs w:val="false"/>
+          <w:sz w:val="24"/>
+          <w:szCs w:val="24"/>
+          <w:lang w:val="hu-HU"/>
+        </w:rPr>
+      </w:r>
+    </w:p>
+    <w:p>
+      <w:pPr>
+        <w:pStyle w:val="Normal"/>
+        <w:bidi w:val="0"/>
+        <w:jc w:val="start"/>
+        <w:rPr>
+          <w:b w:val="false"/>
+          <w:bCs w:val="false"/>
+          <w:sz w:val="24"/>
+          <w:szCs w:val="24"/>
+          <w:lang w:val="hu-HU"/>
+        </w:rPr>
+      </w:pPr>
+      <w:r>
+        <w:rPr>
+          <w:b w:val="false"/>
+          <w:bCs w:val="false"/>
+          <w:sz w:val="24"/>
+          <w:szCs w:val="24"/>
+          <w:lang w:val="hu-HU"/>
+        </w:rPr>
+      </w:r>
+    </w:p>
+    <w:p>
+      <w:pPr>
+        <w:pStyle w:val="Normal"/>
+        <w:bidi w:val="0"/>
+        <w:jc w:val="start"/>
+        <w:rPr>
+          <w:b w:val="false"/>
+          <w:bCs w:val="false"/>
+          <w:sz w:val="24"/>
+          <w:szCs w:val="24"/>
+          <w:lang w:val="hu-HU"/>
+        </w:rPr>
+      </w:pPr>
+      <w:r>
+        <w:rPr>
+          <w:b w:val="false"/>
+          <w:bCs w:val="false"/>
+          <w:sz w:val="24"/>
+          <w:szCs w:val="24"/>
+          <w:lang w:val="hu-HU"/>
+        </w:rPr>
+      </w:r>
+    </w:p>
+    <w:p>
+      <w:pPr>
+        <w:pStyle w:val="Normal"/>
+        <w:bidi w:val="0"/>
+        <w:jc w:val="start"/>
+        <w:rPr>
+          <w:b w:val="false"/>
+          <w:bCs w:val="false"/>
+          <w:sz w:val="24"/>
+          <w:szCs w:val="24"/>
+          <w:lang w:val="hu-HU"/>
+        </w:rPr>
+      </w:pPr>
+      <w:r>
+        <w:rPr>
+          <w:b w:val="false"/>
+          <w:bCs w:val="false"/>
+          <w:sz w:val="24"/>
+          <w:szCs w:val="24"/>
+          <w:lang w:val="hu-HU"/>
+        </w:rPr>
+      </w:r>
+    </w:p>
+    <w:p>
+      <w:pPr>
+        <w:pStyle w:val="Normal"/>
+        <w:bidi w:val="0"/>
+        <w:jc w:val="start"/>
+        <w:rPr>
+          <w:b w:val="false"/>
+          <w:bCs w:val="false"/>
+          <w:sz w:val="24"/>
+          <w:szCs w:val="24"/>
+          <w:lang w:val="hu-HU"/>
+        </w:rPr>
+      </w:pPr>
+      <w:r>
+        <w:rPr>
+          <w:b w:val="false"/>
+          <w:bCs w:val="false"/>
+          <w:sz w:val="24"/>
+          <w:szCs w:val="24"/>
+          <w:lang w:val="hu-HU"/>
+        </w:rPr>
+      </w:r>
+    </w:p>
+    <w:p>
+      <w:pPr>
+        <w:pStyle w:val="Normal"/>
+        <w:bidi w:val="0"/>
+        <w:jc w:val="start"/>
+        <w:rPr>
+          <w:b/>
+          <w:bCs/>
+          <w:sz w:val="24"/>
+          <w:szCs w:val="24"/>
+          <w:lang w:val="hu-HU"/>
+        </w:rPr>
+      </w:pPr>
+      <w:r>
+        <w:rPr>
+          <w:b/>
+          <w:bCs/>
+          <w:sz w:val="24"/>
+          <w:szCs w:val="24"/>
+          <w:lang w:val="hu-HU"/>
+        </w:rPr>
+        <w:t>17/1</w:t>
+      </w:r>
+    </w:p>
+    <w:p>
+      <w:pPr>
+        <w:pStyle w:val="Normal"/>
+        <w:bidi w:val="0"/>
+        <w:jc w:val="start"/>
+        <w:rPr>
+          <w:b/>
+          <w:bCs/>
+          <w:sz w:val="24"/>
+          <w:szCs w:val="24"/>
+          <w:lang w:val="hu-HU"/>
+        </w:rPr>
+      </w:pPr>
+      <w:r>
+        <w:rPr>
+          <w:b/>
+          <w:bCs/>
+          <w:sz w:val="24"/>
+          <w:szCs w:val="24"/>
+          <w:lang w:val="hu-HU"/>
+        </w:rPr>
+      </w:r>
+    </w:p>
+    <w:p>
+      <w:pPr>
+        <w:pStyle w:val="Normal"/>
+        <w:bidi w:val="0"/>
+        <w:jc w:val="start"/>
+        <w:rPr>
+          <w:b w:val="false"/>
+          <w:bCs w:val="false"/>
+          <w:sz w:val="24"/>
+          <w:szCs w:val="24"/>
+          <w:lang w:val="hu-HU"/>
+        </w:rPr>
+      </w:pPr>
+      <w:r>
+        <w:drawing>
+          <wp:anchor behindDoc="0" distT="0" distB="0" distL="0" distR="0" simplePos="0" locked="0" layoutInCell="0" allowOverlap="1" relativeHeight="16">
+            <wp:simplePos x="0" y="0"/>
+            <wp:positionH relativeFrom="column">
+              <wp:posOffset>3632835</wp:posOffset>
+            </wp:positionH>
+            <wp:positionV relativeFrom="paragraph">
+              <wp:posOffset>60960</wp:posOffset>
+            </wp:positionV>
+            <wp:extent cx="2921000" cy="1426210"/>
+            <wp:effectExtent l="0" t="0" r="0" b="0"/>
+            <wp:wrapSquare wrapText="largest"/>
+            <wp:docPr id="15" name="Image15" descr="" title=""/>
+            <wp:cNvGraphicFramePr>
+              <a:graphicFrameLocks xmlns:a="http://schemas.openxmlformats.org/drawingml/2006/main" noChangeAspect="1"/>
+            </wp:cNvGraphicFramePr>
+            <a:graphic xmlns:a="http://schemas.openxmlformats.org/drawingml/2006/main">
+              <a:graphicData uri="http://schemas.openxmlformats.org/drawingml/2006/picture">
+                <pic:pic xmlns:pic="http://schemas.openxmlformats.org/drawingml/2006/picture">
+                  <pic:nvPicPr>
+                    <pic:cNvPr id="15" name="Image15" descr="" title=""/>
+                    <pic:cNvPicPr>
+                      <a:picLocks noChangeAspect="1" noChangeArrowheads="1"/>
+                    </pic:cNvPicPr>
+                  </pic:nvPicPr>
+                  <pic:blipFill>
+                    <a:blip r:embed="rId16"/>
+                    <a:stretch>
+                      <a:fillRect/>
+                    </a:stretch>
+                  </pic:blipFill>
+                  <pic:spPr bwMode="auto">
+                    <a:xfrm>
+                      <a:off x="0" y="0"/>
+                      <a:ext cx="2921000" cy="1426210"/>
+                    </a:xfrm>
+                    <a:prstGeom prst="rect">
+                      <a:avLst/>
+                    </a:prstGeom>
+                    <a:noFill/>
+                  </pic:spPr>
+                </pic:pic>
+              </a:graphicData>
+            </a:graphic>
+          </wp:anchor>
+        </w:drawing>
+      </w:r>
+      <w:r>
+        <w:rPr>
+          <w:b w:val="false"/>
+          <w:bCs w:val="false"/>
+          <w:sz w:val="24"/>
+          <w:szCs w:val="24"/>
+          <w:lang w:val="hu-HU"/>
+        </w:rPr>
+        <w:t>a:1 (jobb felső), 2 (bal alsó)</w:t>
+      </w:r>
+    </w:p>
+    <w:p>
+      <w:pPr>
+        <w:pStyle w:val="Normal"/>
+        <w:bidi w:val="0"/>
+        <w:jc w:val="start"/>
+        <w:rPr>
+          <w:b w:val="false"/>
+          <w:bCs w:val="false"/>
+          <w:sz w:val="24"/>
+          <w:szCs w:val="24"/>
+          <w:lang w:val="hu-HU"/>
+        </w:rPr>
+      </w:pPr>
+      <w:r>
+        <w:rPr>
+          <w:b w:val="false"/>
+          <w:bCs w:val="false"/>
+          <w:sz w:val="24"/>
+          <w:szCs w:val="24"/>
+          <w:lang w:val="hu-HU"/>
+        </w:rPr>
+        <w:t>b:2 (bal alsó),3 (jobb alsó), 4 (felső), 5 (bal alsó nem jelölt)</w:t>
+      </w:r>
+    </w:p>
+    <w:p>
+      <w:pPr>
+        <w:pStyle w:val="Normal"/>
+        <w:bidi w:val="0"/>
+        <w:jc w:val="start"/>
+        <w:rPr>
+          <w:b w:val="false"/>
+          <w:bCs w:val="false"/>
+          <w:sz w:val="24"/>
+          <w:szCs w:val="24"/>
+          <w:lang w:val="hu-HU"/>
+        </w:rPr>
+      </w:pPr>
+      <w:r>
+        <w:rPr>
+          <w:b w:val="false"/>
+          <w:bCs w:val="false"/>
+          <w:sz w:val="24"/>
+          <w:szCs w:val="24"/>
+          <w:lang w:val="hu-HU"/>
+        </w:rPr>
+      </w:r>
+    </w:p>
+    <w:p>
+      <w:pPr>
+        <w:pStyle w:val="Normal"/>
+        <w:bidi w:val="0"/>
+        <w:jc w:val="start"/>
+        <w:rPr>
+          <w:b w:val="false"/>
+          <w:bCs w:val="false"/>
+          <w:sz w:val="24"/>
+          <w:szCs w:val="24"/>
+          <w:lang w:val="hu-HU"/>
+        </w:rPr>
+      </w:pPr>
+      <w:r>
+        <w:rPr>
+          <w:b w:val="false"/>
+          <w:bCs w:val="false"/>
+          <w:sz w:val="24"/>
+          <w:szCs w:val="24"/>
+          <w:lang w:val="hu-HU"/>
+        </w:rPr>
+      </w:r>
+    </w:p>
+    <w:p>
+      <w:pPr>
+        <w:pStyle w:val="Normal"/>
+        <w:bidi w:val="0"/>
+        <w:jc w:val="start"/>
+        <w:rPr>
+          <w:b w:val="false"/>
+          <w:bCs w:val="false"/>
+          <w:sz w:val="24"/>
+          <w:szCs w:val="24"/>
+          <w:lang w:val="hu-HU"/>
+        </w:rPr>
+      </w:pPr>
+      <w:r>
+        <w:rPr>
+          <w:b w:val="false"/>
+          <w:bCs w:val="false"/>
+          <w:sz w:val="24"/>
+          <w:szCs w:val="24"/>
+          <w:lang w:val="hu-HU"/>
+        </w:rPr>
+      </w:r>
+    </w:p>
+    <w:p>
+      <w:pPr>
+        <w:pStyle w:val="Normal"/>
+        <w:bidi w:val="0"/>
+        <w:jc w:val="start"/>
+        <w:rPr>
+          <w:b w:val="false"/>
+          <w:bCs w:val="false"/>
+          <w:sz w:val="24"/>
+          <w:szCs w:val="24"/>
+          <w:lang w:val="hu-HU"/>
+        </w:rPr>
+      </w:pPr>
+      <w:r>
+        <w:rPr>
+          <w:b w:val="false"/>
+          <w:bCs w:val="false"/>
+          <w:sz w:val="24"/>
+          <w:szCs w:val="24"/>
+          <w:lang w:val="hu-HU"/>
+        </w:rPr>
+      </w:r>
+    </w:p>
+    <w:p>
+      <w:pPr>
+        <w:pStyle w:val="Normal"/>
+        <w:bidi w:val="0"/>
+        <w:jc w:val="start"/>
+        <w:rPr>
+          <w:b w:val="false"/>
+          <w:bCs w:val="false"/>
+          <w:sz w:val="24"/>
+          <w:szCs w:val="24"/>
+          <w:lang w:val="hu-HU"/>
+        </w:rPr>
+      </w:pPr>
+      <w:r>
+        <w:rPr>
+          <w:b w:val="false"/>
+          <w:bCs w:val="false"/>
+          <w:sz w:val="24"/>
+          <w:szCs w:val="24"/>
+          <w:lang w:val="hu-HU"/>
+        </w:rPr>
+      </w:r>
+    </w:p>
+    <w:p>
+      <w:pPr>
+        <w:pStyle w:val="Normal"/>
+        <w:bidi w:val="0"/>
+        <w:jc w:val="start"/>
+        <w:rPr>
+          <w:b w:val="false"/>
+          <w:bCs w:val="false"/>
+          <w:sz w:val="24"/>
+          <w:szCs w:val="24"/>
+          <w:lang w:val="hu-HU"/>
+        </w:rPr>
+      </w:pPr>
+      <w:r>
+        <w:rPr>
+          <w:b w:val="false"/>
+          <w:bCs w:val="false"/>
+          <w:sz w:val="24"/>
+          <w:szCs w:val="24"/>
+          <w:lang w:val="hu-HU"/>
+        </w:rPr>
+      </w:r>
+    </w:p>
+    <w:p>
+      <w:pPr>
+        <w:pStyle w:val="Normal"/>
+        <w:bidi w:val="0"/>
+        <w:jc w:val="start"/>
+        <w:rPr>
+          <w:b/>
+          <w:bCs/>
+          <w:sz w:val="24"/>
+          <w:szCs w:val="24"/>
+          <w:lang w:val="hu-HU"/>
+        </w:rPr>
+      </w:pPr>
+      <w:r>
+        <w:rPr>
+          <w:b/>
+          <w:bCs/>
+          <w:sz w:val="24"/>
+          <w:szCs w:val="24"/>
+          <w:lang w:val="hu-HU"/>
+        </w:rPr>
+        <w:t>hf 18/1, 3 piros</w:t>
+      </w:r>
+    </w:p>
+    <w:p>
+      <w:pPr>
+        <w:pStyle w:val="Normal"/>
+        <w:bidi w:val="0"/>
+        <w:jc w:val="start"/>
+        <w:rPr>
+          <w:b w:val="false"/>
+          <w:bCs w:val="false"/>
+          <w:sz w:val="24"/>
+          <w:szCs w:val="24"/>
+          <w:lang w:val="hu-HU"/>
+        </w:rPr>
+      </w:pPr>
+      <w:r>
+        <w:drawing>
+          <wp:anchor behindDoc="0" distT="0" distB="0" distL="0" distR="0" simplePos="0" locked="0" layoutInCell="0" allowOverlap="1" relativeHeight="17">
+            <wp:simplePos x="0" y="0"/>
+            <wp:positionH relativeFrom="column">
+              <wp:posOffset>3662045</wp:posOffset>
+            </wp:positionH>
+            <wp:positionV relativeFrom="paragraph">
+              <wp:posOffset>635</wp:posOffset>
+            </wp:positionV>
+            <wp:extent cx="2685415" cy="815975"/>
+            <wp:effectExtent l="0" t="0" r="0" b="0"/>
+            <wp:wrapSquare wrapText="largest"/>
+            <wp:docPr id="16" name="Image16" descr="" title=""/>
+            <wp:cNvGraphicFramePr>
+              <a:graphicFrameLocks xmlns:a="http://schemas.openxmlformats.org/drawingml/2006/main" noChangeAspect="1"/>
+            </wp:cNvGraphicFramePr>
+            <a:graphic xmlns:a="http://schemas.openxmlformats.org/drawingml/2006/main">
+              <a:graphicData uri="http://schemas.openxmlformats.org/drawingml/2006/picture">
+                <pic:pic xmlns:pic="http://schemas.openxmlformats.org/drawingml/2006/picture">
+                  <pic:nvPicPr>
+                    <pic:cNvPr id="16" name="Image16" descr="" title=""/>
+                    <pic:cNvPicPr>
+                      <a:picLocks noChangeAspect="1" noChangeArrowheads="1"/>
+                    </pic:cNvPicPr>
+                  </pic:nvPicPr>
+                  <pic:blipFill>
+                    <a:blip r:embed="rId17"/>
+                    <a:stretch>
+                      <a:fillRect/>
+                    </a:stretch>
+                  </pic:blipFill>
+                  <pic:spPr bwMode="auto">
+                    <a:xfrm>
+                      <a:off x="0" y="0"/>
+                      <a:ext cx="2685415" cy="815975"/>
+                    </a:xfrm>
+                    <a:prstGeom prst="rect">
+                      <a:avLst/>
+                    </a:prstGeom>
+                    <a:noFill/>
+                  </pic:spPr>
+                </pic:pic>
+              </a:graphicData>
+            </a:graphic>
+          </wp:anchor>
+        </w:drawing>
+      </w:r>
+      <w:r>
+        <w:rPr>
+          <w:b w:val="false"/>
+          <w:bCs w:val="false"/>
+          <w:sz w:val="24"/>
+          <w:szCs w:val="24"/>
+          <w:lang w:val="hu-HU"/>
+        </w:rPr>
+        <w:t>a=712</w:t>
+      </w:r>
+    </w:p>
+    <w:p>
+      <w:pPr>
+        <w:pStyle w:val="Normal"/>
+        <w:bidi w:val="0"/>
+        <w:jc w:val="start"/>
+        <w:rPr>
+          <w:b w:val="false"/>
+          <w:bCs w:val="false"/>
+          <w:sz w:val="24"/>
+          <w:szCs w:val="24"/>
+          <w:lang w:val="hu-HU"/>
+        </w:rPr>
+      </w:pPr>
+      <w:r>
+        <w:rPr>
+          <w:b w:val="false"/>
+          <w:bCs w:val="false"/>
+          <w:sz w:val="24"/>
+          <w:szCs w:val="24"/>
+          <w:lang w:val="hu-HU"/>
+        </w:rPr>
+        <w:t>c=435</w:t>
+      </w:r>
+    </w:p>
+    <w:p>
+      <w:pPr>
+        <w:pStyle w:val="Normal"/>
+        <w:bidi w:val="0"/>
+        <w:jc w:val="start"/>
+        <w:rPr>
+          <w:b w:val="false"/>
+          <w:bCs w:val="false"/>
+          <w:sz w:val="24"/>
+          <w:szCs w:val="24"/>
+          <w:lang w:val="hu-HU"/>
+        </w:rPr>
+      </w:pPr>
+      <w:r>
+        <w:rPr>
+          <w:b w:val="false"/>
+          <w:bCs w:val="false"/>
+          <w:sz w:val="24"/>
+          <w:szCs w:val="24"/>
+          <w:lang w:val="hu-HU"/>
+        </w:rPr>
+        <w:t>beta = 6° depresszió</w:t>
       </w:r>
     </w:p>
     <w:sectPr>

--- a/matek11.docx
+++ b/matek11.docx
@@ -8548,6 +8548,442 @@
         <w:t>beta = 6° depresszió</w:t>
       </w:r>
     </w:p>
+    <w:p>
+      <w:pPr>
+        <w:pStyle w:val="Normal"/>
+        <w:bidi w:val="0"/>
+        <w:jc w:val="start"/>
+        <w:rPr>
+          <w:b w:val="false"/>
+          <w:bCs w:val="false"/>
+          <w:sz w:val="24"/>
+          <w:szCs w:val="24"/>
+          <w:lang w:val="hu-HU"/>
+        </w:rPr>
+      </w:pPr>
+      <w:r>
+        <w:rPr>
+          <w:b w:val="false"/>
+          <w:bCs w:val="false"/>
+          <w:sz w:val="24"/>
+          <w:szCs w:val="24"/>
+          <w:lang w:val="hu-HU"/>
+        </w:rPr>
+      </w:r>
+    </w:p>
+    <w:p>
+      <w:pPr>
+        <w:pStyle w:val="Normal"/>
+        <w:bidi w:val="0"/>
+        <w:jc w:val="start"/>
+        <w:rPr>
+          <w:b w:val="false"/>
+          <w:bCs w:val="false"/>
+          <w:sz w:val="24"/>
+          <w:szCs w:val="24"/>
+          <w:lang w:val="hu-HU"/>
+        </w:rPr>
+      </w:pPr>
+      <w:r>
+        <w:rPr>
+          <w:b w:val="false"/>
+          <w:bCs w:val="false"/>
+          <w:sz w:val="24"/>
+          <w:szCs w:val="24"/>
+          <w:lang w:val="hu-HU"/>
+        </w:rPr>
+      </w:r>
+    </w:p>
+    <w:p>
+      <w:pPr>
+        <w:pStyle w:val="Normal"/>
+        <w:bidi w:val="0"/>
+        <w:jc w:val="start"/>
+        <w:rPr>
+          <w:b w:val="false"/>
+          <w:bCs w:val="false"/>
+          <w:sz w:val="24"/>
+          <w:szCs w:val="24"/>
+          <w:lang w:val="hu-HU"/>
+        </w:rPr>
+      </w:pPr>
+      <w:r>
+        <w:rPr>
+          <w:b w:val="false"/>
+          <w:bCs w:val="false"/>
+          <w:sz w:val="24"/>
+          <w:szCs w:val="24"/>
+          <w:lang w:val="hu-HU"/>
+        </w:rPr>
+      </w:r>
+    </w:p>
+    <w:p>
+      <w:pPr>
+        <w:pStyle w:val="Normal"/>
+        <w:bidi w:val="0"/>
+        <w:jc w:val="start"/>
+        <w:rPr>
+          <w:b w:val="false"/>
+          <w:bCs w:val="false"/>
+          <w:sz w:val="24"/>
+          <w:szCs w:val="24"/>
+          <w:lang w:val="hu-HU"/>
+        </w:rPr>
+      </w:pPr>
+      <w:r>
+        <w:rPr>
+          <w:b w:val="false"/>
+          <w:bCs w:val="false"/>
+          <w:sz w:val="24"/>
+          <w:szCs w:val="24"/>
+          <w:lang w:val="hu-HU"/>
+        </w:rPr>
+      </w:r>
+    </w:p>
+    <w:p>
+      <w:pPr>
+        <w:pStyle w:val="Normal"/>
+        <w:bidi w:val="0"/>
+        <w:jc w:val="start"/>
+        <w:rPr>
+          <w:b/>
+          <w:bCs/>
+          <w:sz w:val="32"/>
+          <w:szCs w:val="32"/>
+          <w:lang w:val="hu-HU"/>
+        </w:rPr>
+      </w:pPr>
+      <w:r>
+        <w:rPr>
+          <w:b/>
+          <w:bCs/>
+          <w:sz w:val="32"/>
+          <w:szCs w:val="32"/>
+          <w:lang w:val="hu-HU"/>
+        </w:rPr>
+        <w:t>doga kidolgozás:</w:t>
+      </w:r>
+    </w:p>
+    <w:p>
+      <w:pPr>
+        <w:pStyle w:val="Normal"/>
+        <w:bidi w:val="0"/>
+        <w:jc w:val="start"/>
+        <w:rPr>
+          <w:b w:val="false"/>
+          <w:bCs w:val="false"/>
+          <w:sz w:val="24"/>
+          <w:szCs w:val="24"/>
+          <w:lang w:val="hu-HU"/>
+        </w:rPr>
+      </w:pPr>
+      <w:r>
+        <w:rPr>
+          <w:b w:val="false"/>
+          <w:bCs w:val="false"/>
+          <w:sz w:val="24"/>
+          <w:szCs w:val="24"/>
+          <w:lang w:val="hu-HU"/>
+        </w:rPr>
+      </w:r>
+    </w:p>
+    <w:p>
+      <w:pPr>
+        <w:pStyle w:val="Normal"/>
+        <w:bidi w:val="0"/>
+        <w:jc w:val="start"/>
+        <w:rPr>
+          <w:b/>
+          <w:bCs/>
+          <w:sz w:val="24"/>
+          <w:szCs w:val="24"/>
+          <w:lang w:val="hu-HU"/>
+        </w:rPr>
+      </w:pPr>
+      <w:r>
+        <w:rPr>
+          <w:b/>
+          <w:bCs/>
+          <w:sz w:val="24"/>
+          <w:szCs w:val="24"/>
+          <w:lang w:val="hu-HU"/>
+        </w:rPr>
+        <w:t>t=s/c</w:t>
+      </w:r>
+    </w:p>
+    <w:p>
+      <w:pPr>
+        <w:pStyle w:val="Normal"/>
+        <w:bidi w:val="0"/>
+        <w:jc w:val="start"/>
+        <w:rPr>
+          <w:b/>
+          <w:bCs/>
+          <w:sz w:val="24"/>
+          <w:szCs w:val="24"/>
+          <w:lang w:val="hu-HU"/>
+        </w:rPr>
+      </w:pPr>
+      <w:r>
+        <w:rPr>
+          <w:b/>
+          <w:bCs/>
+          <w:sz w:val="24"/>
+          <w:szCs w:val="24"/>
+          <w:lang w:val="hu-HU"/>
+        </w:rPr>
+        <w:t>s2+c2=1</w:t>
+      </w:r>
+    </w:p>
+    <w:p>
+      <w:pPr>
+        <w:pStyle w:val="Normal"/>
+        <w:bidi w:val="0"/>
+        <w:jc w:val="start"/>
+        <w:rPr>
+          <w:b/>
+          <w:bCs/>
+          <w:sz w:val="24"/>
+          <w:szCs w:val="24"/>
+          <w:lang w:val="hu-HU"/>
+        </w:rPr>
+      </w:pPr>
+      <w:r>
+        <w:rPr>
+          <w:b/>
+          <w:bCs/>
+          <w:sz w:val="24"/>
+          <w:szCs w:val="24"/>
+          <w:lang w:val="hu-HU"/>
+        </w:rPr>
+        <w:t>s=c(90-)</w:t>
+      </w:r>
+    </w:p>
+    <w:p>
+      <w:pPr>
+        <w:pStyle w:val="Normal"/>
+        <w:bidi w:val="0"/>
+        <w:jc w:val="start"/>
+        <w:rPr>
+          <w:b/>
+          <w:bCs/>
+          <w:sz w:val="24"/>
+          <w:szCs w:val="24"/>
+          <w:lang w:val="hu-HU"/>
+        </w:rPr>
+      </w:pPr>
+      <w:r>
+        <w:rPr>
+          <w:b/>
+          <w:bCs/>
+          <w:sz w:val="24"/>
+          <w:szCs w:val="24"/>
+          <w:lang w:val="hu-HU"/>
+        </w:rPr>
+        <w:t>c=s(90-)</w:t>
+      </w:r>
+    </w:p>
+    <w:p>
+      <w:pPr>
+        <w:pStyle w:val="Normal"/>
+        <w:bidi w:val="0"/>
+        <w:jc w:val="start"/>
+        <w:rPr>
+          <w:b/>
+          <w:bCs/>
+          <w:sz w:val="24"/>
+          <w:szCs w:val="24"/>
+          <w:lang w:val="hu-HU"/>
+        </w:rPr>
+      </w:pPr>
+      <w:r>
+        <w:rPr>
+          <w:b/>
+          <w:bCs/>
+          <w:sz w:val="24"/>
+          <w:szCs w:val="24"/>
+          <w:lang w:val="hu-HU"/>
+        </w:rPr>
+        <w:tab/>
+        <w:t>s</w:t>
+        <w:tab/>
+        <w:tab/>
+        <w:t>c</w:t>
+        <w:tab/>
+        <w:tab/>
+        <w:t>t</w:t>
+      </w:r>
+    </w:p>
+    <w:p>
+      <w:pPr>
+        <w:pStyle w:val="Normal"/>
+        <w:bidi w:val="0"/>
+        <w:jc w:val="start"/>
+        <w:rPr>
+          <w:b/>
+          <w:bCs/>
+          <w:sz w:val="24"/>
+          <w:szCs w:val="24"/>
+          <w:lang w:val="hu-HU"/>
+        </w:rPr>
+      </w:pPr>
+      <w:r>
+        <w:rPr>
+          <w:b/>
+          <w:bCs/>
+          <w:sz w:val="24"/>
+          <w:szCs w:val="24"/>
+          <w:lang w:val="hu-HU"/>
+        </w:rPr>
+        <w:t>30</w:t>
+        <w:tab/>
+        <w:t>1/2</w:t>
+        <w:tab/>
+        <w:tab/>
+        <w:t>sqrt(3)/2</w:t>
+        <w:tab/>
+        <w:t>sqrt(3)/3</w:t>
+      </w:r>
+    </w:p>
+    <w:p>
+      <w:pPr>
+        <w:pStyle w:val="Normal"/>
+        <w:bidi w:val="0"/>
+        <w:jc w:val="start"/>
+        <w:rPr>
+          <w:b/>
+          <w:bCs/>
+          <w:sz w:val="24"/>
+          <w:szCs w:val="24"/>
+          <w:lang w:val="hu-HU"/>
+        </w:rPr>
+      </w:pPr>
+      <w:r>
+        <w:rPr>
+          <w:b/>
+          <w:bCs/>
+          <w:sz w:val="24"/>
+          <w:szCs w:val="24"/>
+          <w:lang w:val="hu-HU"/>
+        </w:rPr>
+        <w:t>45</w:t>
+        <w:tab/>
+        <w:t>sqrt(2)/2</w:t>
+        <w:tab/>
+        <w:t>sqrt(2)/2</w:t>
+        <w:tab/>
+        <w:t>1</w:t>
+      </w:r>
+    </w:p>
+    <w:p>
+      <w:pPr>
+        <w:pStyle w:val="Normal"/>
+        <w:bidi w:val="0"/>
+        <w:jc w:val="start"/>
+        <w:rPr>
+          <w:b/>
+          <w:bCs/>
+          <w:sz w:val="24"/>
+          <w:szCs w:val="24"/>
+          <w:lang w:val="hu-HU"/>
+        </w:rPr>
+      </w:pPr>
+      <w:r>
+        <w:rPr>
+          <w:b/>
+          <w:bCs/>
+          <w:sz w:val="24"/>
+          <w:szCs w:val="24"/>
+          <w:lang w:val="hu-HU"/>
+        </w:rPr>
+        <w:t>60</w:t>
+        <w:tab/>
+        <w:t>sqrt(3)/2</w:t>
+        <w:tab/>
+        <w:t>1/2</w:t>
+        <w:tab/>
+        <w:tab/>
+        <w:t>sqrt(3)</w:t>
+      </w:r>
+    </w:p>
+    <w:p>
+      <w:pPr>
+        <w:pStyle w:val="Normal"/>
+        <w:bidi w:val="0"/>
+        <w:jc w:val="start"/>
+        <w:rPr>
+          <w:b/>
+          <w:bCs/>
+          <w:sz w:val="24"/>
+          <w:szCs w:val="24"/>
+          <w:lang w:val="hu-HU"/>
+        </w:rPr>
+      </w:pPr>
+      <w:r>
+        <w:rPr>
+          <w:b/>
+          <w:bCs/>
+          <w:sz w:val="24"/>
+          <w:szCs w:val="24"/>
+          <w:lang w:val="hu-HU"/>
+        </w:rPr>
+        <w:t>°</w:t>
+        <w:tab/>
+        <w:t>a/c</w:t>
+        <w:tab/>
+        <w:tab/>
+        <w:t>b/c</w:t>
+        <w:tab/>
+        <w:tab/>
+        <w:t>a/b</w:t>
+      </w:r>
+    </w:p>
+    <w:p>
+      <w:pPr>
+        <w:pStyle w:val="Normal"/>
+        <w:bidi w:val="0"/>
+        <w:jc w:val="start"/>
+        <w:rPr>
+          <w:b/>
+          <w:bCs/>
+          <w:sz w:val="24"/>
+          <w:szCs w:val="24"/>
+          <w:lang w:val="hu-HU"/>
+        </w:rPr>
+      </w:pPr>
+      <w:r>
+        <w:rPr>
+          <w:b/>
+          <w:bCs/>
+          <w:sz w:val="24"/>
+          <w:szCs w:val="24"/>
+          <w:lang w:val="hu-HU"/>
+        </w:rPr>
+      </w:r>
+    </w:p>
+    <w:p>
+      <w:pPr>
+        <w:pStyle w:val="Normal"/>
+        <w:bidi w:val="0"/>
+        <w:jc w:val="start"/>
+        <w:rPr>
+          <w:b w:val="false"/>
+          <w:bCs w:val="false"/>
+          <w:sz w:val="24"/>
+          <w:szCs w:val="24"/>
+          <w:lang w:val="hu-HU"/>
+        </w:rPr>
+      </w:pPr>
+      <w:r>
+        <w:rPr>
+          <w:b w:val="false"/>
+          <w:bCs w:val="false"/>
+          <w:sz w:val="24"/>
+          <w:szCs w:val="24"/>
+          <w:lang w:val="hu-HU"/>
+        </w:rPr>
+      </w:r>
+    </w:p>
     <w:sectPr>
       <w:type w:val="nextPage"/>
       <w:pgSz w:w="12240" w:h="15840"/>
@@ -9005,8 +9441,8 @@
       <w:lang w:val="en-US" w:eastAsia="zh-CN" w:bidi="hi-IN"/>
     </w:rPr>
   </w:style>
-  <w:style w:type="character" w:styleId="Bulletsuser">
-    <w:name w:val="Bullets (user)"/>
+  <w:style w:type="character" w:styleId="Bullets">
+    <w:name w:val="Bullets"/>
     <w:qFormat/>
     <w:rPr>
       <w:rFonts w:ascii="OpenSymbol" w:hAnsi="OpenSymbol" w:eastAsia="OpenSymbol" w:cs="OpenSymbol"/>

--- a/matek11.docx
+++ b/matek11.docx
@@ -8782,6 +8782,16 @@
         </w:rPr>
         <w:t>c=s(90-)</w:t>
       </w:r>
+      <w:r>
+        <w:rPr>
+          <w:b w:val="false"/>
+          <w:bCs w:val="false"/>
+          <w:sz w:val="24"/>
+          <w:szCs w:val="24"/>
+          <w:lang w:val="hu-HU"/>
+        </w:rPr>
+        <w:t>s=c(90-)</w:t>
+      </w:r>
     </w:p>
     <w:p>
       <w:pPr>
@@ -9441,8 +9451,8 @@
       <w:lang w:val="en-US" w:eastAsia="zh-CN" w:bidi="hi-IN"/>
     </w:rPr>
   </w:style>
-  <w:style w:type="character" w:styleId="Bullets">
-    <w:name w:val="Bullets"/>
+  <w:style w:type="character" w:styleId="Bulletsuser">
+    <w:name w:val="Bullets (user)"/>
     <w:qFormat/>
     <w:rPr>
       <w:rFonts w:ascii="OpenSymbol" w:hAnsi="OpenSymbol" w:eastAsia="OpenSymbol" w:cs="OpenSymbol"/>

--- a/matek11.docx
+++ b/matek11.docx
@@ -8977,21 +8977,992 @@
         <w:bidi w:val="0"/>
         <w:jc w:val="start"/>
         <w:rPr>
-          <w:b w:val="false"/>
-          <w:bCs w:val="false"/>
-          <w:sz w:val="24"/>
-          <w:szCs w:val="24"/>
-          <w:lang w:val="hu-HU"/>
-        </w:rPr>
-      </w:pPr>
-      <w:r>
-        <w:rPr>
-          <w:b w:val="false"/>
-          <w:bCs w:val="false"/>
-          <w:sz w:val="24"/>
-          <w:szCs w:val="24"/>
-          <w:lang w:val="hu-HU"/>
-        </w:rPr>
+          <w:b/>
+          <w:bCs/>
+          <w:sz w:val="32"/>
+          <w:szCs w:val="32"/>
+          <w:lang w:val="hu-HU"/>
+        </w:rPr>
+      </w:pPr>
+      <w:r>
+        <w:rPr>
+          <w:b/>
+          <w:bCs/>
+          <w:sz w:val="32"/>
+          <w:szCs w:val="32"/>
+          <w:lang w:val="hu-HU"/>
+        </w:rPr>
+        <w:t>Új területképlet:</w:t>
+      </w:r>
+    </w:p>
+    <w:p>
+      <w:pPr>
+        <w:pStyle w:val="Normal"/>
+        <w:bidi w:val="0"/>
+        <w:jc w:val="start"/>
+        <w:rPr>
+          <w:b/>
+          <w:bCs/>
+          <w:sz w:val="32"/>
+          <w:szCs w:val="32"/>
+          <w:lang w:val="hu-HU"/>
+        </w:rPr>
+      </w:pPr>
+      <w:r>
+        <w:rPr>
+          <w:b/>
+          <w:bCs/>
+          <w:sz w:val="32"/>
+          <w:szCs w:val="32"/>
+          <w:lang w:val="hu-HU"/>
+        </w:rPr>
+        <w:t>20.oldal</w:t>
+      </w:r>
+    </w:p>
+    <w:p>
+      <w:pPr>
+        <w:pStyle w:val="Normal"/>
+        <w:bidi w:val="0"/>
+        <w:jc w:val="start"/>
+        <w:rPr>
+          <w:b w:val="false"/>
+          <w:bCs w:val="false"/>
+          <w:sz w:val="24"/>
+          <w:szCs w:val="24"/>
+          <w:lang w:val="hu-HU"/>
+        </w:rPr>
+      </w:pPr>
+      <w:r>
+        <w:rPr>
+          <w:b w:val="false"/>
+          <w:bCs w:val="false"/>
+          <w:sz w:val="24"/>
+          <w:szCs w:val="24"/>
+          <w:lang w:val="hu-HU"/>
+        </w:rPr>
+        <w:t>paralelogramma magassága:</w:t>
+      </w:r>
+    </w:p>
+    <w:p>
+      <w:pPr>
+        <w:pStyle w:val="Normal"/>
+        <w:bidi w:val="0"/>
+        <w:jc w:val="start"/>
+        <w:rPr>
+          <w:b w:val="false"/>
+          <w:bCs w:val="false"/>
+          <w:sz w:val="24"/>
+          <w:szCs w:val="24"/>
+          <w:lang w:val="hu-HU"/>
+        </w:rPr>
+      </w:pPr>
+      <w:r>
+        <w:rPr>
+          <w:b w:val="false"/>
+          <w:bCs w:val="false"/>
+          <w:sz w:val="24"/>
+          <w:szCs w:val="24"/>
+          <w:lang w:val="hu-HU"/>
+        </w:rPr>
+        <w:t>sin(gamma)=magasság/b</w:t>
+      </w:r>
+    </w:p>
+    <w:p>
+      <w:pPr>
+        <w:pStyle w:val="Normal"/>
+        <w:bidi w:val="0"/>
+        <w:jc w:val="start"/>
+        <w:rPr>
+          <w:b w:val="false"/>
+          <w:bCs w:val="false"/>
+          <w:sz w:val="24"/>
+          <w:szCs w:val="24"/>
+          <w:lang w:val="hu-HU"/>
+        </w:rPr>
+      </w:pPr>
+      <w:r>
+        <w:rPr>
+          <w:b w:val="false"/>
+          <w:bCs w:val="false"/>
+          <w:sz w:val="24"/>
+          <w:szCs w:val="24"/>
+          <w:lang w:val="hu-HU"/>
+        </w:rPr>
+        <w:t>T=a*b*sin(gamma)</w:t>
+      </w:r>
+    </w:p>
+    <w:p>
+      <w:pPr>
+        <w:pStyle w:val="Normal"/>
+        <w:bidi w:val="0"/>
+        <w:jc w:val="start"/>
+        <w:rPr>
+          <w:b w:val="false"/>
+          <w:bCs w:val="false"/>
+          <w:sz w:val="24"/>
+          <w:szCs w:val="24"/>
+          <w:lang w:val="hu-HU"/>
+        </w:rPr>
+      </w:pPr>
+      <w:r>
+        <w:rPr>
+          <w:b w:val="false"/>
+          <w:bCs w:val="false"/>
+          <w:sz w:val="24"/>
+          <w:szCs w:val="24"/>
+          <w:lang w:val="hu-HU"/>
+        </w:rPr>
+      </w:r>
+    </w:p>
+    <w:p>
+      <w:pPr>
+        <w:pStyle w:val="Normal"/>
+        <w:bidi w:val="0"/>
+        <w:jc w:val="start"/>
+        <w:rPr>
+          <w:b w:val="false"/>
+          <w:bCs w:val="false"/>
+          <w:sz w:val="24"/>
+          <w:szCs w:val="24"/>
+          <w:lang w:val="hu-HU"/>
+        </w:rPr>
+      </w:pPr>
+      <w:r>
+        <w:rPr>
+          <w:b w:val="false"/>
+          <w:bCs w:val="false"/>
+          <w:sz w:val="24"/>
+          <w:szCs w:val="24"/>
+          <w:lang w:val="hu-HU"/>
+        </w:rPr>
+      </w:r>
+    </w:p>
+    <w:p>
+      <w:pPr>
+        <w:pStyle w:val="Normal"/>
+        <w:bidi w:val="0"/>
+        <w:jc w:val="start"/>
+        <w:rPr>
+          <w:b w:val="false"/>
+          <w:bCs w:val="false"/>
+          <w:sz w:val="24"/>
+          <w:szCs w:val="24"/>
+          <w:lang w:val="hu-HU"/>
+        </w:rPr>
+      </w:pPr>
+      <w:r>
+        <w:rPr>
+          <w:b w:val="false"/>
+          <w:bCs w:val="false"/>
+          <w:sz w:val="24"/>
+          <w:szCs w:val="24"/>
+          <w:lang w:val="hu-HU"/>
+        </w:rPr>
+        <w:t>általános háromszög</w:t>
+      </w:r>
+    </w:p>
+    <w:p>
+      <w:pPr>
+        <w:pStyle w:val="Normal"/>
+        <w:bidi w:val="0"/>
+        <w:jc w:val="start"/>
+        <w:rPr>
+          <w:b w:val="false"/>
+          <w:bCs w:val="false"/>
+          <w:sz w:val="24"/>
+          <w:szCs w:val="24"/>
+          <w:lang w:val="hu-HU"/>
+        </w:rPr>
+      </w:pPr>
+      <w:r>
+        <w:rPr>
+          <w:b w:val="false"/>
+          <w:bCs w:val="false"/>
+          <w:sz w:val="24"/>
+          <w:szCs w:val="24"/>
+          <w:lang w:val="hu-HU"/>
+        </w:rPr>
+        <w:drawing>
+          <wp:anchor behindDoc="0" distT="0" distB="0" distL="0" distR="0" simplePos="0" locked="0" layoutInCell="0" allowOverlap="1" relativeHeight="18">
+            <wp:simplePos x="0" y="0"/>
+            <wp:positionH relativeFrom="column">
+              <wp:posOffset>4415790</wp:posOffset>
+            </wp:positionH>
+            <wp:positionV relativeFrom="paragraph">
+              <wp:posOffset>125730</wp:posOffset>
+            </wp:positionV>
+            <wp:extent cx="2131060" cy="2087245"/>
+            <wp:effectExtent l="0" t="0" r="0" b="0"/>
+            <wp:wrapSquare wrapText="largest"/>
+            <wp:docPr id="17" name="Image17" descr="" title=""/>
+            <wp:cNvGraphicFramePr>
+              <a:graphicFrameLocks xmlns:a="http://schemas.openxmlformats.org/drawingml/2006/main" noChangeAspect="1"/>
+            </wp:cNvGraphicFramePr>
+            <a:graphic xmlns:a="http://schemas.openxmlformats.org/drawingml/2006/main">
+              <a:graphicData uri="http://schemas.openxmlformats.org/drawingml/2006/picture">
+                <pic:pic xmlns:pic="http://schemas.openxmlformats.org/drawingml/2006/picture">
+                  <pic:nvPicPr>
+                    <pic:cNvPr id="17" name="Image17" descr="" title=""/>
+                    <pic:cNvPicPr>
+                      <a:picLocks noChangeAspect="1" noChangeArrowheads="1"/>
+                    </pic:cNvPicPr>
+                  </pic:nvPicPr>
+                  <pic:blipFill>
+                    <a:blip r:embed="rId18"/>
+                    <a:stretch>
+                      <a:fillRect/>
+                    </a:stretch>
+                  </pic:blipFill>
+                  <pic:spPr bwMode="auto">
+                    <a:xfrm>
+                      <a:off x="0" y="0"/>
+                      <a:ext cx="2131060" cy="2087245"/>
+                    </a:xfrm>
+                    <a:prstGeom prst="rect">
+                      <a:avLst/>
+                    </a:prstGeom>
+                    <a:noFill/>
+                  </pic:spPr>
+                </pic:pic>
+              </a:graphicData>
+            </a:graphic>
+          </wp:anchor>
+        </w:drawing>
+      </w:r>
+      <w:r>
+        <w:rPr>
+          <w:b w:val="false"/>
+          <w:bCs w:val="false"/>
+          <w:sz w:val="24"/>
+          <w:szCs w:val="24"/>
+          <w:lang w:val="hu-HU"/>
+        </w:rPr>
+        <w:t>T=(a*m)/2</w:t>
+      </w:r>
+    </w:p>
+    <w:p>
+      <w:pPr>
+        <w:pStyle w:val="Normal"/>
+        <w:bidi w:val="0"/>
+        <w:jc w:val="start"/>
+        <w:rPr>
+          <w:b w:val="false"/>
+          <w:bCs w:val="false"/>
+          <w:sz w:val="24"/>
+          <w:szCs w:val="24"/>
+          <w:lang w:val="hu-HU"/>
+        </w:rPr>
+      </w:pPr>
+      <w:r>
+        <w:rPr>
+          <w:b w:val="false"/>
+          <w:bCs w:val="false"/>
+          <w:sz w:val="24"/>
+          <w:szCs w:val="24"/>
+          <w:lang w:val="hu-HU"/>
+        </w:rPr>
+        <w:t>T=(a*b*sin(gamma))/2</w:t>
+      </w:r>
+    </w:p>
+    <w:p>
+      <w:pPr>
+        <w:pStyle w:val="Normal"/>
+        <w:bidi w:val="0"/>
+        <w:jc w:val="start"/>
+        <w:rPr>
+          <w:b w:val="false"/>
+          <w:bCs w:val="false"/>
+          <w:sz w:val="24"/>
+          <w:szCs w:val="24"/>
+          <w:lang w:val="hu-HU"/>
+        </w:rPr>
+      </w:pPr>
+      <w:r>
+        <w:rPr>
+          <w:b w:val="false"/>
+          <w:bCs w:val="false"/>
+          <w:sz w:val="24"/>
+          <w:szCs w:val="24"/>
+          <w:lang w:val="hu-HU"/>
+        </w:rPr>
+      </w:r>
+    </w:p>
+    <w:p>
+      <w:pPr>
+        <w:pStyle w:val="Normal"/>
+        <w:bidi w:val="0"/>
+        <w:jc w:val="start"/>
+        <w:rPr>
+          <w:b/>
+          <w:bCs/>
+          <w:sz w:val="24"/>
+          <w:szCs w:val="24"/>
+          <w:lang w:val="hu-HU"/>
+        </w:rPr>
+      </w:pPr>
+      <w:r>
+        <w:rPr>
+          <w:b/>
+          <w:bCs/>
+          <w:sz w:val="24"/>
+          <w:szCs w:val="24"/>
+          <w:lang w:val="hu-HU"/>
+        </w:rPr>
+        <w:t>21/1 (barna)</w:t>
+      </w:r>
+    </w:p>
+    <w:p>
+      <w:pPr>
+        <w:pStyle w:val="Normal"/>
+        <w:bidi w:val="0"/>
+        <w:jc w:val="start"/>
+        <w:rPr>
+          <w:b w:val="false"/>
+          <w:bCs w:val="false"/>
+          <w:sz w:val="24"/>
+          <w:szCs w:val="24"/>
+          <w:lang w:val="hu-HU"/>
+        </w:rPr>
+      </w:pPr>
+      <w:r>
+        <w:rPr>
+          <w:b w:val="false"/>
+          <w:bCs w:val="false"/>
+          <w:sz w:val="24"/>
+          <w:szCs w:val="24"/>
+          <w:lang w:val="hu-HU"/>
+        </w:rPr>
+        <w:t>T=T</w:t>
+      </w:r>
+      <w:r>
+        <w:rPr>
+          <w:b w:val="false"/>
+          <w:bCs w:val="false"/>
+          <w:sz w:val="24"/>
+          <w:szCs w:val="24"/>
+          <w:vertAlign w:val="subscript"/>
+          <w:lang w:val="hu-HU"/>
+        </w:rPr>
+        <w:t>1</w:t>
+      </w:r>
+      <w:r>
+        <w:rPr>
+          <w:b w:val="false"/>
+          <w:bCs w:val="false"/>
+          <w:position w:val="0"/>
+          <w:sz w:val="24"/>
+          <w:sz w:val="24"/>
+          <w:szCs w:val="24"/>
+          <w:vertAlign w:val="baseline"/>
+          <w:lang w:val="hu-HU"/>
+        </w:rPr>
+        <w:t>+T</w:t>
+      </w:r>
+      <w:r>
+        <w:rPr>
+          <w:b w:val="false"/>
+          <w:bCs w:val="false"/>
+          <w:sz w:val="24"/>
+          <w:szCs w:val="24"/>
+          <w:vertAlign w:val="subscript"/>
+          <w:lang w:val="hu-HU"/>
+        </w:rPr>
+        <w:t>2</w:t>
+      </w:r>
+      <w:r>
+        <w:rPr>
+          <w:b w:val="false"/>
+          <w:bCs w:val="false"/>
+          <w:position w:val="0"/>
+          <w:sz w:val="24"/>
+          <w:sz w:val="24"/>
+          <w:szCs w:val="24"/>
+          <w:vertAlign w:val="baseline"/>
+          <w:lang w:val="hu-HU"/>
+        </w:rPr>
+        <w:t>+T</w:t>
+      </w:r>
+      <w:r>
+        <w:rPr>
+          <w:b w:val="false"/>
+          <w:bCs w:val="false"/>
+          <w:sz w:val="24"/>
+          <w:szCs w:val="24"/>
+          <w:vertAlign w:val="subscript"/>
+          <w:lang w:val="hu-HU"/>
+        </w:rPr>
+        <w:t>3</w:t>
+      </w:r>
+      <w:r>
+        <w:rPr>
+          <w:b w:val="false"/>
+          <w:bCs w:val="false"/>
+          <w:position w:val="0"/>
+          <w:sz w:val="24"/>
+          <w:sz w:val="24"/>
+          <w:szCs w:val="24"/>
+          <w:vertAlign w:val="baseline"/>
+          <w:lang w:val="hu-HU"/>
+        </w:rPr>
+        <w:t>+T</w:t>
+      </w:r>
+      <w:r>
+        <w:rPr>
+          <w:b w:val="false"/>
+          <w:bCs w:val="false"/>
+          <w:sz w:val="24"/>
+          <w:szCs w:val="24"/>
+          <w:vertAlign w:val="subscript"/>
+          <w:lang w:val="hu-HU"/>
+        </w:rPr>
+        <w:t>4</w:t>
+      </w:r>
+      <w:r>
+        <w:rPr>
+          <w:b w:val="false"/>
+          <w:bCs w:val="false"/>
+          <w:position w:val="0"/>
+          <w:sz w:val="24"/>
+          <w:sz w:val="24"/>
+          <w:szCs w:val="24"/>
+          <w:vertAlign w:val="baseline"/>
+          <w:lang w:val="hu-HU"/>
+        </w:rPr>
+        <w:t>=17.9864cm</w:t>
+      </w:r>
+      <w:r>
+        <w:rPr>
+          <w:b w:val="false"/>
+          <w:bCs w:val="false"/>
+          <w:sz w:val="24"/>
+          <w:szCs w:val="24"/>
+          <w:vertAlign w:val="superscript"/>
+          <w:lang w:val="hu-HU"/>
+        </w:rPr>
+        <w:t>2</w:t>
+      </w:r>
+    </w:p>
+    <w:p>
+      <w:pPr>
+        <w:pStyle w:val="Normal"/>
+        <w:bidi w:val="0"/>
+        <w:jc w:val="start"/>
+        <w:rPr>
+          <w:b w:val="false"/>
+          <w:bCs w:val="false"/>
+          <w:sz w:val="24"/>
+          <w:szCs w:val="24"/>
+          <w:lang w:val="hu-HU"/>
+        </w:rPr>
+      </w:pPr>
+      <w:r>
+        <w:rPr>
+          <w:b w:val="false"/>
+          <w:bCs w:val="false"/>
+          <w:sz w:val="24"/>
+          <w:szCs w:val="24"/>
+          <w:lang w:val="hu-HU"/>
+        </w:rPr>
+        <w:t>T</w:t>
+      </w:r>
+      <w:r>
+        <w:rPr>
+          <w:b w:val="false"/>
+          <w:bCs w:val="false"/>
+          <w:sz w:val="24"/>
+          <w:szCs w:val="24"/>
+          <w:vertAlign w:val="subscript"/>
+          <w:lang w:val="hu-HU"/>
+        </w:rPr>
+        <w:t>1</w:t>
+      </w:r>
+      <w:r>
+        <w:rPr>
+          <w:b w:val="false"/>
+          <w:bCs w:val="false"/>
+          <w:sz w:val="24"/>
+          <w:szCs w:val="24"/>
+          <w:lang w:val="hu-HU"/>
+        </w:rPr>
+        <w:t>=2.8*3.7*sin(29)/2=2.5113</w:t>
+      </w:r>
+    </w:p>
+    <w:p>
+      <w:pPr>
+        <w:pStyle w:val="Normal"/>
+        <w:bidi w:val="0"/>
+        <w:jc w:val="start"/>
+        <w:rPr>
+          <w:b w:val="false"/>
+          <w:bCs w:val="false"/>
+          <w:sz w:val="24"/>
+          <w:szCs w:val="24"/>
+          <w:lang w:val="hu-HU"/>
+        </w:rPr>
+      </w:pPr>
+      <w:r>
+        <w:rPr>
+          <w:b w:val="false"/>
+          <w:bCs w:val="false"/>
+          <w:sz w:val="24"/>
+          <w:szCs w:val="24"/>
+          <w:lang w:val="hu-HU"/>
+        </w:rPr>
+        <w:t>T</w:t>
+      </w:r>
+      <w:r>
+        <w:rPr>
+          <w:b w:val="false"/>
+          <w:bCs w:val="false"/>
+          <w:sz w:val="24"/>
+          <w:szCs w:val="24"/>
+          <w:vertAlign w:val="subscript"/>
+          <w:lang w:val="hu-HU"/>
+        </w:rPr>
+        <w:t>2</w:t>
+      </w:r>
+      <w:r>
+        <w:rPr>
+          <w:b w:val="false"/>
+          <w:bCs w:val="false"/>
+          <w:sz w:val="24"/>
+          <w:szCs w:val="24"/>
+          <w:lang w:val="hu-HU"/>
+        </w:rPr>
+        <w:t>=3.7*5*sin(36)/2=5.4370</w:t>
+      </w:r>
+    </w:p>
+    <w:p>
+      <w:pPr>
+        <w:pStyle w:val="Normal"/>
+        <w:bidi w:val="0"/>
+        <w:jc w:val="start"/>
+        <w:rPr>
+          <w:b w:val="false"/>
+          <w:bCs w:val="false"/>
+          <w:sz w:val="24"/>
+          <w:szCs w:val="24"/>
+          <w:lang w:val="hu-HU"/>
+        </w:rPr>
+      </w:pPr>
+      <w:r>
+        <w:rPr>
+          <w:b w:val="false"/>
+          <w:bCs w:val="false"/>
+          <w:sz w:val="24"/>
+          <w:szCs w:val="24"/>
+          <w:lang w:val="hu-HU"/>
+        </w:rPr>
+        <w:t>T</w:t>
+      </w:r>
+      <w:r>
+        <w:rPr>
+          <w:b w:val="false"/>
+          <w:bCs w:val="false"/>
+          <w:sz w:val="24"/>
+          <w:szCs w:val="24"/>
+          <w:vertAlign w:val="subscript"/>
+          <w:lang w:val="hu-HU"/>
+        </w:rPr>
+        <w:t>3</w:t>
+      </w:r>
+      <w:r>
+        <w:rPr>
+          <w:b w:val="false"/>
+          <w:bCs w:val="false"/>
+          <w:sz w:val="24"/>
+          <w:szCs w:val="24"/>
+          <w:lang w:val="hu-HU"/>
+        </w:rPr>
+        <w:t>=5*5.1*sin(30)/2=6.375</w:t>
+      </w:r>
+    </w:p>
+    <w:p>
+      <w:pPr>
+        <w:pStyle w:val="Normal"/>
+        <w:bidi w:val="0"/>
+        <w:jc w:val="start"/>
+        <w:rPr>
+          <w:b w:val="false"/>
+          <w:bCs w:val="false"/>
+          <w:sz w:val="24"/>
+          <w:szCs w:val="24"/>
+          <w:lang w:val="hu-HU"/>
+        </w:rPr>
+      </w:pPr>
+      <w:r>
+        <w:rPr>
+          <w:b w:val="false"/>
+          <w:bCs w:val="false"/>
+          <w:sz w:val="24"/>
+          <w:szCs w:val="24"/>
+          <w:lang w:val="hu-HU"/>
+        </w:rPr>
+        <w:t>T</w:t>
+      </w:r>
+      <w:r>
+        <w:rPr>
+          <w:b w:val="false"/>
+          <w:bCs w:val="false"/>
+          <w:sz w:val="24"/>
+          <w:szCs w:val="24"/>
+          <w:vertAlign w:val="subscript"/>
+          <w:lang w:val="hu-HU"/>
+        </w:rPr>
+        <w:t>4</w:t>
+      </w:r>
+      <w:r>
+        <w:rPr>
+          <w:b w:val="false"/>
+          <w:bCs w:val="false"/>
+          <w:sz w:val="24"/>
+          <w:szCs w:val="24"/>
+          <w:lang w:val="hu-HU"/>
+        </w:rPr>
+        <w:t>=5.1*3.4*sin(25)/2=3.6641</w:t>
+      </w:r>
+    </w:p>
+    <w:p>
+      <w:pPr>
+        <w:pStyle w:val="Normal"/>
+        <w:bidi w:val="0"/>
+        <w:jc w:val="start"/>
+        <w:rPr>
+          <w:b w:val="false"/>
+          <w:bCs w:val="false"/>
+          <w:sz w:val="24"/>
+          <w:szCs w:val="24"/>
+          <w:lang w:val="hu-HU"/>
+        </w:rPr>
+      </w:pPr>
+      <w:r>
+        <w:rPr>
+          <w:b w:val="false"/>
+          <w:bCs w:val="false"/>
+          <w:sz w:val="24"/>
+          <w:szCs w:val="24"/>
+          <w:lang w:val="hu-HU"/>
+        </w:rPr>
+        <w:drawing>
+          <wp:anchor behindDoc="0" distT="0" distB="0" distL="0" distR="0" simplePos="0" locked="0" layoutInCell="0" allowOverlap="1" relativeHeight="19">
+            <wp:simplePos x="0" y="0"/>
+            <wp:positionH relativeFrom="column">
+              <wp:posOffset>2515870</wp:posOffset>
+            </wp:positionH>
+            <wp:positionV relativeFrom="paragraph">
+              <wp:posOffset>128270</wp:posOffset>
+            </wp:positionV>
+            <wp:extent cx="2602865" cy="1194435"/>
+            <wp:effectExtent l="0" t="0" r="0" b="0"/>
+            <wp:wrapSquare wrapText="largest"/>
+            <wp:docPr id="18" name="Image18" descr="" title=""/>
+            <wp:cNvGraphicFramePr>
+              <a:graphicFrameLocks xmlns:a="http://schemas.openxmlformats.org/drawingml/2006/main" noChangeAspect="1"/>
+            </wp:cNvGraphicFramePr>
+            <a:graphic xmlns:a="http://schemas.openxmlformats.org/drawingml/2006/main">
+              <a:graphicData uri="http://schemas.openxmlformats.org/drawingml/2006/picture">
+                <pic:pic xmlns:pic="http://schemas.openxmlformats.org/drawingml/2006/picture">
+                  <pic:nvPicPr>
+                    <pic:cNvPr id="18" name="Image18" descr="" title=""/>
+                    <pic:cNvPicPr>
+                      <a:picLocks noChangeAspect="1" noChangeArrowheads="1"/>
+                    </pic:cNvPicPr>
+                  </pic:nvPicPr>
+                  <pic:blipFill>
+                    <a:blip r:embed="rId19"/>
+                    <a:stretch>
+                      <a:fillRect/>
+                    </a:stretch>
+                  </pic:blipFill>
+                  <pic:spPr bwMode="auto">
+                    <a:xfrm>
+                      <a:off x="0" y="0"/>
+                      <a:ext cx="2602865" cy="1194435"/>
+                    </a:xfrm>
+                    <a:prstGeom prst="rect">
+                      <a:avLst/>
+                    </a:prstGeom>
+                    <a:noFill/>
+                  </pic:spPr>
+                </pic:pic>
+              </a:graphicData>
+            </a:graphic>
+          </wp:anchor>
+        </w:drawing>
+      </w:r>
+    </w:p>
+    <w:p>
+      <w:pPr>
+        <w:pStyle w:val="Normal"/>
+        <w:bidi w:val="0"/>
+        <w:jc w:val="start"/>
+        <w:rPr>
+          <w:b/>
+          <w:bCs/>
+          <w:sz w:val="24"/>
+          <w:szCs w:val="24"/>
+          <w:lang w:val="hu-HU"/>
+        </w:rPr>
+      </w:pPr>
+      <w:r>
+        <w:rPr>
+          <w:b/>
+          <w:bCs/>
+          <w:sz w:val="24"/>
+          <w:szCs w:val="24"/>
+          <w:lang w:val="hu-HU"/>
+        </w:rPr>
+        <w:t>21/3 (barna)</w:t>
+      </w:r>
+    </w:p>
+    <w:p>
+      <w:pPr>
+        <w:pStyle w:val="Normal"/>
+        <w:bidi w:val="0"/>
+        <w:jc w:val="start"/>
+        <w:rPr>
+          <w:b w:val="false"/>
+          <w:bCs w:val="false"/>
+          <w:sz w:val="24"/>
+          <w:szCs w:val="24"/>
+          <w:lang w:val="hu-HU"/>
+        </w:rPr>
+      </w:pPr>
+      <w:r>
+        <w:rPr>
+          <w:b w:val="false"/>
+          <w:bCs w:val="false"/>
+          <w:sz w:val="24"/>
+          <w:szCs w:val="24"/>
+          <w:lang w:val="hu-HU"/>
+        </w:rPr>
+        <w:t>T=45cm</w:t>
+      </w:r>
+      <w:r>
+        <w:rPr>
+          <w:b w:val="false"/>
+          <w:bCs w:val="false"/>
+          <w:sz w:val="24"/>
+          <w:szCs w:val="24"/>
+          <w:vertAlign w:val="superscript"/>
+          <w:lang w:val="hu-HU"/>
+        </w:rPr>
+        <w:t>2</w:t>
+      </w:r>
+    </w:p>
+    <w:p>
+      <w:pPr>
+        <w:pStyle w:val="Normal"/>
+        <w:bidi w:val="0"/>
+        <w:jc w:val="start"/>
+        <w:rPr>
+          <w:b w:val="false"/>
+          <w:bCs w:val="false"/>
+          <w:sz w:val="24"/>
+          <w:szCs w:val="24"/>
+          <w:lang w:val="hu-HU"/>
+        </w:rPr>
+      </w:pPr>
+      <w:r>
+        <w:rPr>
+          <w:b w:val="false"/>
+          <w:bCs w:val="false"/>
+          <w:sz w:val="24"/>
+          <w:szCs w:val="24"/>
+          <w:lang w:val="hu-HU"/>
+        </w:rPr>
+        <w:t>a=8cm</w:t>
+      </w:r>
+    </w:p>
+    <w:p>
+      <w:pPr>
+        <w:pStyle w:val="Normal"/>
+        <w:bidi w:val="0"/>
+        <w:jc w:val="start"/>
+        <w:rPr>
+          <w:b w:val="false"/>
+          <w:bCs w:val="false"/>
+          <w:sz w:val="24"/>
+          <w:szCs w:val="24"/>
+          <w:lang w:val="hu-HU"/>
+        </w:rPr>
+      </w:pPr>
+      <w:r>
+        <w:rPr>
+          <w:b w:val="false"/>
+          <w:bCs w:val="false"/>
+          <w:sz w:val="24"/>
+          <w:szCs w:val="24"/>
+          <w:lang w:val="hu-HU"/>
+        </w:rPr>
+        <w:t>b=7.5cm</w:t>
+      </w:r>
+    </w:p>
+    <w:p>
+      <w:pPr>
+        <w:pStyle w:val="Normal"/>
+        <w:bidi w:val="0"/>
+        <w:jc w:val="start"/>
+        <w:rPr>
+          <w:b w:val="false"/>
+          <w:bCs w:val="false"/>
+          <w:sz w:val="24"/>
+          <w:szCs w:val="24"/>
+          <w:lang w:val="hu-HU"/>
+        </w:rPr>
+      </w:pPr>
+      <w:r>
+        <w:rPr>
+          <w:b w:val="false"/>
+          <w:bCs w:val="false"/>
+          <w:sz w:val="24"/>
+          <w:szCs w:val="24"/>
+          <w:lang w:val="hu-HU"/>
+        </w:rPr>
+        <w:t>gamma=?</w:t>
+      </w:r>
+    </w:p>
+    <w:p>
+      <w:pPr>
+        <w:pStyle w:val="Normal"/>
+        <w:bidi w:val="0"/>
+        <w:jc w:val="start"/>
+        <w:rPr>
+          <w:b w:val="false"/>
+          <w:bCs w:val="false"/>
+          <w:sz w:val="24"/>
+          <w:szCs w:val="24"/>
+          <w:lang w:val="hu-HU"/>
+        </w:rPr>
+      </w:pPr>
+      <w:r>
+        <w:rPr>
+          <w:b w:val="false"/>
+          <w:bCs w:val="false"/>
+          <w:sz w:val="24"/>
+          <w:szCs w:val="24"/>
+          <w:lang w:val="hu-HU"/>
+        </w:rPr>
+        <w:t>T=a*b*sin(gamma)</w:t>
+      </w:r>
+    </w:p>
+    <w:p>
+      <w:pPr>
+        <w:pStyle w:val="Normal"/>
+        <w:bidi w:val="0"/>
+        <w:jc w:val="start"/>
+        <w:rPr>
+          <w:b w:val="false"/>
+          <w:bCs w:val="false"/>
+          <w:sz w:val="24"/>
+          <w:szCs w:val="24"/>
+          <w:lang w:val="hu-HU"/>
+        </w:rPr>
+      </w:pPr>
+      <w:r>
+        <w:rPr>
+          <w:b w:val="false"/>
+          <w:bCs w:val="false"/>
+          <w:sz w:val="24"/>
+          <w:szCs w:val="24"/>
+          <w:lang w:val="hu-HU"/>
+        </w:rPr>
+        <w:t>45=8*7.5*sin(gamma)</w:t>
+      </w:r>
+    </w:p>
+    <w:p>
+      <w:pPr>
+        <w:pStyle w:val="Normal"/>
+        <w:bidi w:val="0"/>
+        <w:jc w:val="start"/>
+        <w:rPr>
+          <w:b w:val="false"/>
+          <w:bCs w:val="false"/>
+          <w:sz w:val="24"/>
+          <w:szCs w:val="24"/>
+          <w:lang w:val="hu-HU"/>
+        </w:rPr>
+      </w:pPr>
+      <w:r>
+        <w:rPr>
+          <w:b w:val="false"/>
+          <w:bCs w:val="false"/>
+          <w:sz w:val="24"/>
+          <w:szCs w:val="24"/>
+          <w:lang w:val="hu-HU"/>
+        </w:rPr>
+        <w:t>sin(gamma)=0.75</w:t>
+      </w:r>
+    </w:p>
+    <w:p>
+      <w:pPr>
+        <w:pStyle w:val="Normal"/>
+        <w:bidi w:val="0"/>
+        <w:jc w:val="start"/>
+        <w:rPr>
+          <w:b w:val="false"/>
+          <w:bCs w:val="false"/>
+          <w:sz w:val="24"/>
+          <w:szCs w:val="24"/>
+          <w:lang w:val="hu-HU"/>
+        </w:rPr>
+      </w:pPr>
+      <w:r>
+        <w:rPr>
+          <w:b w:val="false"/>
+          <w:bCs w:val="false"/>
+          <w:sz w:val="24"/>
+          <w:szCs w:val="24"/>
+          <w:lang w:val="hu-HU"/>
+        </w:rPr>
+        <w:t>gamma=48.5904°</w:t>
+      </w:r>
+    </w:p>
+    <w:p>
+      <w:pPr>
+        <w:pStyle w:val="Normal"/>
+        <w:bidi w:val="0"/>
+        <w:jc w:val="start"/>
+        <w:rPr>
+          <w:b w:val="false"/>
+          <w:bCs w:val="false"/>
+          <w:sz w:val="24"/>
+          <w:szCs w:val="24"/>
+          <w:lang w:val="hu-HU"/>
+        </w:rPr>
+      </w:pPr>
+      <w:r>
+        <w:rPr>
+          <w:b w:val="false"/>
+          <w:bCs w:val="false"/>
+          <w:sz w:val="24"/>
+          <w:szCs w:val="24"/>
+          <w:lang w:val="hu-HU"/>
+        </w:rPr>
+      </w:r>
+    </w:p>
+    <w:p>
+      <w:pPr>
+        <w:pStyle w:val="Normal"/>
+        <w:bidi w:val="0"/>
+        <w:jc w:val="start"/>
+        <w:rPr>
+          <w:b/>
+          <w:bCs/>
+          <w:sz w:val="24"/>
+          <w:szCs w:val="24"/>
+          <w:lang w:val="hu-HU"/>
+        </w:rPr>
+      </w:pPr>
+      <w:r>
+        <w:rPr>
+          <w:b/>
+          <w:bCs/>
+          <w:sz w:val="24"/>
+          <w:szCs w:val="24"/>
+          <w:lang w:val="hu-HU"/>
+        </w:rPr>
+        <w:t>hf befejezni+ 21/1,3 (piros)</w:t>
       </w:r>
     </w:p>
     <w:sectPr>
@@ -9451,8 +10422,8 @@
       <w:lang w:val="en-US" w:eastAsia="zh-CN" w:bidi="hi-IN"/>
     </w:rPr>
   </w:style>
-  <w:style w:type="character" w:styleId="Bulletsuser">
-    <w:name w:val="Bullets (user)"/>
+  <w:style w:type="character" w:styleId="Bullets">
+    <w:name w:val="Bullets"/>
     <w:qFormat/>
     <w:rPr>
       <w:rFonts w:ascii="OpenSymbol" w:hAnsi="OpenSymbol" w:eastAsia="OpenSymbol" w:cs="OpenSymbol"/>

--- a/matek11.docx
+++ b/matek11.docx
@@ -9175,13 +9175,6 @@
         </w:rPr>
       </w:pPr>
       <w:r>
-        <w:rPr>
-          <w:b w:val="false"/>
-          <w:bCs w:val="false"/>
-          <w:sz w:val="24"/>
-          <w:szCs w:val="24"/>
-          <w:lang w:val="hu-HU"/>
-        </w:rPr>
         <w:drawing>
           <wp:anchor behindDoc="0" distT="0" distB="0" distL="0" distR="0" simplePos="0" locked="0" layoutInCell="0" allowOverlap="1" relativeHeight="18">
             <wp:simplePos x="0" y="0"/>
@@ -9947,6 +9940,1008 @@
         <w:bidi w:val="0"/>
         <w:jc w:val="start"/>
         <w:rPr>
+          <w:b w:val="false"/>
+          <w:bCs w:val="false"/>
+          <w:sz w:val="24"/>
+          <w:szCs w:val="24"/>
+          <w:lang w:val="hu-HU"/>
+        </w:rPr>
+      </w:pPr>
+      <w:r>
+        <w:rPr>
+          <w:b w:val="false"/>
+          <w:bCs w:val="false"/>
+          <w:sz w:val="24"/>
+          <w:szCs w:val="24"/>
+          <w:lang w:val="hu-HU"/>
+        </w:rPr>
+      </w:r>
+    </w:p>
+    <w:p>
+      <w:pPr>
+        <w:pStyle w:val="Normal"/>
+        <w:bidi w:val="0"/>
+        <w:jc w:val="start"/>
+        <w:rPr>
+          <w:b w:val="false"/>
+          <w:bCs w:val="false"/>
+          <w:sz w:val="24"/>
+          <w:szCs w:val="24"/>
+          <w:lang w:val="hu-HU"/>
+        </w:rPr>
+      </w:pPr>
+      <w:r>
+        <w:rPr>
+          <w:b w:val="false"/>
+          <w:bCs w:val="false"/>
+          <w:sz w:val="24"/>
+          <w:szCs w:val="24"/>
+          <w:lang w:val="hu-HU"/>
+        </w:rPr>
+        <w:t>alpha = 40°</w:t>
+      </w:r>
+    </w:p>
+    <w:p>
+      <w:pPr>
+        <w:pStyle w:val="Normal"/>
+        <w:bidi w:val="0"/>
+        <w:jc w:val="start"/>
+        <w:rPr>
+          <w:b w:val="false"/>
+          <w:bCs w:val="false"/>
+          <w:position w:val="0"/>
+          <w:sz w:val="24"/>
+          <w:sz w:val="24"/>
+          <w:szCs w:val="24"/>
+          <w:vertAlign w:val="baseline"/>
+          <w:lang w:val="hu-HU"/>
+        </w:rPr>
+      </w:pPr>
+      <w:r>
+        <w:rPr>
+          <w:b w:val="false"/>
+          <w:bCs w:val="false"/>
+          <w:sz w:val="24"/>
+          <w:szCs w:val="24"/>
+          <w:lang w:val="hu-HU"/>
+        </w:rPr>
+        <w:t>T=0.3214m</w:t>
+      </w:r>
+      <w:r>
+        <w:rPr>
+          <w:b w:val="false"/>
+          <w:bCs w:val="false"/>
+          <w:sz w:val="24"/>
+          <w:szCs w:val="24"/>
+          <w:vertAlign w:val="superscript"/>
+          <w:lang w:val="hu-HU"/>
+        </w:rPr>
+        <w:t>2</w:t>
+      </w:r>
+      <w:r>
+        <w:rPr>
+          <w:b w:val="false"/>
+          <w:bCs w:val="false"/>
+          <w:position w:val="0"/>
+          <w:sz w:val="24"/>
+          <w:sz w:val="24"/>
+          <w:szCs w:val="24"/>
+          <w:vertAlign w:val="baseline"/>
+          <w:lang w:val="hu-HU"/>
+        </w:rPr>
+        <w:t>=a*b*sin(alpha)</w:t>
+      </w:r>
+    </w:p>
+    <w:p>
+      <w:pPr>
+        <w:pStyle w:val="Normal"/>
+        <w:bidi w:val="0"/>
+        <w:jc w:val="start"/>
+        <w:rPr>
+          <w:b w:val="false"/>
+          <w:bCs w:val="false"/>
+          <w:position w:val="0"/>
+          <w:sz w:val="24"/>
+          <w:sz w:val="24"/>
+          <w:szCs w:val="24"/>
+          <w:vertAlign w:val="baseline"/>
+          <w:lang w:val="hu-HU"/>
+        </w:rPr>
+      </w:pPr>
+      <w:r>
+        <w:rPr>
+          <w:b w:val="false"/>
+          <w:bCs w:val="false"/>
+          <w:sz w:val="24"/>
+          <w:szCs w:val="24"/>
+          <w:lang w:val="hu-HU"/>
+        </w:rPr>
+        <w:t>K=3m</w:t>
+      </w:r>
+      <w:r>
+        <w:rPr>
+          <w:b w:val="false"/>
+          <w:bCs w:val="false"/>
+          <w:sz w:val="24"/>
+          <w:szCs w:val="24"/>
+          <w:lang w:val="hu-HU"/>
+        </w:rPr>
+        <w:t>=2*(a+b)</w:t>
+      </w:r>
+    </w:p>
+    <w:p>
+      <w:pPr>
+        <w:pStyle w:val="Normal"/>
+        <w:bidi w:val="0"/>
+        <w:jc w:val="start"/>
+        <w:rPr>
+          <w:b w:val="false"/>
+          <w:bCs w:val="false"/>
+          <w:position w:val="0"/>
+          <w:sz w:val="24"/>
+          <w:sz w:val="24"/>
+          <w:szCs w:val="24"/>
+          <w:vertAlign w:val="baseline"/>
+          <w:lang w:val="hu-HU"/>
+        </w:rPr>
+      </w:pPr>
+      <w:r>
+        <w:rPr>
+          <w:b w:val="false"/>
+          <w:bCs w:val="false"/>
+          <w:sz w:val="24"/>
+          <w:szCs w:val="24"/>
+          <w:lang w:val="hu-HU"/>
+        </w:rPr>
+        <w:t>a=?</w:t>
+      </w:r>
+    </w:p>
+    <w:p>
+      <w:pPr>
+        <w:pStyle w:val="Normal"/>
+        <w:bidi w:val="0"/>
+        <w:jc w:val="start"/>
+        <w:rPr>
+          <w:b w:val="false"/>
+          <w:bCs w:val="false"/>
+          <w:position w:val="0"/>
+          <w:sz w:val="24"/>
+          <w:sz w:val="24"/>
+          <w:szCs w:val="24"/>
+          <w:vertAlign w:val="baseline"/>
+          <w:lang w:val="hu-HU"/>
+        </w:rPr>
+      </w:pPr>
+      <w:r>
+        <w:rPr>
+          <w:b w:val="false"/>
+          <w:bCs w:val="false"/>
+          <w:sz w:val="24"/>
+          <w:szCs w:val="24"/>
+          <w:lang w:val="hu-HU"/>
+        </w:rPr>
+        <w:t>b=?</w:t>
+      </w:r>
+    </w:p>
+    <w:p>
+      <w:pPr>
+        <w:pStyle w:val="Normal"/>
+        <w:bidi w:val="0"/>
+        <w:jc w:val="start"/>
+        <w:rPr>
+          <w:b w:val="false"/>
+          <w:bCs w:val="false"/>
+          <w:position w:val="0"/>
+          <w:sz w:val="24"/>
+          <w:sz w:val="24"/>
+          <w:szCs w:val="24"/>
+          <w:vertAlign w:val="baseline"/>
+          <w:lang w:val="hu-HU"/>
+        </w:rPr>
+      </w:pPr>
+      <w:r>
+        <w:rPr>
+          <w:b w:val="false"/>
+          <w:bCs w:val="false"/>
+          <w:sz w:val="24"/>
+          <w:szCs w:val="24"/>
+          <w:lang w:val="hu-HU"/>
+        </w:rPr>
+      </w:r>
+    </w:p>
+    <w:p>
+      <w:pPr>
+        <w:pStyle w:val="Normal"/>
+        <w:bidi w:val="0"/>
+        <w:jc w:val="start"/>
+        <w:rPr>
+          <w:b w:val="false"/>
+          <w:bCs w:val="false"/>
+          <w:position w:val="0"/>
+          <w:sz w:val="24"/>
+          <w:sz w:val="24"/>
+          <w:szCs w:val="24"/>
+          <w:vertAlign w:val="baseline"/>
+          <w:lang w:val="hu-HU"/>
+        </w:rPr>
+      </w:pPr>
+      <w:r>
+        <w:rPr>
+          <w:b w:val="false"/>
+          <w:bCs w:val="false"/>
+          <w:sz w:val="24"/>
+          <w:szCs w:val="24"/>
+          <w:lang w:val="hu-HU"/>
+        </w:rPr>
+        <w:t>0.3214=a*b*sin(alpha)</w:t>
+      </w:r>
+    </w:p>
+    <w:p>
+      <w:pPr>
+        <w:pStyle w:val="Normal"/>
+        <w:bidi w:val="0"/>
+        <w:jc w:val="start"/>
+        <w:rPr>
+          <w:b w:val="false"/>
+          <w:bCs w:val="false"/>
+          <w:position w:val="0"/>
+          <w:sz w:val="24"/>
+          <w:sz w:val="24"/>
+          <w:szCs w:val="24"/>
+          <w:vertAlign w:val="baseline"/>
+          <w:lang w:val="hu-HU"/>
+        </w:rPr>
+      </w:pPr>
+      <w:r>
+        <w:rPr>
+          <w:b w:val="false"/>
+          <w:bCs w:val="false"/>
+          <w:sz w:val="24"/>
+          <w:szCs w:val="24"/>
+          <w:lang w:val="hu-HU"/>
+        </w:rPr>
+        <w:t>a*b=0.3214/sin(alpha)</w:t>
+      </w:r>
+    </w:p>
+    <w:p>
+      <w:pPr>
+        <w:pStyle w:val="Normal"/>
+        <w:bidi w:val="0"/>
+        <w:jc w:val="start"/>
+        <w:rPr>
+          <w:b w:val="false"/>
+          <w:bCs w:val="false"/>
+          <w:position w:val="0"/>
+          <w:sz w:val="24"/>
+          <w:sz w:val="24"/>
+          <w:szCs w:val="24"/>
+          <w:vertAlign w:val="baseline"/>
+          <w:lang w:val="hu-HU"/>
+        </w:rPr>
+      </w:pPr>
+      <w:r>
+        <w:rPr>
+          <w:b w:val="false"/>
+          <w:bCs w:val="false"/>
+          <w:sz w:val="24"/>
+          <w:szCs w:val="24"/>
+          <w:lang w:val="hu-HU"/>
+        </w:rPr>
+        <w:t>a*b=0.5</w:t>
+      </w:r>
+    </w:p>
+    <w:p>
+      <w:pPr>
+        <w:pStyle w:val="Normal"/>
+        <w:bidi w:val="0"/>
+        <w:jc w:val="start"/>
+        <w:rPr>
+          <w:b w:val="false"/>
+          <w:bCs w:val="false"/>
+          <w:position w:val="0"/>
+          <w:sz w:val="24"/>
+          <w:sz w:val="24"/>
+          <w:szCs w:val="24"/>
+          <w:vertAlign w:val="baseline"/>
+          <w:lang w:val="hu-HU"/>
+        </w:rPr>
+      </w:pPr>
+      <w:r>
+        <w:rPr>
+          <w:b w:val="false"/>
+          <w:bCs w:val="false"/>
+          <w:sz w:val="24"/>
+          <w:szCs w:val="24"/>
+          <w:lang w:val="hu-HU"/>
+        </w:rPr>
+      </w:r>
+    </w:p>
+    <w:p>
+      <w:pPr>
+        <w:pStyle w:val="Normal"/>
+        <w:bidi w:val="0"/>
+        <w:jc w:val="start"/>
+        <w:rPr>
+          <w:b w:val="false"/>
+          <w:bCs w:val="false"/>
+          <w:position w:val="0"/>
+          <w:sz w:val="24"/>
+          <w:sz w:val="24"/>
+          <w:szCs w:val="24"/>
+          <w:vertAlign w:val="baseline"/>
+          <w:lang w:val="hu-HU"/>
+        </w:rPr>
+      </w:pPr>
+      <w:r>
+        <w:rPr>
+          <w:b w:val="false"/>
+          <w:bCs w:val="false"/>
+          <w:sz w:val="24"/>
+          <w:szCs w:val="24"/>
+          <w:lang w:val="hu-HU"/>
+        </w:rPr>
+        <w:t>3=2*(a+b)</w:t>
+      </w:r>
+    </w:p>
+    <w:p>
+      <w:pPr>
+        <w:pStyle w:val="Normal"/>
+        <w:bidi w:val="0"/>
+        <w:jc w:val="start"/>
+        <w:rPr>
+          <w:b w:val="false"/>
+          <w:bCs w:val="false"/>
+          <w:position w:val="0"/>
+          <w:sz w:val="24"/>
+          <w:sz w:val="24"/>
+          <w:szCs w:val="24"/>
+          <w:vertAlign w:val="baseline"/>
+          <w:lang w:val="hu-HU"/>
+        </w:rPr>
+      </w:pPr>
+      <w:r>
+        <w:rPr>
+          <w:b w:val="false"/>
+          <w:bCs w:val="false"/>
+          <w:sz w:val="24"/>
+          <w:szCs w:val="24"/>
+          <w:lang w:val="hu-HU"/>
+        </w:rPr>
+        <w:t>a+b=3/2=1.5</w:t>
+      </w:r>
+    </w:p>
+    <w:p>
+      <w:pPr>
+        <w:pStyle w:val="Normal"/>
+        <w:bidi w:val="0"/>
+        <w:jc w:val="start"/>
+        <w:rPr>
+          <w:b w:val="false"/>
+          <w:bCs w:val="false"/>
+          <w:position w:val="0"/>
+          <w:sz w:val="24"/>
+          <w:sz w:val="24"/>
+          <w:szCs w:val="24"/>
+          <w:vertAlign w:val="baseline"/>
+          <w:lang w:val="hu-HU"/>
+        </w:rPr>
+      </w:pPr>
+      <w:r>
+        <w:rPr>
+          <w:b w:val="false"/>
+          <w:bCs w:val="false"/>
+          <w:sz w:val="24"/>
+          <w:szCs w:val="24"/>
+          <w:lang w:val="hu-HU"/>
+        </w:rPr>
+      </w:r>
+    </w:p>
+    <w:p>
+      <w:pPr>
+        <w:pStyle w:val="Normal"/>
+        <w:bidi w:val="0"/>
+        <w:jc w:val="start"/>
+        <w:rPr>
+          <w:b w:val="false"/>
+          <w:bCs w:val="false"/>
+          <w:position w:val="0"/>
+          <w:sz w:val="24"/>
+          <w:sz w:val="24"/>
+          <w:szCs w:val="24"/>
+          <w:vertAlign w:val="baseline"/>
+          <w:lang w:val="hu-HU"/>
+        </w:rPr>
+      </w:pPr>
+      <w:r>
+        <w:rPr>
+          <w:b w:val="false"/>
+          <w:bCs w:val="false"/>
+          <w:sz w:val="24"/>
+          <w:szCs w:val="24"/>
+          <w:lang w:val="hu-HU"/>
+        </w:rPr>
+        <w:t>a*b=0.5</w:t>
+      </w:r>
+    </w:p>
+    <w:p>
+      <w:pPr>
+        <w:pStyle w:val="Normal"/>
+        <w:bidi w:val="0"/>
+        <w:jc w:val="start"/>
+        <w:rPr>
+          <w:b w:val="false"/>
+          <w:bCs w:val="false"/>
+          <w:position w:val="0"/>
+          <w:sz w:val="24"/>
+          <w:sz w:val="24"/>
+          <w:szCs w:val="24"/>
+          <w:vertAlign w:val="baseline"/>
+          <w:lang w:val="hu-HU"/>
+        </w:rPr>
+      </w:pPr>
+      <w:r>
+        <w:rPr>
+          <w:b w:val="false"/>
+          <w:bCs w:val="false"/>
+          <w:sz w:val="24"/>
+          <w:szCs w:val="24"/>
+          <w:lang w:val="hu-HU"/>
+        </w:rPr>
+        <w:t>a+b=1.5=a=1.5.-b</w:t>
+      </w:r>
+    </w:p>
+    <w:p>
+      <w:pPr>
+        <w:pStyle w:val="Normal"/>
+        <w:bidi w:val="0"/>
+        <w:jc w:val="start"/>
+        <w:rPr>
+          <w:b w:val="false"/>
+          <w:bCs w:val="false"/>
+          <w:position w:val="0"/>
+          <w:sz w:val="24"/>
+          <w:sz w:val="24"/>
+          <w:szCs w:val="24"/>
+          <w:vertAlign w:val="baseline"/>
+          <w:lang w:val="hu-HU"/>
+        </w:rPr>
+      </w:pPr>
+      <w:r>
+        <w:rPr>
+          <w:b w:val="false"/>
+          <w:bCs w:val="false"/>
+          <w:sz w:val="24"/>
+          <w:szCs w:val="24"/>
+          <w:lang w:val="hu-HU"/>
+        </w:rPr>
+        <w:t>(1.5-b)*b=0.5</w:t>
+      </w:r>
+    </w:p>
+    <w:p>
+      <w:pPr>
+        <w:pStyle w:val="Normal"/>
+        <w:bidi w:val="0"/>
+        <w:jc w:val="start"/>
+        <w:rPr>
+          <w:b w:val="false"/>
+          <w:bCs w:val="false"/>
+          <w:position w:val="0"/>
+          <w:sz w:val="24"/>
+          <w:sz w:val="24"/>
+          <w:szCs w:val="24"/>
+          <w:vertAlign w:val="baseline"/>
+          <w:lang w:val="hu-HU"/>
+        </w:rPr>
+      </w:pPr>
+      <w:r>
+        <w:rPr>
+          <w:b w:val="false"/>
+          <w:bCs w:val="false"/>
+          <w:sz w:val="24"/>
+          <w:szCs w:val="24"/>
+          <w:lang w:val="hu-HU"/>
+        </w:rPr>
+        <w:t>1.5b-b</w:t>
+      </w:r>
+      <w:r>
+        <w:rPr>
+          <w:b w:val="false"/>
+          <w:bCs w:val="false"/>
+          <w:sz w:val="24"/>
+          <w:szCs w:val="24"/>
+          <w:vertAlign w:val="superscript"/>
+          <w:lang w:val="hu-HU"/>
+        </w:rPr>
+        <w:t>2</w:t>
+      </w:r>
+      <w:r>
+        <w:rPr>
+          <w:b w:val="false"/>
+          <w:bCs w:val="false"/>
+          <w:position w:val="0"/>
+          <w:sz w:val="24"/>
+          <w:sz w:val="24"/>
+          <w:szCs w:val="24"/>
+          <w:vertAlign w:val="baseline"/>
+          <w:lang w:val="hu-HU"/>
+        </w:rPr>
+        <w:t>=0.5</w:t>
+      </w:r>
+    </w:p>
+    <w:p>
+      <w:pPr>
+        <w:pStyle w:val="Normal"/>
+        <w:bidi w:val="0"/>
+        <w:jc w:val="start"/>
+        <w:rPr>
+          <w:b w:val="false"/>
+          <w:bCs w:val="false"/>
+          <w:position w:val="0"/>
+          <w:sz w:val="24"/>
+          <w:sz w:val="24"/>
+          <w:szCs w:val="24"/>
+          <w:vertAlign w:val="baseline"/>
+          <w:lang w:val="hu-HU"/>
+        </w:rPr>
+      </w:pPr>
+      <w:r>
+        <w:rPr>
+          <w:b w:val="false"/>
+          <w:bCs w:val="false"/>
+          <w:position w:val="0"/>
+          <w:sz w:val="24"/>
+          <w:sz w:val="24"/>
+          <w:szCs w:val="24"/>
+          <w:vertAlign w:val="baseline"/>
+          <w:lang w:val="hu-HU"/>
+        </w:rPr>
+        <w:t>-b</w:t>
+      </w:r>
+      <w:r>
+        <w:rPr>
+          <w:b w:val="false"/>
+          <w:bCs w:val="false"/>
+          <w:sz w:val="24"/>
+          <w:szCs w:val="24"/>
+          <w:vertAlign w:val="superscript"/>
+          <w:lang w:val="hu-HU"/>
+        </w:rPr>
+        <w:t>2</w:t>
+      </w:r>
+      <w:r>
+        <w:rPr>
+          <w:b w:val="false"/>
+          <w:bCs w:val="false"/>
+          <w:position w:val="0"/>
+          <w:sz w:val="24"/>
+          <w:sz w:val="24"/>
+          <w:szCs w:val="24"/>
+          <w:vertAlign w:val="baseline"/>
+          <w:lang w:val="hu-HU"/>
+        </w:rPr>
+        <w:t>+1.5b-0.5=0</w:t>
+      </w:r>
+    </w:p>
+    <w:p>
+      <w:pPr>
+        <w:pStyle w:val="Normal"/>
+        <w:bidi w:val="0"/>
+        <w:jc w:val="start"/>
+        <w:rPr>
+          <w:b w:val="false"/>
+          <w:bCs w:val="false"/>
+          <w:position w:val="0"/>
+          <w:sz w:val="24"/>
+          <w:sz w:val="24"/>
+          <w:szCs w:val="24"/>
+          <w:vertAlign w:val="baseline"/>
+          <w:lang w:val="hu-HU"/>
+        </w:rPr>
+      </w:pPr>
+      <w:r>
+        <w:rPr>
+          <w:b w:val="false"/>
+          <w:bCs w:val="false"/>
+          <w:sz w:val="24"/>
+          <w:szCs w:val="24"/>
+          <w:lang w:val="hu-HU"/>
+        </w:rPr>
+        <w:t>-2b</w:t>
+      </w:r>
+      <w:r>
+        <w:rPr>
+          <w:b w:val="false"/>
+          <w:bCs w:val="false"/>
+          <w:sz w:val="24"/>
+          <w:szCs w:val="24"/>
+          <w:vertAlign w:val="superscript"/>
+          <w:lang w:val="hu-HU"/>
+        </w:rPr>
+        <w:t>2</w:t>
+      </w:r>
+      <w:r>
+        <w:rPr>
+          <w:b w:val="false"/>
+          <w:bCs w:val="false"/>
+          <w:position w:val="0"/>
+          <w:sz w:val="24"/>
+          <w:sz w:val="24"/>
+          <w:szCs w:val="24"/>
+          <w:vertAlign w:val="baseline"/>
+          <w:lang w:val="hu-HU"/>
+        </w:rPr>
+        <w:t>+3b-1=0</w:t>
+      </w:r>
+    </w:p>
+    <w:p>
+      <w:pPr>
+        <w:pStyle w:val="Normal"/>
+        <w:bidi w:val="0"/>
+        <w:jc w:val="start"/>
+        <w:rPr>
+          <w:b w:val="false"/>
+          <w:bCs w:val="false"/>
+          <w:position w:val="0"/>
+          <w:sz w:val="24"/>
+          <w:sz w:val="24"/>
+          <w:szCs w:val="24"/>
+          <w:vertAlign w:val="baseline"/>
+          <w:lang w:val="hu-HU"/>
+        </w:rPr>
+      </w:pPr>
+      <w:r>
+        <w:rPr>
+          <w:b w:val="false"/>
+          <w:bCs w:val="false"/>
+          <w:sz w:val="24"/>
+          <w:szCs w:val="24"/>
+          <w:lang w:val="hu-HU"/>
+        </w:rPr>
+      </w:r>
+    </w:p>
+    <w:p>
+      <w:pPr>
+        <w:pStyle w:val="Normal"/>
+        <w:bidi w:val="0"/>
+        <w:jc w:val="start"/>
+        <w:rPr>
+          <w:b w:val="false"/>
+          <w:bCs w:val="false"/>
+          <w:position w:val="0"/>
+          <w:sz w:val="24"/>
+          <w:sz w:val="24"/>
+          <w:szCs w:val="24"/>
+          <w:vertAlign w:val="baseline"/>
+          <w:lang w:val="hu-HU"/>
+        </w:rPr>
+      </w:pPr>
+      <w:r>
+        <w:rPr>
+          <w:b w:val="false"/>
+          <w:bCs w:val="false"/>
+          <w:sz w:val="24"/>
+          <w:szCs w:val="24"/>
+          <w:lang w:val="hu-HU"/>
+        </w:rPr>
+        <w:t>(-3+-sqrt(9-8))/(-4)</w:t>
+      </w:r>
+    </w:p>
+    <w:p>
+      <w:pPr>
+        <w:pStyle w:val="Normal"/>
+        <w:bidi w:val="0"/>
+        <w:jc w:val="start"/>
+        <w:rPr>
+          <w:b w:val="false"/>
+          <w:bCs w:val="false"/>
+          <w:position w:val="0"/>
+          <w:sz w:val="24"/>
+          <w:sz w:val="24"/>
+          <w:szCs w:val="24"/>
+          <w:vertAlign w:val="baseline"/>
+          <w:lang w:val="hu-HU"/>
+        </w:rPr>
+      </w:pPr>
+      <w:r>
+        <w:rPr>
+          <w:b w:val="false"/>
+          <w:bCs w:val="false"/>
+          <w:sz w:val="24"/>
+          <w:szCs w:val="24"/>
+          <w:lang w:val="hu-HU"/>
+        </w:rPr>
+        <w:t>(-3+-1)=(-4)</w:t>
+      </w:r>
+    </w:p>
+    <w:p>
+      <w:pPr>
+        <w:pStyle w:val="Normal"/>
+        <w:bidi w:val="0"/>
+        <w:jc w:val="start"/>
+        <w:rPr>
+          <w:b w:val="false"/>
+          <w:bCs w:val="false"/>
+          <w:position w:val="0"/>
+          <w:sz w:val="24"/>
+          <w:sz w:val="24"/>
+          <w:szCs w:val="24"/>
+          <w:vertAlign w:val="baseline"/>
+          <w:lang w:val="hu-HU"/>
+        </w:rPr>
+      </w:pPr>
+      <w:r>
+        <w:rPr>
+          <w:b w:val="false"/>
+          <w:bCs w:val="false"/>
+          <w:sz w:val="24"/>
+          <w:szCs w:val="24"/>
+          <w:lang w:val="hu-HU"/>
+        </w:rPr>
+        <w:t>b</w:t>
+      </w:r>
+      <w:r>
+        <w:rPr>
+          <w:b w:val="false"/>
+          <w:bCs w:val="false"/>
+          <w:sz w:val="24"/>
+          <w:szCs w:val="24"/>
+          <w:vertAlign w:val="subscript"/>
+          <w:lang w:val="hu-HU"/>
+        </w:rPr>
+        <w:t>1</w:t>
+      </w:r>
+      <w:r>
+        <w:rPr>
+          <w:b w:val="false"/>
+          <w:bCs w:val="false"/>
+          <w:position w:val="0"/>
+          <w:sz w:val="24"/>
+          <w:sz w:val="24"/>
+          <w:szCs w:val="24"/>
+          <w:vertAlign w:val="baseline"/>
+          <w:lang w:val="hu-HU"/>
+        </w:rPr>
+        <w:t>=0.5</w:t>
+      </w:r>
+    </w:p>
+    <w:p>
+      <w:pPr>
+        <w:pStyle w:val="Normal"/>
+        <w:bidi w:val="0"/>
+        <w:jc w:val="start"/>
+        <w:rPr>
+          <w:b w:val="false"/>
+          <w:bCs w:val="false"/>
+          <w:position w:val="0"/>
+          <w:sz w:val="24"/>
+          <w:sz w:val="24"/>
+          <w:szCs w:val="24"/>
+          <w:vertAlign w:val="baseline"/>
+          <w:lang w:val="hu-HU"/>
+        </w:rPr>
+      </w:pPr>
+      <w:r>
+        <w:rPr>
+          <w:b w:val="false"/>
+          <w:bCs w:val="false"/>
+          <w:sz w:val="24"/>
+          <w:szCs w:val="24"/>
+          <w:lang w:val="hu-HU"/>
+        </w:rPr>
+        <w:t>b</w:t>
+      </w:r>
+      <w:r>
+        <w:rPr>
+          <w:b w:val="false"/>
+          <w:bCs w:val="false"/>
+          <w:sz w:val="24"/>
+          <w:szCs w:val="24"/>
+          <w:vertAlign w:val="subscript"/>
+          <w:lang w:val="hu-HU"/>
+        </w:rPr>
+        <w:t>2</w:t>
+      </w:r>
+      <w:r>
+        <w:rPr>
+          <w:b w:val="false"/>
+          <w:bCs w:val="false"/>
+          <w:position w:val="0"/>
+          <w:sz w:val="24"/>
+          <w:sz w:val="24"/>
+          <w:szCs w:val="24"/>
+          <w:vertAlign w:val="baseline"/>
+          <w:lang w:val="hu-HU"/>
+        </w:rPr>
+        <w:t>=1</w:t>
+      </w:r>
+    </w:p>
+    <w:p>
+      <w:pPr>
+        <w:pStyle w:val="Normal"/>
+        <w:bidi w:val="0"/>
+        <w:jc w:val="start"/>
+        <w:rPr>
+          <w:b w:val="false"/>
+          <w:bCs w:val="false"/>
+          <w:position w:val="0"/>
+          <w:sz w:val="24"/>
+          <w:sz w:val="24"/>
+          <w:szCs w:val="24"/>
+          <w:vertAlign w:val="baseline"/>
+          <w:lang w:val="hu-HU"/>
+        </w:rPr>
+      </w:pPr>
+      <w:r>
+        <w:rPr>
+          <w:b w:val="false"/>
+          <w:bCs w:val="false"/>
+          <w:sz w:val="24"/>
+          <w:szCs w:val="24"/>
+          <w:lang w:val="hu-HU"/>
+        </w:rPr>
+      </w:r>
+    </w:p>
+    <w:p>
+      <w:pPr>
+        <w:pStyle w:val="Normal"/>
+        <w:bidi w:val="0"/>
+        <w:jc w:val="start"/>
+        <w:rPr>
+          <w:b w:val="false"/>
+          <w:bCs w:val="false"/>
+          <w:position w:val="0"/>
+          <w:sz w:val="24"/>
+          <w:sz w:val="24"/>
+          <w:szCs w:val="24"/>
+          <w:vertAlign w:val="baseline"/>
+          <w:lang w:val="hu-HU"/>
+        </w:rPr>
+      </w:pPr>
+      <w:r>
+        <w:rPr>
+          <w:b w:val="false"/>
+          <w:bCs w:val="false"/>
+          <w:sz w:val="24"/>
+          <w:szCs w:val="24"/>
+          <w:lang w:val="hu-HU"/>
+        </w:rPr>
+        <w:t>a</w:t>
+      </w:r>
+      <w:r>
+        <w:rPr>
+          <w:b w:val="false"/>
+          <w:bCs w:val="false"/>
+          <w:sz w:val="24"/>
+          <w:szCs w:val="24"/>
+          <w:vertAlign w:val="subscript"/>
+          <w:lang w:val="hu-HU"/>
+        </w:rPr>
+        <w:t>1</w:t>
+      </w:r>
+      <w:r>
+        <w:rPr>
+          <w:b w:val="false"/>
+          <w:bCs w:val="false"/>
+          <w:position w:val="0"/>
+          <w:sz w:val="24"/>
+          <w:sz w:val="24"/>
+          <w:szCs w:val="24"/>
+          <w:vertAlign w:val="baseline"/>
+          <w:lang w:val="hu-HU"/>
+        </w:rPr>
+        <w:t>=1.5-0.5=1</w:t>
+      </w:r>
+    </w:p>
+    <w:p>
+      <w:pPr>
+        <w:pStyle w:val="Normal"/>
+        <w:bidi w:val="0"/>
+        <w:jc w:val="start"/>
+        <w:rPr>
+          <w:b w:val="false"/>
+          <w:bCs w:val="false"/>
+          <w:position w:val="0"/>
+          <w:sz w:val="24"/>
+          <w:sz w:val="24"/>
+          <w:szCs w:val="24"/>
+          <w:vertAlign w:val="baseline"/>
+          <w:lang w:val="hu-HU"/>
+        </w:rPr>
+      </w:pPr>
+      <w:r>
+        <w:rPr>
+          <w:b w:val="false"/>
+          <w:bCs w:val="false"/>
+          <w:sz w:val="24"/>
+          <w:szCs w:val="24"/>
+          <w:lang w:val="hu-HU"/>
+        </w:rPr>
+        <w:t>a</w:t>
+      </w:r>
+      <w:r>
+        <w:rPr>
+          <w:b w:val="false"/>
+          <w:bCs w:val="false"/>
+          <w:sz w:val="24"/>
+          <w:szCs w:val="24"/>
+          <w:vertAlign w:val="subscript"/>
+          <w:lang w:val="hu-HU"/>
+        </w:rPr>
+        <w:t>2</w:t>
+      </w:r>
+      <w:r>
+        <w:rPr>
+          <w:b w:val="false"/>
+          <w:bCs w:val="false"/>
+          <w:position w:val="0"/>
+          <w:sz w:val="24"/>
+          <w:sz w:val="24"/>
+          <w:szCs w:val="24"/>
+          <w:vertAlign w:val="baseline"/>
+          <w:lang w:val="hu-HU"/>
+        </w:rPr>
+        <w:t>=1.5-1=0.5</w:t>
+      </w:r>
+    </w:p>
+    <w:p>
+      <w:pPr>
+        <w:pStyle w:val="Normal"/>
+        <w:bidi w:val="0"/>
+        <w:jc w:val="start"/>
+        <w:rPr>
+          <w:b w:val="false"/>
+          <w:bCs w:val="false"/>
+          <w:position w:val="0"/>
+          <w:sz w:val="24"/>
+          <w:sz w:val="24"/>
+          <w:szCs w:val="24"/>
+          <w:vertAlign w:val="baseline"/>
+          <w:lang w:val="hu-HU"/>
+        </w:rPr>
+      </w:pPr>
+      <w:r>
+        <w:rPr>
+          <w:b w:val="false"/>
+          <w:bCs w:val="false"/>
+          <w:sz w:val="24"/>
+          <w:szCs w:val="24"/>
+          <w:lang w:val="hu-HU"/>
+        </w:rPr>
+        <w:t>Mo: (1;0.5) és (0.5;1)</w:t>
+      </w:r>
+    </w:p>
+    <w:p>
+      <w:pPr>
+        <w:pStyle w:val="Normal"/>
+        <w:bidi w:val="0"/>
+        <w:jc w:val="start"/>
+        <w:rPr>
+          <w:b w:val="false"/>
+          <w:bCs w:val="false"/>
+          <w:position w:val="0"/>
+          <w:sz w:val="24"/>
+          <w:sz w:val="24"/>
+          <w:szCs w:val="24"/>
+          <w:vertAlign w:val="baseline"/>
+          <w:lang w:val="hu-HU"/>
+        </w:rPr>
+      </w:pPr>
+      <w:r>
+        <w:rPr>
+          <w:b w:val="false"/>
+          <w:bCs w:val="false"/>
+          <w:sz w:val="24"/>
+          <w:szCs w:val="24"/>
+          <w:lang w:val="hu-HU"/>
+        </w:rPr>
+      </w:r>
+    </w:p>
+    <w:p>
+      <w:pPr>
+        <w:pStyle w:val="Normal"/>
+        <w:bidi w:val="0"/>
+        <w:jc w:val="start"/>
+        <w:rPr>
           <w:b/>
           <w:bCs/>
           <w:sz w:val="24"/>
@@ -10422,8 +11417,8 @@
       <w:lang w:val="en-US" w:eastAsia="zh-CN" w:bidi="hi-IN"/>
     </w:rPr>
   </w:style>
-  <w:style w:type="character" w:styleId="Bullets">
-    <w:name w:val="Bullets"/>
+  <w:style w:type="character" w:styleId="Bulletsuser">
+    <w:name w:val="Bullets (user)"/>
     <w:qFormat/>
     <w:rPr>
       <w:rFonts w:ascii="OpenSymbol" w:hAnsi="OpenSymbol" w:eastAsia="OpenSymbol" w:cs="OpenSymbol"/>

--- a/matek11.docx
+++ b/matek11.docx
@@ -10056,17 +10056,7 @@
           <w:szCs w:val="24"/>
           <w:lang w:val="hu-HU"/>
         </w:rPr>
-        <w:t>K=3m</w:t>
-      </w:r>
-      <w:r>
-        <w:rPr>
-          <w:b w:val="false"/>
-          <w:bCs w:val="false"/>
-          <w:sz w:val="24"/>
-          <w:szCs w:val="24"/>
-          <w:lang w:val="hu-HU"/>
-        </w:rPr>
-        <w:t>=2*(a+b)</w:t>
+        <w:t>K=3m=2*(a+b)</w:t>
       </w:r>
     </w:p>
     <w:p>
@@ -10143,20 +10133,6 @@
         <w:rPr>
           <w:b w:val="false"/>
           <w:bCs w:val="false"/>
-          <w:sz w:val="24"/>
-          <w:szCs w:val="24"/>
-          <w:lang w:val="hu-HU"/>
-        </w:rPr>
-      </w:r>
-    </w:p>
-    <w:p>
-      <w:pPr>
-        <w:pStyle w:val="Normal"/>
-        <w:bidi w:val="0"/>
-        <w:jc w:val="start"/>
-        <w:rPr>
-          <w:b w:val="false"/>
-          <w:bCs w:val="false"/>
           <w:position w:val="0"/>
           <w:sz w:val="24"/>
           <w:sz w:val="24"/>
@@ -10164,6 +10140,23 @@
           <w:vertAlign w:val="baseline"/>
           <w:lang w:val="hu-HU"/>
         </w:rPr>
+      </w:r>
+    </w:p>
+    <w:p>
+      <w:pPr>
+        <w:pStyle w:val="Normal"/>
+        <w:bidi w:val="0"/>
+        <w:jc w:val="start"/>
+        <w:rPr>
+          <w:b w:val="false"/>
+          <w:bCs w:val="false"/>
+          <w:position w:val="0"/>
+          <w:sz w:val="24"/>
+          <w:sz w:val="24"/>
+          <w:szCs w:val="24"/>
+          <w:vertAlign w:val="baseline"/>
+          <w:lang w:val="hu-HU"/>
+        </w:rPr>
       </w:pPr>
       <w:r>
         <w:rPr>
@@ -10250,20 +10243,6 @@
         <w:rPr>
           <w:b w:val="false"/>
           <w:bCs w:val="false"/>
-          <w:sz w:val="24"/>
-          <w:szCs w:val="24"/>
-          <w:lang w:val="hu-HU"/>
-        </w:rPr>
-      </w:r>
-    </w:p>
-    <w:p>
-      <w:pPr>
-        <w:pStyle w:val="Normal"/>
-        <w:bidi w:val="0"/>
-        <w:jc w:val="start"/>
-        <w:rPr>
-          <w:b w:val="false"/>
-          <w:bCs w:val="false"/>
           <w:position w:val="0"/>
           <w:sz w:val="24"/>
           <w:sz w:val="24"/>
@@ -10271,6 +10250,23 @@
           <w:vertAlign w:val="baseline"/>
           <w:lang w:val="hu-HU"/>
         </w:rPr>
+      </w:r>
+    </w:p>
+    <w:p>
+      <w:pPr>
+        <w:pStyle w:val="Normal"/>
+        <w:bidi w:val="0"/>
+        <w:jc w:val="start"/>
+        <w:rPr>
+          <w:b w:val="false"/>
+          <w:bCs w:val="false"/>
+          <w:position w:val="0"/>
+          <w:sz w:val="24"/>
+          <w:sz w:val="24"/>
+          <w:szCs w:val="24"/>
+          <w:vertAlign w:val="baseline"/>
+          <w:lang w:val="hu-HU"/>
+        </w:rPr>
       </w:pPr>
       <w:r>
         <w:rPr>
@@ -10330,20 +10326,6 @@
         <w:rPr>
           <w:b w:val="false"/>
           <w:bCs w:val="false"/>
-          <w:sz w:val="24"/>
-          <w:szCs w:val="24"/>
-          <w:lang w:val="hu-HU"/>
-        </w:rPr>
-      </w:r>
-    </w:p>
-    <w:p>
-      <w:pPr>
-        <w:pStyle w:val="Normal"/>
-        <w:bidi w:val="0"/>
-        <w:jc w:val="start"/>
-        <w:rPr>
-          <w:b w:val="false"/>
-          <w:bCs w:val="false"/>
           <w:position w:val="0"/>
           <w:sz w:val="24"/>
           <w:sz w:val="24"/>
@@ -10351,6 +10333,23 @@
           <w:vertAlign w:val="baseline"/>
           <w:lang w:val="hu-HU"/>
         </w:rPr>
+      </w:r>
+    </w:p>
+    <w:p>
+      <w:pPr>
+        <w:pStyle w:val="Normal"/>
+        <w:bidi w:val="0"/>
+        <w:jc w:val="start"/>
+        <w:rPr>
+          <w:b w:val="false"/>
+          <w:bCs w:val="false"/>
+          <w:position w:val="0"/>
+          <w:sz w:val="24"/>
+          <w:sz w:val="24"/>
+          <w:szCs w:val="24"/>
+          <w:vertAlign w:val="baseline"/>
+          <w:lang w:val="hu-HU"/>
+        </w:rPr>
       </w:pPr>
       <w:r>
         <w:rPr>
@@ -10593,20 +10592,6 @@
         <w:rPr>
           <w:b w:val="false"/>
           <w:bCs w:val="false"/>
-          <w:sz w:val="24"/>
-          <w:szCs w:val="24"/>
-          <w:lang w:val="hu-HU"/>
-        </w:rPr>
-      </w:r>
-    </w:p>
-    <w:p>
-      <w:pPr>
-        <w:pStyle w:val="Normal"/>
-        <w:bidi w:val="0"/>
-        <w:jc w:val="start"/>
-        <w:rPr>
-          <w:b w:val="false"/>
-          <w:bCs w:val="false"/>
           <w:position w:val="0"/>
           <w:sz w:val="24"/>
           <w:sz w:val="24"/>
@@ -10614,6 +10599,23 @@
           <w:vertAlign w:val="baseline"/>
           <w:lang w:val="hu-HU"/>
         </w:rPr>
+      </w:r>
+    </w:p>
+    <w:p>
+      <w:pPr>
+        <w:pStyle w:val="Normal"/>
+        <w:bidi w:val="0"/>
+        <w:jc w:val="start"/>
+        <w:rPr>
+          <w:b w:val="false"/>
+          <w:bCs w:val="false"/>
+          <w:position w:val="0"/>
+          <w:sz w:val="24"/>
+          <w:sz w:val="24"/>
+          <w:szCs w:val="24"/>
+          <w:vertAlign w:val="baseline"/>
+          <w:lang w:val="hu-HU"/>
+        </w:rPr>
       </w:pPr>
       <w:r>
         <w:rPr>
@@ -10775,20 +10777,6 @@
         <w:rPr>
           <w:b w:val="false"/>
           <w:bCs w:val="false"/>
-          <w:sz w:val="24"/>
-          <w:szCs w:val="24"/>
-          <w:lang w:val="hu-HU"/>
-        </w:rPr>
-      </w:r>
-    </w:p>
-    <w:p>
-      <w:pPr>
-        <w:pStyle w:val="Normal"/>
-        <w:bidi w:val="0"/>
-        <w:jc w:val="start"/>
-        <w:rPr>
-          <w:b w:val="false"/>
-          <w:bCs w:val="false"/>
           <w:position w:val="0"/>
           <w:sz w:val="24"/>
           <w:sz w:val="24"/>
@@ -10796,6 +10784,23 @@
           <w:vertAlign w:val="baseline"/>
           <w:lang w:val="hu-HU"/>
         </w:rPr>
+      </w:r>
+    </w:p>
+    <w:p>
+      <w:pPr>
+        <w:pStyle w:val="Normal"/>
+        <w:bidi w:val="0"/>
+        <w:jc w:val="start"/>
+        <w:rPr>
+          <w:b w:val="false"/>
+          <w:bCs w:val="false"/>
+          <w:position w:val="0"/>
+          <w:sz w:val="24"/>
+          <w:sz w:val="24"/>
+          <w:szCs w:val="24"/>
+          <w:vertAlign w:val="baseline"/>
+          <w:lang w:val="hu-HU"/>
+        </w:rPr>
       </w:pPr>
       <w:r>
         <w:rPr>
@@ -10930,8 +10935,11 @@
         <w:rPr>
           <w:b w:val="false"/>
           <w:bCs w:val="false"/>
-          <w:sz w:val="24"/>
-          <w:szCs w:val="24"/>
+          <w:position w:val="0"/>
+          <w:sz w:val="24"/>
+          <w:sz w:val="24"/>
+          <w:szCs w:val="24"/>
+          <w:vertAlign w:val="baseline"/>
           <w:lang w:val="hu-HU"/>
         </w:rPr>
       </w:r>
@@ -10958,6 +10966,604 @@
           <w:lang w:val="hu-HU"/>
         </w:rPr>
         <w:t>hf befejezni+ 21/1,3 (piros)</w:t>
+      </w:r>
+    </w:p>
+    <w:p>
+      <w:pPr>
+        <w:pStyle w:val="Normal"/>
+        <w:bidi w:val="0"/>
+        <w:jc w:val="start"/>
+        <w:rPr>
+          <w:b/>
+          <w:bCs/>
+          <w:sz w:val="24"/>
+          <w:szCs w:val="24"/>
+          <w:lang w:val="hu-HU"/>
+        </w:rPr>
+      </w:pPr>
+      <w:r>
+        <w:rPr>
+          <w:b/>
+          <w:bCs/>
+          <w:sz w:val="24"/>
+          <w:szCs w:val="24"/>
+          <w:lang w:val="hu-HU"/>
+        </w:rPr>
+      </w:r>
+    </w:p>
+    <w:p>
+      <w:pPr>
+        <w:pStyle w:val="Normal"/>
+        <w:bidi w:val="0"/>
+        <w:jc w:val="start"/>
+        <w:rPr>
+          <w:b/>
+          <w:bCs/>
+          <w:sz w:val="24"/>
+          <w:szCs w:val="24"/>
+          <w:lang w:val="hu-HU"/>
+        </w:rPr>
+      </w:pPr>
+      <w:r>
+        <w:rPr>
+          <w:b/>
+          <w:bCs/>
+          <w:sz w:val="24"/>
+          <w:szCs w:val="24"/>
+          <w:lang w:val="hu-HU"/>
+        </w:rPr>
+      </w:r>
+    </w:p>
+    <w:p>
+      <w:pPr>
+        <w:pStyle w:val="Normal"/>
+        <w:bidi w:val="0"/>
+        <w:jc w:val="start"/>
+        <w:rPr>
+          <w:b/>
+          <w:bCs/>
+          <w:sz w:val="24"/>
+          <w:szCs w:val="24"/>
+          <w:lang w:val="hu-HU"/>
+        </w:rPr>
+      </w:pPr>
+      <w:r>
+        <w:rPr>
+          <w:b/>
+          <w:bCs/>
+          <w:sz w:val="24"/>
+          <w:szCs w:val="24"/>
+          <w:lang w:val="hu-HU"/>
+        </w:rPr>
+        <w:drawing>
+          <wp:anchor behindDoc="0" distT="0" distB="0" distL="0" distR="0" simplePos="0" locked="0" layoutInCell="0" allowOverlap="1" relativeHeight="20">
+            <wp:simplePos x="0" y="0"/>
+            <wp:positionH relativeFrom="column">
+              <wp:posOffset>3416935</wp:posOffset>
+            </wp:positionH>
+            <wp:positionV relativeFrom="paragraph">
+              <wp:posOffset>635</wp:posOffset>
+            </wp:positionV>
+            <wp:extent cx="2594610" cy="1035685"/>
+            <wp:effectExtent l="0" t="0" r="0" b="0"/>
+            <wp:wrapSquare wrapText="largest"/>
+            <wp:docPr id="19" name="Image19" descr="" title=""/>
+            <wp:cNvGraphicFramePr>
+              <a:graphicFrameLocks xmlns:a="http://schemas.openxmlformats.org/drawingml/2006/main" noChangeAspect="1"/>
+            </wp:cNvGraphicFramePr>
+            <a:graphic xmlns:a="http://schemas.openxmlformats.org/drawingml/2006/main">
+              <a:graphicData uri="http://schemas.openxmlformats.org/drawingml/2006/picture">
+                <pic:pic xmlns:pic="http://schemas.openxmlformats.org/drawingml/2006/picture">
+                  <pic:nvPicPr>
+                    <pic:cNvPr id="19" name="Image19" descr="" title=""/>
+                    <pic:cNvPicPr>
+                      <a:picLocks noChangeAspect="1" noChangeArrowheads="1"/>
+                    </pic:cNvPicPr>
+                  </pic:nvPicPr>
+                  <pic:blipFill>
+                    <a:blip r:embed="rId20"/>
+                    <a:stretch>
+                      <a:fillRect/>
+                    </a:stretch>
+                  </pic:blipFill>
+                  <pic:spPr bwMode="auto">
+                    <a:xfrm>
+                      <a:off x="0" y="0"/>
+                      <a:ext cx="2594610" cy="1035685"/>
+                    </a:xfrm>
+                    <a:prstGeom prst="rect">
+                      <a:avLst/>
+                    </a:prstGeom>
+                    <a:noFill/>
+                  </pic:spPr>
+                </pic:pic>
+              </a:graphicData>
+            </a:graphic>
+          </wp:anchor>
+        </w:drawing>
+      </w:r>
+      <w:r>
+        <w:rPr>
+          <w:b/>
+          <w:bCs/>
+          <w:sz w:val="24"/>
+          <w:szCs w:val="24"/>
+          <w:lang w:val="hu-HU"/>
+        </w:rPr>
+        <w:t>27/1 (piros)</w:t>
+      </w:r>
+    </w:p>
+    <w:p>
+      <w:pPr>
+        <w:pStyle w:val="Normal"/>
+        <w:bidi w:val="0"/>
+        <w:jc w:val="start"/>
+        <w:rPr>
+          <w:b w:val="false"/>
+          <w:bCs w:val="false"/>
+          <w:sz w:val="24"/>
+          <w:szCs w:val="24"/>
+          <w:lang w:val="hu-HU"/>
+        </w:rPr>
+      </w:pPr>
+      <w:r>
+        <w:rPr>
+          <w:b w:val="false"/>
+          <w:bCs w:val="false"/>
+          <w:sz w:val="24"/>
+          <w:szCs w:val="24"/>
+          <w:lang w:val="hu-HU"/>
+        </w:rPr>
+        <w:t>a = ? = c*sin(alpha)/sin(gamma) = 3.5*sin(107)*sin(32) = 6.3162cm</w:t>
+      </w:r>
+    </w:p>
+    <w:p>
+      <w:pPr>
+        <w:pStyle w:val="Normal"/>
+        <w:bidi w:val="0"/>
+        <w:jc w:val="start"/>
+        <w:rPr>
+          <w:b w:val="false"/>
+          <w:bCs w:val="false"/>
+          <w:sz w:val="24"/>
+          <w:szCs w:val="24"/>
+          <w:lang w:val="hu-HU"/>
+        </w:rPr>
+      </w:pPr>
+      <w:r>
+        <w:rPr>
+          <w:b w:val="false"/>
+          <w:bCs w:val="false"/>
+          <w:sz w:val="24"/>
+          <w:szCs w:val="24"/>
+          <w:lang w:val="hu-HU"/>
+        </w:rPr>
+        <w:t>b = ? = c*sin(beta)/sin(gamma) = 3.5*(sin(40)/sin(32)) = 4.2455cm</w:t>
+      </w:r>
+    </w:p>
+    <w:p>
+      <w:pPr>
+        <w:pStyle w:val="Normal"/>
+        <w:bidi w:val="0"/>
+        <w:jc w:val="start"/>
+        <w:rPr>
+          <w:b w:val="false"/>
+          <w:bCs w:val="false"/>
+          <w:sz w:val="24"/>
+          <w:szCs w:val="24"/>
+          <w:lang w:val="hu-HU"/>
+        </w:rPr>
+      </w:pPr>
+      <w:r>
+        <w:rPr>
+          <w:b w:val="false"/>
+          <w:bCs w:val="false"/>
+          <w:sz w:val="24"/>
+          <w:szCs w:val="24"/>
+          <w:lang w:val="hu-HU"/>
+        </w:rPr>
+        <w:t>c = 3.5cm</w:t>
+      </w:r>
+    </w:p>
+    <w:p>
+      <w:pPr>
+        <w:pStyle w:val="Normal"/>
+        <w:bidi w:val="0"/>
+        <w:jc w:val="start"/>
+        <w:rPr>
+          <w:b w:val="false"/>
+          <w:bCs w:val="false"/>
+          <w:sz w:val="24"/>
+          <w:szCs w:val="24"/>
+          <w:lang w:val="hu-HU"/>
+        </w:rPr>
+      </w:pPr>
+      <w:r>
+        <w:rPr>
+          <w:b w:val="false"/>
+          <w:bCs w:val="false"/>
+          <w:sz w:val="24"/>
+          <w:szCs w:val="24"/>
+          <w:lang w:val="hu-HU"/>
+        </w:rPr>
+        <w:t>alpha = 107°</w:t>
+      </w:r>
+    </w:p>
+    <w:p>
+      <w:pPr>
+        <w:pStyle w:val="Normal"/>
+        <w:bidi w:val="0"/>
+        <w:jc w:val="start"/>
+        <w:rPr>
+          <w:b w:val="false"/>
+          <w:bCs w:val="false"/>
+          <w:sz w:val="24"/>
+          <w:szCs w:val="24"/>
+          <w:lang w:val="hu-HU"/>
+        </w:rPr>
+      </w:pPr>
+      <w:r>
+        <w:rPr>
+          <w:b w:val="false"/>
+          <w:bCs w:val="false"/>
+          <w:sz w:val="24"/>
+          <w:szCs w:val="24"/>
+          <w:lang w:val="hu-HU"/>
+        </w:rPr>
+        <w:t>beta = 40°</w:t>
+      </w:r>
+    </w:p>
+    <w:p>
+      <w:pPr>
+        <w:pStyle w:val="Normal"/>
+        <w:bidi w:val="0"/>
+        <w:jc w:val="start"/>
+        <w:rPr>
+          <w:b w:val="false"/>
+          <w:bCs w:val="false"/>
+          <w:sz w:val="24"/>
+          <w:szCs w:val="24"/>
+          <w:lang w:val="hu-HU"/>
+        </w:rPr>
+      </w:pPr>
+      <w:r>
+        <w:rPr>
+          <w:b w:val="false"/>
+          <w:bCs w:val="false"/>
+          <w:sz w:val="24"/>
+          <w:szCs w:val="24"/>
+          <w:lang w:val="hu-HU"/>
+        </w:rPr>
+        <w:t>gamma = 32°</w:t>
+      </w:r>
+    </w:p>
+    <w:p>
+      <w:pPr>
+        <w:pStyle w:val="Normal"/>
+        <w:bidi w:val="0"/>
+        <w:jc w:val="start"/>
+        <w:rPr>
+          <w:b w:val="false"/>
+          <w:bCs w:val="false"/>
+          <w:sz w:val="24"/>
+          <w:szCs w:val="24"/>
+          <w:lang w:val="hu-HU"/>
+        </w:rPr>
+      </w:pPr>
+      <w:r>
+        <w:rPr>
+          <w:b w:val="false"/>
+          <w:bCs w:val="false"/>
+          <w:sz w:val="24"/>
+          <w:szCs w:val="24"/>
+          <w:lang w:val="hu-HU"/>
+        </w:rPr>
+        <w:drawing>
+          <wp:anchor behindDoc="0" distT="0" distB="0" distL="0" distR="0" simplePos="0" locked="0" layoutInCell="0" allowOverlap="1" relativeHeight="21">
+            <wp:simplePos x="0" y="0"/>
+            <wp:positionH relativeFrom="column">
+              <wp:posOffset>3602355</wp:posOffset>
+            </wp:positionH>
+            <wp:positionV relativeFrom="paragraph">
+              <wp:posOffset>635</wp:posOffset>
+            </wp:positionV>
+            <wp:extent cx="2316480" cy="1076960"/>
+            <wp:effectExtent l="0" t="0" r="0" b="0"/>
+            <wp:wrapSquare wrapText="largest"/>
+            <wp:docPr id="20" name="Image20" descr="" title=""/>
+            <wp:cNvGraphicFramePr>
+              <a:graphicFrameLocks xmlns:a="http://schemas.openxmlformats.org/drawingml/2006/main" noChangeAspect="1"/>
+            </wp:cNvGraphicFramePr>
+            <a:graphic xmlns:a="http://schemas.openxmlformats.org/drawingml/2006/main">
+              <a:graphicData uri="http://schemas.openxmlformats.org/drawingml/2006/picture">
+                <pic:pic xmlns:pic="http://schemas.openxmlformats.org/drawingml/2006/picture">
+                  <pic:nvPicPr>
+                    <pic:cNvPr id="20" name="Image20" descr="" title=""/>
+                    <pic:cNvPicPr>
+                      <a:picLocks noChangeAspect="1" noChangeArrowheads="1"/>
+                    </pic:cNvPicPr>
+                  </pic:nvPicPr>
+                  <pic:blipFill>
+                    <a:blip r:embed="rId21"/>
+                    <a:stretch>
+                      <a:fillRect/>
+                    </a:stretch>
+                  </pic:blipFill>
+                  <pic:spPr bwMode="auto">
+                    <a:xfrm>
+                      <a:off x="0" y="0"/>
+                      <a:ext cx="2316480" cy="1076960"/>
+                    </a:xfrm>
+                    <a:prstGeom prst="rect">
+                      <a:avLst/>
+                    </a:prstGeom>
+                    <a:noFill/>
+                  </pic:spPr>
+                </pic:pic>
+              </a:graphicData>
+            </a:graphic>
+          </wp:anchor>
+        </w:drawing>
+      </w:r>
+    </w:p>
+    <w:p>
+      <w:pPr>
+        <w:pStyle w:val="Normal"/>
+        <w:bidi w:val="0"/>
+        <w:jc w:val="start"/>
+        <w:rPr>
+          <w:b w:val="false"/>
+          <w:bCs w:val="false"/>
+          <w:sz w:val="24"/>
+          <w:szCs w:val="24"/>
+          <w:lang w:val="hu-HU"/>
+        </w:rPr>
+      </w:pPr>
+      <w:r>
+        <w:rPr>
+          <w:b w:val="false"/>
+          <w:bCs w:val="false"/>
+          <w:sz w:val="24"/>
+          <w:szCs w:val="24"/>
+          <w:lang w:val="hu-HU"/>
+        </w:rPr>
+        <w:t>a = 3.5cm</w:t>
+      </w:r>
+    </w:p>
+    <w:p>
+      <w:pPr>
+        <w:pStyle w:val="Normal"/>
+        <w:bidi w:val="0"/>
+        <w:jc w:val="start"/>
+        <w:rPr>
+          <w:b w:val="false"/>
+          <w:bCs w:val="false"/>
+          <w:sz w:val="24"/>
+          <w:szCs w:val="24"/>
+          <w:lang w:val="hu-HU"/>
+        </w:rPr>
+      </w:pPr>
+      <w:r>
+        <w:rPr>
+          <w:b w:val="false"/>
+          <w:bCs w:val="false"/>
+          <w:sz w:val="24"/>
+          <w:szCs w:val="24"/>
+          <w:lang w:val="hu-HU"/>
+        </w:rPr>
+        <w:t>b = 7.5cm</w:t>
+      </w:r>
+    </w:p>
+    <w:p>
+      <w:pPr>
+        <w:pStyle w:val="Normal"/>
+        <w:bidi w:val="0"/>
+        <w:jc w:val="start"/>
+        <w:rPr>
+          <w:b w:val="false"/>
+          <w:bCs w:val="false"/>
+          <w:sz w:val="24"/>
+          <w:szCs w:val="24"/>
+          <w:lang w:val="hu-HU"/>
+        </w:rPr>
+      </w:pPr>
+      <w:r>
+        <w:rPr>
+          <w:b w:val="false"/>
+          <w:bCs w:val="false"/>
+          <w:sz w:val="24"/>
+          <w:szCs w:val="24"/>
+          <w:lang w:val="hu-HU"/>
+        </w:rPr>
+        <w:t>c = ? = sin(gamma)/sin(beta)*b = sin(46.495)/sin(107)*7.5 = 5.6884</w:t>
+      </w:r>
+    </w:p>
+    <w:p>
+      <w:pPr>
+        <w:pStyle w:val="Normal"/>
+        <w:bidi w:val="0"/>
+        <w:jc w:val="start"/>
+        <w:rPr>
+          <w:b w:val="false"/>
+          <w:bCs w:val="false"/>
+          <w:sz w:val="24"/>
+          <w:szCs w:val="24"/>
+          <w:lang w:val="hu-HU"/>
+        </w:rPr>
+      </w:pPr>
+      <w:r>
+        <w:rPr>
+          <w:b w:val="false"/>
+          <w:bCs w:val="false"/>
+          <w:sz w:val="24"/>
+          <w:szCs w:val="24"/>
+          <w:lang w:val="hu-HU"/>
+        </w:rPr>
+        <w:t>alpha = ? = asin(a/b*sin(beta)) = asin(3.5/7.5*sin(107)) = 26.5050°</w:t>
+      </w:r>
+    </w:p>
+    <w:p>
+      <w:pPr>
+        <w:pStyle w:val="Normal"/>
+        <w:bidi w:val="0"/>
+        <w:jc w:val="start"/>
+        <w:rPr>
+          <w:b w:val="false"/>
+          <w:bCs w:val="false"/>
+          <w:sz w:val="24"/>
+          <w:szCs w:val="24"/>
+          <w:lang w:val="hu-HU"/>
+        </w:rPr>
+      </w:pPr>
+      <w:r>
+        <w:rPr>
+          <w:b w:val="false"/>
+          <w:bCs w:val="false"/>
+          <w:sz w:val="24"/>
+          <w:szCs w:val="24"/>
+          <w:lang w:val="hu-HU"/>
+        </w:rPr>
+        <w:t>Beta = 107°</w:t>
+      </w:r>
+    </w:p>
+    <w:p>
+      <w:pPr>
+        <w:pStyle w:val="Normal"/>
+        <w:bidi w:val="0"/>
+        <w:jc w:val="start"/>
+        <w:rPr>
+          <w:b w:val="false"/>
+          <w:bCs w:val="false"/>
+          <w:sz w:val="24"/>
+          <w:szCs w:val="24"/>
+          <w:lang w:val="hu-HU"/>
+        </w:rPr>
+      </w:pPr>
+      <w:r>
+        <w:rPr>
+          <w:b w:val="false"/>
+          <w:bCs w:val="false"/>
+          <w:sz w:val="24"/>
+          <w:szCs w:val="24"/>
+          <w:lang w:val="hu-HU"/>
+        </w:rPr>
+        <w:t>gamma = ? = 180-(alpha+beta) = 180-(26.5050+107) = 46.495°</w:t>
+      </w:r>
+    </w:p>
+    <w:p>
+      <w:pPr>
+        <w:pStyle w:val="Normal"/>
+        <w:bidi w:val="0"/>
+        <w:jc w:val="start"/>
+        <w:rPr>
+          <w:b w:val="false"/>
+          <w:bCs w:val="false"/>
+          <w:sz w:val="24"/>
+          <w:szCs w:val="24"/>
+          <w:lang w:val="hu-HU"/>
+        </w:rPr>
+      </w:pPr>
+      <w:r>
+        <w:rPr>
+          <w:b w:val="false"/>
+          <w:bCs w:val="false"/>
+          <w:sz w:val="24"/>
+          <w:szCs w:val="24"/>
+          <w:lang w:val="hu-HU"/>
+        </w:rPr>
+      </w:r>
+    </w:p>
+    <w:p>
+      <w:pPr>
+        <w:pStyle w:val="Normal"/>
+        <w:bidi w:val="0"/>
+        <w:jc w:val="start"/>
+        <w:rPr>
+          <w:b/>
+          <w:bCs/>
+          <w:sz w:val="24"/>
+          <w:szCs w:val="24"/>
+          <w:lang w:val="hu-HU"/>
+        </w:rPr>
+      </w:pPr>
+      <w:r>
+        <w:rPr>
+          <w:b/>
+          <w:bCs/>
+          <w:sz w:val="24"/>
+          <w:szCs w:val="24"/>
+          <w:lang w:val="hu-HU"/>
+        </w:rPr>
+        <w:t>hf 27/3,4 (barna)</w:t>
+      </w:r>
+    </w:p>
+    <w:p>
+      <w:pPr>
+        <w:pStyle w:val="Normal"/>
+        <w:bidi w:val="0"/>
+        <w:jc w:val="start"/>
+        <w:rPr>
+          <w:b w:val="false"/>
+          <w:bCs w:val="false"/>
+          <w:sz w:val="24"/>
+          <w:szCs w:val="24"/>
+          <w:lang w:val="hu-HU"/>
+        </w:rPr>
+      </w:pPr>
+      <w:r>
+        <w:rPr>
+          <w:b w:val="false"/>
+          <w:bCs w:val="false"/>
+          <w:sz w:val="24"/>
+          <w:szCs w:val="24"/>
+          <w:lang w:val="hu-HU"/>
+        </w:rPr>
+      </w:r>
+    </w:p>
+    <w:p>
+      <w:pPr>
+        <w:pStyle w:val="Normal"/>
+        <w:bidi w:val="0"/>
+        <w:jc w:val="start"/>
+        <w:rPr>
+          <w:b w:val="false"/>
+          <w:bCs w:val="false"/>
+          <w:sz w:val="24"/>
+          <w:szCs w:val="24"/>
+          <w:lang w:val="hu-HU"/>
+        </w:rPr>
+      </w:pPr>
+      <w:r>
+        <w:rPr>
+          <w:b w:val="false"/>
+          <w:bCs w:val="false"/>
+          <w:sz w:val="24"/>
+          <w:szCs w:val="24"/>
+          <w:lang w:val="hu-HU"/>
+        </w:rPr>
+      </w:r>
+    </w:p>
+    <w:p>
+      <w:pPr>
+        <w:pStyle w:val="Normal"/>
+        <w:bidi w:val="0"/>
+        <w:jc w:val="start"/>
+        <w:rPr>
+          <w:b w:val="false"/>
+          <w:bCs w:val="false"/>
+          <w:sz w:val="24"/>
+          <w:szCs w:val="24"/>
+          <w:lang w:val="hu-HU"/>
+        </w:rPr>
+      </w:pPr>
+      <w:r>
+        <w:rPr>
+          <w:b w:val="false"/>
+          <w:bCs w:val="false"/>
+          <w:sz w:val="24"/>
+          <w:szCs w:val="24"/>
+          <w:lang w:val="hu-HU"/>
+        </w:rPr>
       </w:r>
     </w:p>
     <w:sectPr>
@@ -11417,8 +12023,8 @@
       <w:lang w:val="en-US" w:eastAsia="zh-CN" w:bidi="hi-IN"/>
     </w:rPr>
   </w:style>
-  <w:style w:type="character" w:styleId="Bulletsuser">
-    <w:name w:val="Bullets (user)"/>
+  <w:style w:type="character" w:styleId="Bullets">
+    <w:name w:val="Bullets"/>
     <w:qFormat/>
     <w:rPr>
       <w:rFonts w:ascii="OpenSymbol" w:hAnsi="OpenSymbol" w:eastAsia="OpenSymbol" w:cs="OpenSymbol"/>

--- a/matek11.docx
+++ b/matek11.docx
@@ -11028,13 +11028,6 @@
         </w:rPr>
       </w:pPr>
       <w:r>
-        <w:rPr>
-          <w:b/>
-          <w:bCs/>
-          <w:sz w:val="24"/>
-          <w:szCs w:val="24"/>
-          <w:lang w:val="hu-HU"/>
-        </w:rPr>
         <w:drawing>
           <wp:anchor behindDoc="0" distT="0" distB="0" distL="0" distR="0" simplePos="0" locked="0" layoutInCell="0" allowOverlap="1" relativeHeight="20">
             <wp:simplePos x="0" y="0"/>
@@ -11564,6 +11557,7 @@
           <w:szCs w:val="24"/>
           <w:lang w:val="hu-HU"/>
         </w:rPr>
+        <w:t xml:space="preserve"> </w:t>
       </w:r>
     </w:p>
     <w:sectPr>
@@ -12023,8 +12017,8 @@
       <w:lang w:val="en-US" w:eastAsia="zh-CN" w:bidi="hi-IN"/>
     </w:rPr>
   </w:style>
-  <w:style w:type="character" w:styleId="Bullets">
-    <w:name w:val="Bullets"/>
+  <w:style w:type="character" w:styleId="Bulletsuser">
+    <w:name w:val="Bullets (user)"/>
     <w:qFormat/>
     <w:rPr>
       <w:rFonts w:ascii="OpenSymbol" w:hAnsi="OpenSymbol" w:eastAsia="OpenSymbol" w:cs="OpenSymbol"/>

--- a/matek11.docx
+++ b/matek11.docx
@@ -11559,6 +11559,503 @@
         </w:rPr>
         <w:t xml:space="preserve"> </w:t>
       </w:r>
+      <w:r>
+        <w:rPr>
+          <w:b/>
+          <w:bCs/>
+          <w:sz w:val="24"/>
+          <w:szCs w:val="24"/>
+          <w:lang w:val="hu-HU"/>
+        </w:rPr>
+        <w:t>Tk 33/</w:t>
+      </w:r>
+      <w:r>
+        <w:rPr>
+          <w:b/>
+          <w:bCs/>
+          <w:sz w:val="24"/>
+          <w:szCs w:val="24"/>
+          <w:lang w:val="hu-HU"/>
+        </w:rPr>
+        <w:t>2</w:t>
+      </w:r>
+    </w:p>
+    <w:p>
+      <w:pPr>
+        <w:pStyle w:val="Normal"/>
+        <w:bidi w:val="0"/>
+        <w:jc w:val="start"/>
+        <w:rPr>
+          <w:b w:val="false"/>
+          <w:bCs w:val="false"/>
+          <w:sz w:val="24"/>
+          <w:szCs w:val="24"/>
+          <w:lang w:val="hu-HU"/>
+        </w:rPr>
+      </w:pPr>
+      <w:r>
+        <w:rPr>
+          <w:b w:val="false"/>
+          <w:bCs w:val="false"/>
+          <w:sz w:val="24"/>
+          <w:szCs w:val="24"/>
+          <w:lang w:val="hu-HU"/>
+        </w:rPr>
+      </w:r>
+    </w:p>
+    <w:p>
+      <w:pPr>
+        <w:pStyle w:val="Normal"/>
+        <w:bidi w:val="0"/>
+        <w:jc w:val="start"/>
+        <w:rPr>
+          <w:b w:val="false"/>
+          <w:bCs w:val="false"/>
+          <w:sz w:val="24"/>
+          <w:szCs w:val="24"/>
+          <w:lang w:val="hu-HU"/>
+        </w:rPr>
+      </w:pPr>
+      <w:r>
+        <w:rPr>
+          <w:b w:val="false"/>
+          <w:bCs w:val="false"/>
+          <w:sz w:val="24"/>
+          <w:szCs w:val="24"/>
+          <w:lang w:val="hu-HU"/>
+        </w:rPr>
+        <w:t xml:space="preserve">cos(alpha)=0.5 </w:t>
+      </w:r>
+    </w:p>
+    <w:p>
+      <w:pPr>
+        <w:pStyle w:val="Normal"/>
+        <w:bidi w:val="0"/>
+        <w:jc w:val="start"/>
+        <w:rPr>
+          <w:b w:val="false"/>
+          <w:bCs w:val="false"/>
+          <w:sz w:val="24"/>
+          <w:szCs w:val="24"/>
+          <w:lang w:val="hu-HU"/>
+        </w:rPr>
+      </w:pPr>
+      <w:r>
+        <w:rPr>
+          <w:b w:val="false"/>
+          <w:bCs w:val="false"/>
+          <w:sz w:val="24"/>
+          <w:szCs w:val="24"/>
+          <w:lang w:val="hu-HU"/>
+        </w:rPr>
+        <w:t>cos(beta)=0</w:t>
+      </w:r>
+    </w:p>
+    <w:p>
+      <w:pPr>
+        <w:pStyle w:val="Normal"/>
+        <w:bidi w:val="0"/>
+        <w:jc w:val="start"/>
+        <w:rPr>
+          <w:b w:val="false"/>
+          <w:bCs w:val="false"/>
+          <w:sz w:val="24"/>
+          <w:szCs w:val="24"/>
+          <w:lang w:val="hu-HU"/>
+        </w:rPr>
+      </w:pPr>
+      <w:r>
+        <w:rPr>
+          <w:b w:val="false"/>
+          <w:bCs w:val="false"/>
+          <w:sz w:val="24"/>
+          <w:szCs w:val="24"/>
+          <w:lang w:val="hu-HU"/>
+        </w:rPr>
+        <w:t>alpha=60°</w:t>
+      </w:r>
+    </w:p>
+    <w:p>
+      <w:pPr>
+        <w:pStyle w:val="Normal"/>
+        <w:bidi w:val="0"/>
+        <w:jc w:val="start"/>
+        <w:rPr>
+          <w:b w:val="false"/>
+          <w:bCs w:val="false"/>
+          <w:sz w:val="24"/>
+          <w:szCs w:val="24"/>
+          <w:lang w:val="hu-HU"/>
+        </w:rPr>
+      </w:pPr>
+      <w:r>
+        <w:rPr>
+          <w:b w:val="false"/>
+          <w:bCs w:val="false"/>
+          <w:sz w:val="24"/>
+          <w:szCs w:val="24"/>
+          <w:lang w:val="hu-HU"/>
+        </w:rPr>
+        <w:t>beta=90°</w:t>
+      </w:r>
+    </w:p>
+    <w:p>
+      <w:pPr>
+        <w:pStyle w:val="Normal"/>
+        <w:bidi w:val="0"/>
+        <w:jc w:val="start"/>
+        <w:rPr>
+          <w:b w:val="false"/>
+          <w:bCs w:val="false"/>
+          <w:sz w:val="24"/>
+          <w:szCs w:val="24"/>
+          <w:lang w:val="hu-HU"/>
+        </w:rPr>
+      </w:pPr>
+      <w:r>
+        <w:rPr>
+          <w:b w:val="false"/>
+          <w:bCs w:val="false"/>
+          <w:sz w:val="24"/>
+          <w:szCs w:val="24"/>
+          <w:lang w:val="hu-HU"/>
+        </w:rPr>
+        <w:t>gamma=30°</w:t>
+      </w:r>
+    </w:p>
+    <w:p>
+      <w:pPr>
+        <w:pStyle w:val="Normal"/>
+        <w:bidi w:val="0"/>
+        <w:jc w:val="start"/>
+        <w:rPr>
+          <w:b w:val="false"/>
+          <w:bCs w:val="false"/>
+          <w:sz w:val="24"/>
+          <w:szCs w:val="24"/>
+          <w:lang w:val="hu-HU"/>
+        </w:rPr>
+      </w:pPr>
+      <w:r>
+        <w:rPr>
+          <w:b w:val="false"/>
+          <w:bCs w:val="false"/>
+          <w:sz w:val="24"/>
+          <w:szCs w:val="24"/>
+          <w:lang w:val="hu-HU"/>
+        </w:rPr>
+        <w:t>sin(30)=0.5</w:t>
+      </w:r>
+    </w:p>
+    <w:p>
+      <w:pPr>
+        <w:pStyle w:val="Normal"/>
+        <w:bidi w:val="0"/>
+        <w:jc w:val="start"/>
+        <w:rPr>
+          <w:b w:val="false"/>
+          <w:bCs w:val="false"/>
+          <w:sz w:val="24"/>
+          <w:szCs w:val="24"/>
+          <w:lang w:val="hu-HU"/>
+        </w:rPr>
+      </w:pPr>
+      <w:r>
+        <w:rPr>
+          <w:b w:val="false"/>
+          <w:bCs w:val="false"/>
+          <w:sz w:val="24"/>
+          <w:szCs w:val="24"/>
+          <w:lang w:val="hu-HU"/>
+        </w:rPr>
+        <w:t>cos(30)=0.866</w:t>
+      </w:r>
+    </w:p>
+    <w:p>
+      <w:pPr>
+        <w:pStyle w:val="Normal"/>
+        <w:bidi w:val="0"/>
+        <w:jc w:val="start"/>
+        <w:rPr>
+          <w:b w:val="false"/>
+          <w:bCs w:val="false"/>
+          <w:sz w:val="24"/>
+          <w:szCs w:val="24"/>
+          <w:lang w:val="hu-HU"/>
+        </w:rPr>
+      </w:pPr>
+      <w:r>
+        <w:rPr>
+          <w:b w:val="false"/>
+          <w:bCs w:val="false"/>
+          <w:sz w:val="24"/>
+          <w:szCs w:val="24"/>
+          <w:lang w:val="hu-HU"/>
+        </w:rPr>
+      </w:r>
+    </w:p>
+    <w:p>
+      <w:pPr>
+        <w:pStyle w:val="Normal"/>
+        <w:bidi w:val="0"/>
+        <w:jc w:val="start"/>
+        <w:rPr>
+          <w:b w:val="false"/>
+          <w:bCs w:val="false"/>
+          <w:sz w:val="24"/>
+          <w:szCs w:val="24"/>
+          <w:lang w:val="hu-HU"/>
+        </w:rPr>
+      </w:pPr>
+      <w:r>
+        <w:rPr>
+          <w:b w:val="false"/>
+          <w:bCs w:val="false"/>
+          <w:sz w:val="24"/>
+          <w:szCs w:val="24"/>
+          <w:lang w:val="hu-HU"/>
+        </w:rPr>
+      </w:r>
+    </w:p>
+    <w:p>
+      <w:pPr>
+        <w:pStyle w:val="Normal"/>
+        <w:bidi w:val="0"/>
+        <w:jc w:val="start"/>
+        <w:rPr>
+          <w:b/>
+          <w:bCs/>
+          <w:sz w:val="24"/>
+          <w:szCs w:val="24"/>
+          <w:lang w:val="hu-HU"/>
+        </w:rPr>
+      </w:pPr>
+      <w:r>
+        <w:rPr>
+          <w:b/>
+          <w:bCs/>
+          <w:sz w:val="24"/>
+          <w:szCs w:val="24"/>
+          <w:lang w:val="hu-HU"/>
+        </w:rPr>
+        <w:t>Hf 33/2 (barna)</w:t>
+      </w:r>
+    </w:p>
+    <w:p>
+      <w:pPr>
+        <w:pStyle w:val="Normal"/>
+        <w:bidi w:val="0"/>
+        <w:jc w:val="start"/>
+        <w:rPr>
+          <w:b w:val="false"/>
+          <w:bCs w:val="false"/>
+          <w:sz w:val="24"/>
+          <w:szCs w:val="24"/>
+          <w:lang w:val="hu-HU"/>
+        </w:rPr>
+      </w:pPr>
+      <w:r>
+        <w:rPr>
+          <w:b w:val="false"/>
+          <w:bCs w:val="false"/>
+          <w:sz w:val="24"/>
+          <w:szCs w:val="24"/>
+          <w:lang w:val="hu-HU"/>
+        </w:rPr>
+        <w:t>b</w:t>
+      </w:r>
+    </w:p>
+    <w:p>
+      <w:pPr>
+        <w:pStyle w:val="Normal"/>
+        <w:bidi w:val="0"/>
+        <w:jc w:val="start"/>
+        <w:rPr>
+          <w:b w:val="false"/>
+          <w:bCs w:val="false"/>
+          <w:sz w:val="24"/>
+          <w:szCs w:val="24"/>
+          <w:lang w:val="hu-HU"/>
+        </w:rPr>
+      </w:pPr>
+      <w:r>
+        <w:rPr>
+          <w:b w:val="false"/>
+          <w:bCs w:val="false"/>
+          <w:sz w:val="24"/>
+          <w:szCs w:val="24"/>
+          <w:lang w:val="hu-HU"/>
+        </w:rPr>
+        <w:t>cos(alpha)=sqrt(3)/2</w:t>
+      </w:r>
+    </w:p>
+    <w:p>
+      <w:pPr>
+        <w:pStyle w:val="Normal"/>
+        <w:bidi w:val="0"/>
+        <w:jc w:val="start"/>
+        <w:rPr>
+          <w:b w:val="false"/>
+          <w:bCs w:val="false"/>
+          <w:sz w:val="24"/>
+          <w:szCs w:val="24"/>
+          <w:lang w:val="hu-HU"/>
+        </w:rPr>
+      </w:pPr>
+      <w:r>
+        <w:rPr>
+          <w:b w:val="false"/>
+          <w:bCs w:val="false"/>
+          <w:sz w:val="24"/>
+          <w:szCs w:val="24"/>
+          <w:lang w:val="hu-HU"/>
+        </w:rPr>
+        <w:t>sin(gamma)=?</w:t>
+      </w:r>
+    </w:p>
+    <w:p>
+      <w:pPr>
+        <w:pStyle w:val="Normal"/>
+        <w:bidi w:val="0"/>
+        <w:jc w:val="start"/>
+        <w:rPr>
+          <w:b w:val="false"/>
+          <w:bCs w:val="false"/>
+          <w:sz w:val="24"/>
+          <w:szCs w:val="24"/>
+          <w:lang w:val="hu-HU"/>
+        </w:rPr>
+      </w:pPr>
+      <w:r>
+        <w:rPr>
+          <w:b w:val="false"/>
+          <w:bCs w:val="false"/>
+          <w:sz w:val="24"/>
+          <w:szCs w:val="24"/>
+          <w:lang w:val="hu-HU"/>
+        </w:rPr>
+        <w:t>cos(beta)=-0.5</w:t>
+      </w:r>
+    </w:p>
+    <w:p>
+      <w:pPr>
+        <w:pStyle w:val="Normal"/>
+        <w:bidi w:val="0"/>
+        <w:jc w:val="start"/>
+        <w:rPr>
+          <w:b w:val="false"/>
+          <w:bCs w:val="false"/>
+          <w:sz w:val="24"/>
+          <w:szCs w:val="24"/>
+          <w:lang w:val="hu-HU"/>
+        </w:rPr>
+      </w:pPr>
+      <w:r>
+        <w:rPr>
+          <w:b w:val="false"/>
+          <w:bCs w:val="false"/>
+          <w:sz w:val="24"/>
+          <w:szCs w:val="24"/>
+          <w:lang w:val="hu-HU"/>
+        </w:rPr>
+        <w:t>cos(gamma)=?</w:t>
+      </w:r>
+    </w:p>
+    <w:p>
+      <w:pPr>
+        <w:pStyle w:val="Normal"/>
+        <w:bidi w:val="0"/>
+        <w:jc w:val="start"/>
+        <w:rPr>
+          <w:b w:val="false"/>
+          <w:bCs w:val="false"/>
+          <w:sz w:val="24"/>
+          <w:szCs w:val="24"/>
+          <w:lang w:val="hu-HU"/>
+        </w:rPr>
+      </w:pPr>
+      <w:r>
+        <w:rPr>
+          <w:b w:val="false"/>
+          <w:bCs w:val="false"/>
+          <w:sz w:val="24"/>
+          <w:szCs w:val="24"/>
+          <w:lang w:val="hu-HU"/>
+        </w:rPr>
+        <w:t>3.</w:t>
+      </w:r>
+    </w:p>
+    <w:p>
+      <w:pPr>
+        <w:pStyle w:val="Normal"/>
+        <w:bidi w:val="0"/>
+        <w:jc w:val="start"/>
+        <w:rPr>
+          <w:b w:val="false"/>
+          <w:bCs w:val="false"/>
+          <w:sz w:val="24"/>
+          <w:szCs w:val="24"/>
+          <w:lang w:val="hu-HU"/>
+        </w:rPr>
+      </w:pPr>
+      <w:r>
+        <w:rPr>
+          <w:b w:val="false"/>
+          <w:bCs w:val="false"/>
+          <w:sz w:val="24"/>
+          <w:szCs w:val="24"/>
+          <w:lang w:val="hu-HU"/>
+        </w:rPr>
+        <w:t>cos(alpha)=?</w:t>
+      </w:r>
+    </w:p>
+    <w:p>
+      <w:pPr>
+        <w:pStyle w:val="Normal"/>
+        <w:bidi w:val="0"/>
+        <w:jc w:val="start"/>
+        <w:rPr>
+          <w:b w:val="false"/>
+          <w:bCs w:val="false"/>
+          <w:sz w:val="24"/>
+          <w:szCs w:val="24"/>
+          <w:lang w:val="hu-HU"/>
+        </w:rPr>
+      </w:pPr>
+      <w:r>
+        <w:rPr>
+          <w:b w:val="false"/>
+          <w:bCs w:val="false"/>
+          <w:sz w:val="24"/>
+          <w:szCs w:val="24"/>
+          <w:lang w:val="hu-HU"/>
+        </w:rPr>
+        <w:t>sin(alpha)=sqrt(2)/2</w:t>
+      </w:r>
+    </w:p>
+    <w:p>
+      <w:pPr>
+        <w:pStyle w:val="Normal"/>
+        <w:bidi w:val="0"/>
+        <w:jc w:val="start"/>
+        <w:rPr>
+          <w:b w:val="false"/>
+          <w:bCs w:val="false"/>
+          <w:sz w:val="24"/>
+          <w:szCs w:val="24"/>
+          <w:lang w:val="hu-HU"/>
+        </w:rPr>
+      </w:pPr>
+      <w:r>
+        <w:rPr>
+          <w:b w:val="false"/>
+          <w:bCs w:val="false"/>
+          <w:sz w:val="24"/>
+          <w:szCs w:val="24"/>
+          <w:lang w:val="hu-HU"/>
+        </w:rPr>
+        <w:t>sin(alpha)=0.7357</w:t>
+      </w:r>
     </w:p>
     <w:sectPr>
       <w:type w:val="nextPage"/>
@@ -12017,8 +12514,8 @@
       <w:lang w:val="en-US" w:eastAsia="zh-CN" w:bidi="hi-IN"/>
     </w:rPr>
   </w:style>
-  <w:style w:type="character" w:styleId="Bulletsuser">
-    <w:name w:val="Bullets (user)"/>
+  <w:style w:type="character" w:styleId="Bullets">
+    <w:name w:val="Bullets"/>
     <w:qFormat/>
     <w:rPr>
       <w:rFonts w:ascii="OpenSymbol" w:hAnsi="OpenSymbol" w:eastAsia="OpenSymbol" w:cs="OpenSymbol"/>

--- a/matek11.docx
+++ b/matek11.docx
@@ -11567,9 +11567,251 @@
           <w:szCs w:val="24"/>
           <w:lang w:val="hu-HU"/>
         </w:rPr>
-        <w:t>Tk 33/</w:t>
-      </w:r>
-      <w:r>
+        <w:t>Tk 33/2</w:t>
+      </w:r>
+    </w:p>
+    <w:p>
+      <w:pPr>
+        <w:pStyle w:val="Normal"/>
+        <w:bidi w:val="0"/>
+        <w:jc w:val="start"/>
+        <w:rPr>
+          <w:b w:val="false"/>
+          <w:bCs w:val="false"/>
+          <w:sz w:val="24"/>
+          <w:szCs w:val="24"/>
+          <w:lang w:val="hu-HU"/>
+        </w:rPr>
+      </w:pPr>
+      <w:r>
+        <w:rPr>
+          <w:b w:val="false"/>
+          <w:bCs w:val="false"/>
+          <w:sz w:val="24"/>
+          <w:szCs w:val="24"/>
+          <w:lang w:val="hu-HU"/>
+        </w:rPr>
+      </w:r>
+    </w:p>
+    <w:p>
+      <w:pPr>
+        <w:pStyle w:val="Normal"/>
+        <w:bidi w:val="0"/>
+        <w:jc w:val="start"/>
+        <w:rPr>
+          <w:b w:val="false"/>
+          <w:bCs w:val="false"/>
+          <w:sz w:val="24"/>
+          <w:szCs w:val="24"/>
+          <w:lang w:val="hu-HU"/>
+        </w:rPr>
+      </w:pPr>
+      <w:r>
+        <w:rPr>
+          <w:b w:val="false"/>
+          <w:bCs w:val="false"/>
+          <w:sz w:val="24"/>
+          <w:szCs w:val="24"/>
+          <w:lang w:val="hu-HU"/>
+        </w:rPr>
+        <w:t xml:space="preserve">cos(alpha)=0.5 </w:t>
+      </w:r>
+    </w:p>
+    <w:p>
+      <w:pPr>
+        <w:pStyle w:val="Normal"/>
+        <w:bidi w:val="0"/>
+        <w:jc w:val="start"/>
+        <w:rPr>
+          <w:b w:val="false"/>
+          <w:bCs w:val="false"/>
+          <w:sz w:val="24"/>
+          <w:szCs w:val="24"/>
+          <w:lang w:val="hu-HU"/>
+        </w:rPr>
+      </w:pPr>
+      <w:r>
+        <w:rPr>
+          <w:b w:val="false"/>
+          <w:bCs w:val="false"/>
+          <w:sz w:val="24"/>
+          <w:szCs w:val="24"/>
+          <w:lang w:val="hu-HU"/>
+        </w:rPr>
+        <w:t>cos(beta)=0</w:t>
+      </w:r>
+    </w:p>
+    <w:p>
+      <w:pPr>
+        <w:pStyle w:val="Normal"/>
+        <w:bidi w:val="0"/>
+        <w:jc w:val="start"/>
+        <w:rPr>
+          <w:b w:val="false"/>
+          <w:bCs w:val="false"/>
+          <w:sz w:val="24"/>
+          <w:szCs w:val="24"/>
+          <w:lang w:val="hu-HU"/>
+        </w:rPr>
+      </w:pPr>
+      <w:r>
+        <w:rPr>
+          <w:b w:val="false"/>
+          <w:bCs w:val="false"/>
+          <w:sz w:val="24"/>
+          <w:szCs w:val="24"/>
+          <w:lang w:val="hu-HU"/>
+        </w:rPr>
+        <w:t>alpha=60°</w:t>
+      </w:r>
+    </w:p>
+    <w:p>
+      <w:pPr>
+        <w:pStyle w:val="Normal"/>
+        <w:bidi w:val="0"/>
+        <w:jc w:val="start"/>
+        <w:rPr>
+          <w:b w:val="false"/>
+          <w:bCs w:val="false"/>
+          <w:sz w:val="24"/>
+          <w:szCs w:val="24"/>
+          <w:lang w:val="hu-HU"/>
+        </w:rPr>
+      </w:pPr>
+      <w:r>
+        <w:rPr>
+          <w:b w:val="false"/>
+          <w:bCs w:val="false"/>
+          <w:sz w:val="24"/>
+          <w:szCs w:val="24"/>
+          <w:lang w:val="hu-HU"/>
+        </w:rPr>
+        <w:t>beta=90°</w:t>
+      </w:r>
+    </w:p>
+    <w:p>
+      <w:pPr>
+        <w:pStyle w:val="Normal"/>
+        <w:bidi w:val="0"/>
+        <w:jc w:val="start"/>
+        <w:rPr>
+          <w:b w:val="false"/>
+          <w:bCs w:val="false"/>
+          <w:sz w:val="24"/>
+          <w:szCs w:val="24"/>
+          <w:lang w:val="hu-HU"/>
+        </w:rPr>
+      </w:pPr>
+      <w:r>
+        <w:rPr>
+          <w:b w:val="false"/>
+          <w:bCs w:val="false"/>
+          <w:sz w:val="24"/>
+          <w:szCs w:val="24"/>
+          <w:lang w:val="hu-HU"/>
+        </w:rPr>
+        <w:t>gamma=30°</w:t>
+      </w:r>
+    </w:p>
+    <w:p>
+      <w:pPr>
+        <w:pStyle w:val="Normal"/>
+        <w:bidi w:val="0"/>
+        <w:jc w:val="start"/>
+        <w:rPr>
+          <w:b w:val="false"/>
+          <w:bCs w:val="false"/>
+          <w:sz w:val="24"/>
+          <w:szCs w:val="24"/>
+          <w:lang w:val="hu-HU"/>
+        </w:rPr>
+      </w:pPr>
+      <w:r>
+        <w:rPr>
+          <w:b w:val="false"/>
+          <w:bCs w:val="false"/>
+          <w:sz w:val="24"/>
+          <w:szCs w:val="24"/>
+          <w:lang w:val="hu-HU"/>
+        </w:rPr>
+        <w:t>sin(30)=0.5</w:t>
+      </w:r>
+    </w:p>
+    <w:p>
+      <w:pPr>
+        <w:pStyle w:val="Normal"/>
+        <w:bidi w:val="0"/>
+        <w:jc w:val="start"/>
+        <w:rPr>
+          <w:b w:val="false"/>
+          <w:bCs w:val="false"/>
+          <w:sz w:val="24"/>
+          <w:szCs w:val="24"/>
+          <w:lang w:val="hu-HU"/>
+        </w:rPr>
+      </w:pPr>
+      <w:r>
+        <w:rPr>
+          <w:b w:val="false"/>
+          <w:bCs w:val="false"/>
+          <w:sz w:val="24"/>
+          <w:szCs w:val="24"/>
+          <w:lang w:val="hu-HU"/>
+        </w:rPr>
+        <w:t>cos(30)=0.866</w:t>
+      </w:r>
+    </w:p>
+    <w:p>
+      <w:pPr>
+        <w:pStyle w:val="Normal"/>
+        <w:bidi w:val="0"/>
+        <w:jc w:val="start"/>
+        <w:rPr>
+          <w:b w:val="false"/>
+          <w:bCs w:val="false"/>
+          <w:sz w:val="24"/>
+          <w:szCs w:val="24"/>
+          <w:lang w:val="hu-HU"/>
+        </w:rPr>
+      </w:pPr>
+      <w:r>
+        <w:rPr>
+          <w:b w:val="false"/>
+          <w:bCs w:val="false"/>
+          <w:sz w:val="24"/>
+          <w:szCs w:val="24"/>
+          <w:lang w:val="hu-HU"/>
+        </w:rPr>
+      </w:r>
+    </w:p>
+    <w:p>
+      <w:pPr>
+        <w:pStyle w:val="Normal"/>
+        <w:bidi w:val="0"/>
+        <w:jc w:val="start"/>
+        <w:rPr>
+          <w:b w:val="false"/>
+          <w:bCs w:val="false"/>
+          <w:sz w:val="24"/>
+          <w:szCs w:val="24"/>
+          <w:lang w:val="hu-HU"/>
+        </w:rPr>
+      </w:pPr>
+      <w:r>
+        <w:rPr>
+          <w:b w:val="false"/>
+          <w:bCs w:val="false"/>
+          <w:sz w:val="24"/>
+          <w:szCs w:val="24"/>
+          <w:lang w:val="hu-HU"/>
+        </w:rPr>
+      </w:r>
+    </w:p>
+    <w:p>
+      <w:pPr>
+        <w:pStyle w:val="Normal"/>
+        <w:bidi w:val="0"/>
+        <w:jc w:val="start"/>
         <w:rPr>
           <w:b/>
           <w:bCs/>
@@ -11577,251 +11819,8 @@
           <w:szCs w:val="24"/>
           <w:lang w:val="hu-HU"/>
         </w:rPr>
-        <w:t>2</w:t>
-      </w:r>
-    </w:p>
-    <w:p>
-      <w:pPr>
-        <w:pStyle w:val="Normal"/>
-        <w:bidi w:val="0"/>
-        <w:jc w:val="start"/>
-        <w:rPr>
-          <w:b w:val="false"/>
-          <w:bCs w:val="false"/>
-          <w:sz w:val="24"/>
-          <w:szCs w:val="24"/>
-          <w:lang w:val="hu-HU"/>
-        </w:rPr>
-      </w:pPr>
-      <w:r>
-        <w:rPr>
-          <w:b w:val="false"/>
-          <w:bCs w:val="false"/>
-          <w:sz w:val="24"/>
-          <w:szCs w:val="24"/>
-          <w:lang w:val="hu-HU"/>
-        </w:rPr>
-      </w:r>
-    </w:p>
-    <w:p>
-      <w:pPr>
-        <w:pStyle w:val="Normal"/>
-        <w:bidi w:val="0"/>
-        <w:jc w:val="start"/>
-        <w:rPr>
-          <w:b w:val="false"/>
-          <w:bCs w:val="false"/>
-          <w:sz w:val="24"/>
-          <w:szCs w:val="24"/>
-          <w:lang w:val="hu-HU"/>
-        </w:rPr>
-      </w:pPr>
-      <w:r>
-        <w:rPr>
-          <w:b w:val="false"/>
-          <w:bCs w:val="false"/>
-          <w:sz w:val="24"/>
-          <w:szCs w:val="24"/>
-          <w:lang w:val="hu-HU"/>
-        </w:rPr>
-        <w:t xml:space="preserve">cos(alpha)=0.5 </w:t>
-      </w:r>
-    </w:p>
-    <w:p>
-      <w:pPr>
-        <w:pStyle w:val="Normal"/>
-        <w:bidi w:val="0"/>
-        <w:jc w:val="start"/>
-        <w:rPr>
-          <w:b w:val="false"/>
-          <w:bCs w:val="false"/>
-          <w:sz w:val="24"/>
-          <w:szCs w:val="24"/>
-          <w:lang w:val="hu-HU"/>
-        </w:rPr>
-      </w:pPr>
-      <w:r>
-        <w:rPr>
-          <w:b w:val="false"/>
-          <w:bCs w:val="false"/>
-          <w:sz w:val="24"/>
-          <w:szCs w:val="24"/>
-          <w:lang w:val="hu-HU"/>
-        </w:rPr>
-        <w:t>cos(beta)=0</w:t>
-      </w:r>
-    </w:p>
-    <w:p>
-      <w:pPr>
-        <w:pStyle w:val="Normal"/>
-        <w:bidi w:val="0"/>
-        <w:jc w:val="start"/>
-        <w:rPr>
-          <w:b w:val="false"/>
-          <w:bCs w:val="false"/>
-          <w:sz w:val="24"/>
-          <w:szCs w:val="24"/>
-          <w:lang w:val="hu-HU"/>
-        </w:rPr>
-      </w:pPr>
-      <w:r>
-        <w:rPr>
-          <w:b w:val="false"/>
-          <w:bCs w:val="false"/>
-          <w:sz w:val="24"/>
-          <w:szCs w:val="24"/>
-          <w:lang w:val="hu-HU"/>
-        </w:rPr>
-        <w:t>alpha=60°</w:t>
-      </w:r>
-    </w:p>
-    <w:p>
-      <w:pPr>
-        <w:pStyle w:val="Normal"/>
-        <w:bidi w:val="0"/>
-        <w:jc w:val="start"/>
-        <w:rPr>
-          <w:b w:val="false"/>
-          <w:bCs w:val="false"/>
-          <w:sz w:val="24"/>
-          <w:szCs w:val="24"/>
-          <w:lang w:val="hu-HU"/>
-        </w:rPr>
-      </w:pPr>
-      <w:r>
-        <w:rPr>
-          <w:b w:val="false"/>
-          <w:bCs w:val="false"/>
-          <w:sz w:val="24"/>
-          <w:szCs w:val="24"/>
-          <w:lang w:val="hu-HU"/>
-        </w:rPr>
-        <w:t>beta=90°</w:t>
-      </w:r>
-    </w:p>
-    <w:p>
-      <w:pPr>
-        <w:pStyle w:val="Normal"/>
-        <w:bidi w:val="0"/>
-        <w:jc w:val="start"/>
-        <w:rPr>
-          <w:b w:val="false"/>
-          <w:bCs w:val="false"/>
-          <w:sz w:val="24"/>
-          <w:szCs w:val="24"/>
-          <w:lang w:val="hu-HU"/>
-        </w:rPr>
-      </w:pPr>
-      <w:r>
-        <w:rPr>
-          <w:b w:val="false"/>
-          <w:bCs w:val="false"/>
-          <w:sz w:val="24"/>
-          <w:szCs w:val="24"/>
-          <w:lang w:val="hu-HU"/>
-        </w:rPr>
-        <w:t>gamma=30°</w:t>
-      </w:r>
-    </w:p>
-    <w:p>
-      <w:pPr>
-        <w:pStyle w:val="Normal"/>
-        <w:bidi w:val="0"/>
-        <w:jc w:val="start"/>
-        <w:rPr>
-          <w:b w:val="false"/>
-          <w:bCs w:val="false"/>
-          <w:sz w:val="24"/>
-          <w:szCs w:val="24"/>
-          <w:lang w:val="hu-HU"/>
-        </w:rPr>
-      </w:pPr>
-      <w:r>
-        <w:rPr>
-          <w:b w:val="false"/>
-          <w:bCs w:val="false"/>
-          <w:sz w:val="24"/>
-          <w:szCs w:val="24"/>
-          <w:lang w:val="hu-HU"/>
-        </w:rPr>
-        <w:t>sin(30)=0.5</w:t>
-      </w:r>
-    </w:p>
-    <w:p>
-      <w:pPr>
-        <w:pStyle w:val="Normal"/>
-        <w:bidi w:val="0"/>
-        <w:jc w:val="start"/>
-        <w:rPr>
-          <w:b w:val="false"/>
-          <w:bCs w:val="false"/>
-          <w:sz w:val="24"/>
-          <w:szCs w:val="24"/>
-          <w:lang w:val="hu-HU"/>
-        </w:rPr>
-      </w:pPr>
-      <w:r>
-        <w:rPr>
-          <w:b w:val="false"/>
-          <w:bCs w:val="false"/>
-          <w:sz w:val="24"/>
-          <w:szCs w:val="24"/>
-          <w:lang w:val="hu-HU"/>
-        </w:rPr>
-        <w:t>cos(30)=0.866</w:t>
-      </w:r>
-    </w:p>
-    <w:p>
-      <w:pPr>
-        <w:pStyle w:val="Normal"/>
-        <w:bidi w:val="0"/>
-        <w:jc w:val="start"/>
-        <w:rPr>
-          <w:b w:val="false"/>
-          <w:bCs w:val="false"/>
-          <w:sz w:val="24"/>
-          <w:szCs w:val="24"/>
-          <w:lang w:val="hu-HU"/>
-        </w:rPr>
-      </w:pPr>
-      <w:r>
-        <w:rPr>
-          <w:b w:val="false"/>
-          <w:bCs w:val="false"/>
-          <w:sz w:val="24"/>
-          <w:szCs w:val="24"/>
-          <w:lang w:val="hu-HU"/>
-        </w:rPr>
-      </w:r>
-    </w:p>
-    <w:p>
-      <w:pPr>
-        <w:pStyle w:val="Normal"/>
-        <w:bidi w:val="0"/>
-        <w:jc w:val="start"/>
-        <w:rPr>
-          <w:b w:val="false"/>
-          <w:bCs w:val="false"/>
-          <w:sz w:val="24"/>
-          <w:szCs w:val="24"/>
-          <w:lang w:val="hu-HU"/>
-        </w:rPr>
-      </w:pPr>
-      <w:r>
-        <w:rPr>
-          <w:b w:val="false"/>
-          <w:bCs w:val="false"/>
-          <w:sz w:val="24"/>
-          <w:szCs w:val="24"/>
-          <w:lang w:val="hu-HU"/>
-        </w:rPr>
-      </w:r>
-    </w:p>
-    <w:p>
-      <w:pPr>
-        <w:pStyle w:val="Normal"/>
-        <w:bidi w:val="0"/>
-        <w:jc w:val="start"/>
+      </w:pPr>
+      <w:r>
         <w:rPr>
           <w:b/>
           <w:bCs/>
@@ -11829,8 +11828,600 @@
           <w:szCs w:val="24"/>
           <w:lang w:val="hu-HU"/>
         </w:rPr>
-      </w:pPr>
-      <w:r>
+        <w:t>Hf 33/2 (barna)</w:t>
+      </w:r>
+    </w:p>
+    <w:p>
+      <w:pPr>
+        <w:pStyle w:val="Normal"/>
+        <w:bidi w:val="0"/>
+        <w:jc w:val="start"/>
+        <w:rPr>
+          <w:b w:val="false"/>
+          <w:bCs w:val="false"/>
+          <w:sz w:val="24"/>
+          <w:szCs w:val="24"/>
+          <w:lang w:val="hu-HU"/>
+        </w:rPr>
+      </w:pPr>
+      <w:r>
+        <w:rPr>
+          <w:b w:val="false"/>
+          <w:bCs w:val="false"/>
+          <w:sz w:val="24"/>
+          <w:szCs w:val="24"/>
+          <w:lang w:val="hu-HU"/>
+        </w:rPr>
+        <w:t>b</w:t>
+      </w:r>
+    </w:p>
+    <w:p>
+      <w:pPr>
+        <w:pStyle w:val="Normal"/>
+        <w:bidi w:val="0"/>
+        <w:jc w:val="start"/>
+        <w:rPr>
+          <w:b w:val="false"/>
+          <w:bCs w:val="false"/>
+          <w:sz w:val="24"/>
+          <w:szCs w:val="24"/>
+          <w:lang w:val="hu-HU"/>
+        </w:rPr>
+      </w:pPr>
+      <w:r>
+        <w:rPr>
+          <w:b w:val="false"/>
+          <w:bCs w:val="false"/>
+          <w:sz w:val="24"/>
+          <w:szCs w:val="24"/>
+          <w:lang w:val="hu-HU"/>
+        </w:rPr>
+        <w:t>cos(alpha)=sqrt(3)/2</w:t>
+      </w:r>
+    </w:p>
+    <w:p>
+      <w:pPr>
+        <w:pStyle w:val="Normal"/>
+        <w:bidi w:val="0"/>
+        <w:jc w:val="start"/>
+        <w:rPr>
+          <w:b w:val="false"/>
+          <w:bCs w:val="false"/>
+          <w:sz w:val="24"/>
+          <w:szCs w:val="24"/>
+          <w:lang w:val="hu-HU"/>
+        </w:rPr>
+      </w:pPr>
+      <w:r>
+        <w:rPr>
+          <w:b w:val="false"/>
+          <w:bCs w:val="false"/>
+          <w:sz w:val="24"/>
+          <w:szCs w:val="24"/>
+          <w:lang w:val="hu-HU"/>
+        </w:rPr>
+        <w:t>sin(gamma)=?</w:t>
+      </w:r>
+    </w:p>
+    <w:p>
+      <w:pPr>
+        <w:pStyle w:val="Normal"/>
+        <w:bidi w:val="0"/>
+        <w:jc w:val="start"/>
+        <w:rPr>
+          <w:b w:val="false"/>
+          <w:bCs w:val="false"/>
+          <w:sz w:val="24"/>
+          <w:szCs w:val="24"/>
+          <w:lang w:val="hu-HU"/>
+        </w:rPr>
+      </w:pPr>
+      <w:r>
+        <w:rPr>
+          <w:b w:val="false"/>
+          <w:bCs w:val="false"/>
+          <w:sz w:val="24"/>
+          <w:szCs w:val="24"/>
+          <w:lang w:val="hu-HU"/>
+        </w:rPr>
+        <w:t>cos(beta)=-0.5</w:t>
+      </w:r>
+    </w:p>
+    <w:p>
+      <w:pPr>
+        <w:pStyle w:val="Normal"/>
+        <w:bidi w:val="0"/>
+        <w:jc w:val="start"/>
+        <w:rPr>
+          <w:b w:val="false"/>
+          <w:bCs w:val="false"/>
+          <w:sz w:val="24"/>
+          <w:szCs w:val="24"/>
+          <w:lang w:val="hu-HU"/>
+        </w:rPr>
+      </w:pPr>
+      <w:r>
+        <w:rPr>
+          <w:b w:val="false"/>
+          <w:bCs w:val="false"/>
+          <w:sz w:val="24"/>
+          <w:szCs w:val="24"/>
+          <w:lang w:val="hu-HU"/>
+        </w:rPr>
+        <w:t>cos(gamma)=?</w:t>
+      </w:r>
+    </w:p>
+    <w:p>
+      <w:pPr>
+        <w:pStyle w:val="Normal"/>
+        <w:bidi w:val="0"/>
+        <w:jc w:val="start"/>
+        <w:rPr>
+          <w:b w:val="false"/>
+          <w:bCs w:val="false"/>
+          <w:sz w:val="24"/>
+          <w:szCs w:val="24"/>
+          <w:lang w:val="hu-HU"/>
+        </w:rPr>
+      </w:pPr>
+      <w:r>
+        <w:rPr>
+          <w:b w:val="false"/>
+          <w:bCs w:val="false"/>
+          <w:sz w:val="24"/>
+          <w:szCs w:val="24"/>
+          <w:lang w:val="hu-HU"/>
+        </w:rPr>
+        <w:t>3.</w:t>
+      </w:r>
+    </w:p>
+    <w:p>
+      <w:pPr>
+        <w:pStyle w:val="Normal"/>
+        <w:bidi w:val="0"/>
+        <w:jc w:val="start"/>
+        <w:rPr>
+          <w:b w:val="false"/>
+          <w:bCs w:val="false"/>
+          <w:sz w:val="24"/>
+          <w:szCs w:val="24"/>
+          <w:lang w:val="hu-HU"/>
+        </w:rPr>
+      </w:pPr>
+      <w:r>
+        <w:rPr>
+          <w:b w:val="false"/>
+          <w:bCs w:val="false"/>
+          <w:sz w:val="24"/>
+          <w:szCs w:val="24"/>
+          <w:lang w:val="hu-HU"/>
+        </w:rPr>
+        <w:t>cos(alpha)=?</w:t>
+      </w:r>
+    </w:p>
+    <w:p>
+      <w:pPr>
+        <w:pStyle w:val="Normal"/>
+        <w:bidi w:val="0"/>
+        <w:jc w:val="start"/>
+        <w:rPr>
+          <w:b w:val="false"/>
+          <w:bCs w:val="false"/>
+          <w:sz w:val="24"/>
+          <w:szCs w:val="24"/>
+          <w:lang w:val="hu-HU"/>
+        </w:rPr>
+      </w:pPr>
+      <w:r>
+        <w:rPr>
+          <w:b w:val="false"/>
+          <w:bCs w:val="false"/>
+          <w:sz w:val="24"/>
+          <w:szCs w:val="24"/>
+          <w:lang w:val="hu-HU"/>
+        </w:rPr>
+        <w:t>sin(alpha)=sqrt(2)/2</w:t>
+      </w:r>
+    </w:p>
+    <w:p>
+      <w:pPr>
+        <w:pStyle w:val="Normal"/>
+        <w:bidi w:val="0"/>
+        <w:jc w:val="start"/>
+        <w:rPr>
+          <w:b w:val="false"/>
+          <w:bCs w:val="false"/>
+          <w:sz w:val="24"/>
+          <w:szCs w:val="24"/>
+          <w:lang w:val="hu-HU"/>
+        </w:rPr>
+      </w:pPr>
+      <w:r>
+        <w:rPr>
+          <w:b w:val="false"/>
+          <w:bCs w:val="false"/>
+          <w:sz w:val="24"/>
+          <w:szCs w:val="24"/>
+          <w:lang w:val="hu-HU"/>
+        </w:rPr>
+        <w:t>sin(alpha)=0.7357</w:t>
+      </w:r>
+    </w:p>
+    <w:p>
+      <w:pPr>
+        <w:pStyle w:val="Normal"/>
+        <w:bidi w:val="0"/>
+        <w:jc w:val="start"/>
+        <w:rPr>
+          <w:b w:val="false"/>
+          <w:bCs w:val="false"/>
+          <w:sz w:val="24"/>
+          <w:szCs w:val="24"/>
+          <w:lang w:val="hu-HU"/>
+        </w:rPr>
+      </w:pPr>
+      <w:r>
+        <w:rPr>
+          <w:b w:val="false"/>
+          <w:bCs w:val="false"/>
+          <w:sz w:val="24"/>
+          <w:szCs w:val="24"/>
+          <w:lang w:val="hu-HU"/>
+        </w:rPr>
+      </w:r>
+    </w:p>
+    <w:p>
+      <w:pPr>
+        <w:pStyle w:val="Normal"/>
+        <w:bidi w:val="0"/>
+        <w:jc w:val="start"/>
+        <w:rPr>
+          <w:b w:val="false"/>
+          <w:bCs w:val="false"/>
+          <w:sz w:val="24"/>
+          <w:szCs w:val="24"/>
+          <w:lang w:val="hu-HU"/>
+        </w:rPr>
+      </w:pPr>
+      <w:r>
+        <w:rPr>
+          <w:b w:val="false"/>
+          <w:bCs w:val="false"/>
+          <w:sz w:val="24"/>
+          <w:szCs w:val="24"/>
+          <w:lang w:val="hu-HU"/>
+        </w:rPr>
+        <w:t>koszinusztétel</w:t>
+      </w:r>
+    </w:p>
+    <w:p>
+      <w:pPr>
+        <w:pStyle w:val="Normal"/>
+        <w:bidi w:val="0"/>
+        <w:jc w:val="start"/>
+        <w:rPr>
+          <w:b w:val="false"/>
+          <w:bCs w:val="false"/>
+          <w:position w:val="0"/>
+          <w:sz w:val="24"/>
+          <w:sz w:val="24"/>
+          <w:szCs w:val="24"/>
+          <w:vertAlign w:val="baseline"/>
+          <w:lang w:val="hu-HU"/>
+        </w:rPr>
+      </w:pPr>
+      <w:r>
+        <w:rPr>
+          <w:b w:val="false"/>
+          <w:bCs w:val="false"/>
+          <w:sz w:val="24"/>
+          <w:szCs w:val="24"/>
+          <w:lang w:val="hu-HU"/>
+        </w:rPr>
+        <w:t>c</w:t>
+      </w:r>
+      <w:r>
+        <w:rPr>
+          <w:b w:val="false"/>
+          <w:bCs w:val="false"/>
+          <w:sz w:val="24"/>
+          <w:szCs w:val="24"/>
+          <w:vertAlign w:val="superscript"/>
+          <w:lang w:val="hu-HU"/>
+        </w:rPr>
+        <w:t>2</w:t>
+      </w:r>
+      <w:r>
+        <w:rPr>
+          <w:b w:val="false"/>
+          <w:bCs w:val="false"/>
+          <w:position w:val="0"/>
+          <w:sz w:val="24"/>
+          <w:sz w:val="24"/>
+          <w:szCs w:val="24"/>
+          <w:vertAlign w:val="baseline"/>
+          <w:lang w:val="hu-HU"/>
+        </w:rPr>
+        <w:t>=a</w:t>
+      </w:r>
+      <w:r>
+        <w:rPr>
+          <w:b w:val="false"/>
+          <w:bCs w:val="false"/>
+          <w:sz w:val="24"/>
+          <w:szCs w:val="24"/>
+          <w:vertAlign w:val="superscript"/>
+          <w:lang w:val="hu-HU"/>
+        </w:rPr>
+        <w:t>2</w:t>
+      </w:r>
+      <w:r>
+        <w:rPr>
+          <w:b w:val="false"/>
+          <w:bCs w:val="false"/>
+          <w:position w:val="0"/>
+          <w:sz w:val="24"/>
+          <w:sz w:val="24"/>
+          <w:szCs w:val="24"/>
+          <w:vertAlign w:val="baseline"/>
+          <w:lang w:val="hu-HU"/>
+        </w:rPr>
+        <w:t>+b</w:t>
+      </w:r>
+      <w:r>
+        <w:rPr>
+          <w:b w:val="false"/>
+          <w:bCs w:val="false"/>
+          <w:sz w:val="24"/>
+          <w:szCs w:val="24"/>
+          <w:vertAlign w:val="superscript"/>
+          <w:lang w:val="hu-HU"/>
+        </w:rPr>
+        <w:t>2</w:t>
+      </w:r>
+      <w:r>
+        <w:rPr>
+          <w:b w:val="false"/>
+          <w:bCs w:val="false"/>
+          <w:position w:val="0"/>
+          <w:sz w:val="24"/>
+          <w:sz w:val="24"/>
+          <w:szCs w:val="24"/>
+          <w:vertAlign w:val="baseline"/>
+          <w:lang w:val="hu-HU"/>
+        </w:rPr>
+        <w:t>-2ab*cos(gamma)</w:t>
+      </w:r>
+    </w:p>
+    <w:p>
+      <w:pPr>
+        <w:pStyle w:val="Normal"/>
+        <w:bidi w:val="0"/>
+        <w:jc w:val="start"/>
+        <w:rPr>
+          <w:b w:val="false"/>
+          <w:bCs w:val="false"/>
+          <w:position w:val="0"/>
+          <w:sz w:val="24"/>
+          <w:sz w:val="24"/>
+          <w:szCs w:val="24"/>
+          <w:vertAlign w:val="baseline"/>
+          <w:lang w:val="hu-HU"/>
+        </w:rPr>
+      </w:pPr>
+      <w:r>
+        <w:rPr>
+          <w:b w:val="false"/>
+          <w:bCs w:val="false"/>
+          <w:sz w:val="24"/>
+          <w:szCs w:val="24"/>
+          <w:lang w:val="hu-HU"/>
+        </w:rPr>
+        <w:t>a</w:t>
+      </w:r>
+      <w:r>
+        <w:rPr>
+          <w:b w:val="false"/>
+          <w:bCs w:val="false"/>
+          <w:sz w:val="24"/>
+          <w:szCs w:val="24"/>
+          <w:vertAlign w:val="superscript"/>
+          <w:lang w:val="hu-HU"/>
+        </w:rPr>
+        <w:t>2</w:t>
+      </w:r>
+      <w:r>
+        <w:rPr>
+          <w:b w:val="false"/>
+          <w:bCs w:val="false"/>
+          <w:position w:val="0"/>
+          <w:sz w:val="24"/>
+          <w:sz w:val="24"/>
+          <w:szCs w:val="24"/>
+          <w:vertAlign w:val="baseline"/>
+          <w:lang w:val="hu-HU"/>
+        </w:rPr>
+        <w:t>=c</w:t>
+      </w:r>
+      <w:r>
+        <w:rPr>
+          <w:b w:val="false"/>
+          <w:bCs w:val="false"/>
+          <w:sz w:val="24"/>
+          <w:szCs w:val="24"/>
+          <w:vertAlign w:val="superscript"/>
+          <w:lang w:val="hu-HU"/>
+        </w:rPr>
+        <w:t>2</w:t>
+      </w:r>
+      <w:r>
+        <w:rPr>
+          <w:b w:val="false"/>
+          <w:bCs w:val="false"/>
+          <w:position w:val="0"/>
+          <w:sz w:val="24"/>
+          <w:sz w:val="24"/>
+          <w:szCs w:val="24"/>
+          <w:vertAlign w:val="baseline"/>
+          <w:lang w:val="hu-HU"/>
+        </w:rPr>
+        <w:t>+b</w:t>
+      </w:r>
+      <w:r>
+        <w:rPr>
+          <w:b w:val="false"/>
+          <w:bCs w:val="false"/>
+          <w:sz w:val="24"/>
+          <w:szCs w:val="24"/>
+          <w:vertAlign w:val="superscript"/>
+          <w:lang w:val="hu-HU"/>
+        </w:rPr>
+        <w:t>2</w:t>
+      </w:r>
+      <w:r>
+        <w:rPr>
+          <w:b w:val="false"/>
+          <w:bCs w:val="false"/>
+          <w:position w:val="0"/>
+          <w:sz w:val="24"/>
+          <w:sz w:val="24"/>
+          <w:szCs w:val="24"/>
+          <w:vertAlign w:val="baseline"/>
+          <w:lang w:val="hu-HU"/>
+        </w:rPr>
+        <w:t>-2cb*cos(alpha)</w:t>
+      </w:r>
+    </w:p>
+    <w:p>
+      <w:pPr>
+        <w:pStyle w:val="Normal"/>
+        <w:bidi w:val="0"/>
+        <w:jc w:val="start"/>
+        <w:rPr>
+          <w:b w:val="false"/>
+          <w:bCs w:val="false"/>
+          <w:position w:val="0"/>
+          <w:sz w:val="24"/>
+          <w:sz w:val="24"/>
+          <w:szCs w:val="24"/>
+          <w:vertAlign w:val="baseline"/>
+          <w:lang w:val="hu-HU"/>
+        </w:rPr>
+      </w:pPr>
+      <w:r>
+        <w:rPr>
+          <w:b w:val="false"/>
+          <w:bCs w:val="false"/>
+          <w:sz w:val="24"/>
+          <w:szCs w:val="24"/>
+          <w:lang w:val="hu-HU"/>
+        </w:rPr>
+        <w:t>b</w:t>
+      </w:r>
+      <w:r>
+        <w:rPr>
+          <w:b w:val="false"/>
+          <w:bCs w:val="false"/>
+          <w:sz w:val="24"/>
+          <w:szCs w:val="24"/>
+          <w:vertAlign w:val="superscript"/>
+          <w:lang w:val="hu-HU"/>
+        </w:rPr>
+        <w:t>2</w:t>
+      </w:r>
+      <w:r>
+        <w:rPr>
+          <w:b w:val="false"/>
+          <w:bCs w:val="false"/>
+          <w:position w:val="0"/>
+          <w:sz w:val="24"/>
+          <w:sz w:val="24"/>
+          <w:szCs w:val="24"/>
+          <w:vertAlign w:val="baseline"/>
+          <w:lang w:val="hu-HU"/>
+        </w:rPr>
+        <w:t>=a</w:t>
+      </w:r>
+      <w:r>
+        <w:rPr>
+          <w:b w:val="false"/>
+          <w:bCs w:val="false"/>
+          <w:sz w:val="24"/>
+          <w:szCs w:val="24"/>
+          <w:vertAlign w:val="superscript"/>
+          <w:lang w:val="hu-HU"/>
+        </w:rPr>
+        <w:t>2</w:t>
+      </w:r>
+      <w:r>
+        <w:rPr>
+          <w:b w:val="false"/>
+          <w:bCs w:val="false"/>
+          <w:position w:val="0"/>
+          <w:sz w:val="24"/>
+          <w:sz w:val="24"/>
+          <w:szCs w:val="24"/>
+          <w:vertAlign w:val="baseline"/>
+          <w:lang w:val="hu-HU"/>
+        </w:rPr>
+        <w:t>+c</w:t>
+      </w:r>
+      <w:r>
+        <w:rPr>
+          <w:b w:val="false"/>
+          <w:bCs w:val="false"/>
+          <w:sz w:val="24"/>
+          <w:szCs w:val="24"/>
+          <w:vertAlign w:val="superscript"/>
+          <w:lang w:val="hu-HU"/>
+        </w:rPr>
+        <w:t>2</w:t>
+      </w:r>
+      <w:r>
+        <w:rPr>
+          <w:b w:val="false"/>
+          <w:bCs w:val="false"/>
+          <w:position w:val="0"/>
+          <w:sz w:val="24"/>
+          <w:sz w:val="24"/>
+          <w:szCs w:val="24"/>
+          <w:vertAlign w:val="baseline"/>
+          <w:lang w:val="hu-HU"/>
+        </w:rPr>
+        <w:t>-2ac*cos(beta)</w:t>
+      </w:r>
+    </w:p>
+    <w:p>
+      <w:pPr>
+        <w:pStyle w:val="Normal"/>
+        <w:bidi w:val="0"/>
+        <w:jc w:val="start"/>
+        <w:rPr>
+          <w:b w:val="false"/>
+          <w:bCs w:val="false"/>
+          <w:position w:val="0"/>
+          <w:sz w:val="24"/>
+          <w:sz w:val="24"/>
+          <w:szCs w:val="24"/>
+          <w:vertAlign w:val="baseline"/>
+          <w:lang w:val="hu-HU"/>
+        </w:rPr>
+      </w:pPr>
+      <w:r>
+        <w:rPr>
+          <w:b w:val="false"/>
+          <w:bCs w:val="false"/>
+          <w:sz w:val="24"/>
+          <w:szCs w:val="24"/>
+          <w:lang w:val="hu-HU"/>
+        </w:rPr>
+      </w:r>
+    </w:p>
+    <w:p>
+      <w:pPr>
+        <w:pStyle w:val="Normal"/>
+        <w:bidi w:val="0"/>
+        <w:jc w:val="start"/>
         <w:rPr>
           <w:b/>
           <w:bCs/>
@@ -11838,223 +12429,492 @@
           <w:szCs w:val="24"/>
           <w:lang w:val="hu-HU"/>
         </w:rPr>
-        <w:t>Hf 33/2 (barna)</w:t>
-      </w:r>
-    </w:p>
-    <w:p>
-      <w:pPr>
-        <w:pStyle w:val="Normal"/>
-        <w:bidi w:val="0"/>
-        <w:jc w:val="start"/>
-        <w:rPr>
-          <w:b w:val="false"/>
-          <w:bCs w:val="false"/>
-          <w:sz w:val="24"/>
-          <w:szCs w:val="24"/>
-          <w:lang w:val="hu-HU"/>
-        </w:rPr>
-      </w:pPr>
-      <w:r>
-        <w:rPr>
-          <w:b w:val="false"/>
-          <w:bCs w:val="false"/>
-          <w:sz w:val="24"/>
-          <w:szCs w:val="24"/>
-          <w:lang w:val="hu-HU"/>
-        </w:rPr>
-        <w:t>b</w:t>
-      </w:r>
-    </w:p>
-    <w:p>
-      <w:pPr>
-        <w:pStyle w:val="Normal"/>
-        <w:bidi w:val="0"/>
-        <w:jc w:val="start"/>
-        <w:rPr>
-          <w:b w:val="false"/>
-          <w:bCs w:val="false"/>
-          <w:sz w:val="24"/>
-          <w:szCs w:val="24"/>
-          <w:lang w:val="hu-HU"/>
-        </w:rPr>
-      </w:pPr>
-      <w:r>
-        <w:rPr>
-          <w:b w:val="false"/>
-          <w:bCs w:val="false"/>
-          <w:sz w:val="24"/>
-          <w:szCs w:val="24"/>
-          <w:lang w:val="hu-HU"/>
-        </w:rPr>
-        <w:t>cos(alpha)=sqrt(3)/2</w:t>
-      </w:r>
-    </w:p>
-    <w:p>
-      <w:pPr>
-        <w:pStyle w:val="Normal"/>
-        <w:bidi w:val="0"/>
-        <w:jc w:val="start"/>
-        <w:rPr>
-          <w:b w:val="false"/>
-          <w:bCs w:val="false"/>
-          <w:sz w:val="24"/>
-          <w:szCs w:val="24"/>
-          <w:lang w:val="hu-HU"/>
-        </w:rPr>
-      </w:pPr>
-      <w:r>
-        <w:rPr>
-          <w:b w:val="false"/>
-          <w:bCs w:val="false"/>
-          <w:sz w:val="24"/>
-          <w:szCs w:val="24"/>
-          <w:lang w:val="hu-HU"/>
-        </w:rPr>
-        <w:t>sin(gamma)=?</w:t>
-      </w:r>
-    </w:p>
-    <w:p>
-      <w:pPr>
-        <w:pStyle w:val="Normal"/>
-        <w:bidi w:val="0"/>
-        <w:jc w:val="start"/>
-        <w:rPr>
-          <w:b w:val="false"/>
-          <w:bCs w:val="false"/>
-          <w:sz w:val="24"/>
-          <w:szCs w:val="24"/>
-          <w:lang w:val="hu-HU"/>
-        </w:rPr>
-      </w:pPr>
-      <w:r>
-        <w:rPr>
-          <w:b w:val="false"/>
-          <w:bCs w:val="false"/>
-          <w:sz w:val="24"/>
-          <w:szCs w:val="24"/>
-          <w:lang w:val="hu-HU"/>
-        </w:rPr>
-        <w:t>cos(beta)=-0.5</w:t>
-      </w:r>
-    </w:p>
-    <w:p>
-      <w:pPr>
-        <w:pStyle w:val="Normal"/>
-        <w:bidi w:val="0"/>
-        <w:jc w:val="start"/>
-        <w:rPr>
-          <w:b w:val="false"/>
-          <w:bCs w:val="false"/>
-          <w:sz w:val="24"/>
-          <w:szCs w:val="24"/>
-          <w:lang w:val="hu-HU"/>
-        </w:rPr>
-      </w:pPr>
-      <w:r>
-        <w:rPr>
-          <w:b w:val="false"/>
-          <w:bCs w:val="false"/>
-          <w:sz w:val="24"/>
-          <w:szCs w:val="24"/>
-          <w:lang w:val="hu-HU"/>
-        </w:rPr>
-        <w:t>cos(gamma)=?</w:t>
-      </w:r>
-    </w:p>
-    <w:p>
-      <w:pPr>
-        <w:pStyle w:val="Normal"/>
-        <w:bidi w:val="0"/>
-        <w:jc w:val="start"/>
-        <w:rPr>
-          <w:b w:val="false"/>
-          <w:bCs w:val="false"/>
-          <w:sz w:val="24"/>
-          <w:szCs w:val="24"/>
-          <w:lang w:val="hu-HU"/>
-        </w:rPr>
-      </w:pPr>
-      <w:r>
-        <w:rPr>
-          <w:b w:val="false"/>
-          <w:bCs w:val="false"/>
-          <w:sz w:val="24"/>
-          <w:szCs w:val="24"/>
-          <w:lang w:val="hu-HU"/>
-        </w:rPr>
-        <w:t>3.</w:t>
-      </w:r>
-    </w:p>
-    <w:p>
-      <w:pPr>
-        <w:pStyle w:val="Normal"/>
-        <w:bidi w:val="0"/>
-        <w:jc w:val="start"/>
-        <w:rPr>
-          <w:b w:val="false"/>
-          <w:bCs w:val="false"/>
-          <w:sz w:val="24"/>
-          <w:szCs w:val="24"/>
-          <w:lang w:val="hu-HU"/>
-        </w:rPr>
-      </w:pPr>
-      <w:r>
-        <w:rPr>
-          <w:b w:val="false"/>
-          <w:bCs w:val="false"/>
-          <w:sz w:val="24"/>
-          <w:szCs w:val="24"/>
-          <w:lang w:val="hu-HU"/>
-        </w:rPr>
-        <w:t>cos(alpha)=?</w:t>
-      </w:r>
-    </w:p>
-    <w:p>
-      <w:pPr>
-        <w:pStyle w:val="Normal"/>
-        <w:bidi w:val="0"/>
-        <w:jc w:val="start"/>
-        <w:rPr>
-          <w:b w:val="false"/>
-          <w:bCs w:val="false"/>
-          <w:sz w:val="24"/>
-          <w:szCs w:val="24"/>
-          <w:lang w:val="hu-HU"/>
-        </w:rPr>
-      </w:pPr>
-      <w:r>
-        <w:rPr>
-          <w:b w:val="false"/>
-          <w:bCs w:val="false"/>
-          <w:sz w:val="24"/>
-          <w:szCs w:val="24"/>
-          <w:lang w:val="hu-HU"/>
-        </w:rPr>
-        <w:t>sin(alpha)=sqrt(2)/2</w:t>
-      </w:r>
-    </w:p>
-    <w:p>
-      <w:pPr>
-        <w:pStyle w:val="Normal"/>
-        <w:bidi w:val="0"/>
-        <w:jc w:val="start"/>
-        <w:rPr>
-          <w:b w:val="false"/>
-          <w:bCs w:val="false"/>
-          <w:sz w:val="24"/>
-          <w:szCs w:val="24"/>
-          <w:lang w:val="hu-HU"/>
-        </w:rPr>
-      </w:pPr>
-      <w:r>
-        <w:rPr>
-          <w:b w:val="false"/>
-          <w:bCs w:val="false"/>
-          <w:sz w:val="24"/>
-          <w:szCs w:val="24"/>
-          <w:lang w:val="hu-HU"/>
-        </w:rPr>
-        <w:t>sin(alpha)=0.7357</w:t>
+      </w:pPr>
+      <w:r>
+        <w:rPr>
+          <w:b/>
+          <w:bCs/>
+          <w:sz w:val="24"/>
+          <w:szCs w:val="24"/>
+          <w:lang w:val="hu-HU"/>
+        </w:rPr>
+        <w:t>35/1</w:t>
+      </w:r>
+    </w:p>
+    <w:p>
+      <w:pPr>
+        <w:pStyle w:val="Normal"/>
+        <w:bidi w:val="0"/>
+        <w:jc w:val="start"/>
+        <w:rPr>
+          <w:b w:val="false"/>
+          <w:bCs w:val="false"/>
+          <w:sz w:val="24"/>
+          <w:szCs w:val="24"/>
+          <w:lang w:val="hu-HU"/>
+        </w:rPr>
+      </w:pPr>
+      <w:r>
+        <w:rPr>
+          <w:b w:val="false"/>
+          <w:bCs w:val="false"/>
+          <w:sz w:val="24"/>
+          <w:szCs w:val="24"/>
+          <w:lang w:val="hu-HU"/>
+        </w:rPr>
+        <w:t>c</w:t>
+      </w:r>
+      <w:r>
+        <w:rPr>
+          <w:b w:val="false"/>
+          <w:bCs w:val="false"/>
+          <w:sz w:val="24"/>
+          <w:szCs w:val="24"/>
+          <w:vertAlign w:val="superscript"/>
+          <w:lang w:val="hu-HU"/>
+        </w:rPr>
+        <w:t>2</w:t>
+      </w:r>
+      <w:r>
+        <w:rPr>
+          <w:b w:val="false"/>
+          <w:bCs w:val="false"/>
+          <w:position w:val="0"/>
+          <w:sz w:val="24"/>
+          <w:sz w:val="24"/>
+          <w:szCs w:val="24"/>
+          <w:vertAlign w:val="baseline"/>
+          <w:lang w:val="hu-HU"/>
+        </w:rPr>
+        <w:t>=53</w:t>
+      </w:r>
+      <w:r>
+        <w:rPr>
+          <w:b w:val="false"/>
+          <w:bCs w:val="false"/>
+          <w:sz w:val="24"/>
+          <w:szCs w:val="24"/>
+          <w:vertAlign w:val="superscript"/>
+          <w:lang w:val="hu-HU"/>
+        </w:rPr>
+        <w:t>2</w:t>
+      </w:r>
+      <w:r>
+        <w:rPr>
+          <w:b w:val="false"/>
+          <w:bCs w:val="false"/>
+          <w:position w:val="0"/>
+          <w:sz w:val="24"/>
+          <w:sz w:val="24"/>
+          <w:szCs w:val="24"/>
+          <w:vertAlign w:val="baseline"/>
+          <w:lang w:val="hu-HU"/>
+        </w:rPr>
+        <w:t>+71</w:t>
+      </w:r>
+      <w:r>
+        <w:rPr>
+          <w:b w:val="false"/>
+          <w:bCs w:val="false"/>
+          <w:sz w:val="24"/>
+          <w:szCs w:val="24"/>
+          <w:vertAlign w:val="superscript"/>
+          <w:lang w:val="hu-HU"/>
+        </w:rPr>
+        <w:t>2</w:t>
+      </w:r>
+      <w:r>
+        <w:rPr>
+          <w:b w:val="false"/>
+          <w:bCs w:val="false"/>
+          <w:position w:val="0"/>
+          <w:sz w:val="24"/>
+          <w:sz w:val="24"/>
+          <w:szCs w:val="24"/>
+          <w:vertAlign w:val="baseline"/>
+          <w:lang w:val="hu-HU"/>
+        </w:rPr>
+        <w:t>-2*53*71*cos(60)</w:t>
+      </w:r>
+    </w:p>
+    <w:p>
+      <w:pPr>
+        <w:pStyle w:val="Normal"/>
+        <w:bidi w:val="0"/>
+        <w:jc w:val="start"/>
+        <w:rPr>
+          <w:b w:val="false"/>
+          <w:bCs w:val="false"/>
+          <w:sz w:val="24"/>
+          <w:szCs w:val="24"/>
+          <w:lang w:val="hu-HU"/>
+        </w:rPr>
+      </w:pPr>
+      <w:r>
+        <w:rPr>
+          <w:b w:val="false"/>
+          <w:bCs w:val="false"/>
+          <w:sz w:val="24"/>
+          <w:szCs w:val="24"/>
+          <w:lang w:val="hu-HU"/>
+        </w:rPr>
+        <w:t>c</w:t>
+      </w:r>
+      <w:r>
+        <w:rPr>
+          <w:b w:val="false"/>
+          <w:bCs w:val="false"/>
+          <w:sz w:val="24"/>
+          <w:szCs w:val="24"/>
+          <w:vertAlign w:val="superscript"/>
+          <w:lang w:val="hu-HU"/>
+        </w:rPr>
+        <w:t>2</w:t>
+      </w:r>
+      <w:r>
+        <w:rPr>
+          <w:b w:val="false"/>
+          <w:bCs w:val="false"/>
+          <w:position w:val="0"/>
+          <w:sz w:val="24"/>
+          <w:sz w:val="24"/>
+          <w:szCs w:val="24"/>
+          <w:vertAlign w:val="baseline"/>
+          <w:lang w:val="hu-HU"/>
+        </w:rPr>
+        <w:t>=4087</w:t>
+      </w:r>
+    </w:p>
+    <w:p>
+      <w:pPr>
+        <w:pStyle w:val="Normal"/>
+        <w:bidi w:val="0"/>
+        <w:jc w:val="start"/>
+        <w:rPr>
+          <w:b w:val="false"/>
+          <w:bCs w:val="false"/>
+          <w:sz w:val="24"/>
+          <w:szCs w:val="24"/>
+          <w:lang w:val="hu-HU"/>
+        </w:rPr>
+      </w:pPr>
+      <w:r>
+        <w:rPr>
+          <w:b w:val="false"/>
+          <w:bCs w:val="false"/>
+          <w:sz w:val="24"/>
+          <w:szCs w:val="24"/>
+          <w:lang w:val="hu-HU"/>
+        </w:rPr>
+        <w:t>c=63.93</w:t>
+      </w:r>
+    </w:p>
+    <w:p>
+      <w:pPr>
+        <w:pStyle w:val="Normal"/>
+        <w:bidi w:val="0"/>
+        <w:jc w:val="start"/>
+        <w:rPr>
+          <w:b w:val="false"/>
+          <w:bCs w:val="false"/>
+          <w:sz w:val="24"/>
+          <w:szCs w:val="24"/>
+          <w:lang w:val="hu-HU"/>
+        </w:rPr>
+      </w:pPr>
+      <w:r>
+        <w:rPr>
+          <w:b w:val="false"/>
+          <w:bCs w:val="false"/>
+          <w:sz w:val="24"/>
+          <w:szCs w:val="24"/>
+          <w:lang w:val="hu-HU"/>
+        </w:rPr>
+      </w:r>
+    </w:p>
+    <w:p>
+      <w:pPr>
+        <w:pStyle w:val="Normal"/>
+        <w:bidi w:val="0"/>
+        <w:jc w:val="start"/>
+        <w:rPr>
+          <w:b w:val="false"/>
+          <w:bCs w:val="false"/>
+          <w:sz w:val="24"/>
+          <w:szCs w:val="24"/>
+          <w:lang w:val="hu-HU"/>
+        </w:rPr>
+      </w:pPr>
+      <w:r>
+        <w:rPr>
+          <w:b w:val="false"/>
+          <w:bCs w:val="false"/>
+          <w:sz w:val="24"/>
+          <w:szCs w:val="24"/>
+          <w:lang w:val="hu-HU"/>
+        </w:rPr>
+        <w:t>gamma=147</w:t>
+      </w:r>
+    </w:p>
+    <w:p>
+      <w:pPr>
+        <w:pStyle w:val="Normal"/>
+        <w:bidi w:val="0"/>
+        <w:jc w:val="start"/>
+        <w:rPr>
+          <w:b w:val="false"/>
+          <w:bCs w:val="false"/>
+          <w:sz w:val="24"/>
+          <w:szCs w:val="24"/>
+          <w:lang w:val="hu-HU"/>
+        </w:rPr>
+      </w:pPr>
+      <w:r>
+        <w:rPr>
+          <w:b w:val="false"/>
+          <w:bCs w:val="false"/>
+          <w:sz w:val="24"/>
+          <w:szCs w:val="24"/>
+          <w:lang w:val="hu-HU"/>
+        </w:rPr>
+      </w:r>
+    </w:p>
+    <w:p>
+      <w:pPr>
+        <w:pStyle w:val="Normal"/>
+        <w:bidi w:val="0"/>
+        <w:jc w:val="start"/>
+        <w:rPr>
+          <w:b w:val="false"/>
+          <w:bCs w:val="false"/>
+          <w:sz w:val="24"/>
+          <w:szCs w:val="24"/>
+          <w:lang w:val="hu-HU"/>
+        </w:rPr>
+      </w:pPr>
+      <w:r>
+        <w:rPr>
+          <w:b w:val="false"/>
+          <w:bCs w:val="false"/>
+          <w:sz w:val="24"/>
+          <w:szCs w:val="24"/>
+          <w:lang w:val="hu-HU"/>
+        </w:rPr>
+        <w:t>c</w:t>
+      </w:r>
+      <w:r>
+        <w:rPr>
+          <w:b w:val="false"/>
+          <w:bCs w:val="false"/>
+          <w:sz w:val="24"/>
+          <w:szCs w:val="24"/>
+          <w:vertAlign w:val="superscript"/>
+          <w:lang w:val="hu-HU"/>
+        </w:rPr>
+        <w:t>2</w:t>
+      </w:r>
+      <w:r>
+        <w:rPr>
+          <w:b w:val="false"/>
+          <w:bCs w:val="false"/>
+          <w:position w:val="0"/>
+          <w:sz w:val="24"/>
+          <w:sz w:val="24"/>
+          <w:szCs w:val="24"/>
+          <w:vertAlign w:val="baseline"/>
+          <w:lang w:val="hu-HU"/>
+        </w:rPr>
+        <w:t>=53</w:t>
+      </w:r>
+      <w:r>
+        <w:rPr>
+          <w:b w:val="false"/>
+          <w:bCs w:val="false"/>
+          <w:sz w:val="24"/>
+          <w:szCs w:val="24"/>
+          <w:vertAlign w:val="superscript"/>
+          <w:lang w:val="hu-HU"/>
+        </w:rPr>
+        <w:t>2</w:t>
+      </w:r>
+      <w:r>
+        <w:rPr>
+          <w:b w:val="false"/>
+          <w:bCs w:val="false"/>
+          <w:position w:val="0"/>
+          <w:sz w:val="24"/>
+          <w:sz w:val="24"/>
+          <w:szCs w:val="24"/>
+          <w:vertAlign w:val="baseline"/>
+          <w:lang w:val="hu-HU"/>
+        </w:rPr>
+        <w:t>+71</w:t>
+      </w:r>
+      <w:r>
+        <w:rPr>
+          <w:b w:val="false"/>
+          <w:bCs w:val="false"/>
+          <w:sz w:val="24"/>
+          <w:szCs w:val="24"/>
+          <w:vertAlign w:val="superscript"/>
+          <w:lang w:val="hu-HU"/>
+        </w:rPr>
+        <w:t>2</w:t>
+      </w:r>
+      <w:r>
+        <w:rPr>
+          <w:b w:val="false"/>
+          <w:bCs w:val="false"/>
+          <w:position w:val="0"/>
+          <w:sz w:val="24"/>
+          <w:sz w:val="24"/>
+          <w:szCs w:val="24"/>
+          <w:vertAlign w:val="baseline"/>
+          <w:lang w:val="hu-HU"/>
+        </w:rPr>
+        <w:t>-2*53*71*cos(147)</w:t>
+      </w:r>
+    </w:p>
+    <w:p>
+      <w:pPr>
+        <w:pStyle w:val="Normal"/>
+        <w:bidi w:val="0"/>
+        <w:jc w:val="start"/>
+        <w:rPr>
+          <w:b w:val="false"/>
+          <w:bCs w:val="false"/>
+          <w:sz w:val="24"/>
+          <w:szCs w:val="24"/>
+          <w:lang w:val="hu-HU"/>
+        </w:rPr>
+      </w:pPr>
+      <w:r>
+        <w:rPr>
+          <w:b w:val="false"/>
+          <w:bCs w:val="false"/>
+          <w:sz w:val="24"/>
+          <w:szCs w:val="24"/>
+          <w:lang w:val="hu-HU"/>
+        </w:rPr>
+        <w:t>c</w:t>
+      </w:r>
+      <w:r>
+        <w:rPr>
+          <w:b w:val="false"/>
+          <w:bCs w:val="false"/>
+          <w:sz w:val="24"/>
+          <w:szCs w:val="24"/>
+          <w:vertAlign w:val="superscript"/>
+          <w:lang w:val="hu-HU"/>
+        </w:rPr>
+        <w:t>2</w:t>
+      </w:r>
+      <w:r>
+        <w:rPr>
+          <w:b w:val="false"/>
+          <w:bCs w:val="false"/>
+          <w:position w:val="0"/>
+          <w:sz w:val="24"/>
+          <w:sz w:val="24"/>
+          <w:szCs w:val="24"/>
+          <w:vertAlign w:val="baseline"/>
+          <w:lang w:val="hu-HU"/>
+        </w:rPr>
+        <w:t>=14161.83</w:t>
+      </w:r>
+    </w:p>
+    <w:p>
+      <w:pPr>
+        <w:pStyle w:val="Normal"/>
+        <w:bidi w:val="0"/>
+        <w:jc w:val="start"/>
+        <w:rPr>
+          <w:b w:val="false"/>
+          <w:bCs w:val="false"/>
+          <w:sz w:val="24"/>
+          <w:szCs w:val="24"/>
+          <w:lang w:val="hu-HU"/>
+        </w:rPr>
+      </w:pPr>
+      <w:r>
+        <w:rPr>
+          <w:b w:val="false"/>
+          <w:bCs w:val="false"/>
+          <w:sz w:val="24"/>
+          <w:szCs w:val="24"/>
+          <w:lang w:val="hu-HU"/>
+        </w:rPr>
+        <w:t>c=119</w:t>
+      </w:r>
+    </w:p>
+    <w:p>
+      <w:pPr>
+        <w:pStyle w:val="Normal"/>
+        <w:bidi w:val="0"/>
+        <w:jc w:val="start"/>
+        <w:rPr>
+          <w:b w:val="false"/>
+          <w:bCs w:val="false"/>
+          <w:sz w:val="24"/>
+          <w:szCs w:val="24"/>
+          <w:lang w:val="hu-HU"/>
+        </w:rPr>
+      </w:pPr>
+      <w:r>
+        <w:rPr>
+          <w:b w:val="false"/>
+          <w:bCs w:val="false"/>
+          <w:sz w:val="24"/>
+          <w:szCs w:val="24"/>
+          <w:lang w:val="hu-HU"/>
+        </w:rPr>
+      </w:r>
+    </w:p>
+    <w:p>
+      <w:pPr>
+        <w:pStyle w:val="Normal"/>
+        <w:bidi w:val="0"/>
+        <w:jc w:val="start"/>
+        <w:rPr>
+          <w:b/>
+          <w:bCs/>
+          <w:sz w:val="24"/>
+          <w:szCs w:val="24"/>
+          <w:lang w:val="hu-HU"/>
+        </w:rPr>
+      </w:pPr>
+      <w:r>
+        <w:rPr>
+          <w:b/>
+          <w:bCs/>
+          <w:sz w:val="24"/>
+          <w:szCs w:val="24"/>
+          <w:lang w:val="hu-HU"/>
+        </w:rPr>
+        <w:t>35/2</w:t>
+      </w:r>
+    </w:p>
+    <w:p>
+      <w:pPr>
+        <w:pStyle w:val="Normal"/>
+        <w:bidi w:val="0"/>
+        <w:jc w:val="start"/>
+        <w:rPr>
+          <w:b w:val="false"/>
+          <w:bCs w:val="false"/>
+          <w:sz w:val="24"/>
+          <w:szCs w:val="24"/>
+          <w:lang w:val="hu-HU"/>
+        </w:rPr>
+      </w:pPr>
+      <w:r>
+        <w:rPr>
+          <w:b w:val="false"/>
+          <w:bCs w:val="false"/>
+          <w:sz w:val="24"/>
+          <w:szCs w:val="24"/>
+          <w:lang w:val="hu-HU"/>
+        </w:rPr>
       </w:r>
     </w:p>
     <w:sectPr>

--- a/matek11.docx
+++ b/matek11.docx
@@ -12411,8 +12411,11 @@
         <w:rPr>
           <w:b w:val="false"/>
           <w:bCs w:val="false"/>
-          <w:sz w:val="24"/>
-          <w:szCs w:val="24"/>
+          <w:position w:val="0"/>
+          <w:sz w:val="24"/>
+          <w:sz w:val="24"/>
+          <w:szCs w:val="24"/>
+          <w:vertAlign w:val="baseline"/>
           <w:lang w:val="hu-HU"/>
         </w:rPr>
       </w:r>
@@ -12653,7 +12656,7 @@
           <w:szCs w:val="24"/>
           <w:lang w:val="hu-HU"/>
         </w:rPr>
-        <w:t>gamma=147</w:t>
+        <w:t>gamma=147°</w:t>
       </w:r>
     </w:p>
     <w:p>
@@ -12891,30 +12894,109 @@
           <w:szCs w:val="24"/>
           <w:lang w:val="hu-HU"/>
         </w:rPr>
-        <w:t>35/2</w:t>
-      </w:r>
-    </w:p>
-    <w:p>
-      <w:pPr>
-        <w:pStyle w:val="Normal"/>
-        <w:bidi w:val="0"/>
-        <w:jc w:val="start"/>
-        <w:rPr>
-          <w:b w:val="false"/>
-          <w:bCs w:val="false"/>
-          <w:sz w:val="24"/>
-          <w:szCs w:val="24"/>
-          <w:lang w:val="hu-HU"/>
-        </w:rPr>
-      </w:pPr>
-      <w:r>
-        <w:rPr>
-          <w:b w:val="false"/>
-          <w:bCs w:val="false"/>
-          <w:sz w:val="24"/>
-          <w:szCs w:val="24"/>
-          <w:lang w:val="hu-HU"/>
-        </w:rPr>
+        <w:t>hf 35/1,2</w:t>
+      </w:r>
+    </w:p>
+    <w:p>
+      <w:pPr>
+        <w:pStyle w:val="Normal"/>
+        <w:bidi w:val="0"/>
+        <w:jc w:val="start"/>
+        <w:rPr>
+          <w:b w:val="false"/>
+          <w:bCs w:val="false"/>
+          <w:position w:val="0"/>
+          <w:sz w:val="24"/>
+          <w:sz w:val="24"/>
+          <w:szCs w:val="24"/>
+          <w:vertAlign w:val="baseline"/>
+          <w:lang w:val="hu-HU"/>
+        </w:rPr>
+      </w:pPr>
+      <w:r>
+        <w:rPr>
+          <w:b w:val="false"/>
+          <w:bCs w:val="false"/>
+          <w:sz w:val="24"/>
+          <w:szCs w:val="24"/>
+          <w:lang w:val="hu-HU"/>
+        </w:rPr>
+        <w:t>x = sqrt(12</w:t>
+      </w:r>
+      <w:r>
+        <w:rPr>
+          <w:b w:val="false"/>
+          <w:bCs w:val="false"/>
+          <w:sz w:val="24"/>
+          <w:szCs w:val="24"/>
+          <w:vertAlign w:val="superscript"/>
+          <w:lang w:val="hu-HU"/>
+        </w:rPr>
+        <w:t>2</w:t>
+      </w:r>
+      <w:r>
+        <w:rPr>
+          <w:b w:val="false"/>
+          <w:bCs w:val="false"/>
+          <w:position w:val="0"/>
+          <w:sz w:val="24"/>
+          <w:sz w:val="24"/>
+          <w:szCs w:val="24"/>
+          <w:vertAlign w:val="baseline"/>
+          <w:lang w:val="hu-HU"/>
+        </w:rPr>
+        <w:t>+17</w:t>
+      </w:r>
+      <w:r>
+        <w:rPr>
+          <w:b w:val="false"/>
+          <w:bCs w:val="false"/>
+          <w:sz w:val="24"/>
+          <w:szCs w:val="24"/>
+          <w:vertAlign w:val="superscript"/>
+          <w:lang w:val="hu-HU"/>
+        </w:rPr>
+        <w:t>2</w:t>
+      </w:r>
+      <w:r>
+        <w:rPr>
+          <w:b w:val="false"/>
+          <w:bCs w:val="false"/>
+          <w:position w:val="0"/>
+          <w:sz w:val="24"/>
+          <w:sz w:val="24"/>
+          <w:szCs w:val="24"/>
+          <w:vertAlign w:val="baseline"/>
+          <w:lang w:val="hu-HU"/>
+        </w:rPr>
+        <w:t>-2*12*17*cos(52))</w:t>
+      </w:r>
+    </w:p>
+    <w:p>
+      <w:pPr>
+        <w:pStyle w:val="Normal"/>
+        <w:bidi w:val="0"/>
+        <w:jc w:val="start"/>
+        <w:rPr>
+          <w:b w:val="false"/>
+          <w:bCs w:val="false"/>
+          <w:position w:val="0"/>
+          <w:sz w:val="24"/>
+          <w:sz w:val="24"/>
+          <w:szCs w:val="24"/>
+          <w:vertAlign w:val="baseline"/>
+          <w:lang w:val="hu-HU"/>
+        </w:rPr>
+      </w:pPr>
+      <w:r>
+        <w:rPr>
+          <w:b w:val="false"/>
+          <w:bCs w:val="false"/>
+          <w:sz w:val="24"/>
+          <w:szCs w:val="24"/>
+          <w:lang w:val="hu-HU"/>
+        </w:rPr>
+        <w:t>x = 13.4837km</w:t>
       </w:r>
     </w:p>
     <w:sectPr>
@@ -13374,8 +13456,8 @@
       <w:lang w:val="en-US" w:eastAsia="zh-CN" w:bidi="hi-IN"/>
     </w:rPr>
   </w:style>
-  <w:style w:type="character" w:styleId="Bullets">
-    <w:name w:val="Bullets"/>
+  <w:style w:type="character" w:styleId="Bulletsuser">
+    <w:name w:val="Bullets (user)"/>
     <w:qFormat/>
     <w:rPr>
       <w:rFonts w:ascii="OpenSymbol" w:hAnsi="OpenSymbol" w:eastAsia="OpenSymbol" w:cs="OpenSymbol"/>

--- a/matek11.docx
+++ b/matek11.docx
@@ -12999,6 +12999,58 @@
         <w:t>x = 13.4837km</w:t>
       </w:r>
     </w:p>
+    <w:p>
+      <w:pPr>
+        <w:pStyle w:val="Normal"/>
+        <w:bidi w:val="0"/>
+        <w:jc w:val="start"/>
+        <w:rPr>
+          <w:b w:val="false"/>
+          <w:bCs w:val="false"/>
+          <w:position w:val="0"/>
+          <w:sz w:val="24"/>
+          <w:sz w:val="24"/>
+          <w:szCs w:val="24"/>
+          <w:vertAlign w:val="baseline"/>
+          <w:lang w:val="hu-HU"/>
+        </w:rPr>
+      </w:pPr>
+      <w:r>
+        <w:rPr>
+          <w:b w:val="false"/>
+          <w:bCs w:val="false"/>
+          <w:sz w:val="24"/>
+          <w:szCs w:val="24"/>
+          <w:lang w:val="hu-HU"/>
+        </w:rPr>
+      </w:r>
+    </w:p>
+    <w:p>
+      <w:pPr>
+        <w:pStyle w:val="Normal"/>
+        <w:bidi w:val="0"/>
+        <w:jc w:val="start"/>
+        <w:rPr>
+          <w:b w:val="false"/>
+          <w:bCs w:val="false"/>
+          <w:position w:val="0"/>
+          <w:sz w:val="24"/>
+          <w:sz w:val="24"/>
+          <w:szCs w:val="24"/>
+          <w:vertAlign w:val="baseline"/>
+          <w:lang w:val="hu-HU"/>
+        </w:rPr>
+      </w:pPr>
+      <w:r>
+        <w:rPr>
+          <w:b w:val="false"/>
+          <w:bCs w:val="false"/>
+          <w:sz w:val="24"/>
+          <w:szCs w:val="24"/>
+          <w:lang w:val="hu-HU"/>
+        </w:rPr>
+      </w:r>
+    </w:p>
     <w:sectPr>
       <w:type w:val="nextPage"/>
       <w:pgSz w:w="12240" w:h="15840"/>
@@ -13456,8 +13508,8 @@
       <w:lang w:val="en-US" w:eastAsia="zh-CN" w:bidi="hi-IN"/>
     </w:rPr>
   </w:style>
-  <w:style w:type="character" w:styleId="Bulletsuser">
-    <w:name w:val="Bullets (user)"/>
+  <w:style w:type="character" w:styleId="Bullets">
+    <w:name w:val="Bullets"/>
     <w:qFormat/>
     <w:rPr>
       <w:rFonts w:ascii="OpenSymbol" w:hAnsi="OpenSymbol" w:eastAsia="OpenSymbol" w:cs="OpenSymbol"/>

--- a/matek11.docx
+++ b/matek11.docx
@@ -13019,25 +13019,107 @@
         <w:rPr>
           <w:b w:val="false"/>
           <w:bCs w:val="false"/>
-          <w:sz w:val="24"/>
-          <w:szCs w:val="24"/>
-          <w:lang w:val="hu-HU"/>
-        </w:rPr>
-      </w:r>
-    </w:p>
-    <w:p>
-      <w:pPr>
-        <w:pStyle w:val="Normal"/>
-        <w:bidi w:val="0"/>
-        <w:jc w:val="start"/>
-        <w:rPr>
-          <w:b w:val="false"/>
-          <w:bCs w:val="false"/>
-          <w:position w:val="0"/>
-          <w:sz w:val="24"/>
-          <w:sz w:val="24"/>
-          <w:szCs w:val="24"/>
-          <w:vertAlign w:val="baseline"/>
+          <w:position w:val="0"/>
+          <w:sz w:val="24"/>
+          <w:sz w:val="24"/>
+          <w:szCs w:val="24"/>
+          <w:vertAlign w:val="baseline"/>
+          <w:lang w:val="hu-HU"/>
+        </w:rPr>
+      </w:r>
+    </w:p>
+    <w:p>
+      <w:pPr>
+        <w:pStyle w:val="Normal"/>
+        <w:bidi w:val="0"/>
+        <w:jc w:val="start"/>
+        <w:rPr>
+          <w:b w:val="false"/>
+          <w:bCs w:val="false"/>
+          <w:position w:val="0"/>
+          <w:sz w:val="24"/>
+          <w:sz w:val="24"/>
+          <w:szCs w:val="24"/>
+          <w:vertAlign w:val="baseline"/>
+          <w:lang w:val="hu-HU"/>
+        </w:rPr>
+      </w:pPr>
+      <w:r>
+        <w:rPr>
+          <w:b w:val="false"/>
+          <w:bCs w:val="false"/>
+          <w:position w:val="0"/>
+          <w:sz w:val="24"/>
+          <w:sz w:val="24"/>
+          <w:szCs w:val="24"/>
+          <w:vertAlign w:val="baseline"/>
+          <w:lang w:val="hu-HU"/>
+        </w:rPr>
+      </w:r>
+    </w:p>
+    <w:p>
+      <w:pPr>
+        <w:pStyle w:val="Normal"/>
+        <w:bidi w:val="0"/>
+        <w:jc w:val="start"/>
+        <w:rPr>
+          <w:b/>
+          <w:bCs/>
+          <w:position w:val="0"/>
+          <w:sz w:val="24"/>
+          <w:sz w:val="24"/>
+          <w:szCs w:val="24"/>
+          <w:vertAlign w:val="baseline"/>
+          <w:lang w:val="hu-HU"/>
+        </w:rPr>
+      </w:pPr>
+      <w:r>
+        <w:rPr>
+          <w:b/>
+          <w:bCs/>
+          <w:position w:val="0"/>
+          <w:sz w:val="24"/>
+          <w:sz w:val="24"/>
+          <w:szCs w:val="24"/>
+          <w:vertAlign w:val="baseline"/>
+          <w:lang w:val="hu-HU"/>
+        </w:rPr>
+        <w:t>HF 39/1</w:t>
+      </w:r>
+    </w:p>
+    <w:p>
+      <w:pPr>
+        <w:pStyle w:val="Normal"/>
+        <w:bidi w:val="0"/>
+        <w:jc w:val="start"/>
+        <w:rPr>
+          <w:b w:val="false"/>
+          <w:bCs w:val="false"/>
+          <w:sz w:val="24"/>
+          <w:szCs w:val="24"/>
+          <w:lang w:val="hu-HU"/>
+        </w:rPr>
+      </w:pPr>
+      <w:r>
+        <w:rPr>
+          <w:b w:val="false"/>
+          <w:bCs w:val="false"/>
+          <w:sz w:val="24"/>
+          <w:szCs w:val="24"/>
+          <w:lang w:val="hu-HU"/>
+        </w:rPr>
+      </w:r>
+    </w:p>
+    <w:p>
+      <w:pPr>
+        <w:pStyle w:val="Normal"/>
+        <w:bidi w:val="0"/>
+        <w:jc w:val="start"/>
+        <w:rPr>
+          <w:b w:val="false"/>
+          <w:bCs w:val="false"/>
+          <w:sz w:val="24"/>
+          <w:szCs w:val="24"/>
           <w:lang w:val="hu-HU"/>
         </w:rPr>
       </w:pPr>
@@ -13508,8 +13590,8 @@
       <w:lang w:val="en-US" w:eastAsia="zh-CN" w:bidi="hi-IN"/>
     </w:rPr>
   </w:style>
-  <w:style w:type="character" w:styleId="Bullets">
-    <w:name w:val="Bullets"/>
+  <w:style w:type="character" w:styleId="Bulletsuser">
+    <w:name w:val="Bullets (user)"/>
     <w:qFormat/>
     <w:rPr>
       <w:rFonts w:ascii="OpenSymbol" w:hAnsi="OpenSymbol" w:eastAsia="OpenSymbol" w:cs="OpenSymbol"/>

--- a/matek11.docx
+++ b/matek11.docx
@@ -13590,8 +13590,8 @@
       <w:lang w:val="en-US" w:eastAsia="zh-CN" w:bidi="hi-IN"/>
     </w:rPr>
   </w:style>
-  <w:style w:type="character" w:styleId="Bulletsuser">
-    <w:name w:val="Bullets (user)"/>
+  <w:style w:type="character" w:styleId="Bullets">
+    <w:name w:val="Bullets"/>
     <w:qFormat/>
     <w:rPr>
       <w:rFonts w:ascii="OpenSymbol" w:hAnsi="OpenSymbol" w:eastAsia="OpenSymbol" w:cs="OpenSymbol"/>

--- a/matek11.docx
+++ b/matek11.docx
@@ -2372,7 +2372,7 @@
             <wp:extent cx="6332220" cy="2837180"/>
             <wp:effectExtent l="0" t="0" r="0" b="0"/>
             <wp:wrapSquare wrapText="largest"/>
-            <wp:docPr id="1" name="Image1" descr="" title=""/>
+            <wp:docPr id="1" name="Image1"/>
             <wp:cNvGraphicFramePr>
               <a:graphicFrameLocks xmlns:a="http://schemas.openxmlformats.org/drawingml/2006/main" noChangeAspect="1"/>
             </wp:cNvGraphicFramePr>
@@ -2380,7 +2380,7 @@
               <a:graphicData uri="http://schemas.openxmlformats.org/drawingml/2006/picture">
                 <pic:pic xmlns:pic="http://schemas.openxmlformats.org/drawingml/2006/picture">
                   <pic:nvPicPr>
-                    <pic:cNvPr id="1" name="Image1" descr="" title=""/>
+                    <pic:cNvPr id="1" name="Image1"/>
                     <pic:cNvPicPr>
                       <a:picLocks noChangeAspect="1" noChangeArrowheads="1"/>
                     </pic:cNvPicPr>
@@ -2467,7 +2467,7 @@
             <wp:extent cx="6332220" cy="1544320"/>
             <wp:effectExtent l="0" t="0" r="0" b="0"/>
             <wp:wrapSquare wrapText="largest"/>
-            <wp:docPr id="2" name="Image2" descr="" title=""/>
+            <wp:docPr id="2" name="Image2"/>
             <wp:cNvGraphicFramePr>
               <a:graphicFrameLocks xmlns:a="http://schemas.openxmlformats.org/drawingml/2006/main" noChangeAspect="1"/>
             </wp:cNvGraphicFramePr>
@@ -2475,7 +2475,7 @@
               <a:graphicData uri="http://schemas.openxmlformats.org/drawingml/2006/picture">
                 <pic:pic xmlns:pic="http://schemas.openxmlformats.org/drawingml/2006/picture">
                   <pic:nvPicPr>
-                    <pic:cNvPr id="2" name="Image2" descr="" title=""/>
+                    <pic:cNvPr id="2" name="Image2"/>
                     <pic:cNvPicPr>
                       <a:picLocks noChangeAspect="1" noChangeArrowheads="1"/>
                     </pic:cNvPicPr>
@@ -2657,7 +2657,7 @@
             <wp:extent cx="6332220" cy="1457960"/>
             <wp:effectExtent l="0" t="0" r="0" b="0"/>
             <wp:wrapSquare wrapText="largest"/>
-            <wp:docPr id="3" name="Image3" descr="" title=""/>
+            <wp:docPr id="3" name="Image3"/>
             <wp:cNvGraphicFramePr>
               <a:graphicFrameLocks xmlns:a="http://schemas.openxmlformats.org/drawingml/2006/main" noChangeAspect="1"/>
             </wp:cNvGraphicFramePr>
@@ -2665,7 +2665,7 @@
               <a:graphicData uri="http://schemas.openxmlformats.org/drawingml/2006/picture">
                 <pic:pic xmlns:pic="http://schemas.openxmlformats.org/drawingml/2006/picture">
                   <pic:nvPicPr>
-                    <pic:cNvPr id="3" name="Image3" descr="" title=""/>
+                    <pic:cNvPr id="3" name="Image3"/>
                     <pic:cNvPicPr>
                       <a:picLocks noChangeAspect="1" noChangeArrowheads="1"/>
                     </pic:cNvPicPr>
@@ -3012,7 +3012,7 @@
             <wp:extent cx="3420745" cy="1974850"/>
             <wp:effectExtent l="0" t="0" r="0" b="0"/>
             <wp:wrapSquare wrapText="largest"/>
-            <wp:docPr id="4" name="Image4" descr="" title=""/>
+            <wp:docPr id="4" name="Image4"/>
             <wp:cNvGraphicFramePr>
               <a:graphicFrameLocks xmlns:a="http://schemas.openxmlformats.org/drawingml/2006/main" noChangeAspect="1"/>
             </wp:cNvGraphicFramePr>
@@ -3020,7 +3020,7 @@
               <a:graphicData uri="http://schemas.openxmlformats.org/drawingml/2006/picture">
                 <pic:pic xmlns:pic="http://schemas.openxmlformats.org/drawingml/2006/picture">
                   <pic:nvPicPr>
-                    <pic:cNvPr id="4" name="Image4" descr="" title=""/>
+                    <pic:cNvPr id="4" name="Image4"/>
                     <pic:cNvPicPr>
                       <a:picLocks noChangeAspect="1" noChangeArrowheads="1"/>
                     </pic:cNvPicPr>
@@ -3312,7 +3312,7 @@
             <wp:extent cx="3481705" cy="1666240"/>
             <wp:effectExtent l="0" t="0" r="0" b="0"/>
             <wp:wrapSquare wrapText="largest"/>
-            <wp:docPr id="5" name="Image5" descr="" title=""/>
+            <wp:docPr id="5" name="Image5"/>
             <wp:cNvGraphicFramePr>
               <a:graphicFrameLocks xmlns:a="http://schemas.openxmlformats.org/drawingml/2006/main" noChangeAspect="1"/>
             </wp:cNvGraphicFramePr>
@@ -3320,7 +3320,7 @@
               <a:graphicData uri="http://schemas.openxmlformats.org/drawingml/2006/picture">
                 <pic:pic xmlns:pic="http://schemas.openxmlformats.org/drawingml/2006/picture">
                   <pic:nvPicPr>
-                    <pic:cNvPr id="5" name="Image5" descr="" title=""/>
+                    <pic:cNvPr id="5" name="Image5"/>
                     <pic:cNvPicPr>
                       <a:picLocks noChangeAspect="1" noChangeArrowheads="1"/>
                     </pic:cNvPicPr>
@@ -4343,7 +4343,7 @@
             <wp:extent cx="3207385" cy="1668780"/>
             <wp:effectExtent l="0" t="0" r="0" b="0"/>
             <wp:wrapSquare wrapText="largest"/>
-            <wp:docPr id="6" name="Image6" descr="" title=""/>
+            <wp:docPr id="6" name="Image6"/>
             <wp:cNvGraphicFramePr>
               <a:graphicFrameLocks xmlns:a="http://schemas.openxmlformats.org/drawingml/2006/main" noChangeAspect="1"/>
             </wp:cNvGraphicFramePr>
@@ -4351,7 +4351,7 @@
               <a:graphicData uri="http://schemas.openxmlformats.org/drawingml/2006/picture">
                 <pic:pic xmlns:pic="http://schemas.openxmlformats.org/drawingml/2006/picture">
                   <pic:nvPicPr>
-                    <pic:cNvPr id="6" name="Image6" descr="" title=""/>
+                    <pic:cNvPr id="6" name="Image6"/>
                     <pic:cNvPicPr>
                       <a:picLocks noChangeAspect="1" noChangeArrowheads="1"/>
                     </pic:cNvPicPr>
@@ -4644,7 +4644,7 @@
             <wp:extent cx="2416175" cy="1480185"/>
             <wp:effectExtent l="0" t="0" r="0" b="0"/>
             <wp:wrapSquare wrapText="largest"/>
-            <wp:docPr id="7" name="Image7" descr="" title=""/>
+            <wp:docPr id="7" name="Image7"/>
             <wp:cNvGraphicFramePr>
               <a:graphicFrameLocks xmlns:a="http://schemas.openxmlformats.org/drawingml/2006/main" noChangeAspect="1"/>
             </wp:cNvGraphicFramePr>
@@ -4652,7 +4652,7 @@
               <a:graphicData uri="http://schemas.openxmlformats.org/drawingml/2006/picture">
                 <pic:pic xmlns:pic="http://schemas.openxmlformats.org/drawingml/2006/picture">
                   <pic:nvPicPr>
-                    <pic:cNvPr id="7" name="Image7" descr="" title=""/>
+                    <pic:cNvPr id="7" name="Image7"/>
                     <pic:cNvPicPr>
                       <a:picLocks noChangeAspect="1" noChangeArrowheads="1"/>
                     </pic:cNvPicPr>
@@ -5022,7 +5022,7 @@
             <wp:extent cx="6332220" cy="947420"/>
             <wp:effectExtent l="0" t="0" r="0" b="0"/>
             <wp:wrapSquare wrapText="largest"/>
-            <wp:docPr id="8" name="Image8" descr="" title=""/>
+            <wp:docPr id="8" name="Image8"/>
             <wp:cNvGraphicFramePr>
               <a:graphicFrameLocks xmlns:a="http://schemas.openxmlformats.org/drawingml/2006/main" noChangeAspect="1"/>
             </wp:cNvGraphicFramePr>
@@ -5030,7 +5030,7 @@
               <a:graphicData uri="http://schemas.openxmlformats.org/drawingml/2006/picture">
                 <pic:pic xmlns:pic="http://schemas.openxmlformats.org/drawingml/2006/picture">
                   <pic:nvPicPr>
-                    <pic:cNvPr id="8" name="Image8" descr="" title=""/>
+                    <pic:cNvPr id="8" name="Image8"/>
                     <pic:cNvPicPr>
                       <a:picLocks noChangeAspect="1" noChangeArrowheads="1"/>
                     </pic:cNvPicPr>
@@ -5453,7 +5453,7 @@
             <wp:extent cx="2119630" cy="1341755"/>
             <wp:effectExtent l="0" t="0" r="0" b="0"/>
             <wp:wrapSquare wrapText="largest"/>
-            <wp:docPr id="9" name="Image9" descr="" title=""/>
+            <wp:docPr id="9" name="Image9"/>
             <wp:cNvGraphicFramePr>
               <a:graphicFrameLocks xmlns:a="http://schemas.openxmlformats.org/drawingml/2006/main" noChangeAspect="1"/>
             </wp:cNvGraphicFramePr>
@@ -5461,7 +5461,7 @@
               <a:graphicData uri="http://schemas.openxmlformats.org/drawingml/2006/picture">
                 <pic:pic xmlns:pic="http://schemas.openxmlformats.org/drawingml/2006/picture">
                   <pic:nvPicPr>
-                    <pic:cNvPr id="9" name="Image9" descr="" title=""/>
+                    <pic:cNvPr id="9" name="Image9"/>
                     <pic:cNvPicPr>
                       <a:picLocks noChangeAspect="1" noChangeArrowheads="1"/>
                     </pic:cNvPicPr>
@@ -6367,7 +6367,7 @@
             <wp:extent cx="3474720" cy="727075"/>
             <wp:effectExtent l="0" t="0" r="0" b="0"/>
             <wp:wrapSquare wrapText="largest"/>
-            <wp:docPr id="10" name="Image10" descr="" title=""/>
+            <wp:docPr id="10" name="Image10"/>
             <wp:cNvGraphicFramePr>
               <a:graphicFrameLocks xmlns:a="http://schemas.openxmlformats.org/drawingml/2006/main" noChangeAspect="1"/>
             </wp:cNvGraphicFramePr>
@@ -6375,7 +6375,7 @@
               <a:graphicData uri="http://schemas.openxmlformats.org/drawingml/2006/picture">
                 <pic:pic xmlns:pic="http://schemas.openxmlformats.org/drawingml/2006/picture">
                   <pic:nvPicPr>
-                    <pic:cNvPr id="10" name="Image10" descr="" title=""/>
+                    <pic:cNvPr id="10" name="Image10"/>
                     <pic:cNvPicPr>
                       <a:picLocks noChangeAspect="1" noChangeArrowheads="1"/>
                     </pic:cNvPicPr>
@@ -7178,7 +7178,7 @@
             <wp:extent cx="2632710" cy="3808730"/>
             <wp:effectExtent l="0" t="0" r="0" b="0"/>
             <wp:wrapSquare wrapText="largest"/>
-            <wp:docPr id="11" name="Image11" descr="" title=""/>
+            <wp:docPr id="11" name="Image11"/>
             <wp:cNvGraphicFramePr>
               <a:graphicFrameLocks xmlns:a="http://schemas.openxmlformats.org/drawingml/2006/main" noChangeAspect="1"/>
             </wp:cNvGraphicFramePr>
@@ -7186,7 +7186,7 @@
               <a:graphicData uri="http://schemas.openxmlformats.org/drawingml/2006/picture">
                 <pic:pic xmlns:pic="http://schemas.openxmlformats.org/drawingml/2006/picture">
                   <pic:nvPicPr>
-                    <pic:cNvPr id="11" name="Image11" descr="" title=""/>
+                    <pic:cNvPr id="11" name="Image11"/>
                     <pic:cNvPicPr>
                       <a:picLocks noChangeAspect="1" noChangeArrowheads="1"/>
                     </pic:cNvPicPr>
@@ -7224,7 +7224,7 @@
             <wp:extent cx="2441575" cy="1945005"/>
             <wp:effectExtent l="0" t="0" r="0" b="0"/>
             <wp:wrapSquare wrapText="largest"/>
-            <wp:docPr id="12" name="Image12" descr="" title=""/>
+            <wp:docPr id="12" name="Image12"/>
             <wp:cNvGraphicFramePr>
               <a:graphicFrameLocks xmlns:a="http://schemas.openxmlformats.org/drawingml/2006/main" noChangeAspect="1"/>
             </wp:cNvGraphicFramePr>
@@ -7232,7 +7232,7 @@
               <a:graphicData uri="http://schemas.openxmlformats.org/drawingml/2006/picture">
                 <pic:pic xmlns:pic="http://schemas.openxmlformats.org/drawingml/2006/picture">
                   <pic:nvPicPr>
-                    <pic:cNvPr id="12" name="Image12" descr="" title=""/>
+                    <pic:cNvPr id="12" name="Image12"/>
                     <pic:cNvPicPr>
                       <a:picLocks noChangeAspect="1" noChangeArrowheads="1"/>
                     </pic:cNvPicPr>
@@ -7820,7 +7820,7 @@
             <wp:extent cx="3263900" cy="991870"/>
             <wp:effectExtent l="0" t="0" r="0" b="0"/>
             <wp:wrapSquare wrapText="largest"/>
-            <wp:docPr id="13" name="Image13" descr="" title=""/>
+            <wp:docPr id="13" name="Image13"/>
             <wp:cNvGraphicFramePr>
               <a:graphicFrameLocks xmlns:a="http://schemas.openxmlformats.org/drawingml/2006/main" noChangeAspect="1"/>
             </wp:cNvGraphicFramePr>
@@ -7828,7 +7828,7 @@
               <a:graphicData uri="http://schemas.openxmlformats.org/drawingml/2006/picture">
                 <pic:pic xmlns:pic="http://schemas.openxmlformats.org/drawingml/2006/picture">
                   <pic:nvPicPr>
-                    <pic:cNvPr id="13" name="Image13" descr="" title=""/>
+                    <pic:cNvPr id="13" name="Image13"/>
                     <pic:cNvPicPr>
                       <a:picLocks noChangeAspect="1" noChangeArrowheads="1"/>
                     </pic:cNvPicPr>
@@ -7915,7 +7915,7 @@
             <wp:extent cx="1417955" cy="1369060"/>
             <wp:effectExtent l="0" t="0" r="0" b="0"/>
             <wp:wrapSquare wrapText="largest"/>
-            <wp:docPr id="14" name="Image14" descr="" title=""/>
+            <wp:docPr id="14" name="Image14"/>
             <wp:cNvGraphicFramePr>
               <a:graphicFrameLocks xmlns:a="http://schemas.openxmlformats.org/drawingml/2006/main" noChangeAspect="1"/>
             </wp:cNvGraphicFramePr>
@@ -7923,7 +7923,7 @@
               <a:graphicData uri="http://schemas.openxmlformats.org/drawingml/2006/picture">
                 <pic:pic xmlns:pic="http://schemas.openxmlformats.org/drawingml/2006/picture">
                   <pic:nvPicPr>
-                    <pic:cNvPr id="14" name="Image14" descr="" title=""/>
+                    <pic:cNvPr id="14" name="Image14"/>
                     <pic:cNvPicPr>
                       <a:picLocks noChangeAspect="1" noChangeArrowheads="1"/>
                     </pic:cNvPicPr>
@@ -8196,7 +8196,7 @@
             <wp:extent cx="2921000" cy="1426210"/>
             <wp:effectExtent l="0" t="0" r="0" b="0"/>
             <wp:wrapSquare wrapText="largest"/>
-            <wp:docPr id="15" name="Image15" descr="" title=""/>
+            <wp:docPr id="15" name="Image15"/>
             <wp:cNvGraphicFramePr>
               <a:graphicFrameLocks xmlns:a="http://schemas.openxmlformats.org/drawingml/2006/main" noChangeAspect="1"/>
             </wp:cNvGraphicFramePr>
@@ -8204,7 +8204,7 @@
               <a:graphicData uri="http://schemas.openxmlformats.org/drawingml/2006/picture">
                 <pic:pic xmlns:pic="http://schemas.openxmlformats.org/drawingml/2006/picture">
                   <pic:nvPicPr>
-                    <pic:cNvPr id="15" name="Image15" descr="" title=""/>
+                    <pic:cNvPr id="15" name="Image15"/>
                     <pic:cNvPicPr>
                       <a:picLocks noChangeAspect="1" noChangeArrowheads="1"/>
                     </pic:cNvPicPr>
@@ -8454,7 +8454,7 @@
             <wp:extent cx="2685415" cy="815975"/>
             <wp:effectExtent l="0" t="0" r="0" b="0"/>
             <wp:wrapSquare wrapText="largest"/>
-            <wp:docPr id="16" name="Image16" descr="" title=""/>
+            <wp:docPr id="16" name="Image16"/>
             <wp:cNvGraphicFramePr>
               <a:graphicFrameLocks xmlns:a="http://schemas.openxmlformats.org/drawingml/2006/main" noChangeAspect="1"/>
             </wp:cNvGraphicFramePr>
@@ -8462,7 +8462,7 @@
               <a:graphicData uri="http://schemas.openxmlformats.org/drawingml/2006/picture">
                 <pic:pic xmlns:pic="http://schemas.openxmlformats.org/drawingml/2006/picture">
                   <pic:nvPicPr>
-                    <pic:cNvPr id="16" name="Image16" descr="" title=""/>
+                    <pic:cNvPr id="16" name="Image16"/>
                     <pic:cNvPicPr>
                       <a:picLocks noChangeAspect="1" noChangeArrowheads="1"/>
                     </pic:cNvPicPr>
@@ -9187,7 +9187,7 @@
             <wp:extent cx="2131060" cy="2087245"/>
             <wp:effectExtent l="0" t="0" r="0" b="0"/>
             <wp:wrapSquare wrapText="largest"/>
-            <wp:docPr id="17" name="Image17" descr="" title=""/>
+            <wp:docPr id="17" name="Image17"/>
             <wp:cNvGraphicFramePr>
               <a:graphicFrameLocks xmlns:a="http://schemas.openxmlformats.org/drawingml/2006/main" noChangeAspect="1"/>
             </wp:cNvGraphicFramePr>
@@ -9195,7 +9195,7 @@
               <a:graphicData uri="http://schemas.openxmlformats.org/drawingml/2006/picture">
                 <pic:pic xmlns:pic="http://schemas.openxmlformats.org/drawingml/2006/picture">
                   <pic:nvPicPr>
-                    <pic:cNvPr id="17" name="Image17" descr="" title=""/>
+                    <pic:cNvPr id="17" name="Image17"/>
                     <pic:cNvPicPr>
                       <a:picLocks noChangeAspect="1" noChangeArrowheads="1"/>
                     </pic:cNvPicPr>
@@ -9648,7 +9648,7 @@
             <wp:extent cx="2602865" cy="1194435"/>
             <wp:effectExtent l="0" t="0" r="0" b="0"/>
             <wp:wrapSquare wrapText="largest"/>
-            <wp:docPr id="18" name="Image18" descr="" title=""/>
+            <wp:docPr id="18" name="Image18"/>
             <wp:cNvGraphicFramePr>
               <a:graphicFrameLocks xmlns:a="http://schemas.openxmlformats.org/drawingml/2006/main" noChangeAspect="1"/>
             </wp:cNvGraphicFramePr>
@@ -9656,7 +9656,7 @@
               <a:graphicData uri="http://schemas.openxmlformats.org/drawingml/2006/picture">
                 <pic:pic xmlns:pic="http://schemas.openxmlformats.org/drawingml/2006/picture">
                   <pic:nvPicPr>
-                    <pic:cNvPr id="18" name="Image18" descr="" title=""/>
+                    <pic:cNvPr id="18" name="Image18"/>
                     <pic:cNvPicPr>
                       <a:picLocks noChangeAspect="1" noChangeArrowheads="1"/>
                     </pic:cNvPicPr>
@@ -11040,7 +11040,7 @@
             <wp:extent cx="2594610" cy="1035685"/>
             <wp:effectExtent l="0" t="0" r="0" b="0"/>
             <wp:wrapSquare wrapText="largest"/>
-            <wp:docPr id="19" name="Image19" descr="" title=""/>
+            <wp:docPr id="19" name="Image19"/>
             <wp:cNvGraphicFramePr>
               <a:graphicFrameLocks xmlns:a="http://schemas.openxmlformats.org/drawingml/2006/main" noChangeAspect="1"/>
             </wp:cNvGraphicFramePr>
@@ -11048,7 +11048,7 @@
               <a:graphicData uri="http://schemas.openxmlformats.org/drawingml/2006/picture">
                 <pic:pic xmlns:pic="http://schemas.openxmlformats.org/drawingml/2006/picture">
                   <pic:nvPicPr>
-                    <pic:cNvPr id="19" name="Image19" descr="" title=""/>
+                    <pic:cNvPr id="19" name="Image19"/>
                     <pic:cNvPicPr>
                       <a:picLocks noChangeAspect="1" noChangeArrowheads="1"/>
                     </pic:cNvPicPr>
@@ -11263,7 +11263,7 @@
             <wp:extent cx="2316480" cy="1076960"/>
             <wp:effectExtent l="0" t="0" r="0" b="0"/>
             <wp:wrapSquare wrapText="largest"/>
-            <wp:docPr id="20" name="Image20" descr="" title=""/>
+            <wp:docPr id="20" name="Image20"/>
             <wp:cNvGraphicFramePr>
               <a:graphicFrameLocks xmlns:a="http://schemas.openxmlformats.org/drawingml/2006/main" noChangeAspect="1"/>
             </wp:cNvGraphicFramePr>
@@ -11271,7 +11271,7 @@
               <a:graphicData uri="http://schemas.openxmlformats.org/drawingml/2006/picture">
                 <pic:pic xmlns:pic="http://schemas.openxmlformats.org/drawingml/2006/picture">
                   <pic:nvPicPr>
-                    <pic:cNvPr id="20" name="Image20" descr="" title=""/>
+                    <pic:cNvPr id="20" name="Image20"/>
                     <pic:cNvPicPr>
                       <a:picLocks noChangeAspect="1" noChangeArrowheads="1"/>
                     </pic:cNvPicPr>
@@ -13108,6 +13108,313 @@
           <w:szCs w:val="24"/>
           <w:lang w:val="hu-HU"/>
         </w:rPr>
+      </w:r>
+    </w:p>
+    <w:p>
+      <w:pPr>
+        <w:pStyle w:val="Normal"/>
+        <w:bidi w:val="0"/>
+        <w:jc w:val="start"/>
+        <w:rPr>
+          <w:b w:val="false"/>
+          <w:bCs w:val="false"/>
+          <w:sz w:val="24"/>
+          <w:szCs w:val="24"/>
+          <w:lang w:val="hu-HU"/>
+        </w:rPr>
+      </w:pPr>
+      <w:r>
+        <w:rPr>
+          <w:b w:val="false"/>
+          <w:bCs w:val="false"/>
+          <w:sz w:val="24"/>
+          <w:szCs w:val="24"/>
+          <w:lang w:val="hu-HU"/>
+        </w:rPr>
+      </w:r>
+    </w:p>
+    <w:p>
+      <w:pPr>
+        <w:pStyle w:val="Normal"/>
+        <w:bidi w:val="0"/>
+        <w:jc w:val="start"/>
+        <w:rPr>
+          <w:b w:val="false"/>
+          <w:bCs w:val="false"/>
+          <w:sz w:val="24"/>
+          <w:szCs w:val="24"/>
+          <w:lang w:val="hu-HU"/>
+        </w:rPr>
+      </w:pPr>
+      <w:r>
+        <w:rPr>
+          <w:b w:val="false"/>
+          <w:bCs w:val="false"/>
+          <w:sz w:val="24"/>
+          <w:szCs w:val="24"/>
+          <w:lang w:val="hu-HU"/>
+        </w:rPr>
+      </w:r>
+    </w:p>
+    <w:p>
+      <w:pPr>
+        <w:pStyle w:val="Normal"/>
+        <w:bidi w:val="0"/>
+        <w:jc w:val="start"/>
+        <w:rPr>
+          <w:b w:val="false"/>
+          <w:bCs w:val="false"/>
+          <w:sz w:val="24"/>
+          <w:szCs w:val="24"/>
+          <w:lang w:val="hu-HU"/>
+        </w:rPr>
+      </w:pPr>
+      <w:r>
+        <w:rPr>
+          <w:b w:val="false"/>
+          <w:bCs w:val="false"/>
+          <w:sz w:val="24"/>
+          <w:szCs w:val="24"/>
+          <w:lang w:val="hu-HU"/>
+        </w:rPr>
+        <w:t>(n/k)=(n/(n-k))</w:t>
+      </w:r>
+    </w:p>
+    <w:p>
+      <w:pPr>
+        <w:pStyle w:val="Normal"/>
+        <w:bidi w:val="0"/>
+        <w:jc w:val="start"/>
+        <w:rPr>
+          <w:b w:val="false"/>
+          <w:bCs w:val="false"/>
+          <w:sz w:val="24"/>
+          <w:szCs w:val="24"/>
+          <w:lang w:val="hu-HU"/>
+        </w:rPr>
+      </w:pPr>
+      <w:r>
+        <w:rPr>
+          <w:b w:val="false"/>
+          <w:bCs w:val="false"/>
+          <w:sz w:val="24"/>
+          <w:szCs w:val="24"/>
+          <w:lang w:val="hu-HU"/>
+        </w:rPr>
+      </w:r>
+    </w:p>
+    <w:p>
+      <w:pPr>
+        <w:pStyle w:val="Normal"/>
+        <w:bidi w:val="0"/>
+        <w:jc w:val="start"/>
+        <w:rPr>
+          <w:b w:val="false"/>
+          <w:bCs w:val="false"/>
+          <w:sz w:val="24"/>
+          <w:szCs w:val="24"/>
+          <w:lang w:val="hu-HU"/>
+        </w:rPr>
+      </w:pPr>
+      <w:r>
+        <w:rPr>
+          <w:b w:val="false"/>
+          <w:bCs w:val="false"/>
+          <w:sz w:val="24"/>
+          <w:szCs w:val="24"/>
+          <w:lang w:val="hu-HU"/>
+        </w:rPr>
+      </w:r>
+    </w:p>
+    <w:p>
+      <w:pPr>
+        <w:pStyle w:val="Normal"/>
+        <w:bidi w:val="0"/>
+        <w:jc w:val="start"/>
+        <w:rPr>
+          <w:b/>
+          <w:bCs/>
+          <w:sz w:val="24"/>
+          <w:szCs w:val="24"/>
+          <w:lang w:val="hu-HU"/>
+        </w:rPr>
+      </w:pPr>
+      <w:r>
+        <w:rPr>
+          <w:b/>
+          <w:bCs/>
+          <w:sz w:val="24"/>
+          <w:szCs w:val="24"/>
+          <w:lang w:val="hu-HU"/>
+        </w:rPr>
+        <w:t>59/4</w:t>
+      </w:r>
+    </w:p>
+    <w:p>
+      <w:pPr>
+        <w:pStyle w:val="Normal"/>
+        <w:bidi w:val="0"/>
+        <w:jc w:val="start"/>
+        <w:rPr>
+          <w:b w:val="false"/>
+          <w:bCs w:val="false"/>
+          <w:sz w:val="24"/>
+          <w:szCs w:val="24"/>
+          <w:lang w:val="hu-HU"/>
+        </w:rPr>
+      </w:pPr>
+      <w:r>
+        <w:rPr>
+          <w:b w:val="false"/>
+          <w:bCs w:val="false"/>
+          <w:sz w:val="24"/>
+          <w:szCs w:val="24"/>
+          <w:lang w:val="hu-HU"/>
+        </w:rPr>
+        <w:t>32 közül</w:t>
+      </w:r>
+    </w:p>
+    <w:p>
+      <w:pPr>
+        <w:pStyle w:val="Normal"/>
+        <w:bidi w:val="0"/>
+        <w:jc w:val="start"/>
+        <w:rPr>
+          <w:b w:val="false"/>
+          <w:bCs w:val="false"/>
+          <w:sz w:val="24"/>
+          <w:szCs w:val="24"/>
+          <w:lang w:val="hu-HU"/>
+        </w:rPr>
+      </w:pPr>
+      <w:r>
+        <w:rPr>
+          <w:b w:val="false"/>
+          <w:bCs w:val="false"/>
+          <w:sz w:val="24"/>
+          <w:szCs w:val="24"/>
+          <w:lang w:val="hu-HU"/>
+        </w:rPr>
+        <w:t>nincs ismétlődés</w:t>
+      </w:r>
+    </w:p>
+    <w:p>
+      <w:pPr>
+        <w:pStyle w:val="Normal"/>
+        <w:bidi w:val="0"/>
+        <w:jc w:val="start"/>
+        <w:rPr>
+          <w:b w:val="false"/>
+          <w:bCs w:val="false"/>
+          <w:sz w:val="24"/>
+          <w:szCs w:val="24"/>
+          <w:lang w:val="hu-HU"/>
+        </w:rPr>
+      </w:pPr>
+      <w:r>
+        <w:rPr>
+          <w:b w:val="false"/>
+          <w:bCs w:val="false"/>
+          <w:sz w:val="24"/>
+          <w:szCs w:val="24"/>
+          <w:lang w:val="hu-HU"/>
+        </w:rPr>
+        <w:t>sorrend nem számít</w:t>
+      </w:r>
+    </w:p>
+    <w:p>
+      <w:pPr>
+        <w:pStyle w:val="Normal"/>
+        <w:bidi w:val="0"/>
+        <w:jc w:val="start"/>
+        <w:rPr>
+          <w:b w:val="false"/>
+          <w:bCs w:val="false"/>
+          <w:sz w:val="24"/>
+          <w:szCs w:val="24"/>
+          <w:lang w:val="hu-HU"/>
+        </w:rPr>
+      </w:pPr>
+      <w:r>
+        <w:rPr>
+          <w:b w:val="false"/>
+          <w:bCs w:val="false"/>
+          <w:sz w:val="24"/>
+          <w:szCs w:val="24"/>
+          <w:lang w:val="hu-HU"/>
+        </w:rPr>
+        <w:t>32 nCm 3 = 4960</w:t>
+      </w:r>
+    </w:p>
+    <w:p>
+      <w:pPr>
+        <w:pStyle w:val="Normal"/>
+        <w:bidi w:val="0"/>
+        <w:jc w:val="start"/>
+        <w:rPr>
+          <w:b w:val="false"/>
+          <w:bCs w:val="false"/>
+          <w:sz w:val="24"/>
+          <w:szCs w:val="24"/>
+          <w:lang w:val="hu-HU"/>
+        </w:rPr>
+      </w:pPr>
+      <w:r>
+        <w:rPr>
+          <w:b w:val="false"/>
+          <w:bCs w:val="false"/>
+          <w:sz w:val="24"/>
+          <w:szCs w:val="24"/>
+          <w:lang w:val="hu-HU"/>
+        </w:rPr>
+        <w:t>29 nCm 2 = 406</w:t>
+      </w:r>
+    </w:p>
+    <w:p>
+      <w:pPr>
+        <w:pStyle w:val="Normal"/>
+        <w:bidi w:val="0"/>
+        <w:jc w:val="start"/>
+        <w:rPr>
+          <w:b w:val="false"/>
+          <w:bCs w:val="false"/>
+          <w:sz w:val="24"/>
+          <w:szCs w:val="24"/>
+          <w:lang w:val="hu-HU"/>
+        </w:rPr>
+      </w:pPr>
+      <w:r>
+        <w:rPr>
+          <w:b w:val="false"/>
+          <w:bCs w:val="false"/>
+          <w:sz w:val="24"/>
+          <w:szCs w:val="24"/>
+          <w:lang w:val="hu-HU"/>
+        </w:rPr>
+      </w:r>
+    </w:p>
+    <w:p>
+      <w:pPr>
+        <w:pStyle w:val="Normal"/>
+        <w:bidi w:val="0"/>
+        <w:jc w:val="start"/>
+        <w:rPr>
+          <w:b/>
+          <w:bCs/>
+          <w:sz w:val="24"/>
+          <w:szCs w:val="24"/>
+          <w:lang w:val="hu-HU"/>
+        </w:rPr>
+      </w:pPr>
+      <w:r>
+        <w:rPr>
+          <w:b/>
+          <w:bCs/>
+          <w:sz w:val="24"/>
+          <w:szCs w:val="24"/>
+          <w:lang w:val="hu-HU"/>
+        </w:rPr>
+        <w:t xml:space="preserve">Hf 59/6 </w:t>
       </w:r>
     </w:p>
     <w:p>
@@ -13590,8 +13897,8 @@
       <w:lang w:val="en-US" w:eastAsia="zh-CN" w:bidi="hi-IN"/>
     </w:rPr>
   </w:style>
-  <w:style w:type="character" w:styleId="Bullets">
-    <w:name w:val="Bullets"/>
+  <w:style w:type="character" w:styleId="Bulletsuser">
+    <w:name w:val="Bullets (user)"/>
     <w:qFormat/>
     <w:rPr>
       <w:rFonts w:ascii="OpenSymbol" w:hAnsi="OpenSymbol" w:eastAsia="OpenSymbol" w:cs="OpenSymbol"/>

--- a/matek11.docx
+++ b/matek11.docx
@@ -26,30 +26,30 @@
       <w:pPr>
         <w:pStyle w:val="Normal"/>
         <w:bidi w:val="0"/>
-        <w:jc w:val="start"/>
-        <w:rPr>
-          <w:b w:val="false"/>
-          <w:bCs w:val="false"/>
-          <w:sz w:val="24"/>
-          <w:szCs w:val="24"/>
-          <w:lang w:val="hu-HU"/>
-        </w:rPr>
-      </w:pPr>
-      <w:r>
-        <w:rPr>
-          <w:b w:val="false"/>
-          <w:bCs w:val="false"/>
-          <w:sz w:val="24"/>
-          <w:szCs w:val="24"/>
-          <w:lang w:val="hu-HU"/>
-        </w:rPr>
-      </w:r>
-    </w:p>
-    <w:p>
-      <w:pPr>
-        <w:pStyle w:val="Normal"/>
-        <w:bidi w:val="0"/>
-        <w:jc w:val="start"/>
+        <w:jc w:val="left"/>
+        <w:rPr>
+          <w:b w:val="false"/>
+          <w:bCs w:val="false"/>
+          <w:sz w:val="24"/>
+          <w:szCs w:val="24"/>
+          <w:lang w:val="hu-HU"/>
+        </w:rPr>
+      </w:pPr>
+      <w:r>
+        <w:rPr>
+          <w:b w:val="false"/>
+          <w:bCs w:val="false"/>
+          <w:sz w:val="24"/>
+          <w:szCs w:val="24"/>
+          <w:lang w:val="hu-HU"/>
+        </w:rPr>
+      </w:r>
+    </w:p>
+    <w:p>
+      <w:pPr>
+        <w:pStyle w:val="Normal"/>
+        <w:bidi w:val="0"/>
+        <w:jc w:val="left"/>
         <w:rPr>
           <w:lang w:val="hu-HU"/>
         </w:rPr>
@@ -69,30 +69,30 @@
       <w:pPr>
         <w:pStyle w:val="Normal"/>
         <w:bidi w:val="0"/>
-        <w:jc w:val="start"/>
-        <w:rPr>
-          <w:b w:val="false"/>
-          <w:bCs w:val="false"/>
-          <w:sz w:val="24"/>
-          <w:szCs w:val="24"/>
-          <w:lang w:val="hu-HU"/>
-        </w:rPr>
-      </w:pPr>
-      <w:r>
-        <w:rPr>
-          <w:b w:val="false"/>
-          <w:bCs w:val="false"/>
-          <w:sz w:val="24"/>
-          <w:szCs w:val="24"/>
-          <w:lang w:val="hu-HU"/>
-        </w:rPr>
-      </w:r>
-    </w:p>
-    <w:p>
-      <w:pPr>
-        <w:pStyle w:val="Normal"/>
-        <w:bidi w:val="0"/>
-        <w:jc w:val="start"/>
+        <w:jc w:val="left"/>
+        <w:rPr>
+          <w:b w:val="false"/>
+          <w:bCs w:val="false"/>
+          <w:sz w:val="24"/>
+          <w:szCs w:val="24"/>
+          <w:lang w:val="hu-HU"/>
+        </w:rPr>
+      </w:pPr>
+      <w:r>
+        <w:rPr>
+          <w:b w:val="false"/>
+          <w:bCs w:val="false"/>
+          <w:sz w:val="24"/>
+          <w:szCs w:val="24"/>
+          <w:lang w:val="hu-HU"/>
+        </w:rPr>
+      </w:r>
+    </w:p>
+    <w:p>
+      <w:pPr>
+        <w:pStyle w:val="Normal"/>
+        <w:bidi w:val="0"/>
+        <w:jc w:val="left"/>
         <w:rPr>
           <w:lang w:val="hu-HU"/>
         </w:rPr>
@@ -116,7 +116,7 @@
           <w:numId w:val="1"/>
         </w:numPr>
         <w:bidi w:val="0"/>
-        <w:jc w:val="start"/>
+        <w:jc w:val="left"/>
         <w:rPr>
           <w:lang w:val="hu-HU"/>
         </w:rPr>
@@ -140,7 +140,7 @@
           <w:numId w:val="1"/>
         </w:numPr>
         <w:bidi w:val="0"/>
-        <w:jc w:val="start"/>
+        <w:jc w:val="left"/>
         <w:rPr>
           <w:lang w:val="hu-HU"/>
         </w:rPr>
@@ -164,7 +164,7 @@
           <w:numId w:val="1"/>
         </w:numPr>
         <w:bidi w:val="0"/>
-        <w:jc w:val="start"/>
+        <w:jc w:val="left"/>
         <w:rPr>
           <w:lang w:val="hu-HU"/>
         </w:rPr>
@@ -188,7 +188,7 @@
           <w:numId w:val="1"/>
         </w:numPr>
         <w:bidi w:val="0"/>
-        <w:jc w:val="start"/>
+        <w:jc w:val="left"/>
         <w:rPr>
           <w:lang w:val="hu-HU"/>
         </w:rPr>
@@ -212,7 +212,7 @@
           <w:numId w:val="1"/>
         </w:numPr>
         <w:bidi w:val="0"/>
-        <w:jc w:val="start"/>
+        <w:jc w:val="left"/>
         <w:rPr>
           <w:lang w:val="hu-HU"/>
         </w:rPr>
@@ -236,7 +236,7 @@
           <w:numId w:val="1"/>
         </w:numPr>
         <w:bidi w:val="0"/>
-        <w:jc w:val="start"/>
+        <w:jc w:val="left"/>
         <w:rPr>
           <w:lang w:val="hu-HU"/>
         </w:rPr>
@@ -260,7 +260,7 @@
           <w:numId w:val="1"/>
         </w:numPr>
         <w:bidi w:val="0"/>
-        <w:jc w:val="start"/>
+        <w:jc w:val="left"/>
         <w:rPr>
           <w:lang w:val="hu-HU"/>
         </w:rPr>
@@ -308,7 +308,7 @@
           <w:numId w:val="1"/>
         </w:numPr>
         <w:bidi w:val="0"/>
-        <w:jc w:val="start"/>
+        <w:jc w:val="left"/>
         <w:rPr>
           <w:lang w:val="hu-HU"/>
         </w:rPr>
@@ -404,7 +404,7 @@
           <w:numId w:val="1"/>
         </w:numPr>
         <w:bidi w:val="0"/>
-        <w:jc w:val="start"/>
+        <w:jc w:val="left"/>
         <w:rPr>
           <w:lang w:val="hu-HU"/>
         </w:rPr>
@@ -424,30 +424,30 @@
       <w:pPr>
         <w:pStyle w:val="Normal"/>
         <w:bidi w:val="0"/>
-        <w:jc w:val="start"/>
-        <w:rPr>
-          <w:b w:val="false"/>
-          <w:bCs w:val="false"/>
-          <w:sz w:val="24"/>
-          <w:szCs w:val="24"/>
-          <w:lang w:val="hu-HU"/>
-        </w:rPr>
-      </w:pPr>
-      <w:r>
-        <w:rPr>
-          <w:b w:val="false"/>
-          <w:bCs w:val="false"/>
-          <w:sz w:val="24"/>
-          <w:szCs w:val="24"/>
-          <w:lang w:val="hu-HU"/>
-        </w:rPr>
-      </w:r>
-    </w:p>
-    <w:p>
-      <w:pPr>
-        <w:pStyle w:val="Normal"/>
-        <w:bidi w:val="0"/>
-        <w:jc w:val="start"/>
+        <w:jc w:val="left"/>
+        <w:rPr>
+          <w:b w:val="false"/>
+          <w:bCs w:val="false"/>
+          <w:sz w:val="24"/>
+          <w:szCs w:val="24"/>
+          <w:lang w:val="hu-HU"/>
+        </w:rPr>
+      </w:pPr>
+      <w:r>
+        <w:rPr>
+          <w:b w:val="false"/>
+          <w:bCs w:val="false"/>
+          <w:sz w:val="24"/>
+          <w:szCs w:val="24"/>
+          <w:lang w:val="hu-HU"/>
+        </w:rPr>
+      </w:r>
+    </w:p>
+    <w:p>
+      <w:pPr>
+        <w:pStyle w:val="Normal"/>
+        <w:bidi w:val="0"/>
+        <w:jc w:val="left"/>
         <w:rPr>
           <w:lang w:val="hu-HU"/>
         </w:rPr>
@@ -467,7 +467,7 @@
       <w:pPr>
         <w:pStyle w:val="Normal"/>
         <w:bidi w:val="0"/>
-        <w:jc w:val="start"/>
+        <w:jc w:val="left"/>
         <w:rPr>
           <w:b/>
           <w:bCs/>
@@ -490,7 +490,7 @@
       <w:pPr>
         <w:pStyle w:val="Normal"/>
         <w:bidi w:val="0"/>
-        <w:jc w:val="start"/>
+        <w:jc w:val="left"/>
         <w:rPr>
           <w:lang w:val="hu-HU"/>
         </w:rPr>
@@ -534,7 +534,7 @@
       <w:pPr>
         <w:pStyle w:val="Normal"/>
         <w:bidi w:val="0"/>
-        <w:jc w:val="start"/>
+        <w:jc w:val="left"/>
         <w:rPr>
           <w:lang w:val="hu-HU"/>
         </w:rPr>
@@ -578,7 +578,7 @@
       <w:pPr>
         <w:pStyle w:val="Normal"/>
         <w:bidi w:val="0"/>
-        <w:jc w:val="start"/>
+        <w:jc w:val="left"/>
         <w:rPr>
           <w:lang w:val="hu-HU"/>
         </w:rPr>
@@ -598,7 +598,7 @@
       <w:pPr>
         <w:pStyle w:val="Normal"/>
         <w:bidi w:val="0"/>
-        <w:jc w:val="start"/>
+        <w:jc w:val="left"/>
         <w:rPr>
           <w:lang w:val="hu-HU"/>
         </w:rPr>
@@ -653,7 +653,7 @@
       <w:pPr>
         <w:pStyle w:val="Normal"/>
         <w:bidi w:val="0"/>
-        <w:jc w:val="start"/>
+        <w:jc w:val="left"/>
         <w:rPr>
           <w:lang w:val="hu-HU"/>
         </w:rPr>
@@ -708,7 +708,7 @@
       <w:pPr>
         <w:pStyle w:val="Normal"/>
         <w:bidi w:val="0"/>
-        <w:jc w:val="start"/>
+        <w:jc w:val="left"/>
         <w:rPr>
           <w:lang w:val="hu-HU"/>
         </w:rPr>
@@ -752,7 +752,7 @@
       <w:pPr>
         <w:pStyle w:val="Normal"/>
         <w:bidi w:val="0"/>
-        <w:jc w:val="start"/>
+        <w:jc w:val="left"/>
         <w:rPr>
           <w:lang w:val="hu-HU"/>
         </w:rPr>
@@ -847,7 +847,7 @@
       <w:pPr>
         <w:pStyle w:val="Normal"/>
         <w:bidi w:val="0"/>
-        <w:jc w:val="start"/>
+        <w:jc w:val="left"/>
         <w:rPr>
           <w:lang w:val="hu-HU"/>
         </w:rPr>
@@ -902,7 +902,7 @@
       <w:pPr>
         <w:pStyle w:val="Normal"/>
         <w:bidi w:val="0"/>
-        <w:jc w:val="start"/>
+        <w:jc w:val="left"/>
         <w:rPr>
           <w:lang w:val="hu-HU"/>
         </w:rPr>
@@ -1056,30 +1056,30 @@
       <w:pPr>
         <w:pStyle w:val="Normal"/>
         <w:bidi w:val="0"/>
-        <w:jc w:val="start"/>
-        <w:rPr>
-          <w:b w:val="false"/>
-          <w:bCs w:val="false"/>
-          <w:sz w:val="24"/>
-          <w:szCs w:val="24"/>
-          <w:lang w:val="hu-HU"/>
-        </w:rPr>
-      </w:pPr>
-      <w:r>
-        <w:rPr>
-          <w:b w:val="false"/>
-          <w:bCs w:val="false"/>
-          <w:sz w:val="24"/>
-          <w:szCs w:val="24"/>
-          <w:lang w:val="hu-HU"/>
-        </w:rPr>
-      </w:r>
-    </w:p>
-    <w:p>
-      <w:pPr>
-        <w:pStyle w:val="Normal"/>
-        <w:bidi w:val="0"/>
-        <w:jc w:val="start"/>
+        <w:jc w:val="left"/>
+        <w:rPr>
+          <w:b w:val="false"/>
+          <w:bCs w:val="false"/>
+          <w:sz w:val="24"/>
+          <w:szCs w:val="24"/>
+          <w:lang w:val="hu-HU"/>
+        </w:rPr>
+      </w:pPr>
+      <w:r>
+        <w:rPr>
+          <w:b w:val="false"/>
+          <w:bCs w:val="false"/>
+          <w:sz w:val="24"/>
+          <w:szCs w:val="24"/>
+          <w:lang w:val="hu-HU"/>
+        </w:rPr>
+      </w:r>
+    </w:p>
+    <w:p>
+      <w:pPr>
+        <w:pStyle w:val="Normal"/>
+        <w:bidi w:val="0"/>
+        <w:jc w:val="left"/>
         <w:rPr>
           <w:lang w:val="hu-HU"/>
         </w:rPr>
@@ -1099,7 +1099,7 @@
       <w:pPr>
         <w:pStyle w:val="Normal"/>
         <w:bidi w:val="0"/>
-        <w:jc w:val="start"/>
+        <w:jc w:val="left"/>
         <w:rPr>
           <w:lang w:val="hu-HU"/>
         </w:rPr>
@@ -1119,7 +1119,7 @@
       <w:pPr>
         <w:pStyle w:val="Normal"/>
         <w:bidi w:val="0"/>
-        <w:jc w:val="start"/>
+        <w:jc w:val="left"/>
         <w:rPr>
           <w:lang w:val="hu-HU"/>
         </w:rPr>
@@ -1202,7 +1202,7 @@
       <w:pPr>
         <w:pStyle w:val="Normal"/>
         <w:bidi w:val="0"/>
-        <w:jc w:val="start"/>
+        <w:jc w:val="left"/>
         <w:rPr>
           <w:lang w:val="hu-HU"/>
         </w:rPr>
@@ -1246,7 +1246,7 @@
       <w:pPr>
         <w:pStyle w:val="Normal"/>
         <w:bidi w:val="0"/>
-        <w:jc w:val="start"/>
+        <w:jc w:val="left"/>
         <w:rPr>
           <w:lang w:val="hu-HU"/>
         </w:rPr>
@@ -1262,7 +1262,7 @@
       <w:pPr>
         <w:pStyle w:val="Normal"/>
         <w:bidi w:val="0"/>
-        <w:jc w:val="start"/>
+        <w:jc w:val="left"/>
         <w:rPr>
           <w:lang w:val="hu-HU"/>
         </w:rPr>
@@ -1312,7 +1312,7 @@
       <w:pPr>
         <w:pStyle w:val="Normal"/>
         <w:bidi w:val="0"/>
-        <w:jc w:val="start"/>
+        <w:jc w:val="left"/>
         <w:rPr>
           <w:lang w:val="hu-HU"/>
         </w:rPr>
@@ -1362,53 +1362,53 @@
       <w:pPr>
         <w:pStyle w:val="Normal"/>
         <w:bidi w:val="0"/>
-        <w:jc w:val="start"/>
-        <w:rPr>
-          <w:b w:val="false"/>
-          <w:bCs w:val="false"/>
-          <w:sz w:val="24"/>
-          <w:szCs w:val="24"/>
-          <w:lang w:val="hu-HU"/>
-        </w:rPr>
-      </w:pPr>
-      <w:r>
-        <w:rPr>
-          <w:b w:val="false"/>
-          <w:bCs w:val="false"/>
-          <w:sz w:val="24"/>
-          <w:szCs w:val="24"/>
-          <w:lang w:val="hu-HU"/>
-        </w:rPr>
-      </w:r>
-    </w:p>
-    <w:p>
-      <w:pPr>
-        <w:pStyle w:val="Normal"/>
-        <w:bidi w:val="0"/>
-        <w:jc w:val="start"/>
-        <w:rPr>
-          <w:b w:val="false"/>
-          <w:bCs w:val="false"/>
-          <w:sz w:val="24"/>
-          <w:szCs w:val="24"/>
-          <w:lang w:val="hu-HU"/>
-        </w:rPr>
-      </w:pPr>
-      <w:r>
-        <w:rPr>
-          <w:b w:val="false"/>
-          <w:bCs w:val="false"/>
-          <w:sz w:val="24"/>
-          <w:szCs w:val="24"/>
-          <w:lang w:val="hu-HU"/>
-        </w:rPr>
-      </w:r>
-    </w:p>
-    <w:p>
-      <w:pPr>
-        <w:pStyle w:val="Normal"/>
-        <w:bidi w:val="0"/>
-        <w:jc w:val="start"/>
+        <w:jc w:val="left"/>
+        <w:rPr>
+          <w:b w:val="false"/>
+          <w:bCs w:val="false"/>
+          <w:sz w:val="24"/>
+          <w:szCs w:val="24"/>
+          <w:lang w:val="hu-HU"/>
+        </w:rPr>
+      </w:pPr>
+      <w:r>
+        <w:rPr>
+          <w:b w:val="false"/>
+          <w:bCs w:val="false"/>
+          <w:sz w:val="24"/>
+          <w:szCs w:val="24"/>
+          <w:lang w:val="hu-HU"/>
+        </w:rPr>
+      </w:r>
+    </w:p>
+    <w:p>
+      <w:pPr>
+        <w:pStyle w:val="Normal"/>
+        <w:bidi w:val="0"/>
+        <w:jc w:val="left"/>
+        <w:rPr>
+          <w:b w:val="false"/>
+          <w:bCs w:val="false"/>
+          <w:sz w:val="24"/>
+          <w:szCs w:val="24"/>
+          <w:lang w:val="hu-HU"/>
+        </w:rPr>
+      </w:pPr>
+      <w:r>
+        <w:rPr>
+          <w:b w:val="false"/>
+          <w:bCs w:val="false"/>
+          <w:sz w:val="24"/>
+          <w:szCs w:val="24"/>
+          <w:lang w:val="hu-HU"/>
+        </w:rPr>
+      </w:r>
+    </w:p>
+    <w:p>
+      <w:pPr>
+        <w:pStyle w:val="Normal"/>
+        <w:bidi w:val="0"/>
+        <w:jc w:val="left"/>
         <w:rPr>
           <w:lang w:val="hu-HU"/>
         </w:rPr>
@@ -1428,7 +1428,7 @@
       <w:pPr>
         <w:pStyle w:val="Normal"/>
         <w:bidi w:val="0"/>
-        <w:jc w:val="start"/>
+        <w:jc w:val="left"/>
         <w:rPr>
           <w:lang w:val="hu-HU"/>
         </w:rPr>
@@ -1464,7 +1464,7 @@
       <w:pPr>
         <w:pStyle w:val="Normal"/>
         <w:bidi w:val="0"/>
-        <w:jc w:val="start"/>
+        <w:jc w:val="left"/>
         <w:rPr>
           <w:lang w:val="hu-HU"/>
         </w:rPr>
@@ -1519,7 +1519,7 @@
       <w:pPr>
         <w:pStyle w:val="Normal"/>
         <w:bidi w:val="0"/>
-        <w:jc w:val="start"/>
+        <w:jc w:val="left"/>
         <w:rPr>
           <w:lang w:val="hu-HU"/>
         </w:rPr>
@@ -1574,7 +1574,7 @@
       <w:pPr>
         <w:pStyle w:val="Normal"/>
         <w:bidi w:val="0"/>
-        <w:jc w:val="start"/>
+        <w:jc w:val="left"/>
         <w:rPr>
           <w:lang w:val="hu-HU"/>
         </w:rPr>
@@ -1629,7 +1629,7 @@
       <w:pPr>
         <w:pStyle w:val="Normal"/>
         <w:bidi w:val="0"/>
-        <w:jc w:val="start"/>
+        <w:jc w:val="left"/>
         <w:rPr>
           <w:lang w:val="hu-HU"/>
         </w:rPr>
@@ -1645,7 +1645,7 @@
       <w:pPr>
         <w:pStyle w:val="Normal"/>
         <w:bidi w:val="0"/>
-        <w:jc w:val="start"/>
+        <w:jc w:val="left"/>
         <w:rPr>
           <w:lang w:val="hu-HU"/>
         </w:rPr>
@@ -1661,30 +1661,30 @@
       <w:pPr>
         <w:pStyle w:val="Normal"/>
         <w:bidi w:val="0"/>
-        <w:jc w:val="start"/>
-        <w:rPr>
-          <w:b w:val="false"/>
-          <w:bCs w:val="false"/>
-          <w:sz w:val="24"/>
-          <w:szCs w:val="24"/>
-          <w:lang w:val="hu-HU"/>
-        </w:rPr>
-      </w:pPr>
-      <w:r>
-        <w:rPr>
-          <w:b w:val="false"/>
-          <w:bCs w:val="false"/>
-          <w:sz w:val="24"/>
-          <w:szCs w:val="24"/>
-          <w:lang w:val="hu-HU"/>
-        </w:rPr>
-      </w:r>
-    </w:p>
-    <w:p>
-      <w:pPr>
-        <w:pStyle w:val="Normal"/>
-        <w:bidi w:val="0"/>
-        <w:jc w:val="start"/>
+        <w:jc w:val="left"/>
+        <w:rPr>
+          <w:b w:val="false"/>
+          <w:bCs w:val="false"/>
+          <w:sz w:val="24"/>
+          <w:szCs w:val="24"/>
+          <w:lang w:val="hu-HU"/>
+        </w:rPr>
+      </w:pPr>
+      <w:r>
+        <w:rPr>
+          <w:b w:val="false"/>
+          <w:bCs w:val="false"/>
+          <w:sz w:val="24"/>
+          <w:szCs w:val="24"/>
+          <w:lang w:val="hu-HU"/>
+        </w:rPr>
+      </w:r>
+    </w:p>
+    <w:p>
+      <w:pPr>
+        <w:pStyle w:val="Normal"/>
+        <w:bidi w:val="0"/>
+        <w:jc w:val="left"/>
         <w:rPr>
           <w:lang w:val="hu-HU"/>
         </w:rPr>
@@ -1738,7 +1738,7 @@
       <w:pPr>
         <w:pStyle w:val="Normal"/>
         <w:bidi w:val="0"/>
-        <w:jc w:val="start"/>
+        <w:jc w:val="left"/>
         <w:rPr>
           <w:lang w:val="hu-HU"/>
         </w:rPr>
@@ -1833,7 +1833,7 @@
       <w:pPr>
         <w:pStyle w:val="Normal"/>
         <w:bidi w:val="0"/>
-        <w:jc w:val="start"/>
+        <w:jc w:val="left"/>
         <w:rPr>
           <w:lang w:val="hu-HU"/>
         </w:rPr>
@@ -1851,26 +1851,26 @@
       <w:pPr>
         <w:pStyle w:val="Normal"/>
         <w:bidi w:val="0"/>
-        <w:jc w:val="start"/>
-        <w:rPr>
-          <w:b w:val="false"/>
-          <w:bCs w:val="false"/>
-          <w:lang w:val="hu-HU"/>
-        </w:rPr>
-      </w:pPr>
-      <w:r>
-        <w:rPr>
-          <w:b w:val="false"/>
-          <w:bCs w:val="false"/>
-          <w:lang w:val="hu-HU"/>
-        </w:rPr>
-      </w:r>
-    </w:p>
-    <w:p>
-      <w:pPr>
-        <w:pStyle w:val="Normal"/>
-        <w:bidi w:val="0"/>
-        <w:jc w:val="start"/>
+        <w:jc w:val="left"/>
+        <w:rPr>
+          <w:b w:val="false"/>
+          <w:bCs w:val="false"/>
+          <w:lang w:val="hu-HU"/>
+        </w:rPr>
+      </w:pPr>
+      <w:r>
+        <w:rPr>
+          <w:b w:val="false"/>
+          <w:bCs w:val="false"/>
+          <w:lang w:val="hu-HU"/>
+        </w:rPr>
+      </w:r>
+    </w:p>
+    <w:p>
+      <w:pPr>
+        <w:pStyle w:val="Normal"/>
+        <w:bidi w:val="0"/>
+        <w:jc w:val="left"/>
         <w:rPr>
           <w:lang w:val="hu-HU"/>
         </w:rPr>
@@ -1925,7 +1925,7 @@
       <w:pPr>
         <w:pStyle w:val="Normal"/>
         <w:bidi w:val="0"/>
-        <w:jc w:val="start"/>
+        <w:jc w:val="left"/>
         <w:rPr>
           <w:lang w:val="hu-HU"/>
         </w:rPr>
@@ -2017,7 +2017,7 @@
       <w:pPr>
         <w:pStyle w:val="Normal"/>
         <w:bidi w:val="0"/>
-        <w:jc w:val="start"/>
+        <w:jc w:val="left"/>
         <w:rPr>
           <w:lang w:val="hu-HU"/>
         </w:rPr>
@@ -2037,7 +2037,7 @@
       <w:pPr>
         <w:pStyle w:val="Normal"/>
         <w:bidi w:val="0"/>
-        <w:jc w:val="start"/>
+        <w:jc w:val="left"/>
         <w:rPr>
           <w:lang w:val="hu-HU"/>
         </w:rPr>
@@ -2105,7 +2105,7 @@
       <w:pPr>
         <w:pStyle w:val="Normal"/>
         <w:bidi w:val="0"/>
-        <w:jc w:val="start"/>
+        <w:jc w:val="left"/>
         <w:rPr>
           <w:lang w:val="hu-HU"/>
         </w:rPr>
@@ -2176,7 +2176,7 @@
       <w:pPr>
         <w:pStyle w:val="Normal"/>
         <w:bidi w:val="0"/>
-        <w:jc w:val="start"/>
+        <w:jc w:val="left"/>
         <w:rPr>
           <w:lang w:val="hu-HU"/>
         </w:rPr>
@@ -2247,7 +2247,7 @@
       <w:pPr>
         <w:pStyle w:val="Normal"/>
         <w:bidi w:val="0"/>
-        <w:jc w:val="start"/>
+        <w:jc w:val="left"/>
         <w:rPr>
           <w:lang w:val="hu-HU"/>
         </w:rPr>
@@ -2302,7 +2302,7 @@
       <w:pPr>
         <w:pStyle w:val="Normal"/>
         <w:bidi w:val="0"/>
-        <w:jc w:val="start"/>
+        <w:jc w:val="left"/>
         <w:rPr>
           <w:b/>
           <w:bCs/>
@@ -2325,36 +2325,36 @@
       <w:pPr>
         <w:pStyle w:val="Normal"/>
         <w:bidi w:val="0"/>
-        <w:jc w:val="start"/>
-        <w:rPr>
-          <w:b w:val="false"/>
-          <w:bCs w:val="false"/>
-          <w:position w:val="0"/>
-          <w:sz w:val="24"/>
-          <w:sz w:val="24"/>
-          <w:szCs w:val="24"/>
-          <w:vertAlign w:val="baseline"/>
-          <w:lang w:val="hu-HU"/>
-        </w:rPr>
-      </w:pPr>
-      <w:r>
-        <w:rPr>
-          <w:b w:val="false"/>
-          <w:bCs w:val="false"/>
-          <w:position w:val="0"/>
-          <w:sz w:val="24"/>
-          <w:sz w:val="24"/>
-          <w:szCs w:val="24"/>
-          <w:vertAlign w:val="baseline"/>
-          <w:lang w:val="hu-HU"/>
-        </w:rPr>
-      </w:r>
-    </w:p>
-    <w:p>
-      <w:pPr>
-        <w:pStyle w:val="Normal"/>
-        <w:bidi w:val="0"/>
-        <w:jc w:val="start"/>
+        <w:jc w:val="left"/>
+        <w:rPr>
+          <w:b w:val="false"/>
+          <w:bCs w:val="false"/>
+          <w:position w:val="0"/>
+          <w:sz w:val="24"/>
+          <w:sz w:val="24"/>
+          <w:szCs w:val="24"/>
+          <w:vertAlign w:val="baseline"/>
+          <w:lang w:val="hu-HU"/>
+        </w:rPr>
+      </w:pPr>
+      <w:r>
+        <w:rPr>
+          <w:b w:val="false"/>
+          <w:bCs w:val="false"/>
+          <w:position w:val="0"/>
+          <w:sz w:val="24"/>
+          <w:sz w:val="24"/>
+          <w:szCs w:val="24"/>
+          <w:vertAlign w:val="baseline"/>
+          <w:lang w:val="hu-HU"/>
+        </w:rPr>
+      </w:r>
+    </w:p>
+    <w:p>
+      <w:pPr>
+        <w:pStyle w:val="Normal"/>
+        <w:bidi w:val="0"/>
+        <w:jc w:val="left"/>
         <w:rPr>
           <w:lang w:val="hu-HU"/>
         </w:rPr>
@@ -2422,7 +2422,7 @@
       <w:pPr>
         <w:pStyle w:val="Normal"/>
         <w:bidi w:val="0"/>
-        <w:jc w:val="start"/>
+        <w:jc w:val="left"/>
         <w:rPr>
           <w:b/>
           <w:bCs/>
@@ -2445,7 +2445,7 @@
       <w:pPr>
         <w:pStyle w:val="Normal"/>
         <w:bidi w:val="0"/>
-        <w:jc w:val="start"/>
+        <w:jc w:val="left"/>
         <w:rPr>
           <w:b w:val="false"/>
           <w:bCs w:val="false"/>
@@ -2517,7 +2517,7 @@
       <w:pPr>
         <w:pStyle w:val="Normal"/>
         <w:bidi w:val="0"/>
-        <w:jc w:val="start"/>
+        <w:jc w:val="left"/>
         <w:rPr>
           <w:b w:val="false"/>
           <w:bCs w:val="false"/>
@@ -2541,7 +2541,7 @@
       <w:pPr>
         <w:pStyle w:val="Normal"/>
         <w:bidi w:val="0"/>
-        <w:jc w:val="start"/>
+        <w:jc w:val="left"/>
         <w:rPr>
           <w:b w:val="false"/>
           <w:bCs w:val="false"/>
@@ -2565,30 +2565,30 @@
       <w:pPr>
         <w:pStyle w:val="Normal"/>
         <w:bidi w:val="0"/>
-        <w:jc w:val="start"/>
-        <w:rPr>
-          <w:b w:val="false"/>
-          <w:bCs w:val="false"/>
-          <w:sz w:val="24"/>
-          <w:szCs w:val="24"/>
-          <w:lang w:val="hu-HU"/>
-        </w:rPr>
-      </w:pPr>
-      <w:r>
-        <w:rPr>
-          <w:b w:val="false"/>
-          <w:bCs w:val="false"/>
-          <w:sz w:val="24"/>
-          <w:szCs w:val="24"/>
-          <w:lang w:val="hu-HU"/>
-        </w:rPr>
-      </w:r>
-    </w:p>
-    <w:p>
-      <w:pPr>
-        <w:pStyle w:val="Normal"/>
-        <w:bidi w:val="0"/>
-        <w:jc w:val="start"/>
+        <w:jc w:val="left"/>
+        <w:rPr>
+          <w:b w:val="false"/>
+          <w:bCs w:val="false"/>
+          <w:sz w:val="24"/>
+          <w:szCs w:val="24"/>
+          <w:lang w:val="hu-HU"/>
+        </w:rPr>
+      </w:pPr>
+      <w:r>
+        <w:rPr>
+          <w:b w:val="false"/>
+          <w:bCs w:val="false"/>
+          <w:sz w:val="24"/>
+          <w:szCs w:val="24"/>
+          <w:lang w:val="hu-HU"/>
+        </w:rPr>
+      </w:r>
+    </w:p>
+    <w:p>
+      <w:pPr>
+        <w:pStyle w:val="Normal"/>
+        <w:bidi w:val="0"/>
+        <w:jc w:val="left"/>
         <w:rPr>
           <w:b/>
           <w:bCs/>
@@ -2612,30 +2612,30 @@
       <w:pPr>
         <w:pStyle w:val="Normal"/>
         <w:bidi w:val="0"/>
-        <w:jc w:val="start"/>
-        <w:rPr>
-          <w:b w:val="false"/>
-          <w:bCs w:val="false"/>
-          <w:sz w:val="24"/>
-          <w:szCs w:val="24"/>
-          <w:lang w:val="hu-HU"/>
-        </w:rPr>
-      </w:pPr>
-      <w:r>
-        <w:rPr>
-          <w:b w:val="false"/>
-          <w:bCs w:val="false"/>
-          <w:sz w:val="24"/>
-          <w:szCs w:val="24"/>
-          <w:lang w:val="hu-HU"/>
-        </w:rPr>
-      </w:r>
-    </w:p>
-    <w:p>
-      <w:pPr>
-        <w:pStyle w:val="Normal"/>
-        <w:bidi w:val="0"/>
-        <w:jc w:val="start"/>
+        <w:jc w:val="left"/>
+        <w:rPr>
+          <w:b w:val="false"/>
+          <w:bCs w:val="false"/>
+          <w:sz w:val="24"/>
+          <w:szCs w:val="24"/>
+          <w:lang w:val="hu-HU"/>
+        </w:rPr>
+      </w:pPr>
+      <w:r>
+        <w:rPr>
+          <w:b w:val="false"/>
+          <w:bCs w:val="false"/>
+          <w:sz w:val="24"/>
+          <w:szCs w:val="24"/>
+          <w:lang w:val="hu-HU"/>
+        </w:rPr>
+      </w:r>
+    </w:p>
+    <w:p>
+      <w:pPr>
+        <w:pStyle w:val="Normal"/>
+        <w:bidi w:val="0"/>
+        <w:jc w:val="left"/>
         <w:rPr>
           <w:b w:val="false"/>
           <w:bCs w:val="false"/>
@@ -2707,7 +2707,7 @@
       <w:pPr>
         <w:pStyle w:val="Normal"/>
         <w:bidi w:val="0"/>
-        <w:jc w:val="start"/>
+        <w:jc w:val="left"/>
         <w:rPr>
           <w:b w:val="false"/>
           <w:bCs w:val="false"/>
@@ -2735,7 +2735,7 @@
           <w:numId w:val="2"/>
         </w:numPr>
         <w:bidi w:val="0"/>
-        <w:jc w:val="start"/>
+        <w:jc w:val="left"/>
         <w:rPr>
           <w:b w:val="false"/>
           <w:bCs w:val="false"/>
@@ -2763,7 +2763,7 @@
           <w:numId w:val="2"/>
         </w:numPr>
         <w:bidi w:val="0"/>
-        <w:jc w:val="start"/>
+        <w:jc w:val="left"/>
         <w:rPr>
           <w:b w:val="false"/>
           <w:bCs w:val="false"/>
@@ -2791,7 +2791,7 @@
           <w:numId w:val="2"/>
         </w:numPr>
         <w:bidi w:val="0"/>
-        <w:jc w:val="start"/>
+        <w:jc w:val="left"/>
         <w:rPr>
           <w:b w:val="false"/>
           <w:bCs w:val="false"/>
@@ -2819,7 +2819,7 @@
           <w:numId w:val="2"/>
         </w:numPr>
         <w:bidi w:val="0"/>
-        <w:jc w:val="start"/>
+        <w:jc w:val="left"/>
         <w:rPr>
           <w:b w:val="false"/>
           <w:bCs w:val="false"/>
@@ -2847,7 +2847,7 @@
           <w:numId w:val="2"/>
         </w:numPr>
         <w:bidi w:val="0"/>
-        <w:jc w:val="start"/>
+        <w:jc w:val="left"/>
         <w:rPr>
           <w:b w:val="false"/>
           <w:bCs w:val="false"/>
@@ -2875,7 +2875,7 @@
           <w:numId w:val="2"/>
         </w:numPr>
         <w:bidi w:val="0"/>
-        <w:jc w:val="start"/>
+        <w:jc w:val="left"/>
         <w:rPr>
           <w:b w:val="false"/>
           <w:bCs w:val="false"/>
@@ -2903,7 +2903,7 @@
           <w:numId w:val="2"/>
         </w:numPr>
         <w:bidi w:val="0"/>
-        <w:jc w:val="start"/>
+        <w:jc w:val="left"/>
         <w:rPr>
           <w:b w:val="false"/>
           <w:bCs w:val="false"/>
@@ -2931,7 +2931,7 @@
           <w:numId w:val="2"/>
         </w:numPr>
         <w:bidi w:val="0"/>
-        <w:jc w:val="start"/>
+        <w:jc w:val="left"/>
         <w:rPr>
           <w:b w:val="false"/>
           <w:bCs w:val="false"/>
@@ -2959,7 +2959,7 @@
           <w:numId w:val="2"/>
         </w:numPr>
         <w:bidi w:val="0"/>
-        <w:jc w:val="start"/>
+        <w:jc w:val="left"/>
         <w:rPr>
           <w:b w:val="false"/>
           <w:bCs w:val="false"/>
@@ -2983,7 +2983,7 @@
       <w:pPr>
         <w:pStyle w:val="Normal"/>
         <w:bidi w:val="0"/>
-        <w:jc w:val="start"/>
+        <w:jc w:val="left"/>
         <w:rPr>
           <w:b/>
           <w:bCs/>
@@ -3052,7 +3052,7 @@
       <w:pPr>
         <w:pStyle w:val="Normal"/>
         <w:bidi w:val="0"/>
-        <w:jc w:val="start"/>
+        <w:jc w:val="left"/>
         <w:rPr>
           <w:b/>
           <w:bCs/>
@@ -3076,214 +3076,214 @@
       <w:pPr>
         <w:pStyle w:val="Normal"/>
         <w:bidi w:val="0"/>
-        <w:jc w:val="start"/>
-        <w:rPr>
-          <w:b w:val="false"/>
-          <w:bCs w:val="false"/>
-          <w:sz w:val="24"/>
-          <w:szCs w:val="24"/>
-          <w:lang w:val="hu-HU"/>
-        </w:rPr>
-      </w:pPr>
-      <w:r>
-        <w:rPr>
-          <w:b w:val="false"/>
-          <w:bCs w:val="false"/>
-          <w:sz w:val="24"/>
-          <w:szCs w:val="24"/>
-          <w:lang w:val="hu-HU"/>
-        </w:rPr>
-      </w:r>
-    </w:p>
-    <w:p>
-      <w:pPr>
-        <w:pStyle w:val="Normal"/>
-        <w:bidi w:val="0"/>
-        <w:jc w:val="start"/>
-        <w:rPr>
-          <w:b w:val="false"/>
-          <w:bCs w:val="false"/>
-          <w:sz w:val="24"/>
-          <w:szCs w:val="24"/>
-          <w:lang w:val="hu-HU"/>
-        </w:rPr>
-      </w:pPr>
-      <w:r>
-        <w:rPr>
-          <w:b w:val="false"/>
-          <w:bCs w:val="false"/>
-          <w:sz w:val="24"/>
-          <w:szCs w:val="24"/>
-          <w:lang w:val="hu-HU"/>
-        </w:rPr>
-      </w:r>
-    </w:p>
-    <w:p>
-      <w:pPr>
-        <w:pStyle w:val="Normal"/>
-        <w:bidi w:val="0"/>
-        <w:jc w:val="start"/>
-        <w:rPr>
-          <w:b w:val="false"/>
-          <w:bCs w:val="false"/>
-          <w:sz w:val="24"/>
-          <w:szCs w:val="24"/>
-          <w:lang w:val="hu-HU"/>
-        </w:rPr>
-      </w:pPr>
-      <w:r>
-        <w:rPr>
-          <w:b w:val="false"/>
-          <w:bCs w:val="false"/>
-          <w:sz w:val="24"/>
-          <w:szCs w:val="24"/>
-          <w:lang w:val="hu-HU"/>
-        </w:rPr>
-      </w:r>
-    </w:p>
-    <w:p>
-      <w:pPr>
-        <w:pStyle w:val="Normal"/>
-        <w:bidi w:val="0"/>
-        <w:jc w:val="start"/>
-        <w:rPr>
-          <w:b w:val="false"/>
-          <w:bCs w:val="false"/>
-          <w:sz w:val="24"/>
-          <w:szCs w:val="24"/>
-          <w:lang w:val="hu-HU"/>
-        </w:rPr>
-      </w:pPr>
-      <w:r>
-        <w:rPr>
-          <w:b w:val="false"/>
-          <w:bCs w:val="false"/>
-          <w:sz w:val="24"/>
-          <w:szCs w:val="24"/>
-          <w:lang w:val="hu-HU"/>
-        </w:rPr>
-      </w:r>
-    </w:p>
-    <w:p>
-      <w:pPr>
-        <w:pStyle w:val="Normal"/>
-        <w:bidi w:val="0"/>
-        <w:jc w:val="start"/>
-        <w:rPr>
-          <w:b w:val="false"/>
-          <w:bCs w:val="false"/>
-          <w:sz w:val="24"/>
-          <w:szCs w:val="24"/>
-          <w:lang w:val="hu-HU"/>
-        </w:rPr>
-      </w:pPr>
-      <w:r>
-        <w:rPr>
-          <w:b w:val="false"/>
-          <w:bCs w:val="false"/>
-          <w:sz w:val="24"/>
-          <w:szCs w:val="24"/>
-          <w:lang w:val="hu-HU"/>
-        </w:rPr>
-      </w:r>
-    </w:p>
-    <w:p>
-      <w:pPr>
-        <w:pStyle w:val="Normal"/>
-        <w:bidi w:val="0"/>
-        <w:jc w:val="start"/>
-        <w:rPr>
-          <w:b w:val="false"/>
-          <w:bCs w:val="false"/>
-          <w:sz w:val="24"/>
-          <w:szCs w:val="24"/>
-          <w:lang w:val="hu-HU"/>
-        </w:rPr>
-      </w:pPr>
-      <w:r>
-        <w:rPr>
-          <w:b w:val="false"/>
-          <w:bCs w:val="false"/>
-          <w:sz w:val="24"/>
-          <w:szCs w:val="24"/>
-          <w:lang w:val="hu-HU"/>
-        </w:rPr>
-      </w:r>
-    </w:p>
-    <w:p>
-      <w:pPr>
-        <w:pStyle w:val="Normal"/>
-        <w:bidi w:val="0"/>
-        <w:jc w:val="start"/>
-        <w:rPr>
-          <w:b w:val="false"/>
-          <w:bCs w:val="false"/>
-          <w:sz w:val="24"/>
-          <w:szCs w:val="24"/>
-          <w:lang w:val="hu-HU"/>
-        </w:rPr>
-      </w:pPr>
-      <w:r>
-        <w:rPr>
-          <w:b w:val="false"/>
-          <w:bCs w:val="false"/>
-          <w:sz w:val="24"/>
-          <w:szCs w:val="24"/>
-          <w:lang w:val="hu-HU"/>
-        </w:rPr>
-      </w:r>
-    </w:p>
-    <w:p>
-      <w:pPr>
-        <w:pStyle w:val="Normal"/>
-        <w:bidi w:val="0"/>
-        <w:jc w:val="start"/>
-        <w:rPr>
-          <w:b w:val="false"/>
-          <w:bCs w:val="false"/>
-          <w:sz w:val="24"/>
-          <w:szCs w:val="24"/>
-          <w:lang w:val="hu-HU"/>
-        </w:rPr>
-      </w:pPr>
-      <w:r>
-        <w:rPr>
-          <w:b w:val="false"/>
-          <w:bCs w:val="false"/>
-          <w:sz w:val="24"/>
-          <w:szCs w:val="24"/>
-          <w:lang w:val="hu-HU"/>
-        </w:rPr>
-      </w:r>
-    </w:p>
-    <w:p>
-      <w:pPr>
-        <w:pStyle w:val="Normal"/>
-        <w:bidi w:val="0"/>
-        <w:jc w:val="start"/>
-        <w:rPr>
-          <w:b w:val="false"/>
-          <w:bCs w:val="false"/>
-          <w:sz w:val="24"/>
-          <w:szCs w:val="24"/>
-          <w:lang w:val="hu-HU"/>
-        </w:rPr>
-      </w:pPr>
-      <w:r>
-        <w:rPr>
-          <w:b w:val="false"/>
-          <w:bCs w:val="false"/>
-          <w:sz w:val="24"/>
-          <w:szCs w:val="24"/>
-          <w:lang w:val="hu-HU"/>
-        </w:rPr>
-      </w:r>
-    </w:p>
-    <w:p>
-      <w:pPr>
-        <w:pStyle w:val="Normal"/>
-        <w:bidi w:val="0"/>
-        <w:jc w:val="start"/>
+        <w:jc w:val="left"/>
+        <w:rPr>
+          <w:b w:val="false"/>
+          <w:bCs w:val="false"/>
+          <w:sz w:val="24"/>
+          <w:szCs w:val="24"/>
+          <w:lang w:val="hu-HU"/>
+        </w:rPr>
+      </w:pPr>
+      <w:r>
+        <w:rPr>
+          <w:b w:val="false"/>
+          <w:bCs w:val="false"/>
+          <w:sz w:val="24"/>
+          <w:szCs w:val="24"/>
+          <w:lang w:val="hu-HU"/>
+        </w:rPr>
+      </w:r>
+    </w:p>
+    <w:p>
+      <w:pPr>
+        <w:pStyle w:val="Normal"/>
+        <w:bidi w:val="0"/>
+        <w:jc w:val="left"/>
+        <w:rPr>
+          <w:b w:val="false"/>
+          <w:bCs w:val="false"/>
+          <w:sz w:val="24"/>
+          <w:szCs w:val="24"/>
+          <w:lang w:val="hu-HU"/>
+        </w:rPr>
+      </w:pPr>
+      <w:r>
+        <w:rPr>
+          <w:b w:val="false"/>
+          <w:bCs w:val="false"/>
+          <w:sz w:val="24"/>
+          <w:szCs w:val="24"/>
+          <w:lang w:val="hu-HU"/>
+        </w:rPr>
+      </w:r>
+    </w:p>
+    <w:p>
+      <w:pPr>
+        <w:pStyle w:val="Normal"/>
+        <w:bidi w:val="0"/>
+        <w:jc w:val="left"/>
+        <w:rPr>
+          <w:b w:val="false"/>
+          <w:bCs w:val="false"/>
+          <w:sz w:val="24"/>
+          <w:szCs w:val="24"/>
+          <w:lang w:val="hu-HU"/>
+        </w:rPr>
+      </w:pPr>
+      <w:r>
+        <w:rPr>
+          <w:b w:val="false"/>
+          <w:bCs w:val="false"/>
+          <w:sz w:val="24"/>
+          <w:szCs w:val="24"/>
+          <w:lang w:val="hu-HU"/>
+        </w:rPr>
+      </w:r>
+    </w:p>
+    <w:p>
+      <w:pPr>
+        <w:pStyle w:val="Normal"/>
+        <w:bidi w:val="0"/>
+        <w:jc w:val="left"/>
+        <w:rPr>
+          <w:b w:val="false"/>
+          <w:bCs w:val="false"/>
+          <w:sz w:val="24"/>
+          <w:szCs w:val="24"/>
+          <w:lang w:val="hu-HU"/>
+        </w:rPr>
+      </w:pPr>
+      <w:r>
+        <w:rPr>
+          <w:b w:val="false"/>
+          <w:bCs w:val="false"/>
+          <w:sz w:val="24"/>
+          <w:szCs w:val="24"/>
+          <w:lang w:val="hu-HU"/>
+        </w:rPr>
+      </w:r>
+    </w:p>
+    <w:p>
+      <w:pPr>
+        <w:pStyle w:val="Normal"/>
+        <w:bidi w:val="0"/>
+        <w:jc w:val="left"/>
+        <w:rPr>
+          <w:b w:val="false"/>
+          <w:bCs w:val="false"/>
+          <w:sz w:val="24"/>
+          <w:szCs w:val="24"/>
+          <w:lang w:val="hu-HU"/>
+        </w:rPr>
+      </w:pPr>
+      <w:r>
+        <w:rPr>
+          <w:b w:val="false"/>
+          <w:bCs w:val="false"/>
+          <w:sz w:val="24"/>
+          <w:szCs w:val="24"/>
+          <w:lang w:val="hu-HU"/>
+        </w:rPr>
+      </w:r>
+    </w:p>
+    <w:p>
+      <w:pPr>
+        <w:pStyle w:val="Normal"/>
+        <w:bidi w:val="0"/>
+        <w:jc w:val="left"/>
+        <w:rPr>
+          <w:b w:val="false"/>
+          <w:bCs w:val="false"/>
+          <w:sz w:val="24"/>
+          <w:szCs w:val="24"/>
+          <w:lang w:val="hu-HU"/>
+        </w:rPr>
+      </w:pPr>
+      <w:r>
+        <w:rPr>
+          <w:b w:val="false"/>
+          <w:bCs w:val="false"/>
+          <w:sz w:val="24"/>
+          <w:szCs w:val="24"/>
+          <w:lang w:val="hu-HU"/>
+        </w:rPr>
+      </w:r>
+    </w:p>
+    <w:p>
+      <w:pPr>
+        <w:pStyle w:val="Normal"/>
+        <w:bidi w:val="0"/>
+        <w:jc w:val="left"/>
+        <w:rPr>
+          <w:b w:val="false"/>
+          <w:bCs w:val="false"/>
+          <w:sz w:val="24"/>
+          <w:szCs w:val="24"/>
+          <w:lang w:val="hu-HU"/>
+        </w:rPr>
+      </w:pPr>
+      <w:r>
+        <w:rPr>
+          <w:b w:val="false"/>
+          <w:bCs w:val="false"/>
+          <w:sz w:val="24"/>
+          <w:szCs w:val="24"/>
+          <w:lang w:val="hu-HU"/>
+        </w:rPr>
+      </w:r>
+    </w:p>
+    <w:p>
+      <w:pPr>
+        <w:pStyle w:val="Normal"/>
+        <w:bidi w:val="0"/>
+        <w:jc w:val="left"/>
+        <w:rPr>
+          <w:b w:val="false"/>
+          <w:bCs w:val="false"/>
+          <w:sz w:val="24"/>
+          <w:szCs w:val="24"/>
+          <w:lang w:val="hu-HU"/>
+        </w:rPr>
+      </w:pPr>
+      <w:r>
+        <w:rPr>
+          <w:b w:val="false"/>
+          <w:bCs w:val="false"/>
+          <w:sz w:val="24"/>
+          <w:szCs w:val="24"/>
+          <w:lang w:val="hu-HU"/>
+        </w:rPr>
+      </w:r>
+    </w:p>
+    <w:p>
+      <w:pPr>
+        <w:pStyle w:val="Normal"/>
+        <w:bidi w:val="0"/>
+        <w:jc w:val="left"/>
+        <w:rPr>
+          <w:b w:val="false"/>
+          <w:bCs w:val="false"/>
+          <w:sz w:val="24"/>
+          <w:szCs w:val="24"/>
+          <w:lang w:val="hu-HU"/>
+        </w:rPr>
+      </w:pPr>
+      <w:r>
+        <w:rPr>
+          <w:b w:val="false"/>
+          <w:bCs w:val="false"/>
+          <w:sz w:val="24"/>
+          <w:szCs w:val="24"/>
+          <w:lang w:val="hu-HU"/>
+        </w:rPr>
+      </w:r>
+    </w:p>
+    <w:p>
+      <w:pPr>
+        <w:pStyle w:val="Normal"/>
+        <w:bidi w:val="0"/>
+        <w:jc w:val="left"/>
         <w:rPr>
           <w:b w:val="false"/>
           <w:bCs w:val="false"/>
@@ -3352,306 +3352,306 @@
       <w:pPr>
         <w:pStyle w:val="Normal"/>
         <w:bidi w:val="0"/>
-        <w:jc w:val="start"/>
-        <w:rPr>
-          <w:b w:val="false"/>
-          <w:bCs w:val="false"/>
-          <w:sz w:val="24"/>
-          <w:szCs w:val="24"/>
-          <w:lang w:val="hu-HU"/>
-        </w:rPr>
-      </w:pPr>
-      <w:r>
-        <w:rPr>
-          <w:b w:val="false"/>
-          <w:bCs w:val="false"/>
-          <w:sz w:val="24"/>
-          <w:szCs w:val="24"/>
-          <w:lang w:val="hu-HU"/>
-        </w:rPr>
-      </w:r>
-    </w:p>
-    <w:p>
-      <w:pPr>
-        <w:pStyle w:val="Normal"/>
-        <w:bidi w:val="0"/>
-        <w:jc w:val="start"/>
-        <w:rPr>
-          <w:b w:val="false"/>
-          <w:bCs w:val="false"/>
-          <w:sz w:val="24"/>
-          <w:szCs w:val="24"/>
-          <w:lang w:val="hu-HU"/>
-        </w:rPr>
-      </w:pPr>
-      <w:r>
-        <w:rPr>
-          <w:b w:val="false"/>
-          <w:bCs w:val="false"/>
-          <w:sz w:val="24"/>
-          <w:szCs w:val="24"/>
-          <w:lang w:val="hu-HU"/>
-        </w:rPr>
-      </w:r>
-    </w:p>
-    <w:p>
-      <w:pPr>
-        <w:pStyle w:val="Normal"/>
-        <w:bidi w:val="0"/>
-        <w:jc w:val="start"/>
-        <w:rPr>
-          <w:b w:val="false"/>
-          <w:bCs w:val="false"/>
-          <w:sz w:val="24"/>
-          <w:szCs w:val="24"/>
-          <w:lang w:val="hu-HU"/>
-        </w:rPr>
-      </w:pPr>
-      <w:r>
-        <w:rPr>
-          <w:b w:val="false"/>
-          <w:bCs w:val="false"/>
-          <w:sz w:val="24"/>
-          <w:szCs w:val="24"/>
-          <w:lang w:val="hu-HU"/>
-        </w:rPr>
-      </w:r>
-    </w:p>
-    <w:p>
-      <w:pPr>
-        <w:pStyle w:val="Normal"/>
-        <w:bidi w:val="0"/>
-        <w:jc w:val="start"/>
-        <w:rPr>
-          <w:b w:val="false"/>
-          <w:bCs w:val="false"/>
-          <w:sz w:val="24"/>
-          <w:szCs w:val="24"/>
-          <w:lang w:val="hu-HU"/>
-        </w:rPr>
-      </w:pPr>
-      <w:r>
-        <w:rPr>
-          <w:b w:val="false"/>
-          <w:bCs w:val="false"/>
-          <w:sz w:val="24"/>
-          <w:szCs w:val="24"/>
-          <w:lang w:val="hu-HU"/>
-        </w:rPr>
-      </w:r>
-    </w:p>
-    <w:p>
-      <w:pPr>
-        <w:pStyle w:val="Normal"/>
-        <w:bidi w:val="0"/>
-        <w:jc w:val="start"/>
-        <w:rPr>
-          <w:b w:val="false"/>
-          <w:bCs w:val="false"/>
-          <w:sz w:val="24"/>
-          <w:szCs w:val="24"/>
-          <w:lang w:val="hu-HU"/>
-        </w:rPr>
-      </w:pPr>
-      <w:r>
-        <w:rPr>
-          <w:b w:val="false"/>
-          <w:bCs w:val="false"/>
-          <w:sz w:val="24"/>
-          <w:szCs w:val="24"/>
-          <w:lang w:val="hu-HU"/>
-        </w:rPr>
-      </w:r>
-    </w:p>
-    <w:p>
-      <w:pPr>
-        <w:pStyle w:val="Normal"/>
-        <w:bidi w:val="0"/>
-        <w:jc w:val="start"/>
-        <w:rPr>
-          <w:b w:val="false"/>
-          <w:bCs w:val="false"/>
-          <w:sz w:val="24"/>
-          <w:szCs w:val="24"/>
-          <w:lang w:val="hu-HU"/>
-        </w:rPr>
-      </w:pPr>
-      <w:r>
-        <w:rPr>
-          <w:b w:val="false"/>
-          <w:bCs w:val="false"/>
-          <w:sz w:val="24"/>
-          <w:szCs w:val="24"/>
-          <w:lang w:val="hu-HU"/>
-        </w:rPr>
-      </w:r>
-    </w:p>
-    <w:p>
-      <w:pPr>
-        <w:pStyle w:val="Normal"/>
-        <w:bidi w:val="0"/>
-        <w:jc w:val="start"/>
-        <w:rPr>
-          <w:b w:val="false"/>
-          <w:bCs w:val="false"/>
-          <w:sz w:val="24"/>
-          <w:szCs w:val="24"/>
-          <w:lang w:val="hu-HU"/>
-        </w:rPr>
-      </w:pPr>
-      <w:r>
-        <w:rPr>
-          <w:b w:val="false"/>
-          <w:bCs w:val="false"/>
-          <w:sz w:val="24"/>
-          <w:szCs w:val="24"/>
-          <w:lang w:val="hu-HU"/>
-        </w:rPr>
-      </w:r>
-    </w:p>
-    <w:p>
-      <w:pPr>
-        <w:pStyle w:val="Normal"/>
-        <w:bidi w:val="0"/>
-        <w:jc w:val="start"/>
-        <w:rPr>
-          <w:b w:val="false"/>
-          <w:bCs w:val="false"/>
-          <w:sz w:val="24"/>
-          <w:szCs w:val="24"/>
-          <w:lang w:val="hu-HU"/>
-        </w:rPr>
-      </w:pPr>
-      <w:r>
-        <w:rPr>
-          <w:b w:val="false"/>
-          <w:bCs w:val="false"/>
-          <w:sz w:val="24"/>
-          <w:szCs w:val="24"/>
-          <w:lang w:val="hu-HU"/>
-        </w:rPr>
-      </w:r>
-    </w:p>
-    <w:p>
-      <w:pPr>
-        <w:pStyle w:val="Normal"/>
-        <w:bidi w:val="0"/>
-        <w:jc w:val="start"/>
-        <w:rPr>
-          <w:b w:val="false"/>
-          <w:bCs w:val="false"/>
-          <w:sz w:val="24"/>
-          <w:szCs w:val="24"/>
-          <w:lang w:val="hu-HU"/>
-        </w:rPr>
-      </w:pPr>
-      <w:r>
-        <w:rPr>
-          <w:b w:val="false"/>
-          <w:bCs w:val="false"/>
-          <w:sz w:val="24"/>
-          <w:szCs w:val="24"/>
-          <w:lang w:val="hu-HU"/>
-        </w:rPr>
-      </w:r>
-    </w:p>
-    <w:p>
-      <w:pPr>
-        <w:pStyle w:val="Normal"/>
-        <w:bidi w:val="0"/>
-        <w:jc w:val="start"/>
-        <w:rPr>
-          <w:b w:val="false"/>
-          <w:bCs w:val="false"/>
-          <w:sz w:val="24"/>
-          <w:szCs w:val="24"/>
-          <w:lang w:val="hu-HU"/>
-        </w:rPr>
-      </w:pPr>
-      <w:r>
-        <w:rPr>
-          <w:b w:val="false"/>
-          <w:bCs w:val="false"/>
-          <w:sz w:val="24"/>
-          <w:szCs w:val="24"/>
-          <w:lang w:val="hu-HU"/>
-        </w:rPr>
-      </w:r>
-    </w:p>
-    <w:p>
-      <w:pPr>
-        <w:pStyle w:val="Normal"/>
-        <w:bidi w:val="0"/>
-        <w:jc w:val="start"/>
-        <w:rPr>
-          <w:b w:val="false"/>
-          <w:bCs w:val="false"/>
-          <w:sz w:val="24"/>
-          <w:szCs w:val="24"/>
-          <w:lang w:val="hu-HU"/>
-        </w:rPr>
-      </w:pPr>
-      <w:r>
-        <w:rPr>
-          <w:b w:val="false"/>
-          <w:bCs w:val="false"/>
-          <w:sz w:val="24"/>
-          <w:szCs w:val="24"/>
-          <w:lang w:val="hu-HU"/>
-        </w:rPr>
-      </w:r>
-    </w:p>
-    <w:p>
-      <w:pPr>
-        <w:pStyle w:val="Normal"/>
-        <w:bidi w:val="0"/>
-        <w:jc w:val="start"/>
-        <w:rPr>
-          <w:b w:val="false"/>
-          <w:bCs w:val="false"/>
-          <w:sz w:val="24"/>
-          <w:szCs w:val="24"/>
-          <w:lang w:val="hu-HU"/>
-        </w:rPr>
-      </w:pPr>
-      <w:r>
-        <w:rPr>
-          <w:b w:val="false"/>
-          <w:bCs w:val="false"/>
-          <w:sz w:val="24"/>
-          <w:szCs w:val="24"/>
-          <w:lang w:val="hu-HU"/>
-        </w:rPr>
-      </w:r>
-    </w:p>
-    <w:p>
-      <w:pPr>
-        <w:pStyle w:val="Normal"/>
-        <w:bidi w:val="0"/>
-        <w:jc w:val="start"/>
-        <w:rPr>
-          <w:b w:val="false"/>
-          <w:bCs w:val="false"/>
-          <w:sz w:val="24"/>
-          <w:szCs w:val="24"/>
-          <w:lang w:val="hu-HU"/>
-        </w:rPr>
-      </w:pPr>
-      <w:r>
-        <w:rPr>
-          <w:b w:val="false"/>
-          <w:bCs w:val="false"/>
-          <w:sz w:val="24"/>
-          <w:szCs w:val="24"/>
-          <w:lang w:val="hu-HU"/>
-        </w:rPr>
-      </w:r>
-    </w:p>
-    <w:p>
-      <w:pPr>
-        <w:pStyle w:val="Normal"/>
-        <w:bidi w:val="0"/>
-        <w:jc w:val="start"/>
+        <w:jc w:val="left"/>
+        <w:rPr>
+          <w:b w:val="false"/>
+          <w:bCs w:val="false"/>
+          <w:sz w:val="24"/>
+          <w:szCs w:val="24"/>
+          <w:lang w:val="hu-HU"/>
+        </w:rPr>
+      </w:pPr>
+      <w:r>
+        <w:rPr>
+          <w:b w:val="false"/>
+          <w:bCs w:val="false"/>
+          <w:sz w:val="24"/>
+          <w:szCs w:val="24"/>
+          <w:lang w:val="hu-HU"/>
+        </w:rPr>
+      </w:r>
+    </w:p>
+    <w:p>
+      <w:pPr>
+        <w:pStyle w:val="Normal"/>
+        <w:bidi w:val="0"/>
+        <w:jc w:val="left"/>
+        <w:rPr>
+          <w:b w:val="false"/>
+          <w:bCs w:val="false"/>
+          <w:sz w:val="24"/>
+          <w:szCs w:val="24"/>
+          <w:lang w:val="hu-HU"/>
+        </w:rPr>
+      </w:pPr>
+      <w:r>
+        <w:rPr>
+          <w:b w:val="false"/>
+          <w:bCs w:val="false"/>
+          <w:sz w:val="24"/>
+          <w:szCs w:val="24"/>
+          <w:lang w:val="hu-HU"/>
+        </w:rPr>
+      </w:r>
+    </w:p>
+    <w:p>
+      <w:pPr>
+        <w:pStyle w:val="Normal"/>
+        <w:bidi w:val="0"/>
+        <w:jc w:val="left"/>
+        <w:rPr>
+          <w:b w:val="false"/>
+          <w:bCs w:val="false"/>
+          <w:sz w:val="24"/>
+          <w:szCs w:val="24"/>
+          <w:lang w:val="hu-HU"/>
+        </w:rPr>
+      </w:pPr>
+      <w:r>
+        <w:rPr>
+          <w:b w:val="false"/>
+          <w:bCs w:val="false"/>
+          <w:sz w:val="24"/>
+          <w:szCs w:val="24"/>
+          <w:lang w:val="hu-HU"/>
+        </w:rPr>
+      </w:r>
+    </w:p>
+    <w:p>
+      <w:pPr>
+        <w:pStyle w:val="Normal"/>
+        <w:bidi w:val="0"/>
+        <w:jc w:val="left"/>
+        <w:rPr>
+          <w:b w:val="false"/>
+          <w:bCs w:val="false"/>
+          <w:sz w:val="24"/>
+          <w:szCs w:val="24"/>
+          <w:lang w:val="hu-HU"/>
+        </w:rPr>
+      </w:pPr>
+      <w:r>
+        <w:rPr>
+          <w:b w:val="false"/>
+          <w:bCs w:val="false"/>
+          <w:sz w:val="24"/>
+          <w:szCs w:val="24"/>
+          <w:lang w:val="hu-HU"/>
+        </w:rPr>
+      </w:r>
+    </w:p>
+    <w:p>
+      <w:pPr>
+        <w:pStyle w:val="Normal"/>
+        <w:bidi w:val="0"/>
+        <w:jc w:val="left"/>
+        <w:rPr>
+          <w:b w:val="false"/>
+          <w:bCs w:val="false"/>
+          <w:sz w:val="24"/>
+          <w:szCs w:val="24"/>
+          <w:lang w:val="hu-HU"/>
+        </w:rPr>
+      </w:pPr>
+      <w:r>
+        <w:rPr>
+          <w:b w:val="false"/>
+          <w:bCs w:val="false"/>
+          <w:sz w:val="24"/>
+          <w:szCs w:val="24"/>
+          <w:lang w:val="hu-HU"/>
+        </w:rPr>
+      </w:r>
+    </w:p>
+    <w:p>
+      <w:pPr>
+        <w:pStyle w:val="Normal"/>
+        <w:bidi w:val="0"/>
+        <w:jc w:val="left"/>
+        <w:rPr>
+          <w:b w:val="false"/>
+          <w:bCs w:val="false"/>
+          <w:sz w:val="24"/>
+          <w:szCs w:val="24"/>
+          <w:lang w:val="hu-HU"/>
+        </w:rPr>
+      </w:pPr>
+      <w:r>
+        <w:rPr>
+          <w:b w:val="false"/>
+          <w:bCs w:val="false"/>
+          <w:sz w:val="24"/>
+          <w:szCs w:val="24"/>
+          <w:lang w:val="hu-HU"/>
+        </w:rPr>
+      </w:r>
+    </w:p>
+    <w:p>
+      <w:pPr>
+        <w:pStyle w:val="Normal"/>
+        <w:bidi w:val="0"/>
+        <w:jc w:val="left"/>
+        <w:rPr>
+          <w:b w:val="false"/>
+          <w:bCs w:val="false"/>
+          <w:sz w:val="24"/>
+          <w:szCs w:val="24"/>
+          <w:lang w:val="hu-HU"/>
+        </w:rPr>
+      </w:pPr>
+      <w:r>
+        <w:rPr>
+          <w:b w:val="false"/>
+          <w:bCs w:val="false"/>
+          <w:sz w:val="24"/>
+          <w:szCs w:val="24"/>
+          <w:lang w:val="hu-HU"/>
+        </w:rPr>
+      </w:r>
+    </w:p>
+    <w:p>
+      <w:pPr>
+        <w:pStyle w:val="Normal"/>
+        <w:bidi w:val="0"/>
+        <w:jc w:val="left"/>
+        <w:rPr>
+          <w:b w:val="false"/>
+          <w:bCs w:val="false"/>
+          <w:sz w:val="24"/>
+          <w:szCs w:val="24"/>
+          <w:lang w:val="hu-HU"/>
+        </w:rPr>
+      </w:pPr>
+      <w:r>
+        <w:rPr>
+          <w:b w:val="false"/>
+          <w:bCs w:val="false"/>
+          <w:sz w:val="24"/>
+          <w:szCs w:val="24"/>
+          <w:lang w:val="hu-HU"/>
+        </w:rPr>
+      </w:r>
+    </w:p>
+    <w:p>
+      <w:pPr>
+        <w:pStyle w:val="Normal"/>
+        <w:bidi w:val="0"/>
+        <w:jc w:val="left"/>
+        <w:rPr>
+          <w:b w:val="false"/>
+          <w:bCs w:val="false"/>
+          <w:sz w:val="24"/>
+          <w:szCs w:val="24"/>
+          <w:lang w:val="hu-HU"/>
+        </w:rPr>
+      </w:pPr>
+      <w:r>
+        <w:rPr>
+          <w:b w:val="false"/>
+          <w:bCs w:val="false"/>
+          <w:sz w:val="24"/>
+          <w:szCs w:val="24"/>
+          <w:lang w:val="hu-HU"/>
+        </w:rPr>
+      </w:r>
+    </w:p>
+    <w:p>
+      <w:pPr>
+        <w:pStyle w:val="Normal"/>
+        <w:bidi w:val="0"/>
+        <w:jc w:val="left"/>
+        <w:rPr>
+          <w:b w:val="false"/>
+          <w:bCs w:val="false"/>
+          <w:sz w:val="24"/>
+          <w:szCs w:val="24"/>
+          <w:lang w:val="hu-HU"/>
+        </w:rPr>
+      </w:pPr>
+      <w:r>
+        <w:rPr>
+          <w:b w:val="false"/>
+          <w:bCs w:val="false"/>
+          <w:sz w:val="24"/>
+          <w:szCs w:val="24"/>
+          <w:lang w:val="hu-HU"/>
+        </w:rPr>
+      </w:r>
+    </w:p>
+    <w:p>
+      <w:pPr>
+        <w:pStyle w:val="Normal"/>
+        <w:bidi w:val="0"/>
+        <w:jc w:val="left"/>
+        <w:rPr>
+          <w:b w:val="false"/>
+          <w:bCs w:val="false"/>
+          <w:sz w:val="24"/>
+          <w:szCs w:val="24"/>
+          <w:lang w:val="hu-HU"/>
+        </w:rPr>
+      </w:pPr>
+      <w:r>
+        <w:rPr>
+          <w:b w:val="false"/>
+          <w:bCs w:val="false"/>
+          <w:sz w:val="24"/>
+          <w:szCs w:val="24"/>
+          <w:lang w:val="hu-HU"/>
+        </w:rPr>
+      </w:r>
+    </w:p>
+    <w:p>
+      <w:pPr>
+        <w:pStyle w:val="Normal"/>
+        <w:bidi w:val="0"/>
+        <w:jc w:val="left"/>
+        <w:rPr>
+          <w:b w:val="false"/>
+          <w:bCs w:val="false"/>
+          <w:sz w:val="24"/>
+          <w:szCs w:val="24"/>
+          <w:lang w:val="hu-HU"/>
+        </w:rPr>
+      </w:pPr>
+      <w:r>
+        <w:rPr>
+          <w:b w:val="false"/>
+          <w:bCs w:val="false"/>
+          <w:sz w:val="24"/>
+          <w:szCs w:val="24"/>
+          <w:lang w:val="hu-HU"/>
+        </w:rPr>
+      </w:r>
+    </w:p>
+    <w:p>
+      <w:pPr>
+        <w:pStyle w:val="Normal"/>
+        <w:bidi w:val="0"/>
+        <w:jc w:val="left"/>
+        <w:rPr>
+          <w:b w:val="false"/>
+          <w:bCs w:val="false"/>
+          <w:sz w:val="24"/>
+          <w:szCs w:val="24"/>
+          <w:lang w:val="hu-HU"/>
+        </w:rPr>
+      </w:pPr>
+      <w:r>
+        <w:rPr>
+          <w:b w:val="false"/>
+          <w:bCs w:val="false"/>
+          <w:sz w:val="24"/>
+          <w:szCs w:val="24"/>
+          <w:lang w:val="hu-HU"/>
+        </w:rPr>
+      </w:r>
+    </w:p>
+    <w:p>
+      <w:pPr>
+        <w:pStyle w:val="Normal"/>
+        <w:bidi w:val="0"/>
+        <w:jc w:val="left"/>
         <w:rPr>
           <w:b w:val="false"/>
           <w:bCs w:val="false"/>
@@ -3698,30 +3698,30 @@
       <w:pPr>
         <w:pStyle w:val="Normal"/>
         <w:bidi w:val="0"/>
-        <w:jc w:val="start"/>
-        <w:rPr>
-          <w:b w:val="false"/>
-          <w:bCs w:val="false"/>
-          <w:sz w:val="24"/>
-          <w:szCs w:val="24"/>
-          <w:lang w:val="hu-HU"/>
-        </w:rPr>
-      </w:pPr>
-      <w:r>
-        <w:rPr>
-          <w:b w:val="false"/>
-          <w:bCs w:val="false"/>
-          <w:sz w:val="24"/>
-          <w:szCs w:val="24"/>
-          <w:lang w:val="hu-HU"/>
-        </w:rPr>
-      </w:r>
-    </w:p>
-    <w:p>
-      <w:pPr>
-        <w:pStyle w:val="Normal"/>
-        <w:bidi w:val="0"/>
-        <w:jc w:val="start"/>
+        <w:jc w:val="left"/>
+        <w:rPr>
+          <w:b w:val="false"/>
+          <w:bCs w:val="false"/>
+          <w:sz w:val="24"/>
+          <w:szCs w:val="24"/>
+          <w:lang w:val="hu-HU"/>
+        </w:rPr>
+      </w:pPr>
+      <w:r>
+        <w:rPr>
+          <w:b w:val="false"/>
+          <w:bCs w:val="false"/>
+          <w:sz w:val="24"/>
+          <w:szCs w:val="24"/>
+          <w:lang w:val="hu-HU"/>
+        </w:rPr>
+      </w:r>
+    </w:p>
+    <w:p>
+      <w:pPr>
+        <w:pStyle w:val="Normal"/>
+        <w:bidi w:val="0"/>
+        <w:jc w:val="left"/>
         <w:rPr>
           <w:b w:val="false"/>
           <w:bCs w:val="false"/>
@@ -3745,30 +3745,30 @@
       <w:pPr>
         <w:pStyle w:val="Normal"/>
         <w:bidi w:val="0"/>
-        <w:jc w:val="start"/>
-        <w:rPr>
-          <w:b w:val="false"/>
-          <w:bCs w:val="false"/>
-          <w:sz w:val="24"/>
-          <w:szCs w:val="24"/>
-          <w:lang w:val="hu-HU"/>
-        </w:rPr>
-      </w:pPr>
-      <w:r>
-        <w:rPr>
-          <w:b w:val="false"/>
-          <w:bCs w:val="false"/>
-          <w:sz w:val="24"/>
-          <w:szCs w:val="24"/>
-          <w:lang w:val="hu-HU"/>
-        </w:rPr>
-      </w:r>
-    </w:p>
-    <w:p>
-      <w:pPr>
-        <w:pStyle w:val="Normal"/>
-        <w:bidi w:val="0"/>
-        <w:jc w:val="start"/>
+        <w:jc w:val="left"/>
+        <w:rPr>
+          <w:b w:val="false"/>
+          <w:bCs w:val="false"/>
+          <w:sz w:val="24"/>
+          <w:szCs w:val="24"/>
+          <w:lang w:val="hu-HU"/>
+        </w:rPr>
+      </w:pPr>
+      <w:r>
+        <w:rPr>
+          <w:b w:val="false"/>
+          <w:bCs w:val="false"/>
+          <w:sz w:val="24"/>
+          <w:szCs w:val="24"/>
+          <w:lang w:val="hu-HU"/>
+        </w:rPr>
+      </w:r>
+    </w:p>
+    <w:p>
+      <w:pPr>
+        <w:pStyle w:val="Normal"/>
+        <w:bidi w:val="0"/>
+        <w:jc w:val="left"/>
         <w:rPr>
           <w:b w:val="false"/>
           <w:bCs w:val="false"/>
@@ -3792,30 +3792,30 @@
       <w:pPr>
         <w:pStyle w:val="Normal"/>
         <w:bidi w:val="0"/>
-        <w:jc w:val="start"/>
-        <w:rPr>
-          <w:b w:val="false"/>
-          <w:bCs w:val="false"/>
-          <w:sz w:val="24"/>
-          <w:szCs w:val="24"/>
-          <w:lang w:val="hu-HU"/>
-        </w:rPr>
-      </w:pPr>
-      <w:r>
-        <w:rPr>
-          <w:b w:val="false"/>
-          <w:bCs w:val="false"/>
-          <w:sz w:val="24"/>
-          <w:szCs w:val="24"/>
-          <w:lang w:val="hu-HU"/>
-        </w:rPr>
-      </w:r>
-    </w:p>
-    <w:p>
-      <w:pPr>
-        <w:pStyle w:val="Normal"/>
-        <w:bidi w:val="0"/>
-        <w:jc w:val="start"/>
+        <w:jc w:val="left"/>
+        <w:rPr>
+          <w:b w:val="false"/>
+          <w:bCs w:val="false"/>
+          <w:sz w:val="24"/>
+          <w:szCs w:val="24"/>
+          <w:lang w:val="hu-HU"/>
+        </w:rPr>
+      </w:pPr>
+      <w:r>
+        <w:rPr>
+          <w:b w:val="false"/>
+          <w:bCs w:val="false"/>
+          <w:sz w:val="24"/>
+          <w:szCs w:val="24"/>
+          <w:lang w:val="hu-HU"/>
+        </w:rPr>
+      </w:r>
+    </w:p>
+    <w:p>
+      <w:pPr>
+        <w:pStyle w:val="Normal"/>
+        <w:bidi w:val="0"/>
+        <w:jc w:val="left"/>
         <w:rPr>
           <w:b w:val="false"/>
           <w:bCs w:val="false"/>
@@ -3839,7 +3839,7 @@
       <w:pPr>
         <w:pStyle w:val="Normal"/>
         <w:bidi w:val="0"/>
-        <w:jc w:val="start"/>
+        <w:jc w:val="left"/>
         <w:rPr>
           <w:b w:val="false"/>
           <w:bCs w:val="false"/>
@@ -3863,7 +3863,7 @@
       <w:pPr>
         <w:pStyle w:val="Normal"/>
         <w:bidi w:val="0"/>
-        <w:jc w:val="start"/>
+        <w:jc w:val="left"/>
         <w:rPr>
           <w:b w:val="false"/>
           <w:bCs w:val="false"/>
@@ -3887,30 +3887,30 @@
       <w:pPr>
         <w:pStyle w:val="Normal"/>
         <w:bidi w:val="0"/>
-        <w:jc w:val="start"/>
-        <w:rPr>
-          <w:b w:val="false"/>
-          <w:bCs w:val="false"/>
-          <w:sz w:val="24"/>
-          <w:szCs w:val="24"/>
-          <w:lang w:val="hu-HU"/>
-        </w:rPr>
-      </w:pPr>
-      <w:r>
-        <w:rPr>
-          <w:b w:val="false"/>
-          <w:bCs w:val="false"/>
-          <w:sz w:val="24"/>
-          <w:szCs w:val="24"/>
-          <w:lang w:val="hu-HU"/>
-        </w:rPr>
-      </w:r>
-    </w:p>
-    <w:p>
-      <w:pPr>
-        <w:pStyle w:val="Normal"/>
-        <w:bidi w:val="0"/>
-        <w:jc w:val="start"/>
+        <w:jc w:val="left"/>
+        <w:rPr>
+          <w:b w:val="false"/>
+          <w:bCs w:val="false"/>
+          <w:sz w:val="24"/>
+          <w:szCs w:val="24"/>
+          <w:lang w:val="hu-HU"/>
+        </w:rPr>
+      </w:pPr>
+      <w:r>
+        <w:rPr>
+          <w:b w:val="false"/>
+          <w:bCs w:val="false"/>
+          <w:sz w:val="24"/>
+          <w:szCs w:val="24"/>
+          <w:lang w:val="hu-HU"/>
+        </w:rPr>
+      </w:r>
+    </w:p>
+    <w:p>
+      <w:pPr>
+        <w:pStyle w:val="Normal"/>
+        <w:bidi w:val="0"/>
+        <w:jc w:val="left"/>
         <w:rPr>
           <w:b w:val="false"/>
           <w:bCs w:val="false"/>
@@ -3934,30 +3934,30 @@
       <w:pPr>
         <w:pStyle w:val="Normal"/>
         <w:bidi w:val="0"/>
-        <w:jc w:val="start"/>
-        <w:rPr>
-          <w:b w:val="false"/>
-          <w:bCs w:val="false"/>
-          <w:sz w:val="24"/>
-          <w:szCs w:val="24"/>
-          <w:lang w:val="hu-HU"/>
-        </w:rPr>
-      </w:pPr>
-      <w:r>
-        <w:rPr>
-          <w:b w:val="false"/>
-          <w:bCs w:val="false"/>
-          <w:sz w:val="24"/>
-          <w:szCs w:val="24"/>
-          <w:lang w:val="hu-HU"/>
-        </w:rPr>
-      </w:r>
-    </w:p>
-    <w:p>
-      <w:pPr>
-        <w:pStyle w:val="Normal"/>
-        <w:bidi w:val="0"/>
-        <w:jc w:val="start"/>
+        <w:jc w:val="left"/>
+        <w:rPr>
+          <w:b w:val="false"/>
+          <w:bCs w:val="false"/>
+          <w:sz w:val="24"/>
+          <w:szCs w:val="24"/>
+          <w:lang w:val="hu-HU"/>
+        </w:rPr>
+      </w:pPr>
+      <w:r>
+        <w:rPr>
+          <w:b w:val="false"/>
+          <w:bCs w:val="false"/>
+          <w:sz w:val="24"/>
+          <w:szCs w:val="24"/>
+          <w:lang w:val="hu-HU"/>
+        </w:rPr>
+      </w:r>
+    </w:p>
+    <w:p>
+      <w:pPr>
+        <w:pStyle w:val="Normal"/>
+        <w:bidi w:val="0"/>
+        <w:jc w:val="left"/>
         <w:rPr>
           <w:b w:val="false"/>
           <w:bCs w:val="false"/>
@@ -3981,30 +3981,30 @@
       <w:pPr>
         <w:pStyle w:val="Normal"/>
         <w:bidi w:val="0"/>
-        <w:jc w:val="start"/>
-        <w:rPr>
-          <w:b w:val="false"/>
-          <w:bCs w:val="false"/>
-          <w:sz w:val="24"/>
-          <w:szCs w:val="24"/>
-          <w:lang w:val="hu-HU"/>
-        </w:rPr>
-      </w:pPr>
-      <w:r>
-        <w:rPr>
-          <w:b w:val="false"/>
-          <w:bCs w:val="false"/>
-          <w:sz w:val="24"/>
-          <w:szCs w:val="24"/>
-          <w:lang w:val="hu-HU"/>
-        </w:rPr>
-      </w:r>
-    </w:p>
-    <w:p>
-      <w:pPr>
-        <w:pStyle w:val="Normal"/>
-        <w:bidi w:val="0"/>
-        <w:jc w:val="start"/>
+        <w:jc w:val="left"/>
+        <w:rPr>
+          <w:b w:val="false"/>
+          <w:bCs w:val="false"/>
+          <w:sz w:val="24"/>
+          <w:szCs w:val="24"/>
+          <w:lang w:val="hu-HU"/>
+        </w:rPr>
+      </w:pPr>
+      <w:r>
+        <w:rPr>
+          <w:b w:val="false"/>
+          <w:bCs w:val="false"/>
+          <w:sz w:val="24"/>
+          <w:szCs w:val="24"/>
+          <w:lang w:val="hu-HU"/>
+        </w:rPr>
+      </w:r>
+    </w:p>
+    <w:p>
+      <w:pPr>
+        <w:pStyle w:val="Normal"/>
+        <w:bidi w:val="0"/>
+        <w:jc w:val="left"/>
         <w:rPr>
           <w:b w:val="false"/>
           <w:bCs w:val="false"/>
@@ -4028,7 +4028,7 @@
       <w:pPr>
         <w:pStyle w:val="Normal"/>
         <w:bidi w:val="0"/>
-        <w:jc w:val="start"/>
+        <w:jc w:val="left"/>
         <w:rPr>
           <w:b w:val="false"/>
           <w:bCs w:val="false"/>
@@ -4052,7 +4052,7 @@
       <w:pPr>
         <w:pStyle w:val="Normal"/>
         <w:bidi w:val="0"/>
-        <w:jc w:val="start"/>
+        <w:jc w:val="left"/>
         <w:rPr>
           <w:b w:val="false"/>
           <w:bCs w:val="false"/>
@@ -4076,7 +4076,7 @@
       <w:pPr>
         <w:pStyle w:val="Normal"/>
         <w:bidi w:val="0"/>
-        <w:jc w:val="start"/>
+        <w:jc w:val="left"/>
         <w:rPr>
           <w:b w:val="false"/>
           <w:bCs w:val="false"/>
@@ -4100,30 +4100,30 @@
       <w:pPr>
         <w:pStyle w:val="Normal"/>
         <w:bidi w:val="0"/>
-        <w:jc w:val="start"/>
-        <w:rPr>
-          <w:b w:val="false"/>
-          <w:bCs w:val="false"/>
-          <w:sz w:val="24"/>
-          <w:szCs w:val="24"/>
-          <w:lang w:val="hu-HU"/>
-        </w:rPr>
-      </w:pPr>
-      <w:r>
-        <w:rPr>
-          <w:b w:val="false"/>
-          <w:bCs w:val="false"/>
-          <w:sz w:val="24"/>
-          <w:szCs w:val="24"/>
-          <w:lang w:val="hu-HU"/>
-        </w:rPr>
-      </w:r>
-    </w:p>
-    <w:p>
-      <w:pPr>
-        <w:pStyle w:val="Normal"/>
-        <w:bidi w:val="0"/>
-        <w:jc w:val="start"/>
+        <w:jc w:val="left"/>
+        <w:rPr>
+          <w:b w:val="false"/>
+          <w:bCs w:val="false"/>
+          <w:sz w:val="24"/>
+          <w:szCs w:val="24"/>
+          <w:lang w:val="hu-HU"/>
+        </w:rPr>
+      </w:pPr>
+      <w:r>
+        <w:rPr>
+          <w:b w:val="false"/>
+          <w:bCs w:val="false"/>
+          <w:sz w:val="24"/>
+          <w:szCs w:val="24"/>
+          <w:lang w:val="hu-HU"/>
+        </w:rPr>
+      </w:r>
+    </w:p>
+    <w:p>
+      <w:pPr>
+        <w:pStyle w:val="Normal"/>
+        <w:bidi w:val="0"/>
+        <w:jc w:val="left"/>
         <w:rPr>
           <w:b/>
           <w:bCs/>
@@ -4147,7 +4147,7 @@
       <w:pPr>
         <w:pStyle w:val="Normal"/>
         <w:bidi w:val="0"/>
-        <w:jc w:val="start"/>
+        <w:jc w:val="left"/>
         <w:rPr>
           <w:b w:val="false"/>
           <w:bCs w:val="false"/>
@@ -4171,7 +4171,7 @@
       <w:pPr>
         <w:pStyle w:val="Normal"/>
         <w:bidi w:val="0"/>
-        <w:jc w:val="start"/>
+        <w:jc w:val="left"/>
         <w:rPr>
           <w:b w:val="false"/>
           <w:bCs w:val="false"/>
@@ -4195,7 +4195,7 @@
       <w:pPr>
         <w:pStyle w:val="Normal"/>
         <w:bidi w:val="0"/>
-        <w:jc w:val="start"/>
+        <w:jc w:val="left"/>
         <w:rPr>
           <w:b w:val="false"/>
           <w:bCs w:val="false"/>
@@ -4219,30 +4219,30 @@
       <w:pPr>
         <w:pStyle w:val="Normal"/>
         <w:bidi w:val="0"/>
-        <w:jc w:val="start"/>
-        <w:rPr>
-          <w:b w:val="false"/>
-          <w:bCs w:val="false"/>
-          <w:sz w:val="24"/>
-          <w:szCs w:val="24"/>
-          <w:lang w:val="hu-HU"/>
-        </w:rPr>
-      </w:pPr>
-      <w:r>
-        <w:rPr>
-          <w:b w:val="false"/>
-          <w:bCs w:val="false"/>
-          <w:sz w:val="24"/>
-          <w:szCs w:val="24"/>
-          <w:lang w:val="hu-HU"/>
-        </w:rPr>
-      </w:r>
-    </w:p>
-    <w:p>
-      <w:pPr>
-        <w:pStyle w:val="Normal"/>
-        <w:bidi w:val="0"/>
-        <w:jc w:val="start"/>
+        <w:jc w:val="left"/>
+        <w:rPr>
+          <w:b w:val="false"/>
+          <w:bCs w:val="false"/>
+          <w:sz w:val="24"/>
+          <w:szCs w:val="24"/>
+          <w:lang w:val="hu-HU"/>
+        </w:rPr>
+      </w:pPr>
+      <w:r>
+        <w:rPr>
+          <w:b w:val="false"/>
+          <w:bCs w:val="false"/>
+          <w:sz w:val="24"/>
+          <w:szCs w:val="24"/>
+          <w:lang w:val="hu-HU"/>
+        </w:rPr>
+      </w:r>
+    </w:p>
+    <w:p>
+      <w:pPr>
+        <w:pStyle w:val="Normal"/>
+        <w:bidi w:val="0"/>
+        <w:jc w:val="left"/>
         <w:rPr>
           <w:b w:val="false"/>
           <w:bCs w:val="false"/>
@@ -4266,7 +4266,7 @@
       <w:pPr>
         <w:pStyle w:val="Normal"/>
         <w:bidi w:val="0"/>
-        <w:jc w:val="start"/>
+        <w:jc w:val="left"/>
         <w:rPr>
           <w:b w:val="false"/>
           <w:bCs w:val="false"/>
@@ -4290,7 +4290,7 @@
       <w:pPr>
         <w:pStyle w:val="Normal"/>
         <w:bidi w:val="0"/>
-        <w:jc w:val="start"/>
+        <w:jc w:val="left"/>
         <w:rPr>
           <w:b w:val="false"/>
           <w:bCs w:val="false"/>
@@ -4314,7 +4314,7 @@
       <w:pPr>
         <w:pStyle w:val="Normal"/>
         <w:bidi w:val="0"/>
-        <w:jc w:val="start"/>
+        <w:jc w:val="left"/>
         <w:rPr>
           <w:b w:val="false"/>
           <w:bCs w:val="false"/>
@@ -4383,7 +4383,7 @@
       <w:pPr>
         <w:pStyle w:val="Normal"/>
         <w:bidi w:val="0"/>
-        <w:jc w:val="start"/>
+        <w:jc w:val="left"/>
         <w:rPr>
           <w:b/>
           <w:bCs/>
@@ -4407,30 +4407,30 @@
       <w:pPr>
         <w:pStyle w:val="Normal"/>
         <w:bidi w:val="0"/>
-        <w:jc w:val="start"/>
-        <w:rPr>
-          <w:b w:val="false"/>
-          <w:bCs w:val="false"/>
-          <w:sz w:val="24"/>
-          <w:szCs w:val="24"/>
-          <w:lang w:val="hu-HU"/>
-        </w:rPr>
-      </w:pPr>
-      <w:r>
-        <w:rPr>
-          <w:b w:val="false"/>
-          <w:bCs w:val="false"/>
-          <w:sz w:val="24"/>
-          <w:szCs w:val="24"/>
-          <w:lang w:val="hu-HU"/>
-        </w:rPr>
-      </w:r>
-    </w:p>
-    <w:p>
-      <w:pPr>
-        <w:pStyle w:val="Normal"/>
-        <w:bidi w:val="0"/>
-        <w:jc w:val="start"/>
+        <w:jc w:val="left"/>
+        <w:rPr>
+          <w:b w:val="false"/>
+          <w:bCs w:val="false"/>
+          <w:sz w:val="24"/>
+          <w:szCs w:val="24"/>
+          <w:lang w:val="hu-HU"/>
+        </w:rPr>
+      </w:pPr>
+      <w:r>
+        <w:rPr>
+          <w:b w:val="false"/>
+          <w:bCs w:val="false"/>
+          <w:sz w:val="24"/>
+          <w:szCs w:val="24"/>
+          <w:lang w:val="hu-HU"/>
+        </w:rPr>
+      </w:r>
+    </w:p>
+    <w:p>
+      <w:pPr>
+        <w:pStyle w:val="Normal"/>
+        <w:bidi w:val="0"/>
+        <w:jc w:val="left"/>
         <w:rPr>
           <w:b w:val="false"/>
           <w:bCs w:val="false"/>
@@ -4454,7 +4454,7 @@
       <w:pPr>
         <w:pStyle w:val="Normal"/>
         <w:bidi w:val="0"/>
-        <w:jc w:val="start"/>
+        <w:jc w:val="left"/>
         <w:rPr>
           <w:b w:val="false"/>
           <w:bCs w:val="false"/>
@@ -4478,7 +4478,7 @@
       <w:pPr>
         <w:pStyle w:val="Normal"/>
         <w:bidi w:val="0"/>
-        <w:jc w:val="start"/>
+        <w:jc w:val="left"/>
         <w:rPr>
           <w:b w:val="false"/>
           <w:bCs w:val="false"/>
@@ -4502,7 +4502,7 @@
       <w:pPr>
         <w:pStyle w:val="Normal"/>
         <w:bidi w:val="0"/>
-        <w:jc w:val="start"/>
+        <w:jc w:val="left"/>
         <w:rPr>
           <w:b w:val="false"/>
           <w:bCs w:val="false"/>
@@ -4526,7 +4526,7 @@
       <w:pPr>
         <w:pStyle w:val="Normal"/>
         <w:bidi w:val="0"/>
-        <w:jc w:val="start"/>
+        <w:jc w:val="left"/>
         <w:rPr>
           <w:b w:val="false"/>
           <w:bCs w:val="false"/>
@@ -4550,7 +4550,7 @@
       <w:pPr>
         <w:pStyle w:val="Normal"/>
         <w:bidi w:val="0"/>
-        <w:jc w:val="start"/>
+        <w:jc w:val="left"/>
         <w:rPr>
           <w:b w:val="false"/>
           <w:bCs w:val="false"/>
@@ -4574,7 +4574,7 @@
       <w:pPr>
         <w:pStyle w:val="Normal"/>
         <w:bidi w:val="0"/>
-        <w:jc w:val="start"/>
+        <w:jc w:val="left"/>
         <w:rPr>
           <w:b w:val="false"/>
           <w:bCs w:val="false"/>
@@ -4598,7 +4598,7 @@
       <w:pPr>
         <w:pStyle w:val="Normal"/>
         <w:bidi w:val="0"/>
-        <w:jc w:val="start"/>
+        <w:jc w:val="left"/>
         <w:rPr>
           <w:b w:val="false"/>
           <w:bCs w:val="false"/>
@@ -4622,7 +4622,7 @@
       <w:pPr>
         <w:pStyle w:val="Normal"/>
         <w:bidi w:val="0"/>
-        <w:jc w:val="start"/>
+        <w:jc w:val="left"/>
         <w:rPr>
           <w:b w:val="false"/>
           <w:bCs w:val="false"/>
@@ -4694,30 +4694,30 @@
       <w:pPr>
         <w:pStyle w:val="Normal"/>
         <w:bidi w:val="0"/>
-        <w:jc w:val="start"/>
-        <w:rPr>
-          <w:b w:val="false"/>
-          <w:bCs w:val="false"/>
-          <w:sz w:val="24"/>
-          <w:szCs w:val="24"/>
-          <w:lang w:val="hu-HU"/>
-        </w:rPr>
-      </w:pPr>
-      <w:r>
-        <w:rPr>
-          <w:b w:val="false"/>
-          <w:bCs w:val="false"/>
-          <w:sz w:val="24"/>
-          <w:szCs w:val="24"/>
-          <w:lang w:val="hu-HU"/>
-        </w:rPr>
-      </w:r>
-    </w:p>
-    <w:p>
-      <w:pPr>
-        <w:pStyle w:val="Normal"/>
-        <w:bidi w:val="0"/>
-        <w:jc w:val="start"/>
+        <w:jc w:val="left"/>
+        <w:rPr>
+          <w:b w:val="false"/>
+          <w:bCs w:val="false"/>
+          <w:sz w:val="24"/>
+          <w:szCs w:val="24"/>
+          <w:lang w:val="hu-HU"/>
+        </w:rPr>
+      </w:pPr>
+      <w:r>
+        <w:rPr>
+          <w:b w:val="false"/>
+          <w:bCs w:val="false"/>
+          <w:sz w:val="24"/>
+          <w:szCs w:val="24"/>
+          <w:lang w:val="hu-HU"/>
+        </w:rPr>
+      </w:r>
+    </w:p>
+    <w:p>
+      <w:pPr>
+        <w:pStyle w:val="Normal"/>
+        <w:bidi w:val="0"/>
+        <w:jc w:val="left"/>
         <w:rPr>
           <w:b/>
           <w:bCs/>
@@ -4741,30 +4741,30 @@
       <w:pPr>
         <w:pStyle w:val="Normal"/>
         <w:bidi w:val="0"/>
-        <w:jc w:val="start"/>
-        <w:rPr>
-          <w:b w:val="false"/>
-          <w:bCs w:val="false"/>
-          <w:sz w:val="24"/>
-          <w:szCs w:val="24"/>
-          <w:lang w:val="hu-HU"/>
-        </w:rPr>
-      </w:pPr>
-      <w:r>
-        <w:rPr>
-          <w:b w:val="false"/>
-          <w:bCs w:val="false"/>
-          <w:sz w:val="24"/>
-          <w:szCs w:val="24"/>
-          <w:lang w:val="hu-HU"/>
-        </w:rPr>
-      </w:r>
-    </w:p>
-    <w:p>
-      <w:pPr>
-        <w:pStyle w:val="Normal"/>
-        <w:bidi w:val="0"/>
-        <w:jc w:val="start"/>
+        <w:jc w:val="left"/>
+        <w:rPr>
+          <w:b w:val="false"/>
+          <w:bCs w:val="false"/>
+          <w:sz w:val="24"/>
+          <w:szCs w:val="24"/>
+          <w:lang w:val="hu-HU"/>
+        </w:rPr>
+      </w:pPr>
+      <w:r>
+        <w:rPr>
+          <w:b w:val="false"/>
+          <w:bCs w:val="false"/>
+          <w:sz w:val="24"/>
+          <w:szCs w:val="24"/>
+          <w:lang w:val="hu-HU"/>
+        </w:rPr>
+      </w:r>
+    </w:p>
+    <w:p>
+      <w:pPr>
+        <w:pStyle w:val="Normal"/>
+        <w:bidi w:val="0"/>
+        <w:jc w:val="left"/>
         <w:rPr>
           <w:b w:val="false"/>
           <w:bCs w:val="false"/>
@@ -4788,7 +4788,7 @@
       <w:pPr>
         <w:pStyle w:val="Normal"/>
         <w:bidi w:val="0"/>
-        <w:jc w:val="start"/>
+        <w:jc w:val="left"/>
         <w:rPr>
           <w:b w:val="false"/>
           <w:bCs w:val="false"/>
@@ -4812,7 +4812,7 @@
       <w:pPr>
         <w:pStyle w:val="Normal"/>
         <w:bidi w:val="0"/>
-        <w:jc w:val="start"/>
+        <w:jc w:val="left"/>
         <w:rPr>
           <w:b w:val="false"/>
           <w:bCs w:val="false"/>
@@ -4836,7 +4836,7 @@
       <w:pPr>
         <w:pStyle w:val="Normal"/>
         <w:bidi w:val="0"/>
-        <w:jc w:val="start"/>
+        <w:jc w:val="left"/>
         <w:rPr>
           <w:b w:val="false"/>
           <w:bCs w:val="false"/>
@@ -4860,7 +4860,7 @@
       <w:pPr>
         <w:pStyle w:val="Normal"/>
         <w:bidi w:val="0"/>
-        <w:jc w:val="start"/>
+        <w:jc w:val="left"/>
         <w:rPr>
           <w:b w:val="false"/>
           <w:bCs w:val="false"/>
@@ -4884,7 +4884,7 @@
       <w:pPr>
         <w:pStyle w:val="Normal"/>
         <w:bidi w:val="0"/>
-        <w:jc w:val="start"/>
+        <w:jc w:val="left"/>
         <w:rPr>
           <w:b w:val="false"/>
           <w:bCs w:val="false"/>
@@ -4908,99 +4908,99 @@
       <w:pPr>
         <w:pStyle w:val="Normal"/>
         <w:bidi w:val="0"/>
-        <w:jc w:val="start"/>
-        <w:rPr>
-          <w:b w:val="false"/>
-          <w:bCs w:val="false"/>
-          <w:sz w:val="24"/>
-          <w:szCs w:val="24"/>
-          <w:lang w:val="hu-HU"/>
-        </w:rPr>
-      </w:pPr>
-      <w:r>
-        <w:rPr>
-          <w:b w:val="false"/>
-          <w:bCs w:val="false"/>
-          <w:sz w:val="24"/>
-          <w:szCs w:val="24"/>
-          <w:lang w:val="hu-HU"/>
-        </w:rPr>
-      </w:r>
-    </w:p>
-    <w:p>
-      <w:pPr>
-        <w:pStyle w:val="Normal"/>
-        <w:bidi w:val="0"/>
-        <w:jc w:val="start"/>
-        <w:rPr>
-          <w:b w:val="false"/>
-          <w:bCs w:val="false"/>
-          <w:sz w:val="24"/>
-          <w:szCs w:val="24"/>
-          <w:lang w:val="hu-HU"/>
-        </w:rPr>
-      </w:pPr>
-      <w:r>
-        <w:rPr>
-          <w:b w:val="false"/>
-          <w:bCs w:val="false"/>
-          <w:sz w:val="24"/>
-          <w:szCs w:val="24"/>
-          <w:lang w:val="hu-HU"/>
-        </w:rPr>
-      </w:r>
-    </w:p>
-    <w:p>
-      <w:pPr>
-        <w:pStyle w:val="Normal"/>
-        <w:bidi w:val="0"/>
-        <w:jc w:val="start"/>
-        <w:rPr>
-          <w:b w:val="false"/>
-          <w:bCs w:val="false"/>
-          <w:sz w:val="24"/>
-          <w:szCs w:val="24"/>
-          <w:lang w:val="hu-HU"/>
-        </w:rPr>
-      </w:pPr>
-      <w:r>
-        <w:rPr>
-          <w:b w:val="false"/>
-          <w:bCs w:val="false"/>
-          <w:sz w:val="24"/>
-          <w:szCs w:val="24"/>
-          <w:lang w:val="hu-HU"/>
-        </w:rPr>
-      </w:r>
-    </w:p>
-    <w:p>
-      <w:pPr>
-        <w:pStyle w:val="Normal"/>
-        <w:bidi w:val="0"/>
-        <w:jc w:val="start"/>
-        <w:rPr>
-          <w:b w:val="false"/>
-          <w:bCs w:val="false"/>
-          <w:sz w:val="24"/>
-          <w:szCs w:val="24"/>
-          <w:lang w:val="hu-HU"/>
-        </w:rPr>
-      </w:pPr>
-      <w:r>
-        <w:rPr>
-          <w:b w:val="false"/>
-          <w:bCs w:val="false"/>
-          <w:sz w:val="24"/>
-          <w:szCs w:val="24"/>
-          <w:lang w:val="hu-HU"/>
-        </w:rPr>
-      </w:r>
-    </w:p>
-    <w:p>
-      <w:pPr>
-        <w:pStyle w:val="Normal"/>
-        <w:bidi w:val="0"/>
-        <w:jc w:val="start"/>
+        <w:jc w:val="left"/>
+        <w:rPr>
+          <w:b w:val="false"/>
+          <w:bCs w:val="false"/>
+          <w:sz w:val="24"/>
+          <w:szCs w:val="24"/>
+          <w:lang w:val="hu-HU"/>
+        </w:rPr>
+      </w:pPr>
+      <w:r>
+        <w:rPr>
+          <w:b w:val="false"/>
+          <w:bCs w:val="false"/>
+          <w:sz w:val="24"/>
+          <w:szCs w:val="24"/>
+          <w:lang w:val="hu-HU"/>
+        </w:rPr>
+      </w:r>
+    </w:p>
+    <w:p>
+      <w:pPr>
+        <w:pStyle w:val="Normal"/>
+        <w:bidi w:val="0"/>
+        <w:jc w:val="left"/>
+        <w:rPr>
+          <w:b w:val="false"/>
+          <w:bCs w:val="false"/>
+          <w:sz w:val="24"/>
+          <w:szCs w:val="24"/>
+          <w:lang w:val="hu-HU"/>
+        </w:rPr>
+      </w:pPr>
+      <w:r>
+        <w:rPr>
+          <w:b w:val="false"/>
+          <w:bCs w:val="false"/>
+          <w:sz w:val="24"/>
+          <w:szCs w:val="24"/>
+          <w:lang w:val="hu-HU"/>
+        </w:rPr>
+      </w:r>
+    </w:p>
+    <w:p>
+      <w:pPr>
+        <w:pStyle w:val="Normal"/>
+        <w:bidi w:val="0"/>
+        <w:jc w:val="left"/>
+        <w:rPr>
+          <w:b w:val="false"/>
+          <w:bCs w:val="false"/>
+          <w:sz w:val="24"/>
+          <w:szCs w:val="24"/>
+          <w:lang w:val="hu-HU"/>
+        </w:rPr>
+      </w:pPr>
+      <w:r>
+        <w:rPr>
+          <w:b w:val="false"/>
+          <w:bCs w:val="false"/>
+          <w:sz w:val="24"/>
+          <w:szCs w:val="24"/>
+          <w:lang w:val="hu-HU"/>
+        </w:rPr>
+      </w:r>
+    </w:p>
+    <w:p>
+      <w:pPr>
+        <w:pStyle w:val="Normal"/>
+        <w:bidi w:val="0"/>
+        <w:jc w:val="left"/>
+        <w:rPr>
+          <w:b w:val="false"/>
+          <w:bCs w:val="false"/>
+          <w:sz w:val="24"/>
+          <w:szCs w:val="24"/>
+          <w:lang w:val="hu-HU"/>
+        </w:rPr>
+      </w:pPr>
+      <w:r>
+        <w:rPr>
+          <w:b w:val="false"/>
+          <w:bCs w:val="false"/>
+          <w:sz w:val="24"/>
+          <w:szCs w:val="24"/>
+          <w:lang w:val="hu-HU"/>
+        </w:rPr>
+      </w:r>
+    </w:p>
+    <w:p>
+      <w:pPr>
+        <w:pStyle w:val="Normal"/>
+        <w:bidi w:val="0"/>
+        <w:jc w:val="left"/>
         <w:rPr>
           <w:b w:val="false"/>
           <w:bCs w:val="false"/>
@@ -5072,30 +5072,30 @@
       <w:pPr>
         <w:pStyle w:val="Normal"/>
         <w:bidi w:val="0"/>
-        <w:jc w:val="start"/>
-        <w:rPr>
-          <w:b w:val="false"/>
-          <w:bCs w:val="false"/>
-          <w:sz w:val="24"/>
-          <w:szCs w:val="24"/>
-          <w:lang w:val="hu-HU"/>
-        </w:rPr>
-      </w:pPr>
-      <w:r>
-        <w:rPr>
-          <w:b w:val="false"/>
-          <w:bCs w:val="false"/>
-          <w:sz w:val="24"/>
-          <w:szCs w:val="24"/>
-          <w:lang w:val="hu-HU"/>
-        </w:rPr>
-      </w:r>
-    </w:p>
-    <w:p>
-      <w:pPr>
-        <w:pStyle w:val="Normal"/>
-        <w:bidi w:val="0"/>
-        <w:jc w:val="start"/>
+        <w:jc w:val="left"/>
+        <w:rPr>
+          <w:b w:val="false"/>
+          <w:bCs w:val="false"/>
+          <w:sz w:val="24"/>
+          <w:szCs w:val="24"/>
+          <w:lang w:val="hu-HU"/>
+        </w:rPr>
+      </w:pPr>
+      <w:r>
+        <w:rPr>
+          <w:b w:val="false"/>
+          <w:bCs w:val="false"/>
+          <w:sz w:val="24"/>
+          <w:szCs w:val="24"/>
+          <w:lang w:val="hu-HU"/>
+        </w:rPr>
+      </w:r>
+    </w:p>
+    <w:p>
+      <w:pPr>
+        <w:pStyle w:val="Normal"/>
+        <w:bidi w:val="0"/>
+        <w:jc w:val="left"/>
         <w:rPr>
           <w:b w:val="false"/>
           <w:bCs w:val="false"/>
@@ -5119,7 +5119,7 @@
       <w:pPr>
         <w:pStyle w:val="Normal"/>
         <w:bidi w:val="0"/>
-        <w:jc w:val="start"/>
+        <w:jc w:val="left"/>
         <w:rPr>
           <w:b w:val="false"/>
           <w:bCs w:val="false"/>
@@ -5143,7 +5143,7 @@
       <w:pPr>
         <w:pStyle w:val="Normal"/>
         <w:bidi w:val="0"/>
-        <w:jc w:val="start"/>
+        <w:jc w:val="left"/>
         <w:rPr>
           <w:b w:val="false"/>
           <w:bCs w:val="false"/>
@@ -5167,7 +5167,7 @@
       <w:pPr>
         <w:pStyle w:val="Normal"/>
         <w:bidi w:val="0"/>
-        <w:jc w:val="start"/>
+        <w:jc w:val="left"/>
         <w:rPr>
           <w:b w:val="false"/>
           <w:bCs w:val="false"/>
@@ -5191,7 +5191,7 @@
       <w:pPr>
         <w:pStyle w:val="Normal"/>
         <w:bidi w:val="0"/>
-        <w:jc w:val="start"/>
+        <w:jc w:val="left"/>
         <w:rPr>
           <w:b w:val="false"/>
           <w:bCs w:val="false"/>
@@ -5215,7 +5215,7 @@
       <w:pPr>
         <w:pStyle w:val="Normal"/>
         <w:bidi w:val="0"/>
-        <w:jc w:val="start"/>
+        <w:jc w:val="left"/>
         <w:rPr>
           <w:b w:val="false"/>
           <w:bCs w:val="false"/>
@@ -5239,30 +5239,30 @@
       <w:pPr>
         <w:pStyle w:val="Normal"/>
         <w:bidi w:val="0"/>
-        <w:jc w:val="start"/>
-        <w:rPr>
-          <w:b w:val="false"/>
-          <w:bCs w:val="false"/>
-          <w:sz w:val="24"/>
-          <w:szCs w:val="24"/>
-          <w:lang w:val="hu-HU"/>
-        </w:rPr>
-      </w:pPr>
-      <w:r>
-        <w:rPr>
-          <w:b w:val="false"/>
-          <w:bCs w:val="false"/>
-          <w:sz w:val="24"/>
-          <w:szCs w:val="24"/>
-          <w:lang w:val="hu-HU"/>
-        </w:rPr>
-      </w:r>
-    </w:p>
-    <w:p>
-      <w:pPr>
-        <w:pStyle w:val="Normal"/>
-        <w:bidi w:val="0"/>
-        <w:jc w:val="start"/>
+        <w:jc w:val="left"/>
+        <w:rPr>
+          <w:b w:val="false"/>
+          <w:bCs w:val="false"/>
+          <w:sz w:val="24"/>
+          <w:szCs w:val="24"/>
+          <w:lang w:val="hu-HU"/>
+        </w:rPr>
+      </w:pPr>
+      <w:r>
+        <w:rPr>
+          <w:b w:val="false"/>
+          <w:bCs w:val="false"/>
+          <w:sz w:val="24"/>
+          <w:szCs w:val="24"/>
+          <w:lang w:val="hu-HU"/>
+        </w:rPr>
+      </w:r>
+    </w:p>
+    <w:p>
+      <w:pPr>
+        <w:pStyle w:val="Normal"/>
+        <w:bidi w:val="0"/>
+        <w:jc w:val="left"/>
         <w:rPr>
           <w:b/>
           <w:bCs/>
@@ -5283,7 +5283,7 @@
       <w:pPr>
         <w:pStyle w:val="Normal"/>
         <w:bidi w:val="0"/>
-        <w:jc w:val="start"/>
+        <w:jc w:val="left"/>
         <w:rPr>
           <w:b w:val="false"/>
           <w:bCs w:val="false"/>
@@ -5307,7 +5307,7 @@
       <w:pPr>
         <w:pStyle w:val="Normal"/>
         <w:bidi w:val="0"/>
-        <w:jc w:val="start"/>
+        <w:jc w:val="left"/>
         <w:rPr>
           <w:b w:val="false"/>
           <w:bCs w:val="false"/>
@@ -5331,7 +5331,7 @@
       <w:pPr>
         <w:pStyle w:val="Normal"/>
         <w:bidi w:val="0"/>
-        <w:jc w:val="start"/>
+        <w:jc w:val="left"/>
         <w:rPr>
           <w:b w:val="false"/>
           <w:bCs w:val="false"/>
@@ -5355,76 +5355,76 @@
       <w:pPr>
         <w:pStyle w:val="Normal"/>
         <w:bidi w:val="0"/>
-        <w:jc w:val="start"/>
-        <w:rPr>
-          <w:b w:val="false"/>
-          <w:bCs w:val="false"/>
-          <w:sz w:val="24"/>
-          <w:szCs w:val="24"/>
-          <w:lang w:val="hu-HU"/>
-        </w:rPr>
-      </w:pPr>
-      <w:r>
-        <w:rPr>
-          <w:b w:val="false"/>
-          <w:bCs w:val="false"/>
-          <w:sz w:val="24"/>
-          <w:szCs w:val="24"/>
-          <w:lang w:val="hu-HU"/>
-        </w:rPr>
-      </w:r>
-    </w:p>
-    <w:p>
-      <w:pPr>
-        <w:pStyle w:val="Normal"/>
-        <w:bidi w:val="0"/>
-        <w:jc w:val="start"/>
-        <w:rPr>
-          <w:b w:val="false"/>
-          <w:bCs w:val="false"/>
-          <w:sz w:val="24"/>
-          <w:szCs w:val="24"/>
-          <w:lang w:val="hu-HU"/>
-        </w:rPr>
-      </w:pPr>
-      <w:r>
-        <w:rPr>
-          <w:b w:val="false"/>
-          <w:bCs w:val="false"/>
-          <w:sz w:val="24"/>
-          <w:szCs w:val="24"/>
-          <w:lang w:val="hu-HU"/>
-        </w:rPr>
-      </w:r>
-    </w:p>
-    <w:p>
-      <w:pPr>
-        <w:pStyle w:val="Normal"/>
-        <w:bidi w:val="0"/>
-        <w:jc w:val="start"/>
-        <w:rPr>
-          <w:b w:val="false"/>
-          <w:bCs w:val="false"/>
-          <w:sz w:val="24"/>
-          <w:szCs w:val="24"/>
-          <w:lang w:val="hu-HU"/>
-        </w:rPr>
-      </w:pPr>
-      <w:r>
-        <w:rPr>
-          <w:b w:val="false"/>
-          <w:bCs w:val="false"/>
-          <w:sz w:val="24"/>
-          <w:szCs w:val="24"/>
-          <w:lang w:val="hu-HU"/>
-        </w:rPr>
-      </w:r>
-    </w:p>
-    <w:p>
-      <w:pPr>
-        <w:pStyle w:val="Normal"/>
-        <w:bidi w:val="0"/>
-        <w:jc w:val="start"/>
+        <w:jc w:val="left"/>
+        <w:rPr>
+          <w:b w:val="false"/>
+          <w:bCs w:val="false"/>
+          <w:sz w:val="24"/>
+          <w:szCs w:val="24"/>
+          <w:lang w:val="hu-HU"/>
+        </w:rPr>
+      </w:pPr>
+      <w:r>
+        <w:rPr>
+          <w:b w:val="false"/>
+          <w:bCs w:val="false"/>
+          <w:sz w:val="24"/>
+          <w:szCs w:val="24"/>
+          <w:lang w:val="hu-HU"/>
+        </w:rPr>
+      </w:r>
+    </w:p>
+    <w:p>
+      <w:pPr>
+        <w:pStyle w:val="Normal"/>
+        <w:bidi w:val="0"/>
+        <w:jc w:val="left"/>
+        <w:rPr>
+          <w:b w:val="false"/>
+          <w:bCs w:val="false"/>
+          <w:sz w:val="24"/>
+          <w:szCs w:val="24"/>
+          <w:lang w:val="hu-HU"/>
+        </w:rPr>
+      </w:pPr>
+      <w:r>
+        <w:rPr>
+          <w:b w:val="false"/>
+          <w:bCs w:val="false"/>
+          <w:sz w:val="24"/>
+          <w:szCs w:val="24"/>
+          <w:lang w:val="hu-HU"/>
+        </w:rPr>
+      </w:r>
+    </w:p>
+    <w:p>
+      <w:pPr>
+        <w:pStyle w:val="Normal"/>
+        <w:bidi w:val="0"/>
+        <w:jc w:val="left"/>
+        <w:rPr>
+          <w:b w:val="false"/>
+          <w:bCs w:val="false"/>
+          <w:sz w:val="24"/>
+          <w:szCs w:val="24"/>
+          <w:lang w:val="hu-HU"/>
+        </w:rPr>
+      </w:pPr>
+      <w:r>
+        <w:rPr>
+          <w:b w:val="false"/>
+          <w:bCs w:val="false"/>
+          <w:sz w:val="24"/>
+          <w:szCs w:val="24"/>
+          <w:lang w:val="hu-HU"/>
+        </w:rPr>
+      </w:r>
+    </w:p>
+    <w:p>
+      <w:pPr>
+        <w:pStyle w:val="Normal"/>
+        <w:bidi w:val="0"/>
+        <w:jc w:val="left"/>
         <w:rPr>
           <w:b w:val="false"/>
           <w:bCs w:val="false"/>
@@ -5493,7 +5493,7 @@
       <w:pPr>
         <w:pStyle w:val="Normal"/>
         <w:bidi w:val="0"/>
-        <w:jc w:val="start"/>
+        <w:jc w:val="left"/>
         <w:rPr>
           <w:b w:val="false"/>
           <w:bCs w:val="false"/>
@@ -5517,7 +5517,7 @@
       <w:pPr>
         <w:pStyle w:val="Normal"/>
         <w:bidi w:val="0"/>
-        <w:jc w:val="start"/>
+        <w:jc w:val="left"/>
         <w:rPr>
           <w:b w:val="false"/>
           <w:bCs w:val="false"/>
@@ -5541,7 +5541,7 @@
       <w:pPr>
         <w:pStyle w:val="Normal"/>
         <w:bidi w:val="0"/>
-        <w:jc w:val="start"/>
+        <w:jc w:val="left"/>
         <w:rPr>
           <w:b w:val="false"/>
           <w:bCs w:val="false"/>
@@ -5565,7 +5565,7 @@
       <w:pPr>
         <w:pStyle w:val="Normal"/>
         <w:bidi w:val="0"/>
-        <w:jc w:val="start"/>
+        <w:jc w:val="left"/>
         <w:rPr>
           <w:b w:val="false"/>
           <w:bCs w:val="false"/>
@@ -5589,30 +5589,30 @@
       <w:pPr>
         <w:pStyle w:val="Normal"/>
         <w:bidi w:val="0"/>
-        <w:jc w:val="start"/>
-        <w:rPr>
-          <w:b w:val="false"/>
-          <w:bCs w:val="false"/>
-          <w:sz w:val="24"/>
-          <w:szCs w:val="24"/>
-          <w:lang w:val="hu-HU"/>
-        </w:rPr>
-      </w:pPr>
-      <w:r>
-        <w:rPr>
-          <w:b w:val="false"/>
-          <w:bCs w:val="false"/>
-          <w:sz w:val="24"/>
-          <w:szCs w:val="24"/>
-          <w:lang w:val="hu-HU"/>
-        </w:rPr>
-      </w:r>
-    </w:p>
-    <w:p>
-      <w:pPr>
-        <w:pStyle w:val="Normal"/>
-        <w:bidi w:val="0"/>
-        <w:jc w:val="start"/>
+        <w:jc w:val="left"/>
+        <w:rPr>
+          <w:b w:val="false"/>
+          <w:bCs w:val="false"/>
+          <w:sz w:val="24"/>
+          <w:szCs w:val="24"/>
+          <w:lang w:val="hu-HU"/>
+        </w:rPr>
+      </w:pPr>
+      <w:r>
+        <w:rPr>
+          <w:b w:val="false"/>
+          <w:bCs w:val="false"/>
+          <w:sz w:val="24"/>
+          <w:szCs w:val="24"/>
+          <w:lang w:val="hu-HU"/>
+        </w:rPr>
+      </w:r>
+    </w:p>
+    <w:p>
+      <w:pPr>
+        <w:pStyle w:val="Normal"/>
+        <w:bidi w:val="0"/>
+        <w:jc w:val="left"/>
         <w:rPr>
           <w:b w:val="false"/>
           <w:bCs w:val="false"/>
@@ -5636,7 +5636,7 @@
       <w:pPr>
         <w:pStyle w:val="Normal"/>
         <w:bidi w:val="0"/>
-        <w:jc w:val="start"/>
+        <w:jc w:val="left"/>
         <w:rPr>
           <w:b w:val="false"/>
           <w:bCs w:val="false"/>
@@ -5735,7 +5735,7 @@
       <w:pPr>
         <w:pStyle w:val="Normal"/>
         <w:bidi w:val="0"/>
-        <w:jc w:val="start"/>
+        <w:jc w:val="left"/>
         <w:rPr>
           <w:b w:val="false"/>
           <w:bCs w:val="false"/>
@@ -5834,7 +5834,7 @@
       <w:pPr>
         <w:pStyle w:val="Normal"/>
         <w:bidi w:val="0"/>
-        <w:jc w:val="start"/>
+        <w:jc w:val="left"/>
         <w:rPr>
           <w:b w:val="false"/>
           <w:bCs w:val="false"/>
@@ -5861,7 +5861,7 @@
       <w:pPr>
         <w:pStyle w:val="Normal"/>
         <w:bidi w:val="0"/>
-        <w:jc w:val="start"/>
+        <w:jc w:val="left"/>
         <w:rPr>
           <w:b w:val="false"/>
           <w:bCs w:val="false"/>
@@ -5888,36 +5888,36 @@
       <w:pPr>
         <w:pStyle w:val="Normal"/>
         <w:bidi w:val="0"/>
-        <w:jc w:val="start"/>
-        <w:rPr>
-          <w:b w:val="false"/>
-          <w:bCs w:val="false"/>
-          <w:position w:val="0"/>
-          <w:sz w:val="24"/>
-          <w:sz w:val="24"/>
-          <w:szCs w:val="24"/>
-          <w:vertAlign w:val="baseline"/>
-          <w:lang w:val="hu-HU"/>
-        </w:rPr>
-      </w:pPr>
-      <w:r>
-        <w:rPr>
-          <w:b w:val="false"/>
-          <w:bCs w:val="false"/>
-          <w:position w:val="0"/>
-          <w:sz w:val="24"/>
-          <w:sz w:val="24"/>
-          <w:szCs w:val="24"/>
-          <w:vertAlign w:val="baseline"/>
-          <w:lang w:val="hu-HU"/>
-        </w:rPr>
-      </w:r>
-    </w:p>
-    <w:p>
-      <w:pPr>
-        <w:pStyle w:val="Normal"/>
-        <w:bidi w:val="0"/>
-        <w:jc w:val="start"/>
+        <w:jc w:val="left"/>
+        <w:rPr>
+          <w:b w:val="false"/>
+          <w:bCs w:val="false"/>
+          <w:position w:val="0"/>
+          <w:sz w:val="24"/>
+          <w:sz w:val="24"/>
+          <w:szCs w:val="24"/>
+          <w:vertAlign w:val="baseline"/>
+          <w:lang w:val="hu-HU"/>
+        </w:rPr>
+      </w:pPr>
+      <w:r>
+        <w:rPr>
+          <w:b w:val="false"/>
+          <w:bCs w:val="false"/>
+          <w:position w:val="0"/>
+          <w:sz w:val="24"/>
+          <w:sz w:val="24"/>
+          <w:szCs w:val="24"/>
+          <w:vertAlign w:val="baseline"/>
+          <w:lang w:val="hu-HU"/>
+        </w:rPr>
+      </w:r>
+    </w:p>
+    <w:p>
+      <w:pPr>
+        <w:pStyle w:val="Normal"/>
+        <w:bidi w:val="0"/>
+        <w:jc w:val="left"/>
         <w:rPr>
           <w:b w:val="false"/>
           <w:bCs w:val="false"/>
@@ -5944,7 +5944,7 @@
       <w:pPr>
         <w:pStyle w:val="Normal"/>
         <w:bidi w:val="0"/>
-        <w:jc w:val="start"/>
+        <w:jc w:val="left"/>
         <w:rPr>
           <w:b w:val="false"/>
           <w:bCs w:val="false"/>
@@ -5971,7 +5971,7 @@
       <w:pPr>
         <w:pStyle w:val="Normal"/>
         <w:bidi w:val="0"/>
-        <w:jc w:val="start"/>
+        <w:jc w:val="left"/>
         <w:rPr>
           <w:b w:val="false"/>
           <w:bCs w:val="false"/>
@@ -5998,7 +5998,7 @@
       <w:pPr>
         <w:pStyle w:val="Normal"/>
         <w:bidi w:val="0"/>
-        <w:jc w:val="start"/>
+        <w:jc w:val="left"/>
         <w:rPr>
           <w:b w:val="false"/>
           <w:bCs w:val="false"/>
@@ -6025,7 +6025,7 @@
       <w:pPr>
         <w:pStyle w:val="Normal"/>
         <w:bidi w:val="0"/>
-        <w:jc w:val="start"/>
+        <w:jc w:val="left"/>
         <w:rPr>
           <w:b w:val="false"/>
           <w:bCs w:val="false"/>
@@ -6052,65 +6052,65 @@
       <w:pPr>
         <w:pStyle w:val="Normal"/>
         <w:bidi w:val="0"/>
-        <w:jc w:val="start"/>
-        <w:rPr>
-          <w:b w:val="false"/>
-          <w:bCs w:val="false"/>
-          <w:position w:val="0"/>
-          <w:sz w:val="24"/>
-          <w:sz w:val="24"/>
-          <w:szCs w:val="24"/>
-          <w:vertAlign w:val="baseline"/>
-          <w:lang w:val="hu-HU"/>
-        </w:rPr>
-      </w:pPr>
-      <w:r>
-        <w:rPr>
-          <w:b w:val="false"/>
-          <w:bCs w:val="false"/>
-          <w:position w:val="0"/>
-          <w:sz w:val="24"/>
-          <w:sz w:val="24"/>
-          <w:szCs w:val="24"/>
-          <w:vertAlign w:val="baseline"/>
-          <w:lang w:val="hu-HU"/>
-        </w:rPr>
-      </w:r>
-    </w:p>
-    <w:p>
-      <w:pPr>
-        <w:pStyle w:val="Normal"/>
-        <w:bidi w:val="0"/>
-        <w:jc w:val="start"/>
-        <w:rPr>
-          <w:b w:val="false"/>
-          <w:bCs w:val="false"/>
-          <w:position w:val="0"/>
-          <w:sz w:val="24"/>
-          <w:sz w:val="24"/>
-          <w:szCs w:val="24"/>
-          <w:vertAlign w:val="baseline"/>
-          <w:lang w:val="hu-HU"/>
-        </w:rPr>
-      </w:pPr>
-      <w:r>
-        <w:rPr>
-          <w:b w:val="false"/>
-          <w:bCs w:val="false"/>
-          <w:position w:val="0"/>
-          <w:sz w:val="24"/>
-          <w:sz w:val="24"/>
-          <w:szCs w:val="24"/>
-          <w:vertAlign w:val="baseline"/>
-          <w:lang w:val="hu-HU"/>
-        </w:rPr>
-      </w:r>
-    </w:p>
-    <w:p>
-      <w:pPr>
-        <w:pStyle w:val="Normal"/>
-        <w:bidi w:val="0"/>
-        <w:jc w:val="start"/>
+        <w:jc w:val="left"/>
+        <w:rPr>
+          <w:b w:val="false"/>
+          <w:bCs w:val="false"/>
+          <w:position w:val="0"/>
+          <w:sz w:val="24"/>
+          <w:sz w:val="24"/>
+          <w:szCs w:val="24"/>
+          <w:vertAlign w:val="baseline"/>
+          <w:lang w:val="hu-HU"/>
+        </w:rPr>
+      </w:pPr>
+      <w:r>
+        <w:rPr>
+          <w:b w:val="false"/>
+          <w:bCs w:val="false"/>
+          <w:position w:val="0"/>
+          <w:sz w:val="24"/>
+          <w:sz w:val="24"/>
+          <w:szCs w:val="24"/>
+          <w:vertAlign w:val="baseline"/>
+          <w:lang w:val="hu-HU"/>
+        </w:rPr>
+      </w:r>
+    </w:p>
+    <w:p>
+      <w:pPr>
+        <w:pStyle w:val="Normal"/>
+        <w:bidi w:val="0"/>
+        <w:jc w:val="left"/>
+        <w:rPr>
+          <w:b w:val="false"/>
+          <w:bCs w:val="false"/>
+          <w:position w:val="0"/>
+          <w:sz w:val="24"/>
+          <w:sz w:val="24"/>
+          <w:szCs w:val="24"/>
+          <w:vertAlign w:val="baseline"/>
+          <w:lang w:val="hu-HU"/>
+        </w:rPr>
+      </w:pPr>
+      <w:r>
+        <w:rPr>
+          <w:b w:val="false"/>
+          <w:bCs w:val="false"/>
+          <w:position w:val="0"/>
+          <w:sz w:val="24"/>
+          <w:sz w:val="24"/>
+          <w:szCs w:val="24"/>
+          <w:vertAlign w:val="baseline"/>
+          <w:lang w:val="hu-HU"/>
+        </w:rPr>
+      </w:r>
+    </w:p>
+    <w:p>
+      <w:pPr>
+        <w:pStyle w:val="Normal"/>
+        <w:bidi w:val="0"/>
+        <w:jc w:val="left"/>
         <w:rPr>
           <w:b/>
           <w:bCs/>
@@ -6134,7 +6134,7 @@
       <w:pPr>
         <w:pStyle w:val="Normal"/>
         <w:bidi w:val="0"/>
-        <w:jc w:val="start"/>
+        <w:jc w:val="left"/>
         <w:rPr>
           <w:b/>
           <w:bCs/>
@@ -6157,7 +6157,7 @@
       <w:pPr>
         <w:pStyle w:val="Normal"/>
         <w:bidi w:val="0"/>
-        <w:jc w:val="start"/>
+        <w:jc w:val="left"/>
         <w:rPr>
           <w:b/>
           <w:bCs/>
@@ -6180,7 +6180,7 @@
       <w:pPr>
         <w:pStyle w:val="Normal"/>
         <w:bidi w:val="0"/>
-        <w:jc w:val="start"/>
+        <w:jc w:val="left"/>
         <w:rPr>
           <w:b/>
           <w:bCs/>
@@ -6203,7 +6203,7 @@
       <w:pPr>
         <w:pStyle w:val="Normal"/>
         <w:bidi w:val="0"/>
-        <w:jc w:val="start"/>
+        <w:jc w:val="left"/>
         <w:rPr>
           <w:b/>
           <w:bCs/>
@@ -6227,7 +6227,7 @@
       <w:pPr>
         <w:pStyle w:val="Normal"/>
         <w:bidi w:val="0"/>
-        <w:jc w:val="start"/>
+        <w:jc w:val="left"/>
         <w:rPr>
           <w:b/>
           <w:bCs/>
@@ -6299,53 +6299,53 @@
       <w:pPr>
         <w:pStyle w:val="Normal"/>
         <w:bidi w:val="0"/>
-        <w:jc w:val="start"/>
-        <w:rPr>
-          <w:b w:val="false"/>
-          <w:bCs w:val="false"/>
-          <w:sz w:val="24"/>
-          <w:szCs w:val="24"/>
-          <w:lang w:val="hu-HU"/>
-        </w:rPr>
-      </w:pPr>
-      <w:r>
-        <w:rPr>
-          <w:b w:val="false"/>
-          <w:bCs w:val="false"/>
-          <w:sz w:val="24"/>
-          <w:szCs w:val="24"/>
-          <w:lang w:val="hu-HU"/>
-        </w:rPr>
-      </w:r>
-    </w:p>
-    <w:p>
-      <w:pPr>
-        <w:pStyle w:val="Normal"/>
-        <w:bidi w:val="0"/>
-        <w:jc w:val="start"/>
-        <w:rPr>
-          <w:b w:val="false"/>
-          <w:bCs w:val="false"/>
-          <w:sz w:val="24"/>
-          <w:szCs w:val="24"/>
-          <w:lang w:val="hu-HU"/>
-        </w:rPr>
-      </w:pPr>
-      <w:r>
-        <w:rPr>
-          <w:b w:val="false"/>
-          <w:bCs w:val="false"/>
-          <w:sz w:val="24"/>
-          <w:szCs w:val="24"/>
-          <w:lang w:val="hu-HU"/>
-        </w:rPr>
-      </w:r>
-    </w:p>
-    <w:p>
-      <w:pPr>
-        <w:pStyle w:val="Normal"/>
-        <w:bidi w:val="0"/>
-        <w:jc w:val="start"/>
+        <w:jc w:val="left"/>
+        <w:rPr>
+          <w:b w:val="false"/>
+          <w:bCs w:val="false"/>
+          <w:sz w:val="24"/>
+          <w:szCs w:val="24"/>
+          <w:lang w:val="hu-HU"/>
+        </w:rPr>
+      </w:pPr>
+      <w:r>
+        <w:rPr>
+          <w:b w:val="false"/>
+          <w:bCs w:val="false"/>
+          <w:sz w:val="24"/>
+          <w:szCs w:val="24"/>
+          <w:lang w:val="hu-HU"/>
+        </w:rPr>
+      </w:r>
+    </w:p>
+    <w:p>
+      <w:pPr>
+        <w:pStyle w:val="Normal"/>
+        <w:bidi w:val="0"/>
+        <w:jc w:val="left"/>
+        <w:rPr>
+          <w:b w:val="false"/>
+          <w:bCs w:val="false"/>
+          <w:sz w:val="24"/>
+          <w:szCs w:val="24"/>
+          <w:lang w:val="hu-HU"/>
+        </w:rPr>
+      </w:pPr>
+      <w:r>
+        <w:rPr>
+          <w:b w:val="false"/>
+          <w:bCs w:val="false"/>
+          <w:sz w:val="24"/>
+          <w:szCs w:val="24"/>
+          <w:lang w:val="hu-HU"/>
+        </w:rPr>
+      </w:r>
+    </w:p>
+    <w:p>
+      <w:pPr>
+        <w:pStyle w:val="Normal"/>
+        <w:bidi w:val="0"/>
+        <w:jc w:val="left"/>
         <w:rPr>
           <w:b/>
           <w:bCs/>
@@ -6417,7 +6417,7 @@
       <w:pPr>
         <w:pStyle w:val="Normal"/>
         <w:bidi w:val="0"/>
-        <w:jc w:val="start"/>
+        <w:jc w:val="left"/>
         <w:rPr>
           <w:b w:val="false"/>
           <w:bCs w:val="false"/>
@@ -6441,7 +6441,7 @@
       <w:pPr>
         <w:pStyle w:val="Normal"/>
         <w:bidi w:val="0"/>
-        <w:jc w:val="start"/>
+        <w:jc w:val="left"/>
         <w:rPr>
           <w:b w:val="false"/>
           <w:bCs w:val="false"/>
@@ -6465,7 +6465,7 @@
       <w:pPr>
         <w:pStyle w:val="Normal"/>
         <w:bidi w:val="0"/>
-        <w:jc w:val="start"/>
+        <w:jc w:val="left"/>
         <w:rPr>
           <w:b w:val="false"/>
           <w:bCs w:val="false"/>
@@ -6489,7 +6489,7 @@
       <w:pPr>
         <w:pStyle w:val="Normal"/>
         <w:bidi w:val="0"/>
-        <w:jc w:val="start"/>
+        <w:jc w:val="left"/>
         <w:rPr>
           <w:b w:val="false"/>
           <w:bCs w:val="false"/>
@@ -6561,7 +6561,7 @@
       <w:pPr>
         <w:pStyle w:val="Normal"/>
         <w:bidi w:val="0"/>
-        <w:jc w:val="start"/>
+        <w:jc w:val="left"/>
         <w:rPr>
           <w:b w:val="false"/>
           <w:bCs w:val="false"/>
@@ -6633,7 +6633,7 @@
       <w:pPr>
         <w:pStyle w:val="Normal"/>
         <w:bidi w:val="0"/>
-        <w:jc w:val="start"/>
+        <w:jc w:val="left"/>
         <w:rPr>
           <w:b w:val="false"/>
           <w:bCs w:val="false"/>
@@ -6681,7 +6681,7 @@
       <w:pPr>
         <w:pStyle w:val="Normal"/>
         <w:bidi w:val="0"/>
-        <w:jc w:val="start"/>
+        <w:jc w:val="left"/>
         <w:rPr>
           <w:b w:val="false"/>
           <w:bCs w:val="false"/>
@@ -6729,7 +6729,7 @@
       <w:pPr>
         <w:pStyle w:val="Normal"/>
         <w:bidi w:val="0"/>
-        <w:jc w:val="start"/>
+        <w:jc w:val="left"/>
         <w:rPr>
           <w:b w:val="false"/>
           <w:bCs w:val="false"/>
@@ -6753,53 +6753,53 @@
       <w:pPr>
         <w:pStyle w:val="Normal"/>
         <w:bidi w:val="0"/>
-        <w:jc w:val="start"/>
-        <w:rPr>
-          <w:b w:val="false"/>
-          <w:bCs w:val="false"/>
-          <w:sz w:val="24"/>
-          <w:szCs w:val="24"/>
-          <w:lang w:val="hu-HU"/>
-        </w:rPr>
-      </w:pPr>
-      <w:r>
-        <w:rPr>
-          <w:b w:val="false"/>
-          <w:bCs w:val="false"/>
-          <w:sz w:val="24"/>
-          <w:szCs w:val="24"/>
-          <w:lang w:val="hu-HU"/>
-        </w:rPr>
-      </w:r>
-    </w:p>
-    <w:p>
-      <w:pPr>
-        <w:pStyle w:val="Normal"/>
-        <w:bidi w:val="0"/>
-        <w:jc w:val="start"/>
-        <w:rPr>
-          <w:b w:val="false"/>
-          <w:bCs w:val="false"/>
-          <w:sz w:val="24"/>
-          <w:szCs w:val="24"/>
-          <w:lang w:val="hu-HU"/>
-        </w:rPr>
-      </w:pPr>
-      <w:r>
-        <w:rPr>
-          <w:b w:val="false"/>
-          <w:bCs w:val="false"/>
-          <w:sz w:val="24"/>
-          <w:szCs w:val="24"/>
-          <w:lang w:val="hu-HU"/>
-        </w:rPr>
-      </w:r>
-    </w:p>
-    <w:p>
-      <w:pPr>
-        <w:pStyle w:val="Normal"/>
-        <w:bidi w:val="0"/>
-        <w:jc w:val="start"/>
+        <w:jc w:val="left"/>
+        <w:rPr>
+          <w:b w:val="false"/>
+          <w:bCs w:val="false"/>
+          <w:sz w:val="24"/>
+          <w:szCs w:val="24"/>
+          <w:lang w:val="hu-HU"/>
+        </w:rPr>
+      </w:pPr>
+      <w:r>
+        <w:rPr>
+          <w:b w:val="false"/>
+          <w:bCs w:val="false"/>
+          <w:sz w:val="24"/>
+          <w:szCs w:val="24"/>
+          <w:lang w:val="hu-HU"/>
+        </w:rPr>
+      </w:r>
+    </w:p>
+    <w:p>
+      <w:pPr>
+        <w:pStyle w:val="Normal"/>
+        <w:bidi w:val="0"/>
+        <w:jc w:val="left"/>
+        <w:rPr>
+          <w:b w:val="false"/>
+          <w:bCs w:val="false"/>
+          <w:sz w:val="24"/>
+          <w:szCs w:val="24"/>
+          <w:lang w:val="hu-HU"/>
+        </w:rPr>
+      </w:pPr>
+      <w:r>
+        <w:rPr>
+          <w:b w:val="false"/>
+          <w:bCs w:val="false"/>
+          <w:sz w:val="24"/>
+          <w:szCs w:val="24"/>
+          <w:lang w:val="hu-HU"/>
+        </w:rPr>
+      </w:r>
+    </w:p>
+    <w:p>
+      <w:pPr>
+        <w:pStyle w:val="Normal"/>
+        <w:bidi w:val="0"/>
+        <w:jc w:val="left"/>
         <w:rPr>
           <w:b/>
           <w:bCs/>
@@ -6823,30 +6823,30 @@
       <w:pPr>
         <w:pStyle w:val="Normal"/>
         <w:bidi w:val="0"/>
-        <w:jc w:val="start"/>
-        <w:rPr>
-          <w:b w:val="false"/>
-          <w:bCs w:val="false"/>
-          <w:sz w:val="24"/>
-          <w:szCs w:val="24"/>
-          <w:lang w:val="hu-HU"/>
-        </w:rPr>
-      </w:pPr>
-      <w:r>
-        <w:rPr>
-          <w:b w:val="false"/>
-          <w:bCs w:val="false"/>
-          <w:sz w:val="24"/>
-          <w:szCs w:val="24"/>
-          <w:lang w:val="hu-HU"/>
-        </w:rPr>
-      </w:r>
-    </w:p>
-    <w:p>
-      <w:pPr>
-        <w:pStyle w:val="Normal"/>
-        <w:bidi w:val="0"/>
-        <w:jc w:val="start"/>
+        <w:jc w:val="left"/>
+        <w:rPr>
+          <w:b w:val="false"/>
+          <w:bCs w:val="false"/>
+          <w:sz w:val="24"/>
+          <w:szCs w:val="24"/>
+          <w:lang w:val="hu-HU"/>
+        </w:rPr>
+      </w:pPr>
+      <w:r>
+        <w:rPr>
+          <w:b w:val="false"/>
+          <w:bCs w:val="false"/>
+          <w:sz w:val="24"/>
+          <w:szCs w:val="24"/>
+          <w:lang w:val="hu-HU"/>
+        </w:rPr>
+      </w:r>
+    </w:p>
+    <w:p>
+      <w:pPr>
+        <w:pStyle w:val="Normal"/>
+        <w:bidi w:val="0"/>
+        <w:jc w:val="left"/>
         <w:rPr>
           <w:b w:val="false"/>
           <w:bCs w:val="false"/>
@@ -6870,7 +6870,7 @@
       <w:pPr>
         <w:pStyle w:val="Normal"/>
         <w:bidi w:val="0"/>
-        <w:jc w:val="start"/>
+        <w:jc w:val="left"/>
         <w:rPr>
           <w:b w:val="false"/>
           <w:bCs w:val="false"/>
@@ -6894,7 +6894,7 @@
       <w:pPr>
         <w:pStyle w:val="Normal"/>
         <w:bidi w:val="0"/>
-        <w:jc w:val="start"/>
+        <w:jc w:val="left"/>
         <w:rPr>
           <w:b w:val="false"/>
           <w:bCs w:val="false"/>
@@ -6918,7 +6918,7 @@
       <w:pPr>
         <w:pStyle w:val="Normal"/>
         <w:bidi w:val="0"/>
-        <w:jc w:val="start"/>
+        <w:jc w:val="left"/>
         <w:rPr>
           <w:b w:val="false"/>
           <w:bCs w:val="false"/>
@@ -6942,7 +6942,7 @@
       <w:pPr>
         <w:pStyle w:val="Normal"/>
         <w:bidi w:val="0"/>
-        <w:jc w:val="start"/>
+        <w:jc w:val="left"/>
         <w:rPr>
           <w:b w:val="false"/>
           <w:bCs w:val="false"/>
@@ -6966,7 +6966,7 @@
       <w:pPr>
         <w:pStyle w:val="Normal"/>
         <w:bidi w:val="0"/>
-        <w:jc w:val="start"/>
+        <w:jc w:val="left"/>
         <w:rPr>
           <w:b w:val="false"/>
           <w:bCs w:val="false"/>
@@ -6990,7 +6990,7 @@
       <w:pPr>
         <w:pStyle w:val="Normal"/>
         <w:bidi w:val="0"/>
-        <w:jc w:val="start"/>
+        <w:jc w:val="left"/>
         <w:rPr>
           <w:b w:val="false"/>
           <w:bCs w:val="false"/>
@@ -7014,7 +7014,7 @@
       <w:pPr>
         <w:pStyle w:val="Normal"/>
         <w:bidi w:val="0"/>
-        <w:jc w:val="start"/>
+        <w:jc w:val="left"/>
         <w:rPr>
           <w:b w:val="false"/>
           <w:bCs w:val="false"/>
@@ -7038,7 +7038,7 @@
       <w:pPr>
         <w:pStyle w:val="Normal"/>
         <w:bidi w:val="0"/>
-        <w:jc w:val="start"/>
+        <w:jc w:val="left"/>
         <w:rPr>
           <w:b w:val="false"/>
           <w:bCs w:val="false"/>
@@ -7062,7 +7062,7 @@
       <w:pPr>
         <w:pStyle w:val="Normal"/>
         <w:bidi w:val="0"/>
-        <w:jc w:val="start"/>
+        <w:jc w:val="left"/>
         <w:rPr>
           <w:b w:val="false"/>
           <w:bCs w:val="false"/>
@@ -7086,7 +7086,7 @@
       <w:pPr>
         <w:pStyle w:val="Normal"/>
         <w:bidi w:val="0"/>
-        <w:jc w:val="start"/>
+        <w:jc w:val="left"/>
         <w:rPr>
           <w:b w:val="false"/>
           <w:bCs w:val="false"/>
@@ -7110,53 +7110,53 @@
       <w:pPr>
         <w:pStyle w:val="Normal"/>
         <w:bidi w:val="0"/>
-        <w:jc w:val="start"/>
-        <w:rPr>
-          <w:b w:val="false"/>
-          <w:bCs w:val="false"/>
-          <w:sz w:val="24"/>
-          <w:szCs w:val="24"/>
-          <w:lang w:val="hu-HU"/>
-        </w:rPr>
-      </w:pPr>
-      <w:r>
-        <w:rPr>
-          <w:b w:val="false"/>
-          <w:bCs w:val="false"/>
-          <w:sz w:val="24"/>
-          <w:szCs w:val="24"/>
-          <w:lang w:val="hu-HU"/>
-        </w:rPr>
-      </w:r>
-    </w:p>
-    <w:p>
-      <w:pPr>
-        <w:pStyle w:val="Normal"/>
-        <w:bidi w:val="0"/>
-        <w:jc w:val="start"/>
-        <w:rPr>
-          <w:b w:val="false"/>
-          <w:bCs w:val="false"/>
-          <w:sz w:val="24"/>
-          <w:szCs w:val="24"/>
-          <w:lang w:val="hu-HU"/>
-        </w:rPr>
-      </w:pPr>
-      <w:r>
-        <w:rPr>
-          <w:b w:val="false"/>
-          <w:bCs w:val="false"/>
-          <w:sz w:val="24"/>
-          <w:szCs w:val="24"/>
-          <w:lang w:val="hu-HU"/>
-        </w:rPr>
-      </w:r>
-    </w:p>
-    <w:p>
-      <w:pPr>
-        <w:pStyle w:val="Normal"/>
-        <w:bidi w:val="0"/>
-        <w:jc w:val="start"/>
+        <w:jc w:val="left"/>
+        <w:rPr>
+          <w:b w:val="false"/>
+          <w:bCs w:val="false"/>
+          <w:sz w:val="24"/>
+          <w:szCs w:val="24"/>
+          <w:lang w:val="hu-HU"/>
+        </w:rPr>
+      </w:pPr>
+      <w:r>
+        <w:rPr>
+          <w:b w:val="false"/>
+          <w:bCs w:val="false"/>
+          <w:sz w:val="24"/>
+          <w:szCs w:val="24"/>
+          <w:lang w:val="hu-HU"/>
+        </w:rPr>
+      </w:r>
+    </w:p>
+    <w:p>
+      <w:pPr>
+        <w:pStyle w:val="Normal"/>
+        <w:bidi w:val="0"/>
+        <w:jc w:val="left"/>
+        <w:rPr>
+          <w:b w:val="false"/>
+          <w:bCs w:val="false"/>
+          <w:sz w:val="24"/>
+          <w:szCs w:val="24"/>
+          <w:lang w:val="hu-HU"/>
+        </w:rPr>
+      </w:pPr>
+      <w:r>
+        <w:rPr>
+          <w:b w:val="false"/>
+          <w:bCs w:val="false"/>
+          <w:sz w:val="24"/>
+          <w:szCs w:val="24"/>
+          <w:lang w:val="hu-HU"/>
+        </w:rPr>
+      </w:r>
+    </w:p>
+    <w:p>
+      <w:pPr>
+        <w:pStyle w:val="Normal"/>
+        <w:bidi w:val="0"/>
+        <w:jc w:val="left"/>
         <w:rPr>
           <w:b/>
           <w:bCs/>
@@ -7274,7 +7274,7 @@
       <w:pPr>
         <w:pStyle w:val="Normal"/>
         <w:bidi w:val="0"/>
-        <w:jc w:val="start"/>
+        <w:jc w:val="left"/>
         <w:rPr>
           <w:b/>
           <w:bCs/>
@@ -7298,7 +7298,7 @@
       <w:pPr>
         <w:pStyle w:val="Normal"/>
         <w:bidi w:val="0"/>
-        <w:jc w:val="start"/>
+        <w:jc w:val="left"/>
         <w:rPr>
           <w:b w:val="false"/>
           <w:bCs w:val="false"/>
@@ -7322,7 +7322,7 @@
       <w:pPr>
         <w:pStyle w:val="Normal"/>
         <w:bidi w:val="0"/>
-        <w:jc w:val="start"/>
+        <w:jc w:val="left"/>
         <w:rPr>
           <w:b w:val="false"/>
           <w:bCs w:val="false"/>
@@ -7346,7 +7346,7 @@
       <w:pPr>
         <w:pStyle w:val="Normal"/>
         <w:bidi w:val="0"/>
-        <w:jc w:val="start"/>
+        <w:jc w:val="left"/>
         <w:rPr>
           <w:b w:val="false"/>
           <w:bCs w:val="false"/>
@@ -7370,7 +7370,7 @@
       <w:pPr>
         <w:pStyle w:val="Normal"/>
         <w:bidi w:val="0"/>
-        <w:jc w:val="start"/>
+        <w:jc w:val="left"/>
         <w:rPr>
           <w:b w:val="false"/>
           <w:bCs w:val="false"/>
@@ -7394,7 +7394,7 @@
       <w:pPr>
         <w:pStyle w:val="Normal"/>
         <w:bidi w:val="0"/>
-        <w:jc w:val="start"/>
+        <w:jc w:val="left"/>
         <w:rPr>
           <w:b/>
           <w:bCs/>
@@ -7417,7 +7417,7 @@
       <w:pPr>
         <w:pStyle w:val="Normal"/>
         <w:bidi w:val="0"/>
-        <w:jc w:val="start"/>
+        <w:jc w:val="left"/>
         <w:rPr>
           <w:b/>
           <w:bCs/>
@@ -7441,7 +7441,7 @@
       <w:pPr>
         <w:pStyle w:val="Normal"/>
         <w:bidi w:val="0"/>
-        <w:jc w:val="start"/>
+        <w:jc w:val="left"/>
         <w:rPr>
           <w:b w:val="false"/>
           <w:bCs w:val="false"/>
@@ -7465,7 +7465,7 @@
       <w:pPr>
         <w:pStyle w:val="Normal"/>
         <w:bidi w:val="0"/>
-        <w:jc w:val="start"/>
+        <w:jc w:val="left"/>
         <w:rPr>
           <w:b w:val="false"/>
           <w:bCs w:val="false"/>
@@ -7489,30 +7489,30 @@
       <w:pPr>
         <w:pStyle w:val="Normal"/>
         <w:bidi w:val="0"/>
-        <w:jc w:val="start"/>
-        <w:rPr>
-          <w:b w:val="false"/>
-          <w:bCs w:val="false"/>
-          <w:sz w:val="24"/>
-          <w:szCs w:val="24"/>
-          <w:lang w:val="hu-HU"/>
-        </w:rPr>
-      </w:pPr>
-      <w:r>
-        <w:rPr>
-          <w:b w:val="false"/>
-          <w:bCs w:val="false"/>
-          <w:sz w:val="24"/>
-          <w:szCs w:val="24"/>
-          <w:lang w:val="hu-HU"/>
-        </w:rPr>
-      </w:r>
-    </w:p>
-    <w:p>
-      <w:pPr>
-        <w:pStyle w:val="Normal"/>
-        <w:bidi w:val="0"/>
-        <w:jc w:val="start"/>
+        <w:jc w:val="left"/>
+        <w:rPr>
+          <w:b w:val="false"/>
+          <w:bCs w:val="false"/>
+          <w:sz w:val="24"/>
+          <w:szCs w:val="24"/>
+          <w:lang w:val="hu-HU"/>
+        </w:rPr>
+      </w:pPr>
+      <w:r>
+        <w:rPr>
+          <w:b w:val="false"/>
+          <w:bCs w:val="false"/>
+          <w:sz w:val="24"/>
+          <w:szCs w:val="24"/>
+          <w:lang w:val="hu-HU"/>
+        </w:rPr>
+      </w:r>
+    </w:p>
+    <w:p>
+      <w:pPr>
+        <w:pStyle w:val="Normal"/>
+        <w:bidi w:val="0"/>
+        <w:jc w:val="left"/>
         <w:rPr>
           <w:b/>
           <w:bCs/>
@@ -7536,7 +7536,7 @@
       <w:pPr>
         <w:pStyle w:val="Normal"/>
         <w:bidi w:val="0"/>
-        <w:jc w:val="start"/>
+        <w:jc w:val="left"/>
         <w:rPr>
           <w:b w:val="false"/>
           <w:bCs w:val="false"/>
@@ -7560,7 +7560,7 @@
       <w:pPr>
         <w:pStyle w:val="Normal"/>
         <w:bidi w:val="0"/>
-        <w:jc w:val="start"/>
+        <w:jc w:val="left"/>
         <w:rPr>
           <w:b w:val="false"/>
           <w:bCs w:val="false"/>
@@ -7584,7 +7584,7 @@
       <w:pPr>
         <w:pStyle w:val="Normal"/>
         <w:bidi w:val="0"/>
-        <w:jc w:val="start"/>
+        <w:jc w:val="left"/>
         <w:rPr>
           <w:b w:val="false"/>
           <w:bCs w:val="false"/>
@@ -7608,53 +7608,53 @@
       <w:pPr>
         <w:pStyle w:val="Normal"/>
         <w:bidi w:val="0"/>
-        <w:jc w:val="start"/>
-        <w:rPr>
-          <w:b w:val="false"/>
-          <w:bCs w:val="false"/>
-          <w:sz w:val="24"/>
-          <w:szCs w:val="24"/>
-          <w:lang w:val="hu-HU"/>
-        </w:rPr>
-      </w:pPr>
-      <w:r>
-        <w:rPr>
-          <w:b w:val="false"/>
-          <w:bCs w:val="false"/>
-          <w:sz w:val="24"/>
-          <w:szCs w:val="24"/>
-          <w:lang w:val="hu-HU"/>
-        </w:rPr>
-      </w:r>
-    </w:p>
-    <w:p>
-      <w:pPr>
-        <w:pStyle w:val="Normal"/>
-        <w:bidi w:val="0"/>
-        <w:jc w:val="start"/>
-        <w:rPr>
-          <w:b w:val="false"/>
-          <w:bCs w:val="false"/>
-          <w:sz w:val="24"/>
-          <w:szCs w:val="24"/>
-          <w:lang w:val="hu-HU"/>
-        </w:rPr>
-      </w:pPr>
-      <w:r>
-        <w:rPr>
-          <w:b w:val="false"/>
-          <w:bCs w:val="false"/>
-          <w:sz w:val="24"/>
-          <w:szCs w:val="24"/>
-          <w:lang w:val="hu-HU"/>
-        </w:rPr>
-      </w:r>
-    </w:p>
-    <w:p>
-      <w:pPr>
-        <w:pStyle w:val="Normal"/>
-        <w:bidi w:val="0"/>
-        <w:jc w:val="start"/>
+        <w:jc w:val="left"/>
+        <w:rPr>
+          <w:b w:val="false"/>
+          <w:bCs w:val="false"/>
+          <w:sz w:val="24"/>
+          <w:szCs w:val="24"/>
+          <w:lang w:val="hu-HU"/>
+        </w:rPr>
+      </w:pPr>
+      <w:r>
+        <w:rPr>
+          <w:b w:val="false"/>
+          <w:bCs w:val="false"/>
+          <w:sz w:val="24"/>
+          <w:szCs w:val="24"/>
+          <w:lang w:val="hu-HU"/>
+        </w:rPr>
+      </w:r>
+    </w:p>
+    <w:p>
+      <w:pPr>
+        <w:pStyle w:val="Normal"/>
+        <w:bidi w:val="0"/>
+        <w:jc w:val="left"/>
+        <w:rPr>
+          <w:b w:val="false"/>
+          <w:bCs w:val="false"/>
+          <w:sz w:val="24"/>
+          <w:szCs w:val="24"/>
+          <w:lang w:val="hu-HU"/>
+        </w:rPr>
+      </w:pPr>
+      <w:r>
+        <w:rPr>
+          <w:b w:val="false"/>
+          <w:bCs w:val="false"/>
+          <w:sz w:val="24"/>
+          <w:szCs w:val="24"/>
+          <w:lang w:val="hu-HU"/>
+        </w:rPr>
+      </w:r>
+    </w:p>
+    <w:p>
+      <w:pPr>
+        <w:pStyle w:val="Normal"/>
+        <w:bidi w:val="0"/>
+        <w:jc w:val="left"/>
         <w:rPr>
           <w:b w:val="false"/>
           <w:bCs w:val="false"/>
@@ -7678,7 +7678,7 @@
       <w:pPr>
         <w:pStyle w:val="Normal"/>
         <w:bidi w:val="0"/>
-        <w:jc w:val="start"/>
+        <w:jc w:val="left"/>
         <w:rPr>
           <w:b w:val="false"/>
           <w:bCs w:val="false"/>
@@ -7750,7 +7750,7 @@
       <w:pPr>
         <w:pStyle w:val="Normal"/>
         <w:bidi w:val="0"/>
-        <w:jc w:val="start"/>
+        <w:jc w:val="left"/>
         <w:rPr>
           <w:b w:val="false"/>
           <w:bCs w:val="false"/>
@@ -7774,7 +7774,7 @@
       <w:pPr>
         <w:pStyle w:val="Normal"/>
         <w:bidi w:val="0"/>
-        <w:jc w:val="start"/>
+        <w:jc w:val="left"/>
         <w:rPr>
           <w:b w:val="false"/>
           <w:bCs w:val="false"/>
@@ -7798,7 +7798,7 @@
       <w:pPr>
         <w:pStyle w:val="Normal"/>
         <w:bidi w:val="0"/>
-        <w:jc w:val="start"/>
+        <w:jc w:val="left"/>
         <w:rPr>
           <w:b/>
           <w:bCs/>
@@ -7870,30 +7870,30 @@
       <w:pPr>
         <w:pStyle w:val="Normal"/>
         <w:bidi w:val="0"/>
-        <w:jc w:val="start"/>
-        <w:rPr>
-          <w:b w:val="false"/>
-          <w:bCs w:val="false"/>
-          <w:sz w:val="24"/>
-          <w:szCs w:val="24"/>
-          <w:lang w:val="hu-HU"/>
-        </w:rPr>
-      </w:pPr>
-      <w:r>
-        <w:rPr>
-          <w:b w:val="false"/>
-          <w:bCs w:val="false"/>
-          <w:sz w:val="24"/>
-          <w:szCs w:val="24"/>
-          <w:lang w:val="hu-HU"/>
-        </w:rPr>
-      </w:r>
-    </w:p>
-    <w:p>
-      <w:pPr>
-        <w:pStyle w:val="Normal"/>
-        <w:bidi w:val="0"/>
-        <w:jc w:val="start"/>
+        <w:jc w:val="left"/>
+        <w:rPr>
+          <w:b w:val="false"/>
+          <w:bCs w:val="false"/>
+          <w:sz w:val="24"/>
+          <w:szCs w:val="24"/>
+          <w:lang w:val="hu-HU"/>
+        </w:rPr>
+      </w:pPr>
+      <w:r>
+        <w:rPr>
+          <w:b w:val="false"/>
+          <w:bCs w:val="false"/>
+          <w:sz w:val="24"/>
+          <w:szCs w:val="24"/>
+          <w:lang w:val="hu-HU"/>
+        </w:rPr>
+      </w:r>
+    </w:p>
+    <w:p>
+      <w:pPr>
+        <w:pStyle w:val="Normal"/>
+        <w:bidi w:val="0"/>
+        <w:jc w:val="left"/>
         <w:rPr>
           <w:b w:val="false"/>
           <w:bCs w:val="false"/>
@@ -7965,7 +7965,7 @@
       <w:pPr>
         <w:pStyle w:val="Normal"/>
         <w:bidi w:val="0"/>
-        <w:jc w:val="start"/>
+        <w:jc w:val="left"/>
         <w:rPr>
           <w:b w:val="false"/>
           <w:bCs w:val="false"/>
@@ -7989,145 +7989,145 @@
       <w:pPr>
         <w:pStyle w:val="Normal"/>
         <w:bidi w:val="0"/>
-        <w:jc w:val="start"/>
-        <w:rPr>
-          <w:b w:val="false"/>
-          <w:bCs w:val="false"/>
-          <w:sz w:val="24"/>
-          <w:szCs w:val="24"/>
-          <w:lang w:val="hu-HU"/>
-        </w:rPr>
-      </w:pPr>
-      <w:r>
-        <w:rPr>
-          <w:b w:val="false"/>
-          <w:bCs w:val="false"/>
-          <w:sz w:val="24"/>
-          <w:szCs w:val="24"/>
-          <w:lang w:val="hu-HU"/>
-        </w:rPr>
-      </w:r>
-    </w:p>
-    <w:p>
-      <w:pPr>
-        <w:pStyle w:val="Normal"/>
-        <w:bidi w:val="0"/>
-        <w:jc w:val="start"/>
-        <w:rPr>
-          <w:b w:val="false"/>
-          <w:bCs w:val="false"/>
-          <w:sz w:val="24"/>
-          <w:szCs w:val="24"/>
-          <w:lang w:val="hu-HU"/>
-        </w:rPr>
-      </w:pPr>
-      <w:r>
-        <w:rPr>
-          <w:b w:val="false"/>
-          <w:bCs w:val="false"/>
-          <w:sz w:val="24"/>
-          <w:szCs w:val="24"/>
-          <w:lang w:val="hu-HU"/>
-        </w:rPr>
-      </w:r>
-    </w:p>
-    <w:p>
-      <w:pPr>
-        <w:pStyle w:val="Normal"/>
-        <w:bidi w:val="0"/>
-        <w:jc w:val="start"/>
-        <w:rPr>
-          <w:b w:val="false"/>
-          <w:bCs w:val="false"/>
-          <w:sz w:val="24"/>
-          <w:szCs w:val="24"/>
-          <w:lang w:val="hu-HU"/>
-        </w:rPr>
-      </w:pPr>
-      <w:r>
-        <w:rPr>
-          <w:b w:val="false"/>
-          <w:bCs w:val="false"/>
-          <w:sz w:val="24"/>
-          <w:szCs w:val="24"/>
-          <w:lang w:val="hu-HU"/>
-        </w:rPr>
-      </w:r>
-    </w:p>
-    <w:p>
-      <w:pPr>
-        <w:pStyle w:val="Normal"/>
-        <w:bidi w:val="0"/>
-        <w:jc w:val="start"/>
-        <w:rPr>
-          <w:b w:val="false"/>
-          <w:bCs w:val="false"/>
-          <w:sz w:val="24"/>
-          <w:szCs w:val="24"/>
-          <w:lang w:val="hu-HU"/>
-        </w:rPr>
-      </w:pPr>
-      <w:r>
-        <w:rPr>
-          <w:b w:val="false"/>
-          <w:bCs w:val="false"/>
-          <w:sz w:val="24"/>
-          <w:szCs w:val="24"/>
-          <w:lang w:val="hu-HU"/>
-        </w:rPr>
-      </w:r>
-    </w:p>
-    <w:p>
-      <w:pPr>
-        <w:pStyle w:val="Normal"/>
-        <w:bidi w:val="0"/>
-        <w:jc w:val="start"/>
-        <w:rPr>
-          <w:b w:val="false"/>
-          <w:bCs w:val="false"/>
-          <w:sz w:val="24"/>
-          <w:szCs w:val="24"/>
-          <w:lang w:val="hu-HU"/>
-        </w:rPr>
-      </w:pPr>
-      <w:r>
-        <w:rPr>
-          <w:b w:val="false"/>
-          <w:bCs w:val="false"/>
-          <w:sz w:val="24"/>
-          <w:szCs w:val="24"/>
-          <w:lang w:val="hu-HU"/>
-        </w:rPr>
-      </w:r>
-    </w:p>
-    <w:p>
-      <w:pPr>
-        <w:pStyle w:val="Normal"/>
-        <w:bidi w:val="0"/>
-        <w:jc w:val="start"/>
-        <w:rPr>
-          <w:b w:val="false"/>
-          <w:bCs w:val="false"/>
-          <w:sz w:val="24"/>
-          <w:szCs w:val="24"/>
-          <w:lang w:val="hu-HU"/>
-        </w:rPr>
-      </w:pPr>
-      <w:r>
-        <w:rPr>
-          <w:b w:val="false"/>
-          <w:bCs w:val="false"/>
-          <w:sz w:val="24"/>
-          <w:szCs w:val="24"/>
-          <w:lang w:val="hu-HU"/>
-        </w:rPr>
-      </w:r>
-    </w:p>
-    <w:p>
-      <w:pPr>
-        <w:pStyle w:val="Normal"/>
-        <w:bidi w:val="0"/>
-        <w:jc w:val="start"/>
+        <w:jc w:val="left"/>
+        <w:rPr>
+          <w:b w:val="false"/>
+          <w:bCs w:val="false"/>
+          <w:sz w:val="24"/>
+          <w:szCs w:val="24"/>
+          <w:lang w:val="hu-HU"/>
+        </w:rPr>
+      </w:pPr>
+      <w:r>
+        <w:rPr>
+          <w:b w:val="false"/>
+          <w:bCs w:val="false"/>
+          <w:sz w:val="24"/>
+          <w:szCs w:val="24"/>
+          <w:lang w:val="hu-HU"/>
+        </w:rPr>
+      </w:r>
+    </w:p>
+    <w:p>
+      <w:pPr>
+        <w:pStyle w:val="Normal"/>
+        <w:bidi w:val="0"/>
+        <w:jc w:val="left"/>
+        <w:rPr>
+          <w:b w:val="false"/>
+          <w:bCs w:val="false"/>
+          <w:sz w:val="24"/>
+          <w:szCs w:val="24"/>
+          <w:lang w:val="hu-HU"/>
+        </w:rPr>
+      </w:pPr>
+      <w:r>
+        <w:rPr>
+          <w:b w:val="false"/>
+          <w:bCs w:val="false"/>
+          <w:sz w:val="24"/>
+          <w:szCs w:val="24"/>
+          <w:lang w:val="hu-HU"/>
+        </w:rPr>
+      </w:r>
+    </w:p>
+    <w:p>
+      <w:pPr>
+        <w:pStyle w:val="Normal"/>
+        <w:bidi w:val="0"/>
+        <w:jc w:val="left"/>
+        <w:rPr>
+          <w:b w:val="false"/>
+          <w:bCs w:val="false"/>
+          <w:sz w:val="24"/>
+          <w:szCs w:val="24"/>
+          <w:lang w:val="hu-HU"/>
+        </w:rPr>
+      </w:pPr>
+      <w:r>
+        <w:rPr>
+          <w:b w:val="false"/>
+          <w:bCs w:val="false"/>
+          <w:sz w:val="24"/>
+          <w:szCs w:val="24"/>
+          <w:lang w:val="hu-HU"/>
+        </w:rPr>
+      </w:r>
+    </w:p>
+    <w:p>
+      <w:pPr>
+        <w:pStyle w:val="Normal"/>
+        <w:bidi w:val="0"/>
+        <w:jc w:val="left"/>
+        <w:rPr>
+          <w:b w:val="false"/>
+          <w:bCs w:val="false"/>
+          <w:sz w:val="24"/>
+          <w:szCs w:val="24"/>
+          <w:lang w:val="hu-HU"/>
+        </w:rPr>
+      </w:pPr>
+      <w:r>
+        <w:rPr>
+          <w:b w:val="false"/>
+          <w:bCs w:val="false"/>
+          <w:sz w:val="24"/>
+          <w:szCs w:val="24"/>
+          <w:lang w:val="hu-HU"/>
+        </w:rPr>
+      </w:r>
+    </w:p>
+    <w:p>
+      <w:pPr>
+        <w:pStyle w:val="Normal"/>
+        <w:bidi w:val="0"/>
+        <w:jc w:val="left"/>
+        <w:rPr>
+          <w:b w:val="false"/>
+          <w:bCs w:val="false"/>
+          <w:sz w:val="24"/>
+          <w:szCs w:val="24"/>
+          <w:lang w:val="hu-HU"/>
+        </w:rPr>
+      </w:pPr>
+      <w:r>
+        <w:rPr>
+          <w:b w:val="false"/>
+          <w:bCs w:val="false"/>
+          <w:sz w:val="24"/>
+          <w:szCs w:val="24"/>
+          <w:lang w:val="hu-HU"/>
+        </w:rPr>
+      </w:r>
+    </w:p>
+    <w:p>
+      <w:pPr>
+        <w:pStyle w:val="Normal"/>
+        <w:bidi w:val="0"/>
+        <w:jc w:val="left"/>
+        <w:rPr>
+          <w:b w:val="false"/>
+          <w:bCs w:val="false"/>
+          <w:sz w:val="24"/>
+          <w:szCs w:val="24"/>
+          <w:lang w:val="hu-HU"/>
+        </w:rPr>
+      </w:pPr>
+      <w:r>
+        <w:rPr>
+          <w:b w:val="false"/>
+          <w:bCs w:val="false"/>
+          <w:sz w:val="24"/>
+          <w:szCs w:val="24"/>
+          <w:lang w:val="hu-HU"/>
+        </w:rPr>
+      </w:r>
+    </w:p>
+    <w:p>
+      <w:pPr>
+        <w:pStyle w:val="Normal"/>
+        <w:bidi w:val="0"/>
+        <w:jc w:val="left"/>
         <w:rPr>
           <w:b/>
           <w:bCs/>
@@ -8151,7 +8151,7 @@
       <w:pPr>
         <w:pStyle w:val="Normal"/>
         <w:bidi w:val="0"/>
-        <w:jc w:val="start"/>
+        <w:jc w:val="left"/>
         <w:rPr>
           <w:b/>
           <w:bCs/>
@@ -8174,7 +8174,7 @@
       <w:pPr>
         <w:pStyle w:val="Normal"/>
         <w:bidi w:val="0"/>
-        <w:jc w:val="start"/>
+        <w:jc w:val="left"/>
         <w:rPr>
           <w:b w:val="false"/>
           <w:bCs w:val="false"/>
@@ -8246,7 +8246,7 @@
       <w:pPr>
         <w:pStyle w:val="Normal"/>
         <w:bidi w:val="0"/>
-        <w:jc w:val="start"/>
+        <w:jc w:val="left"/>
         <w:rPr>
           <w:b w:val="false"/>
           <w:bCs w:val="false"/>
@@ -8270,145 +8270,145 @@
       <w:pPr>
         <w:pStyle w:val="Normal"/>
         <w:bidi w:val="0"/>
-        <w:jc w:val="start"/>
-        <w:rPr>
-          <w:b w:val="false"/>
-          <w:bCs w:val="false"/>
-          <w:sz w:val="24"/>
-          <w:szCs w:val="24"/>
-          <w:lang w:val="hu-HU"/>
-        </w:rPr>
-      </w:pPr>
-      <w:r>
-        <w:rPr>
-          <w:b w:val="false"/>
-          <w:bCs w:val="false"/>
-          <w:sz w:val="24"/>
-          <w:szCs w:val="24"/>
-          <w:lang w:val="hu-HU"/>
-        </w:rPr>
-      </w:r>
-    </w:p>
-    <w:p>
-      <w:pPr>
-        <w:pStyle w:val="Normal"/>
-        <w:bidi w:val="0"/>
-        <w:jc w:val="start"/>
-        <w:rPr>
-          <w:b w:val="false"/>
-          <w:bCs w:val="false"/>
-          <w:sz w:val="24"/>
-          <w:szCs w:val="24"/>
-          <w:lang w:val="hu-HU"/>
-        </w:rPr>
-      </w:pPr>
-      <w:r>
-        <w:rPr>
-          <w:b w:val="false"/>
-          <w:bCs w:val="false"/>
-          <w:sz w:val="24"/>
-          <w:szCs w:val="24"/>
-          <w:lang w:val="hu-HU"/>
-        </w:rPr>
-      </w:r>
-    </w:p>
-    <w:p>
-      <w:pPr>
-        <w:pStyle w:val="Normal"/>
-        <w:bidi w:val="0"/>
-        <w:jc w:val="start"/>
-        <w:rPr>
-          <w:b w:val="false"/>
-          <w:bCs w:val="false"/>
-          <w:sz w:val="24"/>
-          <w:szCs w:val="24"/>
-          <w:lang w:val="hu-HU"/>
-        </w:rPr>
-      </w:pPr>
-      <w:r>
-        <w:rPr>
-          <w:b w:val="false"/>
-          <w:bCs w:val="false"/>
-          <w:sz w:val="24"/>
-          <w:szCs w:val="24"/>
-          <w:lang w:val="hu-HU"/>
-        </w:rPr>
-      </w:r>
-    </w:p>
-    <w:p>
-      <w:pPr>
-        <w:pStyle w:val="Normal"/>
-        <w:bidi w:val="0"/>
-        <w:jc w:val="start"/>
-        <w:rPr>
-          <w:b w:val="false"/>
-          <w:bCs w:val="false"/>
-          <w:sz w:val="24"/>
-          <w:szCs w:val="24"/>
-          <w:lang w:val="hu-HU"/>
-        </w:rPr>
-      </w:pPr>
-      <w:r>
-        <w:rPr>
-          <w:b w:val="false"/>
-          <w:bCs w:val="false"/>
-          <w:sz w:val="24"/>
-          <w:szCs w:val="24"/>
-          <w:lang w:val="hu-HU"/>
-        </w:rPr>
-      </w:r>
-    </w:p>
-    <w:p>
-      <w:pPr>
-        <w:pStyle w:val="Normal"/>
-        <w:bidi w:val="0"/>
-        <w:jc w:val="start"/>
-        <w:rPr>
-          <w:b w:val="false"/>
-          <w:bCs w:val="false"/>
-          <w:sz w:val="24"/>
-          <w:szCs w:val="24"/>
-          <w:lang w:val="hu-HU"/>
-        </w:rPr>
-      </w:pPr>
-      <w:r>
-        <w:rPr>
-          <w:b w:val="false"/>
-          <w:bCs w:val="false"/>
-          <w:sz w:val="24"/>
-          <w:szCs w:val="24"/>
-          <w:lang w:val="hu-HU"/>
-        </w:rPr>
-      </w:r>
-    </w:p>
-    <w:p>
-      <w:pPr>
-        <w:pStyle w:val="Normal"/>
-        <w:bidi w:val="0"/>
-        <w:jc w:val="start"/>
-        <w:rPr>
-          <w:b w:val="false"/>
-          <w:bCs w:val="false"/>
-          <w:sz w:val="24"/>
-          <w:szCs w:val="24"/>
-          <w:lang w:val="hu-HU"/>
-        </w:rPr>
-      </w:pPr>
-      <w:r>
-        <w:rPr>
-          <w:b w:val="false"/>
-          <w:bCs w:val="false"/>
-          <w:sz w:val="24"/>
-          <w:szCs w:val="24"/>
-          <w:lang w:val="hu-HU"/>
-        </w:rPr>
-      </w:r>
-    </w:p>
-    <w:p>
-      <w:pPr>
-        <w:pStyle w:val="Normal"/>
-        <w:bidi w:val="0"/>
-        <w:jc w:val="start"/>
+        <w:jc w:val="left"/>
+        <w:rPr>
+          <w:b w:val="false"/>
+          <w:bCs w:val="false"/>
+          <w:sz w:val="24"/>
+          <w:szCs w:val="24"/>
+          <w:lang w:val="hu-HU"/>
+        </w:rPr>
+      </w:pPr>
+      <w:r>
+        <w:rPr>
+          <w:b w:val="false"/>
+          <w:bCs w:val="false"/>
+          <w:sz w:val="24"/>
+          <w:szCs w:val="24"/>
+          <w:lang w:val="hu-HU"/>
+        </w:rPr>
+      </w:r>
+    </w:p>
+    <w:p>
+      <w:pPr>
+        <w:pStyle w:val="Normal"/>
+        <w:bidi w:val="0"/>
+        <w:jc w:val="left"/>
+        <w:rPr>
+          <w:b w:val="false"/>
+          <w:bCs w:val="false"/>
+          <w:sz w:val="24"/>
+          <w:szCs w:val="24"/>
+          <w:lang w:val="hu-HU"/>
+        </w:rPr>
+      </w:pPr>
+      <w:r>
+        <w:rPr>
+          <w:b w:val="false"/>
+          <w:bCs w:val="false"/>
+          <w:sz w:val="24"/>
+          <w:szCs w:val="24"/>
+          <w:lang w:val="hu-HU"/>
+        </w:rPr>
+      </w:r>
+    </w:p>
+    <w:p>
+      <w:pPr>
+        <w:pStyle w:val="Normal"/>
+        <w:bidi w:val="0"/>
+        <w:jc w:val="left"/>
+        <w:rPr>
+          <w:b w:val="false"/>
+          <w:bCs w:val="false"/>
+          <w:sz w:val="24"/>
+          <w:szCs w:val="24"/>
+          <w:lang w:val="hu-HU"/>
+        </w:rPr>
+      </w:pPr>
+      <w:r>
+        <w:rPr>
+          <w:b w:val="false"/>
+          <w:bCs w:val="false"/>
+          <w:sz w:val="24"/>
+          <w:szCs w:val="24"/>
+          <w:lang w:val="hu-HU"/>
+        </w:rPr>
+      </w:r>
+    </w:p>
+    <w:p>
+      <w:pPr>
+        <w:pStyle w:val="Normal"/>
+        <w:bidi w:val="0"/>
+        <w:jc w:val="left"/>
+        <w:rPr>
+          <w:b w:val="false"/>
+          <w:bCs w:val="false"/>
+          <w:sz w:val="24"/>
+          <w:szCs w:val="24"/>
+          <w:lang w:val="hu-HU"/>
+        </w:rPr>
+      </w:pPr>
+      <w:r>
+        <w:rPr>
+          <w:b w:val="false"/>
+          <w:bCs w:val="false"/>
+          <w:sz w:val="24"/>
+          <w:szCs w:val="24"/>
+          <w:lang w:val="hu-HU"/>
+        </w:rPr>
+      </w:r>
+    </w:p>
+    <w:p>
+      <w:pPr>
+        <w:pStyle w:val="Normal"/>
+        <w:bidi w:val="0"/>
+        <w:jc w:val="left"/>
+        <w:rPr>
+          <w:b w:val="false"/>
+          <w:bCs w:val="false"/>
+          <w:sz w:val="24"/>
+          <w:szCs w:val="24"/>
+          <w:lang w:val="hu-HU"/>
+        </w:rPr>
+      </w:pPr>
+      <w:r>
+        <w:rPr>
+          <w:b w:val="false"/>
+          <w:bCs w:val="false"/>
+          <w:sz w:val="24"/>
+          <w:szCs w:val="24"/>
+          <w:lang w:val="hu-HU"/>
+        </w:rPr>
+      </w:r>
+    </w:p>
+    <w:p>
+      <w:pPr>
+        <w:pStyle w:val="Normal"/>
+        <w:bidi w:val="0"/>
+        <w:jc w:val="left"/>
+        <w:rPr>
+          <w:b w:val="false"/>
+          <w:bCs w:val="false"/>
+          <w:sz w:val="24"/>
+          <w:szCs w:val="24"/>
+          <w:lang w:val="hu-HU"/>
+        </w:rPr>
+      </w:pPr>
+      <w:r>
+        <w:rPr>
+          <w:b w:val="false"/>
+          <w:bCs w:val="false"/>
+          <w:sz w:val="24"/>
+          <w:szCs w:val="24"/>
+          <w:lang w:val="hu-HU"/>
+        </w:rPr>
+      </w:r>
+    </w:p>
+    <w:p>
+      <w:pPr>
+        <w:pStyle w:val="Normal"/>
+        <w:bidi w:val="0"/>
+        <w:jc w:val="left"/>
         <w:rPr>
           <w:b/>
           <w:bCs/>
@@ -8432,7 +8432,7 @@
       <w:pPr>
         <w:pStyle w:val="Normal"/>
         <w:bidi w:val="0"/>
-        <w:jc w:val="start"/>
+        <w:jc w:val="left"/>
         <w:rPr>
           <w:b w:val="false"/>
           <w:bCs w:val="false"/>
@@ -8504,7 +8504,7 @@
       <w:pPr>
         <w:pStyle w:val="Normal"/>
         <w:bidi w:val="0"/>
-        <w:jc w:val="start"/>
+        <w:jc w:val="left"/>
         <w:rPr>
           <w:b w:val="false"/>
           <w:bCs w:val="false"/>
@@ -8528,7 +8528,7 @@
       <w:pPr>
         <w:pStyle w:val="Normal"/>
         <w:bidi w:val="0"/>
-        <w:jc w:val="start"/>
+        <w:jc w:val="left"/>
         <w:rPr>
           <w:b w:val="false"/>
           <w:bCs w:val="false"/>
@@ -8552,99 +8552,99 @@
       <w:pPr>
         <w:pStyle w:val="Normal"/>
         <w:bidi w:val="0"/>
-        <w:jc w:val="start"/>
-        <w:rPr>
-          <w:b w:val="false"/>
-          <w:bCs w:val="false"/>
-          <w:sz w:val="24"/>
-          <w:szCs w:val="24"/>
-          <w:lang w:val="hu-HU"/>
-        </w:rPr>
-      </w:pPr>
-      <w:r>
-        <w:rPr>
-          <w:b w:val="false"/>
-          <w:bCs w:val="false"/>
-          <w:sz w:val="24"/>
-          <w:szCs w:val="24"/>
-          <w:lang w:val="hu-HU"/>
-        </w:rPr>
-      </w:r>
-    </w:p>
-    <w:p>
-      <w:pPr>
-        <w:pStyle w:val="Normal"/>
-        <w:bidi w:val="0"/>
-        <w:jc w:val="start"/>
-        <w:rPr>
-          <w:b w:val="false"/>
-          <w:bCs w:val="false"/>
-          <w:sz w:val="24"/>
-          <w:szCs w:val="24"/>
-          <w:lang w:val="hu-HU"/>
-        </w:rPr>
-      </w:pPr>
-      <w:r>
-        <w:rPr>
-          <w:b w:val="false"/>
-          <w:bCs w:val="false"/>
-          <w:sz w:val="24"/>
-          <w:szCs w:val="24"/>
-          <w:lang w:val="hu-HU"/>
-        </w:rPr>
-      </w:r>
-    </w:p>
-    <w:p>
-      <w:pPr>
-        <w:pStyle w:val="Normal"/>
-        <w:bidi w:val="0"/>
-        <w:jc w:val="start"/>
-        <w:rPr>
-          <w:b w:val="false"/>
-          <w:bCs w:val="false"/>
-          <w:sz w:val="24"/>
-          <w:szCs w:val="24"/>
-          <w:lang w:val="hu-HU"/>
-        </w:rPr>
-      </w:pPr>
-      <w:r>
-        <w:rPr>
-          <w:b w:val="false"/>
-          <w:bCs w:val="false"/>
-          <w:sz w:val="24"/>
-          <w:szCs w:val="24"/>
-          <w:lang w:val="hu-HU"/>
-        </w:rPr>
-      </w:r>
-    </w:p>
-    <w:p>
-      <w:pPr>
-        <w:pStyle w:val="Normal"/>
-        <w:bidi w:val="0"/>
-        <w:jc w:val="start"/>
-        <w:rPr>
-          <w:b w:val="false"/>
-          <w:bCs w:val="false"/>
-          <w:sz w:val="24"/>
-          <w:szCs w:val="24"/>
-          <w:lang w:val="hu-HU"/>
-        </w:rPr>
-      </w:pPr>
-      <w:r>
-        <w:rPr>
-          <w:b w:val="false"/>
-          <w:bCs w:val="false"/>
-          <w:sz w:val="24"/>
-          <w:szCs w:val="24"/>
-          <w:lang w:val="hu-HU"/>
-        </w:rPr>
-      </w:r>
-    </w:p>
-    <w:p>
-      <w:pPr>
-        <w:pStyle w:val="Normal"/>
-        <w:bidi w:val="0"/>
-        <w:jc w:val="start"/>
+        <w:jc w:val="left"/>
+        <w:rPr>
+          <w:b w:val="false"/>
+          <w:bCs w:val="false"/>
+          <w:sz w:val="24"/>
+          <w:szCs w:val="24"/>
+          <w:lang w:val="hu-HU"/>
+        </w:rPr>
+      </w:pPr>
+      <w:r>
+        <w:rPr>
+          <w:b w:val="false"/>
+          <w:bCs w:val="false"/>
+          <w:sz w:val="24"/>
+          <w:szCs w:val="24"/>
+          <w:lang w:val="hu-HU"/>
+        </w:rPr>
+      </w:r>
+    </w:p>
+    <w:p>
+      <w:pPr>
+        <w:pStyle w:val="Normal"/>
+        <w:bidi w:val="0"/>
+        <w:jc w:val="left"/>
+        <w:rPr>
+          <w:b w:val="false"/>
+          <w:bCs w:val="false"/>
+          <w:sz w:val="24"/>
+          <w:szCs w:val="24"/>
+          <w:lang w:val="hu-HU"/>
+        </w:rPr>
+      </w:pPr>
+      <w:r>
+        <w:rPr>
+          <w:b w:val="false"/>
+          <w:bCs w:val="false"/>
+          <w:sz w:val="24"/>
+          <w:szCs w:val="24"/>
+          <w:lang w:val="hu-HU"/>
+        </w:rPr>
+      </w:r>
+    </w:p>
+    <w:p>
+      <w:pPr>
+        <w:pStyle w:val="Normal"/>
+        <w:bidi w:val="0"/>
+        <w:jc w:val="left"/>
+        <w:rPr>
+          <w:b w:val="false"/>
+          <w:bCs w:val="false"/>
+          <w:sz w:val="24"/>
+          <w:szCs w:val="24"/>
+          <w:lang w:val="hu-HU"/>
+        </w:rPr>
+      </w:pPr>
+      <w:r>
+        <w:rPr>
+          <w:b w:val="false"/>
+          <w:bCs w:val="false"/>
+          <w:sz w:val="24"/>
+          <w:szCs w:val="24"/>
+          <w:lang w:val="hu-HU"/>
+        </w:rPr>
+      </w:r>
+    </w:p>
+    <w:p>
+      <w:pPr>
+        <w:pStyle w:val="Normal"/>
+        <w:bidi w:val="0"/>
+        <w:jc w:val="left"/>
+        <w:rPr>
+          <w:b w:val="false"/>
+          <w:bCs w:val="false"/>
+          <w:sz w:val="24"/>
+          <w:szCs w:val="24"/>
+          <w:lang w:val="hu-HU"/>
+        </w:rPr>
+      </w:pPr>
+      <w:r>
+        <w:rPr>
+          <w:b w:val="false"/>
+          <w:bCs w:val="false"/>
+          <w:sz w:val="24"/>
+          <w:szCs w:val="24"/>
+          <w:lang w:val="hu-HU"/>
+        </w:rPr>
+      </w:r>
+    </w:p>
+    <w:p>
+      <w:pPr>
+        <w:pStyle w:val="Normal"/>
+        <w:bidi w:val="0"/>
+        <w:jc w:val="left"/>
         <w:rPr>
           <w:b/>
           <w:bCs/>
@@ -8668,30 +8668,30 @@
       <w:pPr>
         <w:pStyle w:val="Normal"/>
         <w:bidi w:val="0"/>
-        <w:jc w:val="start"/>
-        <w:rPr>
-          <w:b w:val="false"/>
-          <w:bCs w:val="false"/>
-          <w:sz w:val="24"/>
-          <w:szCs w:val="24"/>
-          <w:lang w:val="hu-HU"/>
-        </w:rPr>
-      </w:pPr>
-      <w:r>
-        <w:rPr>
-          <w:b w:val="false"/>
-          <w:bCs w:val="false"/>
-          <w:sz w:val="24"/>
-          <w:szCs w:val="24"/>
-          <w:lang w:val="hu-HU"/>
-        </w:rPr>
-      </w:r>
-    </w:p>
-    <w:p>
-      <w:pPr>
-        <w:pStyle w:val="Normal"/>
-        <w:bidi w:val="0"/>
-        <w:jc w:val="start"/>
+        <w:jc w:val="left"/>
+        <w:rPr>
+          <w:b w:val="false"/>
+          <w:bCs w:val="false"/>
+          <w:sz w:val="24"/>
+          <w:szCs w:val="24"/>
+          <w:lang w:val="hu-HU"/>
+        </w:rPr>
+      </w:pPr>
+      <w:r>
+        <w:rPr>
+          <w:b w:val="false"/>
+          <w:bCs w:val="false"/>
+          <w:sz w:val="24"/>
+          <w:szCs w:val="24"/>
+          <w:lang w:val="hu-HU"/>
+        </w:rPr>
+      </w:r>
+    </w:p>
+    <w:p>
+      <w:pPr>
+        <w:pStyle w:val="Normal"/>
+        <w:bidi w:val="0"/>
+        <w:jc w:val="left"/>
         <w:rPr>
           <w:b/>
           <w:bCs/>
@@ -8715,7 +8715,7 @@
       <w:pPr>
         <w:pStyle w:val="Normal"/>
         <w:bidi w:val="0"/>
-        <w:jc w:val="start"/>
+        <w:jc w:val="left"/>
         <w:rPr>
           <w:b/>
           <w:bCs/>
@@ -8739,7 +8739,7 @@
       <w:pPr>
         <w:pStyle w:val="Normal"/>
         <w:bidi w:val="0"/>
-        <w:jc w:val="start"/>
+        <w:jc w:val="left"/>
         <w:rPr>
           <w:b/>
           <w:bCs/>
@@ -8763,7 +8763,7 @@
       <w:pPr>
         <w:pStyle w:val="Normal"/>
         <w:bidi w:val="0"/>
-        <w:jc w:val="start"/>
+        <w:jc w:val="left"/>
         <w:rPr>
           <w:b/>
           <w:bCs/>
@@ -8797,7 +8797,7 @@
       <w:pPr>
         <w:pStyle w:val="Normal"/>
         <w:bidi w:val="0"/>
-        <w:jc w:val="start"/>
+        <w:jc w:val="left"/>
         <w:rPr>
           <w:b/>
           <w:bCs/>
@@ -8828,7 +8828,7 @@
       <w:pPr>
         <w:pStyle w:val="Normal"/>
         <w:bidi w:val="0"/>
-        <w:jc w:val="start"/>
+        <w:jc w:val="left"/>
         <w:rPr>
           <w:b/>
           <w:bCs/>
@@ -8859,7 +8859,7 @@
       <w:pPr>
         <w:pStyle w:val="Normal"/>
         <w:bidi w:val="0"/>
-        <w:jc w:val="start"/>
+        <w:jc w:val="left"/>
         <w:rPr>
           <w:b/>
           <w:bCs/>
@@ -8889,7 +8889,7 @@
       <w:pPr>
         <w:pStyle w:val="Normal"/>
         <w:bidi w:val="0"/>
-        <w:jc w:val="start"/>
+        <w:jc w:val="left"/>
         <w:rPr>
           <w:b/>
           <w:bCs/>
@@ -8920,7 +8920,7 @@
       <w:pPr>
         <w:pStyle w:val="Normal"/>
         <w:bidi w:val="0"/>
-        <w:jc w:val="start"/>
+        <w:jc w:val="left"/>
         <w:rPr>
           <w:b/>
           <w:bCs/>
@@ -8952,7 +8952,7 @@
       <w:pPr>
         <w:pStyle w:val="Normal"/>
         <w:bidi w:val="0"/>
-        <w:jc w:val="start"/>
+        <w:jc w:val="left"/>
         <w:rPr>
           <w:b/>
           <w:bCs/>
@@ -8975,7 +8975,7 @@
       <w:pPr>
         <w:pStyle w:val="Normal"/>
         <w:bidi w:val="0"/>
-        <w:jc w:val="start"/>
+        <w:jc w:val="left"/>
         <w:rPr>
           <w:b/>
           <w:bCs/>
@@ -8999,7 +8999,7 @@
       <w:pPr>
         <w:pStyle w:val="Normal"/>
         <w:bidi w:val="0"/>
-        <w:jc w:val="start"/>
+        <w:jc w:val="left"/>
         <w:rPr>
           <w:b/>
           <w:bCs/>
@@ -9023,7 +9023,7 @@
       <w:pPr>
         <w:pStyle w:val="Normal"/>
         <w:bidi w:val="0"/>
-        <w:jc w:val="start"/>
+        <w:jc w:val="left"/>
         <w:rPr>
           <w:b w:val="false"/>
           <w:bCs w:val="false"/>
@@ -9047,7 +9047,7 @@
       <w:pPr>
         <w:pStyle w:val="Normal"/>
         <w:bidi w:val="0"/>
-        <w:jc w:val="start"/>
+        <w:jc w:val="left"/>
         <w:rPr>
           <w:b w:val="false"/>
           <w:bCs w:val="false"/>
@@ -9071,7 +9071,7 @@
       <w:pPr>
         <w:pStyle w:val="Normal"/>
         <w:bidi w:val="0"/>
-        <w:jc w:val="start"/>
+        <w:jc w:val="left"/>
         <w:rPr>
           <w:b w:val="false"/>
           <w:bCs w:val="false"/>
@@ -9095,53 +9095,53 @@
       <w:pPr>
         <w:pStyle w:val="Normal"/>
         <w:bidi w:val="0"/>
-        <w:jc w:val="start"/>
-        <w:rPr>
-          <w:b w:val="false"/>
-          <w:bCs w:val="false"/>
-          <w:sz w:val="24"/>
-          <w:szCs w:val="24"/>
-          <w:lang w:val="hu-HU"/>
-        </w:rPr>
-      </w:pPr>
-      <w:r>
-        <w:rPr>
-          <w:b w:val="false"/>
-          <w:bCs w:val="false"/>
-          <w:sz w:val="24"/>
-          <w:szCs w:val="24"/>
-          <w:lang w:val="hu-HU"/>
-        </w:rPr>
-      </w:r>
-    </w:p>
-    <w:p>
-      <w:pPr>
-        <w:pStyle w:val="Normal"/>
-        <w:bidi w:val="0"/>
-        <w:jc w:val="start"/>
-        <w:rPr>
-          <w:b w:val="false"/>
-          <w:bCs w:val="false"/>
-          <w:sz w:val="24"/>
-          <w:szCs w:val="24"/>
-          <w:lang w:val="hu-HU"/>
-        </w:rPr>
-      </w:pPr>
-      <w:r>
-        <w:rPr>
-          <w:b w:val="false"/>
-          <w:bCs w:val="false"/>
-          <w:sz w:val="24"/>
-          <w:szCs w:val="24"/>
-          <w:lang w:val="hu-HU"/>
-        </w:rPr>
-      </w:r>
-    </w:p>
-    <w:p>
-      <w:pPr>
-        <w:pStyle w:val="Normal"/>
-        <w:bidi w:val="0"/>
-        <w:jc w:val="start"/>
+        <w:jc w:val="left"/>
+        <w:rPr>
+          <w:b w:val="false"/>
+          <w:bCs w:val="false"/>
+          <w:sz w:val="24"/>
+          <w:szCs w:val="24"/>
+          <w:lang w:val="hu-HU"/>
+        </w:rPr>
+      </w:pPr>
+      <w:r>
+        <w:rPr>
+          <w:b w:val="false"/>
+          <w:bCs w:val="false"/>
+          <w:sz w:val="24"/>
+          <w:szCs w:val="24"/>
+          <w:lang w:val="hu-HU"/>
+        </w:rPr>
+      </w:r>
+    </w:p>
+    <w:p>
+      <w:pPr>
+        <w:pStyle w:val="Normal"/>
+        <w:bidi w:val="0"/>
+        <w:jc w:val="left"/>
+        <w:rPr>
+          <w:b w:val="false"/>
+          <w:bCs w:val="false"/>
+          <w:sz w:val="24"/>
+          <w:szCs w:val="24"/>
+          <w:lang w:val="hu-HU"/>
+        </w:rPr>
+      </w:pPr>
+      <w:r>
+        <w:rPr>
+          <w:b w:val="false"/>
+          <w:bCs w:val="false"/>
+          <w:sz w:val="24"/>
+          <w:szCs w:val="24"/>
+          <w:lang w:val="hu-HU"/>
+        </w:rPr>
+      </w:r>
+    </w:p>
+    <w:p>
+      <w:pPr>
+        <w:pStyle w:val="Normal"/>
+        <w:bidi w:val="0"/>
+        <w:jc w:val="left"/>
         <w:rPr>
           <w:b w:val="false"/>
           <w:bCs w:val="false"/>
@@ -9165,7 +9165,7 @@
       <w:pPr>
         <w:pStyle w:val="Normal"/>
         <w:bidi w:val="0"/>
-        <w:jc w:val="start"/>
+        <w:jc w:val="left"/>
         <w:rPr>
           <w:b w:val="false"/>
           <w:bCs w:val="false"/>
@@ -9237,7 +9237,7 @@
       <w:pPr>
         <w:pStyle w:val="Normal"/>
         <w:bidi w:val="0"/>
-        <w:jc w:val="start"/>
+        <w:jc w:val="left"/>
         <w:rPr>
           <w:b w:val="false"/>
           <w:bCs w:val="false"/>
@@ -9261,30 +9261,30 @@
       <w:pPr>
         <w:pStyle w:val="Normal"/>
         <w:bidi w:val="0"/>
-        <w:jc w:val="start"/>
-        <w:rPr>
-          <w:b w:val="false"/>
-          <w:bCs w:val="false"/>
-          <w:sz w:val="24"/>
-          <w:szCs w:val="24"/>
-          <w:lang w:val="hu-HU"/>
-        </w:rPr>
-      </w:pPr>
-      <w:r>
-        <w:rPr>
-          <w:b w:val="false"/>
-          <w:bCs w:val="false"/>
-          <w:sz w:val="24"/>
-          <w:szCs w:val="24"/>
-          <w:lang w:val="hu-HU"/>
-        </w:rPr>
-      </w:r>
-    </w:p>
-    <w:p>
-      <w:pPr>
-        <w:pStyle w:val="Normal"/>
-        <w:bidi w:val="0"/>
-        <w:jc w:val="start"/>
+        <w:jc w:val="left"/>
+        <w:rPr>
+          <w:b w:val="false"/>
+          <w:bCs w:val="false"/>
+          <w:sz w:val="24"/>
+          <w:szCs w:val="24"/>
+          <w:lang w:val="hu-HU"/>
+        </w:rPr>
+      </w:pPr>
+      <w:r>
+        <w:rPr>
+          <w:b w:val="false"/>
+          <w:bCs w:val="false"/>
+          <w:sz w:val="24"/>
+          <w:szCs w:val="24"/>
+          <w:lang w:val="hu-HU"/>
+        </w:rPr>
+      </w:r>
+    </w:p>
+    <w:p>
+      <w:pPr>
+        <w:pStyle w:val="Normal"/>
+        <w:bidi w:val="0"/>
+        <w:jc w:val="left"/>
         <w:rPr>
           <w:b/>
           <w:bCs/>
@@ -9308,7 +9308,7 @@
       <w:pPr>
         <w:pStyle w:val="Normal"/>
         <w:bidi w:val="0"/>
-        <w:jc w:val="start"/>
+        <w:jc w:val="left"/>
         <w:rPr>
           <w:b w:val="false"/>
           <w:bCs w:val="false"/>
@@ -9439,7 +9439,7 @@
       <w:pPr>
         <w:pStyle w:val="Normal"/>
         <w:bidi w:val="0"/>
-        <w:jc w:val="start"/>
+        <w:jc w:val="left"/>
         <w:rPr>
           <w:b w:val="false"/>
           <w:bCs w:val="false"/>
@@ -9484,7 +9484,7 @@
       <w:pPr>
         <w:pStyle w:val="Normal"/>
         <w:bidi w:val="0"/>
-        <w:jc w:val="start"/>
+        <w:jc w:val="left"/>
         <w:rPr>
           <w:b w:val="false"/>
           <w:bCs w:val="false"/>
@@ -9529,7 +9529,7 @@
       <w:pPr>
         <w:pStyle w:val="Normal"/>
         <w:bidi w:val="0"/>
-        <w:jc w:val="start"/>
+        <w:jc w:val="left"/>
         <w:rPr>
           <w:b w:val="false"/>
           <w:bCs w:val="false"/>
@@ -9574,7 +9574,7 @@
       <w:pPr>
         <w:pStyle w:val="Normal"/>
         <w:bidi w:val="0"/>
-        <w:jc w:val="start"/>
+        <w:jc w:val="left"/>
         <w:rPr>
           <w:b w:val="false"/>
           <w:bCs w:val="false"/>
@@ -9619,7 +9619,7 @@
       <w:pPr>
         <w:pStyle w:val="Normal"/>
         <w:bidi w:val="0"/>
-        <w:jc w:val="start"/>
+        <w:jc w:val="left"/>
         <w:rPr>
           <w:b w:val="false"/>
           <w:bCs w:val="false"/>
@@ -9688,7 +9688,7 @@
       <w:pPr>
         <w:pStyle w:val="Normal"/>
         <w:bidi w:val="0"/>
-        <w:jc w:val="start"/>
+        <w:jc w:val="left"/>
         <w:rPr>
           <w:b/>
           <w:bCs/>
@@ -9712,7 +9712,7 @@
       <w:pPr>
         <w:pStyle w:val="Normal"/>
         <w:bidi w:val="0"/>
-        <w:jc w:val="start"/>
+        <w:jc w:val="left"/>
         <w:rPr>
           <w:b w:val="false"/>
           <w:bCs w:val="false"/>
@@ -9747,7 +9747,7 @@
       <w:pPr>
         <w:pStyle w:val="Normal"/>
         <w:bidi w:val="0"/>
-        <w:jc w:val="start"/>
+        <w:jc w:val="left"/>
         <w:rPr>
           <w:b w:val="false"/>
           <w:bCs w:val="false"/>
@@ -9771,7 +9771,7 @@
       <w:pPr>
         <w:pStyle w:val="Normal"/>
         <w:bidi w:val="0"/>
-        <w:jc w:val="start"/>
+        <w:jc w:val="left"/>
         <w:rPr>
           <w:b w:val="false"/>
           <w:bCs w:val="false"/>
@@ -9795,7 +9795,7 @@
       <w:pPr>
         <w:pStyle w:val="Normal"/>
         <w:bidi w:val="0"/>
-        <w:jc w:val="start"/>
+        <w:jc w:val="left"/>
         <w:rPr>
           <w:b w:val="false"/>
           <w:bCs w:val="false"/>
@@ -9819,7 +9819,7 @@
       <w:pPr>
         <w:pStyle w:val="Normal"/>
         <w:bidi w:val="0"/>
-        <w:jc w:val="start"/>
+        <w:jc w:val="left"/>
         <w:rPr>
           <w:b w:val="false"/>
           <w:bCs w:val="false"/>
@@ -9843,7 +9843,7 @@
       <w:pPr>
         <w:pStyle w:val="Normal"/>
         <w:bidi w:val="0"/>
-        <w:jc w:val="start"/>
+        <w:jc w:val="left"/>
         <w:rPr>
           <w:b w:val="false"/>
           <w:bCs w:val="false"/>
@@ -9867,7 +9867,7 @@
       <w:pPr>
         <w:pStyle w:val="Normal"/>
         <w:bidi w:val="0"/>
-        <w:jc w:val="start"/>
+        <w:jc w:val="left"/>
         <w:rPr>
           <w:b w:val="false"/>
           <w:bCs w:val="false"/>
@@ -9891,7 +9891,7 @@
       <w:pPr>
         <w:pStyle w:val="Normal"/>
         <w:bidi w:val="0"/>
-        <w:jc w:val="start"/>
+        <w:jc w:val="left"/>
         <w:rPr>
           <w:b w:val="false"/>
           <w:bCs w:val="false"/>
@@ -9915,53 +9915,53 @@
       <w:pPr>
         <w:pStyle w:val="Normal"/>
         <w:bidi w:val="0"/>
-        <w:jc w:val="start"/>
-        <w:rPr>
-          <w:b w:val="false"/>
-          <w:bCs w:val="false"/>
-          <w:sz w:val="24"/>
-          <w:szCs w:val="24"/>
-          <w:lang w:val="hu-HU"/>
-        </w:rPr>
-      </w:pPr>
-      <w:r>
-        <w:rPr>
-          <w:b w:val="false"/>
-          <w:bCs w:val="false"/>
-          <w:sz w:val="24"/>
-          <w:szCs w:val="24"/>
-          <w:lang w:val="hu-HU"/>
-        </w:rPr>
-      </w:r>
-    </w:p>
-    <w:p>
-      <w:pPr>
-        <w:pStyle w:val="Normal"/>
-        <w:bidi w:val="0"/>
-        <w:jc w:val="start"/>
-        <w:rPr>
-          <w:b w:val="false"/>
-          <w:bCs w:val="false"/>
-          <w:sz w:val="24"/>
-          <w:szCs w:val="24"/>
-          <w:lang w:val="hu-HU"/>
-        </w:rPr>
-      </w:pPr>
-      <w:r>
-        <w:rPr>
-          <w:b w:val="false"/>
-          <w:bCs w:val="false"/>
-          <w:sz w:val="24"/>
-          <w:szCs w:val="24"/>
-          <w:lang w:val="hu-HU"/>
-        </w:rPr>
-      </w:r>
-    </w:p>
-    <w:p>
-      <w:pPr>
-        <w:pStyle w:val="Normal"/>
-        <w:bidi w:val="0"/>
-        <w:jc w:val="start"/>
+        <w:jc w:val="left"/>
+        <w:rPr>
+          <w:b w:val="false"/>
+          <w:bCs w:val="false"/>
+          <w:sz w:val="24"/>
+          <w:szCs w:val="24"/>
+          <w:lang w:val="hu-HU"/>
+        </w:rPr>
+      </w:pPr>
+      <w:r>
+        <w:rPr>
+          <w:b w:val="false"/>
+          <w:bCs w:val="false"/>
+          <w:sz w:val="24"/>
+          <w:szCs w:val="24"/>
+          <w:lang w:val="hu-HU"/>
+        </w:rPr>
+      </w:r>
+    </w:p>
+    <w:p>
+      <w:pPr>
+        <w:pStyle w:val="Normal"/>
+        <w:bidi w:val="0"/>
+        <w:jc w:val="left"/>
+        <w:rPr>
+          <w:b w:val="false"/>
+          <w:bCs w:val="false"/>
+          <w:sz w:val="24"/>
+          <w:szCs w:val="24"/>
+          <w:lang w:val="hu-HU"/>
+        </w:rPr>
+      </w:pPr>
+      <w:r>
+        <w:rPr>
+          <w:b w:val="false"/>
+          <w:bCs w:val="false"/>
+          <w:sz w:val="24"/>
+          <w:szCs w:val="24"/>
+          <w:lang w:val="hu-HU"/>
+        </w:rPr>
+      </w:r>
+    </w:p>
+    <w:p>
+      <w:pPr>
+        <w:pStyle w:val="Normal"/>
+        <w:bidi w:val="0"/>
+        <w:jc w:val="left"/>
         <w:rPr>
           <w:b w:val="false"/>
           <w:bCs w:val="false"/>
@@ -9985,7 +9985,7 @@
       <w:pPr>
         <w:pStyle w:val="Normal"/>
         <w:bidi w:val="0"/>
-        <w:jc w:val="start"/>
+        <w:jc w:val="left"/>
         <w:rPr>
           <w:b w:val="false"/>
           <w:bCs w:val="false"/>
@@ -10036,7 +10036,7 @@
       <w:pPr>
         <w:pStyle w:val="Normal"/>
         <w:bidi w:val="0"/>
-        <w:jc w:val="start"/>
+        <w:jc w:val="left"/>
         <w:rPr>
           <w:b w:val="false"/>
           <w:bCs w:val="false"/>
@@ -10063,7 +10063,7 @@
       <w:pPr>
         <w:pStyle w:val="Normal"/>
         <w:bidi w:val="0"/>
-        <w:jc w:val="start"/>
+        <w:jc w:val="left"/>
         <w:rPr>
           <w:b w:val="false"/>
           <w:bCs w:val="false"/>
@@ -10090,7 +10090,7 @@
       <w:pPr>
         <w:pStyle w:val="Normal"/>
         <w:bidi w:val="0"/>
-        <w:jc w:val="start"/>
+        <w:jc w:val="left"/>
         <w:rPr>
           <w:b w:val="false"/>
           <w:bCs w:val="false"/>
@@ -10117,36 +10117,36 @@
       <w:pPr>
         <w:pStyle w:val="Normal"/>
         <w:bidi w:val="0"/>
-        <w:jc w:val="start"/>
-        <w:rPr>
-          <w:b w:val="false"/>
-          <w:bCs w:val="false"/>
-          <w:position w:val="0"/>
-          <w:sz w:val="24"/>
-          <w:sz w:val="24"/>
-          <w:szCs w:val="24"/>
-          <w:vertAlign w:val="baseline"/>
-          <w:lang w:val="hu-HU"/>
-        </w:rPr>
-      </w:pPr>
-      <w:r>
-        <w:rPr>
-          <w:b w:val="false"/>
-          <w:bCs w:val="false"/>
-          <w:position w:val="0"/>
-          <w:sz w:val="24"/>
-          <w:sz w:val="24"/>
-          <w:szCs w:val="24"/>
-          <w:vertAlign w:val="baseline"/>
-          <w:lang w:val="hu-HU"/>
-        </w:rPr>
-      </w:r>
-    </w:p>
-    <w:p>
-      <w:pPr>
-        <w:pStyle w:val="Normal"/>
-        <w:bidi w:val="0"/>
-        <w:jc w:val="start"/>
+        <w:jc w:val="left"/>
+        <w:rPr>
+          <w:b w:val="false"/>
+          <w:bCs w:val="false"/>
+          <w:position w:val="0"/>
+          <w:sz w:val="24"/>
+          <w:sz w:val="24"/>
+          <w:szCs w:val="24"/>
+          <w:vertAlign w:val="baseline"/>
+          <w:lang w:val="hu-HU"/>
+        </w:rPr>
+      </w:pPr>
+      <w:r>
+        <w:rPr>
+          <w:b w:val="false"/>
+          <w:bCs w:val="false"/>
+          <w:position w:val="0"/>
+          <w:sz w:val="24"/>
+          <w:sz w:val="24"/>
+          <w:szCs w:val="24"/>
+          <w:vertAlign w:val="baseline"/>
+          <w:lang w:val="hu-HU"/>
+        </w:rPr>
+      </w:r>
+    </w:p>
+    <w:p>
+      <w:pPr>
+        <w:pStyle w:val="Normal"/>
+        <w:bidi w:val="0"/>
+        <w:jc w:val="left"/>
         <w:rPr>
           <w:b w:val="false"/>
           <w:bCs w:val="false"/>
@@ -10173,7 +10173,7 @@
       <w:pPr>
         <w:pStyle w:val="Normal"/>
         <w:bidi w:val="0"/>
-        <w:jc w:val="start"/>
+        <w:jc w:val="left"/>
         <w:rPr>
           <w:b w:val="false"/>
           <w:bCs w:val="false"/>
@@ -10200,7 +10200,7 @@
       <w:pPr>
         <w:pStyle w:val="Normal"/>
         <w:bidi w:val="0"/>
-        <w:jc w:val="start"/>
+        <w:jc w:val="left"/>
         <w:rPr>
           <w:b w:val="false"/>
           <w:bCs w:val="false"/>
@@ -10227,36 +10227,36 @@
       <w:pPr>
         <w:pStyle w:val="Normal"/>
         <w:bidi w:val="0"/>
-        <w:jc w:val="start"/>
-        <w:rPr>
-          <w:b w:val="false"/>
-          <w:bCs w:val="false"/>
-          <w:position w:val="0"/>
-          <w:sz w:val="24"/>
-          <w:sz w:val="24"/>
-          <w:szCs w:val="24"/>
-          <w:vertAlign w:val="baseline"/>
-          <w:lang w:val="hu-HU"/>
-        </w:rPr>
-      </w:pPr>
-      <w:r>
-        <w:rPr>
-          <w:b w:val="false"/>
-          <w:bCs w:val="false"/>
-          <w:position w:val="0"/>
-          <w:sz w:val="24"/>
-          <w:sz w:val="24"/>
-          <w:szCs w:val="24"/>
-          <w:vertAlign w:val="baseline"/>
-          <w:lang w:val="hu-HU"/>
-        </w:rPr>
-      </w:r>
-    </w:p>
-    <w:p>
-      <w:pPr>
-        <w:pStyle w:val="Normal"/>
-        <w:bidi w:val="0"/>
-        <w:jc w:val="start"/>
+        <w:jc w:val="left"/>
+        <w:rPr>
+          <w:b w:val="false"/>
+          <w:bCs w:val="false"/>
+          <w:position w:val="0"/>
+          <w:sz w:val="24"/>
+          <w:sz w:val="24"/>
+          <w:szCs w:val="24"/>
+          <w:vertAlign w:val="baseline"/>
+          <w:lang w:val="hu-HU"/>
+        </w:rPr>
+      </w:pPr>
+      <w:r>
+        <w:rPr>
+          <w:b w:val="false"/>
+          <w:bCs w:val="false"/>
+          <w:position w:val="0"/>
+          <w:sz w:val="24"/>
+          <w:sz w:val="24"/>
+          <w:szCs w:val="24"/>
+          <w:vertAlign w:val="baseline"/>
+          <w:lang w:val="hu-HU"/>
+        </w:rPr>
+      </w:r>
+    </w:p>
+    <w:p>
+      <w:pPr>
+        <w:pStyle w:val="Normal"/>
+        <w:bidi w:val="0"/>
+        <w:jc w:val="left"/>
         <w:rPr>
           <w:b w:val="false"/>
           <w:bCs w:val="false"/>
@@ -10283,7 +10283,7 @@
       <w:pPr>
         <w:pStyle w:val="Normal"/>
         <w:bidi w:val="0"/>
-        <w:jc w:val="start"/>
+        <w:jc w:val="left"/>
         <w:rPr>
           <w:b w:val="false"/>
           <w:bCs w:val="false"/>
@@ -10310,36 +10310,36 @@
       <w:pPr>
         <w:pStyle w:val="Normal"/>
         <w:bidi w:val="0"/>
-        <w:jc w:val="start"/>
-        <w:rPr>
-          <w:b w:val="false"/>
-          <w:bCs w:val="false"/>
-          <w:position w:val="0"/>
-          <w:sz w:val="24"/>
-          <w:sz w:val="24"/>
-          <w:szCs w:val="24"/>
-          <w:vertAlign w:val="baseline"/>
-          <w:lang w:val="hu-HU"/>
-        </w:rPr>
-      </w:pPr>
-      <w:r>
-        <w:rPr>
-          <w:b w:val="false"/>
-          <w:bCs w:val="false"/>
-          <w:position w:val="0"/>
-          <w:sz w:val="24"/>
-          <w:sz w:val="24"/>
-          <w:szCs w:val="24"/>
-          <w:vertAlign w:val="baseline"/>
-          <w:lang w:val="hu-HU"/>
-        </w:rPr>
-      </w:r>
-    </w:p>
-    <w:p>
-      <w:pPr>
-        <w:pStyle w:val="Normal"/>
-        <w:bidi w:val="0"/>
-        <w:jc w:val="start"/>
+        <w:jc w:val="left"/>
+        <w:rPr>
+          <w:b w:val="false"/>
+          <w:bCs w:val="false"/>
+          <w:position w:val="0"/>
+          <w:sz w:val="24"/>
+          <w:sz w:val="24"/>
+          <w:szCs w:val="24"/>
+          <w:vertAlign w:val="baseline"/>
+          <w:lang w:val="hu-HU"/>
+        </w:rPr>
+      </w:pPr>
+      <w:r>
+        <w:rPr>
+          <w:b w:val="false"/>
+          <w:bCs w:val="false"/>
+          <w:position w:val="0"/>
+          <w:sz w:val="24"/>
+          <w:sz w:val="24"/>
+          <w:szCs w:val="24"/>
+          <w:vertAlign w:val="baseline"/>
+          <w:lang w:val="hu-HU"/>
+        </w:rPr>
+      </w:r>
+    </w:p>
+    <w:p>
+      <w:pPr>
+        <w:pStyle w:val="Normal"/>
+        <w:bidi w:val="0"/>
+        <w:jc w:val="left"/>
         <w:rPr>
           <w:b w:val="false"/>
           <w:bCs w:val="false"/>
@@ -10366,7 +10366,7 @@
       <w:pPr>
         <w:pStyle w:val="Normal"/>
         <w:bidi w:val="0"/>
-        <w:jc w:val="start"/>
+        <w:jc w:val="left"/>
         <w:rPr>
           <w:b w:val="false"/>
           <w:bCs w:val="false"/>
@@ -10393,7 +10393,7 @@
       <w:pPr>
         <w:pStyle w:val="Normal"/>
         <w:bidi w:val="0"/>
-        <w:jc w:val="start"/>
+        <w:jc w:val="left"/>
         <w:rPr>
           <w:b w:val="false"/>
           <w:bCs w:val="false"/>
@@ -10420,7 +10420,7 @@
       <w:pPr>
         <w:pStyle w:val="Normal"/>
         <w:bidi w:val="0"/>
-        <w:jc w:val="start"/>
+        <w:jc w:val="left"/>
         <w:rPr>
           <w:b w:val="false"/>
           <w:bCs w:val="false"/>
@@ -10471,7 +10471,7 @@
       <w:pPr>
         <w:pStyle w:val="Normal"/>
         <w:bidi w:val="0"/>
-        <w:jc w:val="start"/>
+        <w:jc w:val="left"/>
         <w:rPr>
           <w:b w:val="false"/>
           <w:bCs w:val="false"/>
@@ -10525,7 +10525,7 @@
       <w:pPr>
         <w:pStyle w:val="Normal"/>
         <w:bidi w:val="0"/>
-        <w:jc w:val="start"/>
+        <w:jc w:val="left"/>
         <w:rPr>
           <w:b w:val="false"/>
           <w:bCs w:val="false"/>
@@ -10576,36 +10576,36 @@
       <w:pPr>
         <w:pStyle w:val="Normal"/>
         <w:bidi w:val="0"/>
-        <w:jc w:val="start"/>
-        <w:rPr>
-          <w:b w:val="false"/>
-          <w:bCs w:val="false"/>
-          <w:position w:val="0"/>
-          <w:sz w:val="24"/>
-          <w:sz w:val="24"/>
-          <w:szCs w:val="24"/>
-          <w:vertAlign w:val="baseline"/>
-          <w:lang w:val="hu-HU"/>
-        </w:rPr>
-      </w:pPr>
-      <w:r>
-        <w:rPr>
-          <w:b w:val="false"/>
-          <w:bCs w:val="false"/>
-          <w:position w:val="0"/>
-          <w:sz w:val="24"/>
-          <w:sz w:val="24"/>
-          <w:szCs w:val="24"/>
-          <w:vertAlign w:val="baseline"/>
-          <w:lang w:val="hu-HU"/>
-        </w:rPr>
-      </w:r>
-    </w:p>
-    <w:p>
-      <w:pPr>
-        <w:pStyle w:val="Normal"/>
-        <w:bidi w:val="0"/>
-        <w:jc w:val="start"/>
+        <w:jc w:val="left"/>
+        <w:rPr>
+          <w:b w:val="false"/>
+          <w:bCs w:val="false"/>
+          <w:position w:val="0"/>
+          <w:sz w:val="24"/>
+          <w:sz w:val="24"/>
+          <w:szCs w:val="24"/>
+          <w:vertAlign w:val="baseline"/>
+          <w:lang w:val="hu-HU"/>
+        </w:rPr>
+      </w:pPr>
+      <w:r>
+        <w:rPr>
+          <w:b w:val="false"/>
+          <w:bCs w:val="false"/>
+          <w:position w:val="0"/>
+          <w:sz w:val="24"/>
+          <w:sz w:val="24"/>
+          <w:szCs w:val="24"/>
+          <w:vertAlign w:val="baseline"/>
+          <w:lang w:val="hu-HU"/>
+        </w:rPr>
+      </w:r>
+    </w:p>
+    <w:p>
+      <w:pPr>
+        <w:pStyle w:val="Normal"/>
+        <w:bidi w:val="0"/>
+        <w:jc w:val="left"/>
         <w:rPr>
           <w:b w:val="false"/>
           <w:bCs w:val="false"/>
@@ -10632,7 +10632,7 @@
       <w:pPr>
         <w:pStyle w:val="Normal"/>
         <w:bidi w:val="0"/>
-        <w:jc w:val="start"/>
+        <w:jc w:val="left"/>
         <w:rPr>
           <w:b w:val="false"/>
           <w:bCs w:val="false"/>
@@ -10659,7 +10659,7 @@
       <w:pPr>
         <w:pStyle w:val="Normal"/>
         <w:bidi w:val="0"/>
-        <w:jc w:val="start"/>
+        <w:jc w:val="left"/>
         <w:rPr>
           <w:b w:val="false"/>
           <w:bCs w:val="false"/>
@@ -10710,7 +10710,7 @@
       <w:pPr>
         <w:pStyle w:val="Normal"/>
         <w:bidi w:val="0"/>
-        <w:jc w:val="start"/>
+        <w:jc w:val="left"/>
         <w:rPr>
           <w:b w:val="false"/>
           <w:bCs w:val="false"/>
@@ -10761,36 +10761,36 @@
       <w:pPr>
         <w:pStyle w:val="Normal"/>
         <w:bidi w:val="0"/>
-        <w:jc w:val="start"/>
-        <w:rPr>
-          <w:b w:val="false"/>
-          <w:bCs w:val="false"/>
-          <w:position w:val="0"/>
-          <w:sz w:val="24"/>
-          <w:sz w:val="24"/>
-          <w:szCs w:val="24"/>
-          <w:vertAlign w:val="baseline"/>
-          <w:lang w:val="hu-HU"/>
-        </w:rPr>
-      </w:pPr>
-      <w:r>
-        <w:rPr>
-          <w:b w:val="false"/>
-          <w:bCs w:val="false"/>
-          <w:position w:val="0"/>
-          <w:sz w:val="24"/>
-          <w:sz w:val="24"/>
-          <w:szCs w:val="24"/>
-          <w:vertAlign w:val="baseline"/>
-          <w:lang w:val="hu-HU"/>
-        </w:rPr>
-      </w:r>
-    </w:p>
-    <w:p>
-      <w:pPr>
-        <w:pStyle w:val="Normal"/>
-        <w:bidi w:val="0"/>
-        <w:jc w:val="start"/>
+        <w:jc w:val="left"/>
+        <w:rPr>
+          <w:b w:val="false"/>
+          <w:bCs w:val="false"/>
+          <w:position w:val="0"/>
+          <w:sz w:val="24"/>
+          <w:sz w:val="24"/>
+          <w:szCs w:val="24"/>
+          <w:vertAlign w:val="baseline"/>
+          <w:lang w:val="hu-HU"/>
+        </w:rPr>
+      </w:pPr>
+      <w:r>
+        <w:rPr>
+          <w:b w:val="false"/>
+          <w:bCs w:val="false"/>
+          <w:position w:val="0"/>
+          <w:sz w:val="24"/>
+          <w:sz w:val="24"/>
+          <w:szCs w:val="24"/>
+          <w:vertAlign w:val="baseline"/>
+          <w:lang w:val="hu-HU"/>
+        </w:rPr>
+      </w:r>
+    </w:p>
+    <w:p>
+      <w:pPr>
+        <w:pStyle w:val="Normal"/>
+        <w:bidi w:val="0"/>
+        <w:jc w:val="left"/>
         <w:rPr>
           <w:b w:val="false"/>
           <w:bCs w:val="false"/>
@@ -10841,7 +10841,7 @@
       <w:pPr>
         <w:pStyle w:val="Normal"/>
         <w:bidi w:val="0"/>
-        <w:jc w:val="start"/>
+        <w:jc w:val="left"/>
         <w:rPr>
           <w:b w:val="false"/>
           <w:bCs w:val="false"/>
@@ -10892,7 +10892,7 @@
       <w:pPr>
         <w:pStyle w:val="Normal"/>
         <w:bidi w:val="0"/>
-        <w:jc w:val="start"/>
+        <w:jc w:val="left"/>
         <w:rPr>
           <w:b w:val="false"/>
           <w:bCs w:val="false"/>
@@ -10919,36 +10919,36 @@
       <w:pPr>
         <w:pStyle w:val="Normal"/>
         <w:bidi w:val="0"/>
-        <w:jc w:val="start"/>
-        <w:rPr>
-          <w:b w:val="false"/>
-          <w:bCs w:val="false"/>
-          <w:position w:val="0"/>
-          <w:sz w:val="24"/>
-          <w:sz w:val="24"/>
-          <w:szCs w:val="24"/>
-          <w:vertAlign w:val="baseline"/>
-          <w:lang w:val="hu-HU"/>
-        </w:rPr>
-      </w:pPr>
-      <w:r>
-        <w:rPr>
-          <w:b w:val="false"/>
-          <w:bCs w:val="false"/>
-          <w:position w:val="0"/>
-          <w:sz w:val="24"/>
-          <w:sz w:val="24"/>
-          <w:szCs w:val="24"/>
-          <w:vertAlign w:val="baseline"/>
-          <w:lang w:val="hu-HU"/>
-        </w:rPr>
-      </w:r>
-    </w:p>
-    <w:p>
-      <w:pPr>
-        <w:pStyle w:val="Normal"/>
-        <w:bidi w:val="0"/>
-        <w:jc w:val="start"/>
+        <w:jc w:val="left"/>
+        <w:rPr>
+          <w:b w:val="false"/>
+          <w:bCs w:val="false"/>
+          <w:position w:val="0"/>
+          <w:sz w:val="24"/>
+          <w:sz w:val="24"/>
+          <w:szCs w:val="24"/>
+          <w:vertAlign w:val="baseline"/>
+          <w:lang w:val="hu-HU"/>
+        </w:rPr>
+      </w:pPr>
+      <w:r>
+        <w:rPr>
+          <w:b w:val="false"/>
+          <w:bCs w:val="false"/>
+          <w:position w:val="0"/>
+          <w:sz w:val="24"/>
+          <w:sz w:val="24"/>
+          <w:szCs w:val="24"/>
+          <w:vertAlign w:val="baseline"/>
+          <w:lang w:val="hu-HU"/>
+        </w:rPr>
+      </w:r>
+    </w:p>
+    <w:p>
+      <w:pPr>
+        <w:pStyle w:val="Normal"/>
+        <w:bidi w:val="0"/>
+        <w:jc w:val="left"/>
         <w:rPr>
           <w:b/>
           <w:bCs/>
@@ -10972,7 +10972,7 @@
       <w:pPr>
         <w:pStyle w:val="Normal"/>
         <w:bidi w:val="0"/>
-        <w:jc w:val="start"/>
+        <w:jc w:val="left"/>
         <w:rPr>
           <w:b/>
           <w:bCs/>
@@ -10995,7 +10995,7 @@
       <w:pPr>
         <w:pStyle w:val="Normal"/>
         <w:bidi w:val="0"/>
-        <w:jc w:val="start"/>
+        <w:jc w:val="left"/>
         <w:rPr>
           <w:b/>
           <w:bCs/>
@@ -11018,7 +11018,7 @@
       <w:pPr>
         <w:pStyle w:val="Normal"/>
         <w:bidi w:val="0"/>
-        <w:jc w:val="start"/>
+        <w:jc w:val="left"/>
         <w:rPr>
           <w:b/>
           <w:bCs/>
@@ -11090,7 +11090,7 @@
       <w:pPr>
         <w:pStyle w:val="Normal"/>
         <w:bidi w:val="0"/>
-        <w:jc w:val="start"/>
+        <w:jc w:val="left"/>
         <w:rPr>
           <w:b w:val="false"/>
           <w:bCs w:val="false"/>
@@ -11114,7 +11114,7 @@
       <w:pPr>
         <w:pStyle w:val="Normal"/>
         <w:bidi w:val="0"/>
-        <w:jc w:val="start"/>
+        <w:jc w:val="left"/>
         <w:rPr>
           <w:b w:val="false"/>
           <w:bCs w:val="false"/>
@@ -11138,7 +11138,7 @@
       <w:pPr>
         <w:pStyle w:val="Normal"/>
         <w:bidi w:val="0"/>
-        <w:jc w:val="start"/>
+        <w:jc w:val="left"/>
         <w:rPr>
           <w:b w:val="false"/>
           <w:bCs w:val="false"/>
@@ -11162,7 +11162,7 @@
       <w:pPr>
         <w:pStyle w:val="Normal"/>
         <w:bidi w:val="0"/>
-        <w:jc w:val="start"/>
+        <w:jc w:val="left"/>
         <w:rPr>
           <w:b w:val="false"/>
           <w:bCs w:val="false"/>
@@ -11186,7 +11186,7 @@
       <w:pPr>
         <w:pStyle w:val="Normal"/>
         <w:bidi w:val="0"/>
-        <w:jc w:val="start"/>
+        <w:jc w:val="left"/>
         <w:rPr>
           <w:b w:val="false"/>
           <w:bCs w:val="false"/>
@@ -11210,7 +11210,7 @@
       <w:pPr>
         <w:pStyle w:val="Normal"/>
         <w:bidi w:val="0"/>
-        <w:jc w:val="start"/>
+        <w:jc w:val="left"/>
         <w:rPr>
           <w:b w:val="false"/>
           <w:bCs w:val="false"/>
@@ -11234,7 +11234,7 @@
       <w:pPr>
         <w:pStyle w:val="Normal"/>
         <w:bidi w:val="0"/>
-        <w:jc w:val="start"/>
+        <w:jc w:val="left"/>
         <w:rPr>
           <w:b w:val="false"/>
           <w:bCs w:val="false"/>
@@ -11303,7 +11303,7 @@
       <w:pPr>
         <w:pStyle w:val="Normal"/>
         <w:bidi w:val="0"/>
-        <w:jc w:val="start"/>
+        <w:jc w:val="left"/>
         <w:rPr>
           <w:b w:val="false"/>
           <w:bCs w:val="false"/>
@@ -11327,7 +11327,7 @@
       <w:pPr>
         <w:pStyle w:val="Normal"/>
         <w:bidi w:val="0"/>
-        <w:jc w:val="start"/>
+        <w:jc w:val="left"/>
         <w:rPr>
           <w:b w:val="false"/>
           <w:bCs w:val="false"/>
@@ -11351,7 +11351,7 @@
       <w:pPr>
         <w:pStyle w:val="Normal"/>
         <w:bidi w:val="0"/>
-        <w:jc w:val="start"/>
+        <w:jc w:val="left"/>
         <w:rPr>
           <w:b w:val="false"/>
           <w:bCs w:val="false"/>
@@ -11375,7 +11375,7 @@
       <w:pPr>
         <w:pStyle w:val="Normal"/>
         <w:bidi w:val="0"/>
-        <w:jc w:val="start"/>
+        <w:jc w:val="left"/>
         <w:rPr>
           <w:b w:val="false"/>
           <w:bCs w:val="false"/>
@@ -11399,7 +11399,7 @@
       <w:pPr>
         <w:pStyle w:val="Normal"/>
         <w:bidi w:val="0"/>
-        <w:jc w:val="start"/>
+        <w:jc w:val="left"/>
         <w:rPr>
           <w:b w:val="false"/>
           <w:bCs w:val="false"/>
@@ -11423,7 +11423,7 @@
       <w:pPr>
         <w:pStyle w:val="Normal"/>
         <w:bidi w:val="0"/>
-        <w:jc w:val="start"/>
+        <w:jc w:val="left"/>
         <w:rPr>
           <w:b w:val="false"/>
           <w:bCs w:val="false"/>
@@ -11447,30 +11447,30 @@
       <w:pPr>
         <w:pStyle w:val="Normal"/>
         <w:bidi w:val="0"/>
-        <w:jc w:val="start"/>
-        <w:rPr>
-          <w:b w:val="false"/>
-          <w:bCs w:val="false"/>
-          <w:sz w:val="24"/>
-          <w:szCs w:val="24"/>
-          <w:lang w:val="hu-HU"/>
-        </w:rPr>
-      </w:pPr>
-      <w:r>
-        <w:rPr>
-          <w:b w:val="false"/>
-          <w:bCs w:val="false"/>
-          <w:sz w:val="24"/>
-          <w:szCs w:val="24"/>
-          <w:lang w:val="hu-HU"/>
-        </w:rPr>
-      </w:r>
-    </w:p>
-    <w:p>
-      <w:pPr>
-        <w:pStyle w:val="Normal"/>
-        <w:bidi w:val="0"/>
-        <w:jc w:val="start"/>
+        <w:jc w:val="left"/>
+        <w:rPr>
+          <w:b w:val="false"/>
+          <w:bCs w:val="false"/>
+          <w:sz w:val="24"/>
+          <w:szCs w:val="24"/>
+          <w:lang w:val="hu-HU"/>
+        </w:rPr>
+      </w:pPr>
+      <w:r>
+        <w:rPr>
+          <w:b w:val="false"/>
+          <w:bCs w:val="false"/>
+          <w:sz w:val="24"/>
+          <w:szCs w:val="24"/>
+          <w:lang w:val="hu-HU"/>
+        </w:rPr>
+      </w:r>
+    </w:p>
+    <w:p>
+      <w:pPr>
+        <w:pStyle w:val="Normal"/>
+        <w:bidi w:val="0"/>
+        <w:jc w:val="left"/>
         <w:rPr>
           <w:b/>
           <w:bCs/>
@@ -11494,53 +11494,53 @@
       <w:pPr>
         <w:pStyle w:val="Normal"/>
         <w:bidi w:val="0"/>
-        <w:jc w:val="start"/>
-        <w:rPr>
-          <w:b w:val="false"/>
-          <w:bCs w:val="false"/>
-          <w:sz w:val="24"/>
-          <w:szCs w:val="24"/>
-          <w:lang w:val="hu-HU"/>
-        </w:rPr>
-      </w:pPr>
-      <w:r>
-        <w:rPr>
-          <w:b w:val="false"/>
-          <w:bCs w:val="false"/>
-          <w:sz w:val="24"/>
-          <w:szCs w:val="24"/>
-          <w:lang w:val="hu-HU"/>
-        </w:rPr>
-      </w:r>
-    </w:p>
-    <w:p>
-      <w:pPr>
-        <w:pStyle w:val="Normal"/>
-        <w:bidi w:val="0"/>
-        <w:jc w:val="start"/>
-        <w:rPr>
-          <w:b w:val="false"/>
-          <w:bCs w:val="false"/>
-          <w:sz w:val="24"/>
-          <w:szCs w:val="24"/>
-          <w:lang w:val="hu-HU"/>
-        </w:rPr>
-      </w:pPr>
-      <w:r>
-        <w:rPr>
-          <w:b w:val="false"/>
-          <w:bCs w:val="false"/>
-          <w:sz w:val="24"/>
-          <w:szCs w:val="24"/>
-          <w:lang w:val="hu-HU"/>
-        </w:rPr>
-      </w:r>
-    </w:p>
-    <w:p>
-      <w:pPr>
-        <w:pStyle w:val="Normal"/>
-        <w:bidi w:val="0"/>
-        <w:jc w:val="start"/>
+        <w:jc w:val="left"/>
+        <w:rPr>
+          <w:b w:val="false"/>
+          <w:bCs w:val="false"/>
+          <w:sz w:val="24"/>
+          <w:szCs w:val="24"/>
+          <w:lang w:val="hu-HU"/>
+        </w:rPr>
+      </w:pPr>
+      <w:r>
+        <w:rPr>
+          <w:b w:val="false"/>
+          <w:bCs w:val="false"/>
+          <w:sz w:val="24"/>
+          <w:szCs w:val="24"/>
+          <w:lang w:val="hu-HU"/>
+        </w:rPr>
+      </w:r>
+    </w:p>
+    <w:p>
+      <w:pPr>
+        <w:pStyle w:val="Normal"/>
+        <w:bidi w:val="0"/>
+        <w:jc w:val="left"/>
+        <w:rPr>
+          <w:b w:val="false"/>
+          <w:bCs w:val="false"/>
+          <w:sz w:val="24"/>
+          <w:szCs w:val="24"/>
+          <w:lang w:val="hu-HU"/>
+        </w:rPr>
+      </w:pPr>
+      <w:r>
+        <w:rPr>
+          <w:b w:val="false"/>
+          <w:bCs w:val="false"/>
+          <w:sz w:val="24"/>
+          <w:szCs w:val="24"/>
+          <w:lang w:val="hu-HU"/>
+        </w:rPr>
+      </w:r>
+    </w:p>
+    <w:p>
+      <w:pPr>
+        <w:pStyle w:val="Normal"/>
+        <w:bidi w:val="0"/>
+        <w:jc w:val="left"/>
         <w:rPr>
           <w:b w:val="false"/>
           <w:bCs w:val="false"/>
@@ -11574,30 +11574,30 @@
       <w:pPr>
         <w:pStyle w:val="Normal"/>
         <w:bidi w:val="0"/>
-        <w:jc w:val="start"/>
-        <w:rPr>
-          <w:b w:val="false"/>
-          <w:bCs w:val="false"/>
-          <w:sz w:val="24"/>
-          <w:szCs w:val="24"/>
-          <w:lang w:val="hu-HU"/>
-        </w:rPr>
-      </w:pPr>
-      <w:r>
-        <w:rPr>
-          <w:b w:val="false"/>
-          <w:bCs w:val="false"/>
-          <w:sz w:val="24"/>
-          <w:szCs w:val="24"/>
-          <w:lang w:val="hu-HU"/>
-        </w:rPr>
-      </w:r>
-    </w:p>
-    <w:p>
-      <w:pPr>
-        <w:pStyle w:val="Normal"/>
-        <w:bidi w:val="0"/>
-        <w:jc w:val="start"/>
+        <w:jc w:val="left"/>
+        <w:rPr>
+          <w:b w:val="false"/>
+          <w:bCs w:val="false"/>
+          <w:sz w:val="24"/>
+          <w:szCs w:val="24"/>
+          <w:lang w:val="hu-HU"/>
+        </w:rPr>
+      </w:pPr>
+      <w:r>
+        <w:rPr>
+          <w:b w:val="false"/>
+          <w:bCs w:val="false"/>
+          <w:sz w:val="24"/>
+          <w:szCs w:val="24"/>
+          <w:lang w:val="hu-HU"/>
+        </w:rPr>
+      </w:r>
+    </w:p>
+    <w:p>
+      <w:pPr>
+        <w:pStyle w:val="Normal"/>
+        <w:bidi w:val="0"/>
+        <w:jc w:val="left"/>
         <w:rPr>
           <w:b w:val="false"/>
           <w:bCs w:val="false"/>
@@ -11621,7 +11621,7 @@
       <w:pPr>
         <w:pStyle w:val="Normal"/>
         <w:bidi w:val="0"/>
-        <w:jc w:val="start"/>
+        <w:jc w:val="left"/>
         <w:rPr>
           <w:b w:val="false"/>
           <w:bCs w:val="false"/>
@@ -11645,7 +11645,7 @@
       <w:pPr>
         <w:pStyle w:val="Normal"/>
         <w:bidi w:val="0"/>
-        <w:jc w:val="start"/>
+        <w:jc w:val="left"/>
         <w:rPr>
           <w:b w:val="false"/>
           <w:bCs w:val="false"/>
@@ -11669,7 +11669,7 @@
       <w:pPr>
         <w:pStyle w:val="Normal"/>
         <w:bidi w:val="0"/>
-        <w:jc w:val="start"/>
+        <w:jc w:val="left"/>
         <w:rPr>
           <w:b w:val="false"/>
           <w:bCs w:val="false"/>
@@ -11693,7 +11693,7 @@
       <w:pPr>
         <w:pStyle w:val="Normal"/>
         <w:bidi w:val="0"/>
-        <w:jc w:val="start"/>
+        <w:jc w:val="left"/>
         <w:rPr>
           <w:b w:val="false"/>
           <w:bCs w:val="false"/>
@@ -11717,7 +11717,7 @@
       <w:pPr>
         <w:pStyle w:val="Normal"/>
         <w:bidi w:val="0"/>
-        <w:jc w:val="start"/>
+        <w:jc w:val="left"/>
         <w:rPr>
           <w:b w:val="false"/>
           <w:bCs w:val="false"/>
@@ -11741,7 +11741,7 @@
       <w:pPr>
         <w:pStyle w:val="Normal"/>
         <w:bidi w:val="0"/>
-        <w:jc w:val="start"/>
+        <w:jc w:val="left"/>
         <w:rPr>
           <w:b w:val="false"/>
           <w:bCs w:val="false"/>
@@ -11765,53 +11765,53 @@
       <w:pPr>
         <w:pStyle w:val="Normal"/>
         <w:bidi w:val="0"/>
-        <w:jc w:val="start"/>
-        <w:rPr>
-          <w:b w:val="false"/>
-          <w:bCs w:val="false"/>
-          <w:sz w:val="24"/>
-          <w:szCs w:val="24"/>
-          <w:lang w:val="hu-HU"/>
-        </w:rPr>
-      </w:pPr>
-      <w:r>
-        <w:rPr>
-          <w:b w:val="false"/>
-          <w:bCs w:val="false"/>
-          <w:sz w:val="24"/>
-          <w:szCs w:val="24"/>
-          <w:lang w:val="hu-HU"/>
-        </w:rPr>
-      </w:r>
-    </w:p>
-    <w:p>
-      <w:pPr>
-        <w:pStyle w:val="Normal"/>
-        <w:bidi w:val="0"/>
-        <w:jc w:val="start"/>
-        <w:rPr>
-          <w:b w:val="false"/>
-          <w:bCs w:val="false"/>
-          <w:sz w:val="24"/>
-          <w:szCs w:val="24"/>
-          <w:lang w:val="hu-HU"/>
-        </w:rPr>
-      </w:pPr>
-      <w:r>
-        <w:rPr>
-          <w:b w:val="false"/>
-          <w:bCs w:val="false"/>
-          <w:sz w:val="24"/>
-          <w:szCs w:val="24"/>
-          <w:lang w:val="hu-HU"/>
-        </w:rPr>
-      </w:r>
-    </w:p>
-    <w:p>
-      <w:pPr>
-        <w:pStyle w:val="Normal"/>
-        <w:bidi w:val="0"/>
-        <w:jc w:val="start"/>
+        <w:jc w:val="left"/>
+        <w:rPr>
+          <w:b w:val="false"/>
+          <w:bCs w:val="false"/>
+          <w:sz w:val="24"/>
+          <w:szCs w:val="24"/>
+          <w:lang w:val="hu-HU"/>
+        </w:rPr>
+      </w:pPr>
+      <w:r>
+        <w:rPr>
+          <w:b w:val="false"/>
+          <w:bCs w:val="false"/>
+          <w:sz w:val="24"/>
+          <w:szCs w:val="24"/>
+          <w:lang w:val="hu-HU"/>
+        </w:rPr>
+      </w:r>
+    </w:p>
+    <w:p>
+      <w:pPr>
+        <w:pStyle w:val="Normal"/>
+        <w:bidi w:val="0"/>
+        <w:jc w:val="left"/>
+        <w:rPr>
+          <w:b w:val="false"/>
+          <w:bCs w:val="false"/>
+          <w:sz w:val="24"/>
+          <w:szCs w:val="24"/>
+          <w:lang w:val="hu-HU"/>
+        </w:rPr>
+      </w:pPr>
+      <w:r>
+        <w:rPr>
+          <w:b w:val="false"/>
+          <w:bCs w:val="false"/>
+          <w:sz w:val="24"/>
+          <w:szCs w:val="24"/>
+          <w:lang w:val="hu-HU"/>
+        </w:rPr>
+      </w:r>
+    </w:p>
+    <w:p>
+      <w:pPr>
+        <w:pStyle w:val="Normal"/>
+        <w:bidi w:val="0"/>
+        <w:jc w:val="left"/>
         <w:rPr>
           <w:b/>
           <w:bCs/>
@@ -11835,7 +11835,7 @@
       <w:pPr>
         <w:pStyle w:val="Normal"/>
         <w:bidi w:val="0"/>
-        <w:jc w:val="start"/>
+        <w:jc w:val="left"/>
         <w:rPr>
           <w:b w:val="false"/>
           <w:bCs w:val="false"/>
@@ -11859,7 +11859,7 @@
       <w:pPr>
         <w:pStyle w:val="Normal"/>
         <w:bidi w:val="0"/>
-        <w:jc w:val="start"/>
+        <w:jc w:val="left"/>
         <w:rPr>
           <w:b w:val="false"/>
           <w:bCs w:val="false"/>
@@ -11883,7 +11883,7 @@
       <w:pPr>
         <w:pStyle w:val="Normal"/>
         <w:bidi w:val="0"/>
-        <w:jc w:val="start"/>
+        <w:jc w:val="left"/>
         <w:rPr>
           <w:b w:val="false"/>
           <w:bCs w:val="false"/>
@@ -11907,7 +11907,7 @@
       <w:pPr>
         <w:pStyle w:val="Normal"/>
         <w:bidi w:val="0"/>
-        <w:jc w:val="start"/>
+        <w:jc w:val="left"/>
         <w:rPr>
           <w:b w:val="false"/>
           <w:bCs w:val="false"/>
@@ -11931,7 +11931,7 @@
       <w:pPr>
         <w:pStyle w:val="Normal"/>
         <w:bidi w:val="0"/>
-        <w:jc w:val="start"/>
+        <w:jc w:val="left"/>
         <w:rPr>
           <w:b w:val="false"/>
           <w:bCs w:val="false"/>
@@ -11955,7 +11955,7 @@
       <w:pPr>
         <w:pStyle w:val="Normal"/>
         <w:bidi w:val="0"/>
-        <w:jc w:val="start"/>
+        <w:jc w:val="left"/>
         <w:rPr>
           <w:b w:val="false"/>
           <w:bCs w:val="false"/>
@@ -11979,7 +11979,7 @@
       <w:pPr>
         <w:pStyle w:val="Normal"/>
         <w:bidi w:val="0"/>
-        <w:jc w:val="start"/>
+        <w:jc w:val="left"/>
         <w:rPr>
           <w:b w:val="false"/>
           <w:bCs w:val="false"/>
@@ -12003,7 +12003,7 @@
       <w:pPr>
         <w:pStyle w:val="Normal"/>
         <w:bidi w:val="0"/>
-        <w:jc w:val="start"/>
+        <w:jc w:val="left"/>
         <w:rPr>
           <w:b w:val="false"/>
           <w:bCs w:val="false"/>
@@ -12027,7 +12027,7 @@
       <w:pPr>
         <w:pStyle w:val="Normal"/>
         <w:bidi w:val="0"/>
-        <w:jc w:val="start"/>
+        <w:jc w:val="left"/>
         <w:rPr>
           <w:b w:val="false"/>
           <w:bCs w:val="false"/>
@@ -12051,30 +12051,30 @@
       <w:pPr>
         <w:pStyle w:val="Normal"/>
         <w:bidi w:val="0"/>
-        <w:jc w:val="start"/>
-        <w:rPr>
-          <w:b w:val="false"/>
-          <w:bCs w:val="false"/>
-          <w:sz w:val="24"/>
-          <w:szCs w:val="24"/>
-          <w:lang w:val="hu-HU"/>
-        </w:rPr>
-      </w:pPr>
-      <w:r>
-        <w:rPr>
-          <w:b w:val="false"/>
-          <w:bCs w:val="false"/>
-          <w:sz w:val="24"/>
-          <w:szCs w:val="24"/>
-          <w:lang w:val="hu-HU"/>
-        </w:rPr>
-      </w:r>
-    </w:p>
-    <w:p>
-      <w:pPr>
-        <w:pStyle w:val="Normal"/>
-        <w:bidi w:val="0"/>
-        <w:jc w:val="start"/>
+        <w:jc w:val="left"/>
+        <w:rPr>
+          <w:b w:val="false"/>
+          <w:bCs w:val="false"/>
+          <w:sz w:val="24"/>
+          <w:szCs w:val="24"/>
+          <w:lang w:val="hu-HU"/>
+        </w:rPr>
+      </w:pPr>
+      <w:r>
+        <w:rPr>
+          <w:b w:val="false"/>
+          <w:bCs w:val="false"/>
+          <w:sz w:val="24"/>
+          <w:szCs w:val="24"/>
+          <w:lang w:val="hu-HU"/>
+        </w:rPr>
+      </w:r>
+    </w:p>
+    <w:p>
+      <w:pPr>
+        <w:pStyle w:val="Normal"/>
+        <w:bidi w:val="0"/>
+        <w:jc w:val="left"/>
         <w:rPr>
           <w:b w:val="false"/>
           <w:bCs w:val="false"/>
@@ -12098,7 +12098,7 @@
       <w:pPr>
         <w:pStyle w:val="Normal"/>
         <w:bidi w:val="0"/>
-        <w:jc w:val="start"/>
+        <w:jc w:val="left"/>
         <w:rPr>
           <w:b w:val="false"/>
           <w:bCs w:val="false"/>
@@ -12197,7 +12197,7 @@
       <w:pPr>
         <w:pStyle w:val="Normal"/>
         <w:bidi w:val="0"/>
-        <w:jc w:val="start"/>
+        <w:jc w:val="left"/>
         <w:rPr>
           <w:b w:val="false"/>
           <w:bCs w:val="false"/>
@@ -12296,7 +12296,7 @@
       <w:pPr>
         <w:pStyle w:val="Normal"/>
         <w:bidi w:val="0"/>
-        <w:jc w:val="start"/>
+        <w:jc w:val="left"/>
         <w:rPr>
           <w:b w:val="false"/>
           <w:bCs w:val="false"/>
@@ -12395,36 +12395,36 @@
       <w:pPr>
         <w:pStyle w:val="Normal"/>
         <w:bidi w:val="0"/>
-        <w:jc w:val="start"/>
-        <w:rPr>
-          <w:b w:val="false"/>
-          <w:bCs w:val="false"/>
-          <w:position w:val="0"/>
-          <w:sz w:val="24"/>
-          <w:sz w:val="24"/>
-          <w:szCs w:val="24"/>
-          <w:vertAlign w:val="baseline"/>
-          <w:lang w:val="hu-HU"/>
-        </w:rPr>
-      </w:pPr>
-      <w:r>
-        <w:rPr>
-          <w:b w:val="false"/>
-          <w:bCs w:val="false"/>
-          <w:position w:val="0"/>
-          <w:sz w:val="24"/>
-          <w:sz w:val="24"/>
-          <w:szCs w:val="24"/>
-          <w:vertAlign w:val="baseline"/>
-          <w:lang w:val="hu-HU"/>
-        </w:rPr>
-      </w:r>
-    </w:p>
-    <w:p>
-      <w:pPr>
-        <w:pStyle w:val="Normal"/>
-        <w:bidi w:val="0"/>
-        <w:jc w:val="start"/>
+        <w:jc w:val="left"/>
+        <w:rPr>
+          <w:b w:val="false"/>
+          <w:bCs w:val="false"/>
+          <w:position w:val="0"/>
+          <w:sz w:val="24"/>
+          <w:sz w:val="24"/>
+          <w:szCs w:val="24"/>
+          <w:vertAlign w:val="baseline"/>
+          <w:lang w:val="hu-HU"/>
+        </w:rPr>
+      </w:pPr>
+      <w:r>
+        <w:rPr>
+          <w:b w:val="false"/>
+          <w:bCs w:val="false"/>
+          <w:position w:val="0"/>
+          <w:sz w:val="24"/>
+          <w:sz w:val="24"/>
+          <w:szCs w:val="24"/>
+          <w:vertAlign w:val="baseline"/>
+          <w:lang w:val="hu-HU"/>
+        </w:rPr>
+      </w:r>
+    </w:p>
+    <w:p>
+      <w:pPr>
+        <w:pStyle w:val="Normal"/>
+        <w:bidi w:val="0"/>
+        <w:jc w:val="left"/>
         <w:rPr>
           <w:b/>
           <w:bCs/>
@@ -12448,7 +12448,7 @@
       <w:pPr>
         <w:pStyle w:val="Normal"/>
         <w:bidi w:val="0"/>
-        <w:jc w:val="start"/>
+        <w:jc w:val="left"/>
         <w:rPr>
           <w:b w:val="false"/>
           <w:bCs w:val="false"/>
@@ -12544,7 +12544,7 @@
       <w:pPr>
         <w:pStyle w:val="Normal"/>
         <w:bidi w:val="0"/>
-        <w:jc w:val="start"/>
+        <w:jc w:val="left"/>
         <w:rPr>
           <w:b w:val="false"/>
           <w:bCs w:val="false"/>
@@ -12592,7 +12592,7 @@
       <w:pPr>
         <w:pStyle w:val="Normal"/>
         <w:bidi w:val="0"/>
-        <w:jc w:val="start"/>
+        <w:jc w:val="left"/>
         <w:rPr>
           <w:b w:val="false"/>
           <w:bCs w:val="false"/>
@@ -12616,30 +12616,30 @@
       <w:pPr>
         <w:pStyle w:val="Normal"/>
         <w:bidi w:val="0"/>
-        <w:jc w:val="start"/>
-        <w:rPr>
-          <w:b w:val="false"/>
-          <w:bCs w:val="false"/>
-          <w:sz w:val="24"/>
-          <w:szCs w:val="24"/>
-          <w:lang w:val="hu-HU"/>
-        </w:rPr>
-      </w:pPr>
-      <w:r>
-        <w:rPr>
-          <w:b w:val="false"/>
-          <w:bCs w:val="false"/>
-          <w:sz w:val="24"/>
-          <w:szCs w:val="24"/>
-          <w:lang w:val="hu-HU"/>
-        </w:rPr>
-      </w:r>
-    </w:p>
-    <w:p>
-      <w:pPr>
-        <w:pStyle w:val="Normal"/>
-        <w:bidi w:val="0"/>
-        <w:jc w:val="start"/>
+        <w:jc w:val="left"/>
+        <w:rPr>
+          <w:b w:val="false"/>
+          <w:bCs w:val="false"/>
+          <w:sz w:val="24"/>
+          <w:szCs w:val="24"/>
+          <w:lang w:val="hu-HU"/>
+        </w:rPr>
+      </w:pPr>
+      <w:r>
+        <w:rPr>
+          <w:b w:val="false"/>
+          <w:bCs w:val="false"/>
+          <w:sz w:val="24"/>
+          <w:szCs w:val="24"/>
+          <w:lang w:val="hu-HU"/>
+        </w:rPr>
+      </w:r>
+    </w:p>
+    <w:p>
+      <w:pPr>
+        <w:pStyle w:val="Normal"/>
+        <w:bidi w:val="0"/>
+        <w:jc w:val="left"/>
         <w:rPr>
           <w:b w:val="false"/>
           <w:bCs w:val="false"/>
@@ -12663,30 +12663,30 @@
       <w:pPr>
         <w:pStyle w:val="Normal"/>
         <w:bidi w:val="0"/>
-        <w:jc w:val="start"/>
-        <w:rPr>
-          <w:b w:val="false"/>
-          <w:bCs w:val="false"/>
-          <w:sz w:val="24"/>
-          <w:szCs w:val="24"/>
-          <w:lang w:val="hu-HU"/>
-        </w:rPr>
-      </w:pPr>
-      <w:r>
-        <w:rPr>
-          <w:b w:val="false"/>
-          <w:bCs w:val="false"/>
-          <w:sz w:val="24"/>
-          <w:szCs w:val="24"/>
-          <w:lang w:val="hu-HU"/>
-        </w:rPr>
-      </w:r>
-    </w:p>
-    <w:p>
-      <w:pPr>
-        <w:pStyle w:val="Normal"/>
-        <w:bidi w:val="0"/>
-        <w:jc w:val="start"/>
+        <w:jc w:val="left"/>
+        <w:rPr>
+          <w:b w:val="false"/>
+          <w:bCs w:val="false"/>
+          <w:sz w:val="24"/>
+          <w:szCs w:val="24"/>
+          <w:lang w:val="hu-HU"/>
+        </w:rPr>
+      </w:pPr>
+      <w:r>
+        <w:rPr>
+          <w:b w:val="false"/>
+          <w:bCs w:val="false"/>
+          <w:sz w:val="24"/>
+          <w:szCs w:val="24"/>
+          <w:lang w:val="hu-HU"/>
+        </w:rPr>
+      </w:r>
+    </w:p>
+    <w:p>
+      <w:pPr>
+        <w:pStyle w:val="Normal"/>
+        <w:bidi w:val="0"/>
+        <w:jc w:val="left"/>
         <w:rPr>
           <w:b w:val="false"/>
           <w:bCs w:val="false"/>
@@ -12782,7 +12782,7 @@
       <w:pPr>
         <w:pStyle w:val="Normal"/>
         <w:bidi w:val="0"/>
-        <w:jc w:val="start"/>
+        <w:jc w:val="left"/>
         <w:rPr>
           <w:b w:val="false"/>
           <w:bCs w:val="false"/>
@@ -12830,7 +12830,7 @@
       <w:pPr>
         <w:pStyle w:val="Normal"/>
         <w:bidi w:val="0"/>
-        <w:jc w:val="start"/>
+        <w:jc w:val="left"/>
         <w:rPr>
           <w:b w:val="false"/>
           <w:bCs w:val="false"/>
@@ -12854,30 +12854,30 @@
       <w:pPr>
         <w:pStyle w:val="Normal"/>
         <w:bidi w:val="0"/>
-        <w:jc w:val="start"/>
-        <w:rPr>
-          <w:b w:val="false"/>
-          <w:bCs w:val="false"/>
-          <w:sz w:val="24"/>
-          <w:szCs w:val="24"/>
-          <w:lang w:val="hu-HU"/>
-        </w:rPr>
-      </w:pPr>
-      <w:r>
-        <w:rPr>
-          <w:b w:val="false"/>
-          <w:bCs w:val="false"/>
-          <w:sz w:val="24"/>
-          <w:szCs w:val="24"/>
-          <w:lang w:val="hu-HU"/>
-        </w:rPr>
-      </w:r>
-    </w:p>
-    <w:p>
-      <w:pPr>
-        <w:pStyle w:val="Normal"/>
-        <w:bidi w:val="0"/>
-        <w:jc w:val="start"/>
+        <w:jc w:val="left"/>
+        <w:rPr>
+          <w:b w:val="false"/>
+          <w:bCs w:val="false"/>
+          <w:sz w:val="24"/>
+          <w:szCs w:val="24"/>
+          <w:lang w:val="hu-HU"/>
+        </w:rPr>
+      </w:pPr>
+      <w:r>
+        <w:rPr>
+          <w:b w:val="false"/>
+          <w:bCs w:val="false"/>
+          <w:sz w:val="24"/>
+          <w:szCs w:val="24"/>
+          <w:lang w:val="hu-HU"/>
+        </w:rPr>
+      </w:r>
+    </w:p>
+    <w:p>
+      <w:pPr>
+        <w:pStyle w:val="Normal"/>
+        <w:bidi w:val="0"/>
+        <w:jc w:val="left"/>
         <w:rPr>
           <w:b/>
           <w:bCs/>
@@ -12901,7 +12901,7 @@
       <w:pPr>
         <w:pStyle w:val="Normal"/>
         <w:bidi w:val="0"/>
-        <w:jc w:val="start"/>
+        <w:jc w:val="left"/>
         <w:rPr>
           <w:b w:val="false"/>
           <w:bCs w:val="false"/>
@@ -12976,7 +12976,7 @@
       <w:pPr>
         <w:pStyle w:val="Normal"/>
         <w:bidi w:val="0"/>
-        <w:jc w:val="start"/>
+        <w:jc w:val="left"/>
         <w:rPr>
           <w:b w:val="false"/>
           <w:bCs w:val="false"/>
@@ -13003,65 +13003,65 @@
       <w:pPr>
         <w:pStyle w:val="Normal"/>
         <w:bidi w:val="0"/>
-        <w:jc w:val="start"/>
-        <w:rPr>
-          <w:b w:val="false"/>
-          <w:bCs w:val="false"/>
-          <w:position w:val="0"/>
-          <w:sz w:val="24"/>
-          <w:sz w:val="24"/>
-          <w:szCs w:val="24"/>
-          <w:vertAlign w:val="baseline"/>
-          <w:lang w:val="hu-HU"/>
-        </w:rPr>
-      </w:pPr>
-      <w:r>
-        <w:rPr>
-          <w:b w:val="false"/>
-          <w:bCs w:val="false"/>
-          <w:position w:val="0"/>
-          <w:sz w:val="24"/>
-          <w:sz w:val="24"/>
-          <w:szCs w:val="24"/>
-          <w:vertAlign w:val="baseline"/>
-          <w:lang w:val="hu-HU"/>
-        </w:rPr>
-      </w:r>
-    </w:p>
-    <w:p>
-      <w:pPr>
-        <w:pStyle w:val="Normal"/>
-        <w:bidi w:val="0"/>
-        <w:jc w:val="start"/>
-        <w:rPr>
-          <w:b w:val="false"/>
-          <w:bCs w:val="false"/>
-          <w:position w:val="0"/>
-          <w:sz w:val="24"/>
-          <w:sz w:val="24"/>
-          <w:szCs w:val="24"/>
-          <w:vertAlign w:val="baseline"/>
-          <w:lang w:val="hu-HU"/>
-        </w:rPr>
-      </w:pPr>
-      <w:r>
-        <w:rPr>
-          <w:b w:val="false"/>
-          <w:bCs w:val="false"/>
-          <w:position w:val="0"/>
-          <w:sz w:val="24"/>
-          <w:sz w:val="24"/>
-          <w:szCs w:val="24"/>
-          <w:vertAlign w:val="baseline"/>
-          <w:lang w:val="hu-HU"/>
-        </w:rPr>
-      </w:r>
-    </w:p>
-    <w:p>
-      <w:pPr>
-        <w:pStyle w:val="Normal"/>
-        <w:bidi w:val="0"/>
-        <w:jc w:val="start"/>
+        <w:jc w:val="left"/>
+        <w:rPr>
+          <w:b w:val="false"/>
+          <w:bCs w:val="false"/>
+          <w:position w:val="0"/>
+          <w:sz w:val="24"/>
+          <w:sz w:val="24"/>
+          <w:szCs w:val="24"/>
+          <w:vertAlign w:val="baseline"/>
+          <w:lang w:val="hu-HU"/>
+        </w:rPr>
+      </w:pPr>
+      <w:r>
+        <w:rPr>
+          <w:b w:val="false"/>
+          <w:bCs w:val="false"/>
+          <w:position w:val="0"/>
+          <w:sz w:val="24"/>
+          <w:sz w:val="24"/>
+          <w:szCs w:val="24"/>
+          <w:vertAlign w:val="baseline"/>
+          <w:lang w:val="hu-HU"/>
+        </w:rPr>
+      </w:r>
+    </w:p>
+    <w:p>
+      <w:pPr>
+        <w:pStyle w:val="Normal"/>
+        <w:bidi w:val="0"/>
+        <w:jc w:val="left"/>
+        <w:rPr>
+          <w:b w:val="false"/>
+          <w:bCs w:val="false"/>
+          <w:position w:val="0"/>
+          <w:sz w:val="24"/>
+          <w:sz w:val="24"/>
+          <w:szCs w:val="24"/>
+          <w:vertAlign w:val="baseline"/>
+          <w:lang w:val="hu-HU"/>
+        </w:rPr>
+      </w:pPr>
+      <w:r>
+        <w:rPr>
+          <w:b w:val="false"/>
+          <w:bCs w:val="false"/>
+          <w:position w:val="0"/>
+          <w:sz w:val="24"/>
+          <w:sz w:val="24"/>
+          <w:szCs w:val="24"/>
+          <w:vertAlign w:val="baseline"/>
+          <w:lang w:val="hu-HU"/>
+        </w:rPr>
+      </w:r>
+    </w:p>
+    <w:p>
+      <w:pPr>
+        <w:pStyle w:val="Normal"/>
+        <w:bidi w:val="0"/>
+        <w:jc w:val="left"/>
         <w:rPr>
           <w:b/>
           <w:bCs/>
@@ -13091,76 +13091,53 @@
       <w:pPr>
         <w:pStyle w:val="Normal"/>
         <w:bidi w:val="0"/>
-        <w:jc w:val="start"/>
-        <w:rPr>
-          <w:b w:val="false"/>
-          <w:bCs w:val="false"/>
-          <w:sz w:val="24"/>
-          <w:szCs w:val="24"/>
-          <w:lang w:val="hu-HU"/>
-        </w:rPr>
-      </w:pPr>
-      <w:r>
-        <w:rPr>
-          <w:b w:val="false"/>
-          <w:bCs w:val="false"/>
-          <w:sz w:val="24"/>
-          <w:szCs w:val="24"/>
-          <w:lang w:val="hu-HU"/>
-        </w:rPr>
-      </w:r>
-    </w:p>
-    <w:p>
-      <w:pPr>
-        <w:pStyle w:val="Normal"/>
-        <w:bidi w:val="0"/>
-        <w:jc w:val="start"/>
-        <w:rPr>
-          <w:b w:val="false"/>
-          <w:bCs w:val="false"/>
-          <w:sz w:val="24"/>
-          <w:szCs w:val="24"/>
-          <w:lang w:val="hu-HU"/>
-        </w:rPr>
-      </w:pPr>
-      <w:r>
-        <w:rPr>
-          <w:b w:val="false"/>
-          <w:bCs w:val="false"/>
-          <w:sz w:val="24"/>
-          <w:szCs w:val="24"/>
-          <w:lang w:val="hu-HU"/>
-        </w:rPr>
-      </w:r>
-    </w:p>
-    <w:p>
-      <w:pPr>
-        <w:pStyle w:val="Normal"/>
-        <w:bidi w:val="0"/>
-        <w:jc w:val="start"/>
-        <w:rPr>
-          <w:b w:val="false"/>
-          <w:bCs w:val="false"/>
-          <w:sz w:val="24"/>
-          <w:szCs w:val="24"/>
-          <w:lang w:val="hu-HU"/>
-        </w:rPr>
-      </w:pPr>
-      <w:r>
-        <w:rPr>
-          <w:b w:val="false"/>
-          <w:bCs w:val="false"/>
-          <w:sz w:val="24"/>
-          <w:szCs w:val="24"/>
-          <w:lang w:val="hu-HU"/>
-        </w:rPr>
-      </w:r>
-    </w:p>
-    <w:p>
-      <w:pPr>
-        <w:pStyle w:val="Normal"/>
-        <w:bidi w:val="0"/>
-        <w:jc w:val="start"/>
+        <w:jc w:val="left"/>
+        <w:rPr>
+          <w:b w:val="false"/>
+          <w:bCs w:val="false"/>
+          <w:sz w:val="24"/>
+          <w:szCs w:val="24"/>
+          <w:lang w:val="hu-HU"/>
+        </w:rPr>
+      </w:pPr>
+      <w:r>
+        <w:rPr>
+          <w:b w:val="false"/>
+          <w:bCs w:val="false"/>
+          <w:sz w:val="24"/>
+          <w:szCs w:val="24"/>
+          <w:lang w:val="hu-HU"/>
+        </w:rPr>
+      </w:r>
+    </w:p>
+    <w:p>
+      <w:pPr>
+        <w:pStyle w:val="Normal"/>
+        <w:bidi w:val="0"/>
+        <w:jc w:val="left"/>
+        <w:rPr>
+          <w:b w:val="false"/>
+          <w:bCs w:val="false"/>
+          <w:sz w:val="24"/>
+          <w:szCs w:val="24"/>
+          <w:lang w:val="hu-HU"/>
+        </w:rPr>
+      </w:pPr>
+      <w:r>
+        <w:rPr>
+          <w:b w:val="false"/>
+          <w:bCs w:val="false"/>
+          <w:sz w:val="24"/>
+          <w:szCs w:val="24"/>
+          <w:lang w:val="hu-HU"/>
+        </w:rPr>
+      </w:r>
+    </w:p>
+    <w:p>
+      <w:pPr>
+        <w:pStyle w:val="Normal"/>
+        <w:bidi w:val="0"/>
+        <w:jc w:val="left"/>
         <w:rPr>
           <w:b w:val="false"/>
           <w:bCs w:val="false"/>
@@ -13184,53 +13161,53 @@
       <w:pPr>
         <w:pStyle w:val="Normal"/>
         <w:bidi w:val="0"/>
-        <w:jc w:val="start"/>
-        <w:rPr>
-          <w:b w:val="false"/>
-          <w:bCs w:val="false"/>
-          <w:sz w:val="24"/>
-          <w:szCs w:val="24"/>
-          <w:lang w:val="hu-HU"/>
-        </w:rPr>
-      </w:pPr>
-      <w:r>
-        <w:rPr>
-          <w:b w:val="false"/>
-          <w:bCs w:val="false"/>
-          <w:sz w:val="24"/>
-          <w:szCs w:val="24"/>
-          <w:lang w:val="hu-HU"/>
-        </w:rPr>
-      </w:r>
-    </w:p>
-    <w:p>
-      <w:pPr>
-        <w:pStyle w:val="Normal"/>
-        <w:bidi w:val="0"/>
-        <w:jc w:val="start"/>
-        <w:rPr>
-          <w:b w:val="false"/>
-          <w:bCs w:val="false"/>
-          <w:sz w:val="24"/>
-          <w:szCs w:val="24"/>
-          <w:lang w:val="hu-HU"/>
-        </w:rPr>
-      </w:pPr>
-      <w:r>
-        <w:rPr>
-          <w:b w:val="false"/>
-          <w:bCs w:val="false"/>
-          <w:sz w:val="24"/>
-          <w:szCs w:val="24"/>
-          <w:lang w:val="hu-HU"/>
-        </w:rPr>
-      </w:r>
-    </w:p>
-    <w:p>
-      <w:pPr>
-        <w:pStyle w:val="Normal"/>
-        <w:bidi w:val="0"/>
-        <w:jc w:val="start"/>
+        <w:jc w:val="left"/>
+        <w:rPr>
+          <w:b w:val="false"/>
+          <w:bCs w:val="false"/>
+          <w:sz w:val="24"/>
+          <w:szCs w:val="24"/>
+          <w:lang w:val="hu-HU"/>
+        </w:rPr>
+      </w:pPr>
+      <w:r>
+        <w:rPr>
+          <w:b w:val="false"/>
+          <w:bCs w:val="false"/>
+          <w:sz w:val="24"/>
+          <w:szCs w:val="24"/>
+          <w:lang w:val="hu-HU"/>
+        </w:rPr>
+      </w:r>
+    </w:p>
+    <w:p>
+      <w:pPr>
+        <w:pStyle w:val="Normal"/>
+        <w:bidi w:val="0"/>
+        <w:jc w:val="left"/>
+        <w:rPr>
+          <w:b w:val="false"/>
+          <w:bCs w:val="false"/>
+          <w:sz w:val="24"/>
+          <w:szCs w:val="24"/>
+          <w:lang w:val="hu-HU"/>
+        </w:rPr>
+      </w:pPr>
+      <w:r>
+        <w:rPr>
+          <w:b w:val="false"/>
+          <w:bCs w:val="false"/>
+          <w:sz w:val="24"/>
+          <w:szCs w:val="24"/>
+          <w:lang w:val="hu-HU"/>
+        </w:rPr>
+      </w:r>
+    </w:p>
+    <w:p>
+      <w:pPr>
+        <w:pStyle w:val="Normal"/>
+        <w:bidi w:val="0"/>
+        <w:jc w:val="left"/>
         <w:rPr>
           <w:b/>
           <w:bCs/>
@@ -13254,7 +13231,7 @@
       <w:pPr>
         <w:pStyle w:val="Normal"/>
         <w:bidi w:val="0"/>
-        <w:jc w:val="start"/>
+        <w:jc w:val="left"/>
         <w:rPr>
           <w:b w:val="false"/>
           <w:bCs w:val="false"/>
@@ -13278,7 +13255,7 @@
       <w:pPr>
         <w:pStyle w:val="Normal"/>
         <w:bidi w:val="0"/>
-        <w:jc w:val="start"/>
+        <w:jc w:val="left"/>
         <w:rPr>
           <w:b w:val="false"/>
           <w:bCs w:val="false"/>
@@ -13302,7 +13279,7 @@
       <w:pPr>
         <w:pStyle w:val="Normal"/>
         <w:bidi w:val="0"/>
-        <w:jc w:val="start"/>
+        <w:jc w:val="left"/>
         <w:rPr>
           <w:b w:val="false"/>
           <w:bCs w:val="false"/>
@@ -13326,7 +13303,7 @@
       <w:pPr>
         <w:pStyle w:val="Normal"/>
         <w:bidi w:val="0"/>
-        <w:jc w:val="start"/>
+        <w:jc w:val="left"/>
         <w:rPr>
           <w:b w:val="false"/>
           <w:bCs w:val="false"/>
@@ -13350,7 +13327,7 @@
       <w:pPr>
         <w:pStyle w:val="Normal"/>
         <w:bidi w:val="0"/>
-        <w:jc w:val="start"/>
+        <w:jc w:val="left"/>
         <w:rPr>
           <w:b w:val="false"/>
           <w:bCs w:val="false"/>
@@ -13374,30 +13351,30 @@
       <w:pPr>
         <w:pStyle w:val="Normal"/>
         <w:bidi w:val="0"/>
-        <w:jc w:val="start"/>
-        <w:rPr>
-          <w:b w:val="false"/>
-          <w:bCs w:val="false"/>
-          <w:sz w:val="24"/>
-          <w:szCs w:val="24"/>
-          <w:lang w:val="hu-HU"/>
-        </w:rPr>
-      </w:pPr>
-      <w:r>
-        <w:rPr>
-          <w:b w:val="false"/>
-          <w:bCs w:val="false"/>
-          <w:sz w:val="24"/>
-          <w:szCs w:val="24"/>
-          <w:lang w:val="hu-HU"/>
-        </w:rPr>
-      </w:r>
-    </w:p>
-    <w:p>
-      <w:pPr>
-        <w:pStyle w:val="Normal"/>
-        <w:bidi w:val="0"/>
-        <w:jc w:val="start"/>
+        <w:jc w:val="left"/>
+        <w:rPr>
+          <w:b w:val="false"/>
+          <w:bCs w:val="false"/>
+          <w:sz w:val="24"/>
+          <w:szCs w:val="24"/>
+          <w:lang w:val="hu-HU"/>
+        </w:rPr>
+      </w:pPr>
+      <w:r>
+        <w:rPr>
+          <w:b w:val="false"/>
+          <w:bCs w:val="false"/>
+          <w:sz w:val="24"/>
+          <w:szCs w:val="24"/>
+          <w:lang w:val="hu-HU"/>
+        </w:rPr>
+      </w:r>
+    </w:p>
+    <w:p>
+      <w:pPr>
+        <w:pStyle w:val="Normal"/>
+        <w:bidi w:val="0"/>
+        <w:jc w:val="left"/>
         <w:rPr>
           <w:b/>
           <w:bCs/>
@@ -13421,23 +13398,358 @@
       <w:pPr>
         <w:pStyle w:val="Normal"/>
         <w:bidi w:val="0"/>
-        <w:jc w:val="start"/>
-        <w:rPr>
-          <w:b w:val="false"/>
-          <w:bCs w:val="false"/>
-          <w:sz w:val="24"/>
-          <w:szCs w:val="24"/>
-          <w:lang w:val="hu-HU"/>
-        </w:rPr>
-      </w:pPr>
-      <w:r>
-        <w:rPr>
-          <w:b w:val="false"/>
-          <w:bCs w:val="false"/>
-          <w:sz w:val="24"/>
-          <w:szCs w:val="24"/>
-          <w:lang w:val="hu-HU"/>
-        </w:rPr>
+        <w:jc w:val="left"/>
+        <w:rPr>
+          <w:b w:val="false"/>
+          <w:bCs w:val="false"/>
+          <w:sz w:val="24"/>
+          <w:szCs w:val="24"/>
+          <w:lang w:val="hu-HU"/>
+        </w:rPr>
+      </w:pPr>
+      <w:r>
+        <w:rPr>
+          <w:b w:val="false"/>
+          <w:bCs w:val="false"/>
+          <w:sz w:val="24"/>
+          <w:szCs w:val="24"/>
+          <w:lang w:val="hu-HU"/>
+        </w:rPr>
+      </w:r>
+    </w:p>
+    <w:p>
+      <w:pPr>
+        <w:pStyle w:val="Normal"/>
+        <w:bidi w:val="0"/>
+        <w:jc w:val="left"/>
+        <w:rPr>
+          <w:b w:val="false"/>
+          <w:bCs w:val="false"/>
+          <w:sz w:val="24"/>
+          <w:szCs w:val="24"/>
+          <w:lang w:val="hu-HU"/>
+        </w:rPr>
+      </w:pPr>
+      <w:r>
+        <w:rPr>
+          <w:b w:val="false"/>
+          <w:bCs w:val="false"/>
+          <w:sz w:val="24"/>
+          <w:szCs w:val="24"/>
+          <w:lang w:val="hu-HU"/>
+        </w:rPr>
+        <w:t>71/5</w:t>
+      </w:r>
+    </w:p>
+    <w:p>
+      <w:pPr>
+        <w:pStyle w:val="Normal"/>
+        <w:bidi w:val="0"/>
+        <w:jc w:val="left"/>
+        <w:rPr>
+          <w:b w:val="false"/>
+          <w:bCs w:val="false"/>
+          <w:sz w:val="24"/>
+          <w:szCs w:val="24"/>
+          <w:lang w:val="hu-HU"/>
+        </w:rPr>
+      </w:pPr>
+      <w:r>
+        <w:rPr>
+          <w:b w:val="false"/>
+          <w:bCs w:val="false"/>
+          <w:sz w:val="24"/>
+          <w:szCs w:val="24"/>
+          <w:lang w:val="hu-HU"/>
+        </w:rPr>
+        <w:t>acdfeb</w:t>
+      </w:r>
+    </w:p>
+    <w:p>
+      <w:pPr>
+        <w:pStyle w:val="Normal"/>
+        <w:bidi w:val="0"/>
+        <w:jc w:val="left"/>
+        <w:rPr>
+          <w:b w:val="false"/>
+          <w:bCs w:val="false"/>
+          <w:sz w:val="24"/>
+          <w:szCs w:val="24"/>
+          <w:lang w:val="hu-HU"/>
+        </w:rPr>
+      </w:pPr>
+      <w:r>
+        <w:rPr>
+          <w:b w:val="false"/>
+          <w:bCs w:val="false"/>
+          <w:sz w:val="24"/>
+          <w:szCs w:val="24"/>
+          <w:lang w:val="hu-HU"/>
+        </w:rPr>
+        <w:t>efdebacd</w:t>
+      </w:r>
+    </w:p>
+    <w:p>
+      <w:pPr>
+        <w:pStyle w:val="Normal"/>
+        <w:bidi w:val="0"/>
+        <w:jc w:val="left"/>
+        <w:rPr>
+          <w:b w:val="false"/>
+          <w:bCs w:val="false"/>
+          <w:sz w:val="24"/>
+          <w:szCs w:val="24"/>
+          <w:lang w:val="hu-HU"/>
+        </w:rPr>
+      </w:pPr>
+      <w:r>
+        <w:rPr>
+          <w:b w:val="false"/>
+          <w:bCs w:val="false"/>
+          <w:sz w:val="24"/>
+          <w:szCs w:val="24"/>
+          <w:lang w:val="hu-HU"/>
+        </w:rPr>
+      </w:r>
+    </w:p>
+    <w:p>
+      <w:pPr>
+        <w:pStyle w:val="Normal"/>
+        <w:bidi w:val="0"/>
+        <w:jc w:val="left"/>
+        <w:rPr>
+          <w:b w:val="false"/>
+          <w:bCs w:val="false"/>
+          <w:sz w:val="24"/>
+          <w:szCs w:val="24"/>
+          <w:lang w:val="hu-HU"/>
+        </w:rPr>
+      </w:pPr>
+      <w:r>
+        <w:rPr>
+          <w:b w:val="false"/>
+          <w:bCs w:val="false"/>
+          <w:sz w:val="24"/>
+          <w:szCs w:val="24"/>
+          <w:lang w:val="hu-HU"/>
+        </w:rPr>
+        <w:t>73/1</w:t>
+      </w:r>
+    </w:p>
+    <w:p>
+      <w:pPr>
+        <w:pStyle w:val="Normal"/>
+        <w:bidi w:val="0"/>
+        <w:jc w:val="left"/>
+        <w:rPr>
+          <w:b w:val="false"/>
+          <w:bCs w:val="false"/>
+          <w:sz w:val="24"/>
+          <w:szCs w:val="24"/>
+          <w:lang w:val="hu-HU"/>
+        </w:rPr>
+      </w:pPr>
+      <w:r>
+        <w:drawing>
+          <wp:anchor behindDoc="0" distT="0" distB="0" distL="0" distR="0" simplePos="0" locked="0" layoutInCell="0" allowOverlap="1" relativeHeight="22">
+            <wp:simplePos x="0" y="0"/>
+            <wp:positionH relativeFrom="column">
+              <wp:align>center</wp:align>
+            </wp:positionH>
+            <wp:positionV relativeFrom="paragraph">
+              <wp:posOffset>635</wp:posOffset>
+            </wp:positionV>
+            <wp:extent cx="1450340" cy="896620"/>
+            <wp:effectExtent l="0" t="0" r="0" b="0"/>
+            <wp:wrapSquare wrapText="largest"/>
+            <wp:docPr id="21" name="Image21"/>
+            <wp:cNvGraphicFramePr>
+              <a:graphicFrameLocks xmlns:a="http://schemas.openxmlformats.org/drawingml/2006/main" noChangeAspect="1"/>
+            </wp:cNvGraphicFramePr>
+            <a:graphic xmlns:a="http://schemas.openxmlformats.org/drawingml/2006/main">
+              <a:graphicData uri="http://schemas.openxmlformats.org/drawingml/2006/picture">
+                <pic:pic xmlns:pic="http://schemas.openxmlformats.org/drawingml/2006/picture">
+                  <pic:nvPicPr>
+                    <pic:cNvPr id="21" name="Image21"/>
+                    <pic:cNvPicPr>
+                      <a:picLocks noChangeAspect="1" noChangeArrowheads="1"/>
+                    </pic:cNvPicPr>
+                  </pic:nvPicPr>
+                  <pic:blipFill>
+                    <a:blip r:embed="rId22"/>
+                    <a:stretch>
+                      <a:fillRect/>
+                    </a:stretch>
+                  </pic:blipFill>
+                  <pic:spPr bwMode="auto">
+                    <a:xfrm>
+                      <a:off x="0" y="0"/>
+                      <a:ext cx="1450340" cy="896620"/>
+                    </a:xfrm>
+                    <a:prstGeom prst="rect">
+                      <a:avLst/>
+                    </a:prstGeom>
+                    <a:noFill/>
+                  </pic:spPr>
+                </pic:pic>
+              </a:graphicData>
+            </a:graphic>
+          </wp:anchor>
+        </w:drawing>
+      </w:r>
+      <w:r>
+        <w:rPr>
+          <w:b w:val="false"/>
+          <w:bCs w:val="false"/>
+          <w:sz w:val="24"/>
+          <w:szCs w:val="24"/>
+          <w:lang w:val="hu-HU"/>
+        </w:rPr>
+        <w:t>e ismeri a-t meg d-t</w:t>
+      </w:r>
+    </w:p>
+    <w:p>
+      <w:pPr>
+        <w:pStyle w:val="Normal"/>
+        <w:bidi w:val="0"/>
+        <w:jc w:val="left"/>
+        <w:rPr>
+          <w:b w:val="false"/>
+          <w:bCs w:val="false"/>
+          <w:sz w:val="24"/>
+          <w:szCs w:val="24"/>
+          <w:lang w:val="hu-HU"/>
+        </w:rPr>
+      </w:pPr>
+      <w:r>
+        <w:rPr>
+          <w:b w:val="false"/>
+          <w:bCs w:val="false"/>
+          <w:sz w:val="24"/>
+          <w:szCs w:val="24"/>
+          <w:lang w:val="hu-HU"/>
+        </w:rPr>
+        <w:t>7</w:t>
+      </w:r>
+    </w:p>
+    <w:p>
+      <w:pPr>
+        <w:pStyle w:val="Normal"/>
+        <w:bidi w:val="0"/>
+        <w:jc w:val="left"/>
+        <w:rPr>
+          <w:b w:val="false"/>
+          <w:bCs w:val="false"/>
+          <w:sz w:val="24"/>
+          <w:szCs w:val="24"/>
+          <w:lang w:val="hu-HU"/>
+        </w:rPr>
+      </w:pPr>
+      <w:r>
+        <w:rPr>
+          <w:b w:val="false"/>
+          <w:bCs w:val="false"/>
+          <w:sz w:val="24"/>
+          <w:szCs w:val="24"/>
+          <w:lang w:val="hu-HU"/>
+        </w:rPr>
+        <w:t>73/2</w:t>
+      </w:r>
+    </w:p>
+    <w:p>
+      <w:pPr>
+        <w:pStyle w:val="Normal"/>
+        <w:bidi w:val="0"/>
+        <w:jc w:val="left"/>
+        <w:rPr>
+          <w:b w:val="false"/>
+          <w:bCs w:val="false"/>
+          <w:sz w:val="24"/>
+          <w:szCs w:val="24"/>
+          <w:lang w:val="hu-HU"/>
+        </w:rPr>
+      </w:pPr>
+      <w:r>
+        <w:rPr>
+          <w:b w:val="false"/>
+          <w:bCs w:val="false"/>
+          <w:sz w:val="24"/>
+          <w:szCs w:val="24"/>
+          <w:lang w:val="hu-HU"/>
+        </w:rPr>
+        <w:t>nincsen</w:t>
+      </w:r>
+    </w:p>
+    <w:p>
+      <w:pPr>
+        <w:pStyle w:val="Normal"/>
+        <w:bidi w:val="0"/>
+        <w:jc w:val="left"/>
+        <w:rPr>
+          <w:b w:val="false"/>
+          <w:bCs w:val="false"/>
+          <w:sz w:val="24"/>
+          <w:szCs w:val="24"/>
+          <w:lang w:val="hu-HU"/>
+        </w:rPr>
+      </w:pPr>
+      <w:r>
+        <w:rPr>
+          <w:b w:val="false"/>
+          <w:bCs w:val="false"/>
+          <w:sz w:val="24"/>
+          <w:szCs w:val="24"/>
+          <w:lang w:val="hu-HU"/>
+        </w:rPr>
+        <w:t>nincsen</w:t>
+      </w:r>
+    </w:p>
+    <w:p>
+      <w:pPr>
+        <w:pStyle w:val="Normal"/>
+        <w:bidi w:val="0"/>
+        <w:jc w:val="left"/>
+        <w:rPr>
+          <w:b w:val="false"/>
+          <w:bCs w:val="false"/>
+          <w:sz w:val="24"/>
+          <w:szCs w:val="24"/>
+          <w:lang w:val="hu-HU"/>
+        </w:rPr>
+      </w:pPr>
+      <w:r>
+        <w:rPr>
+          <w:b w:val="false"/>
+          <w:bCs w:val="false"/>
+          <w:sz w:val="24"/>
+          <w:szCs w:val="24"/>
+          <w:lang w:val="hu-HU"/>
+        </w:rPr>
+        <w:t>nincsen</w:t>
+      </w:r>
+    </w:p>
+    <w:p>
+      <w:pPr>
+        <w:pStyle w:val="Normal"/>
+        <w:bidi w:val="0"/>
+        <w:jc w:val="left"/>
+        <w:rPr>
+          <w:b w:val="false"/>
+          <w:bCs w:val="false"/>
+          <w:sz w:val="24"/>
+          <w:szCs w:val="24"/>
+          <w:lang w:val="hu-HU"/>
+        </w:rPr>
+      </w:pPr>
+      <w:r>
+        <w:rPr>
+          <w:b w:val="false"/>
+          <w:bCs w:val="false"/>
+          <w:sz w:val="24"/>
+          <w:szCs w:val="24"/>
+          <w:lang w:val="hu-HU"/>
+        </w:rPr>
+        <w:t>igen</w:t>
       </w:r>
     </w:p>
     <w:sectPr>
@@ -13460,12 +13772,12 @@
       <w:start w:val="1"/>
       <w:numFmt w:val="bullet"/>
       <w:lvlText w:val=""/>
-      <w:lvlJc w:val="start"/>
+      <w:lvlJc w:val="left"/>
       <w:pPr>
         <w:tabs>
           <w:tab w:val="num" w:pos="720"/>
         </w:tabs>
-        <w:ind w:start="720" w:hanging="360"/>
+        <w:ind w:left="720" w:hanging="360"/>
       </w:pPr>
       <w:rPr>
         <w:rFonts w:ascii="Symbol" w:hAnsi="Symbol" w:cs="Symbol" w:hint="default"/>
@@ -13475,12 +13787,12 @@
       <w:start w:val="1"/>
       <w:numFmt w:val="bullet"/>
       <w:lvlText w:val=""/>
-      <w:lvlJc w:val="start"/>
+      <w:lvlJc w:val="left"/>
       <w:pPr>
         <w:tabs>
           <w:tab w:val="num" w:pos="1080"/>
         </w:tabs>
-        <w:ind w:start="1080" w:hanging="360"/>
+        <w:ind w:left="1080" w:hanging="360"/>
       </w:pPr>
       <w:rPr>
         <w:rFonts w:ascii="Symbol" w:hAnsi="Symbol" w:cs="Symbol" w:hint="default"/>
@@ -13490,12 +13802,12 @@
       <w:start w:val="1"/>
       <w:numFmt w:val="bullet"/>
       <w:lvlText w:val=""/>
-      <w:lvlJc w:val="start"/>
+      <w:lvlJc w:val="left"/>
       <w:pPr>
         <w:tabs>
           <w:tab w:val="num" w:pos="1440"/>
         </w:tabs>
-        <w:ind w:start="1440" w:hanging="360"/>
+        <w:ind w:left="1440" w:hanging="360"/>
       </w:pPr>
       <w:rPr>
         <w:rFonts w:ascii="Symbol" w:hAnsi="Symbol" w:cs="Symbol" w:hint="default"/>
@@ -13505,12 +13817,12 @@
       <w:start w:val="1"/>
       <w:numFmt w:val="bullet"/>
       <w:lvlText w:val=""/>
-      <w:lvlJc w:val="start"/>
+      <w:lvlJc w:val="left"/>
       <w:pPr>
         <w:tabs>
           <w:tab w:val="num" w:pos="1800"/>
         </w:tabs>
-        <w:ind w:start="1800" w:hanging="360"/>
+        <w:ind w:left="1800" w:hanging="360"/>
       </w:pPr>
       <w:rPr>
         <w:rFonts w:ascii="Symbol" w:hAnsi="Symbol" w:cs="Symbol" w:hint="default"/>
@@ -13520,12 +13832,12 @@
       <w:start w:val="1"/>
       <w:numFmt w:val="bullet"/>
       <w:lvlText w:val=""/>
-      <w:lvlJc w:val="start"/>
+      <w:lvlJc w:val="left"/>
       <w:pPr>
         <w:tabs>
           <w:tab w:val="num" w:pos="2160"/>
         </w:tabs>
-        <w:ind w:start="2160" w:hanging="360"/>
+        <w:ind w:left="2160" w:hanging="360"/>
       </w:pPr>
       <w:rPr>
         <w:rFonts w:ascii="Symbol" w:hAnsi="Symbol" w:cs="Symbol" w:hint="default"/>
@@ -13535,12 +13847,12 @@
       <w:start w:val="1"/>
       <w:numFmt w:val="bullet"/>
       <w:lvlText w:val=""/>
-      <w:lvlJc w:val="start"/>
+      <w:lvlJc w:val="left"/>
       <w:pPr>
         <w:tabs>
           <w:tab w:val="num" w:pos="2520"/>
         </w:tabs>
-        <w:ind w:start="2520" w:hanging="360"/>
+        <w:ind w:left="2520" w:hanging="360"/>
       </w:pPr>
       <w:rPr>
         <w:rFonts w:ascii="Symbol" w:hAnsi="Symbol" w:cs="Symbol" w:hint="default"/>
@@ -13550,12 +13862,12 @@
       <w:start w:val="1"/>
       <w:numFmt w:val="bullet"/>
       <w:lvlText w:val=""/>
-      <w:lvlJc w:val="start"/>
+      <w:lvlJc w:val="left"/>
       <w:pPr>
         <w:tabs>
           <w:tab w:val="num" w:pos="2880"/>
         </w:tabs>
-        <w:ind w:start="2880" w:hanging="360"/>
+        <w:ind w:left="2880" w:hanging="360"/>
       </w:pPr>
       <w:rPr>
         <w:rFonts w:ascii="Symbol" w:hAnsi="Symbol" w:cs="Symbol" w:hint="default"/>
@@ -13565,12 +13877,12 @@
       <w:start w:val="1"/>
       <w:numFmt w:val="bullet"/>
       <w:lvlText w:val=""/>
-      <w:lvlJc w:val="start"/>
+      <w:lvlJc w:val="left"/>
       <w:pPr>
         <w:tabs>
           <w:tab w:val="num" w:pos="3240"/>
         </w:tabs>
-        <w:ind w:start="3240" w:hanging="360"/>
+        <w:ind w:left="3240" w:hanging="360"/>
       </w:pPr>
       <w:rPr>
         <w:rFonts w:ascii="Symbol" w:hAnsi="Symbol" w:cs="Symbol" w:hint="default"/>
@@ -13580,12 +13892,12 @@
       <w:start w:val="1"/>
       <w:numFmt w:val="bullet"/>
       <w:lvlText w:val=""/>
-      <w:lvlJc w:val="start"/>
+      <w:lvlJc w:val="left"/>
       <w:pPr>
         <w:tabs>
           <w:tab w:val="num" w:pos="3600"/>
         </w:tabs>
-        <w:ind w:start="3600" w:hanging="360"/>
+        <w:ind w:left="3600" w:hanging="360"/>
       </w:pPr>
       <w:rPr>
         <w:rFonts w:ascii="Symbol" w:hAnsi="Symbol" w:cs="Symbol" w:hint="default"/>
@@ -13597,12 +13909,12 @@
       <w:start w:val="1"/>
       <w:numFmt w:val="bullet"/>
       <w:lvlText w:val=""/>
-      <w:lvlJc w:val="start"/>
+      <w:lvlJc w:val="left"/>
       <w:pPr>
         <w:tabs>
           <w:tab w:val="num" w:pos="720"/>
         </w:tabs>
-        <w:ind w:start="720" w:hanging="360"/>
+        <w:ind w:left="720" w:hanging="360"/>
       </w:pPr>
       <w:rPr>
         <w:rFonts w:ascii="Symbol" w:hAnsi="Symbol" w:cs="Symbol" w:hint="default"/>
@@ -13612,12 +13924,12 @@
       <w:start w:val="1"/>
       <w:numFmt w:val="bullet"/>
       <w:lvlText w:val=""/>
-      <w:lvlJc w:val="start"/>
+      <w:lvlJc w:val="left"/>
       <w:pPr>
         <w:tabs>
           <w:tab w:val="num" w:pos="1080"/>
         </w:tabs>
-        <w:ind w:start="1080" w:hanging="360"/>
+        <w:ind w:left="1080" w:hanging="360"/>
       </w:pPr>
       <w:rPr>
         <w:rFonts w:ascii="Symbol" w:hAnsi="Symbol" w:cs="Symbol" w:hint="default"/>
@@ -13627,12 +13939,12 @@
       <w:start w:val="1"/>
       <w:numFmt w:val="bullet"/>
       <w:lvlText w:val=""/>
-      <w:lvlJc w:val="start"/>
+      <w:lvlJc w:val="left"/>
       <w:pPr>
         <w:tabs>
           <w:tab w:val="num" w:pos="1440"/>
         </w:tabs>
-        <w:ind w:start="1440" w:hanging="360"/>
+        <w:ind w:left="1440" w:hanging="360"/>
       </w:pPr>
       <w:rPr>
         <w:rFonts w:ascii="Symbol" w:hAnsi="Symbol" w:cs="Symbol" w:hint="default"/>
@@ -13642,12 +13954,12 @@
       <w:start w:val="1"/>
       <w:numFmt w:val="bullet"/>
       <w:lvlText w:val=""/>
-      <w:lvlJc w:val="start"/>
+      <w:lvlJc w:val="left"/>
       <w:pPr>
         <w:tabs>
           <w:tab w:val="num" w:pos="1800"/>
         </w:tabs>
-        <w:ind w:start="1800" w:hanging="360"/>
+        <w:ind w:left="1800" w:hanging="360"/>
       </w:pPr>
       <w:rPr>
         <w:rFonts w:ascii="Symbol" w:hAnsi="Symbol" w:cs="Symbol" w:hint="default"/>
@@ -13657,12 +13969,12 @@
       <w:start w:val="1"/>
       <w:numFmt w:val="bullet"/>
       <w:lvlText w:val=""/>
-      <w:lvlJc w:val="start"/>
+      <w:lvlJc w:val="left"/>
       <w:pPr>
         <w:tabs>
           <w:tab w:val="num" w:pos="2160"/>
         </w:tabs>
-        <w:ind w:start="2160" w:hanging="360"/>
+        <w:ind w:left="2160" w:hanging="360"/>
       </w:pPr>
       <w:rPr>
         <w:rFonts w:ascii="Symbol" w:hAnsi="Symbol" w:cs="Symbol" w:hint="default"/>
@@ -13672,12 +13984,12 @@
       <w:start w:val="1"/>
       <w:numFmt w:val="bullet"/>
       <w:lvlText w:val=""/>
-      <w:lvlJc w:val="start"/>
+      <w:lvlJc w:val="left"/>
       <w:pPr>
         <w:tabs>
           <w:tab w:val="num" w:pos="2520"/>
         </w:tabs>
-        <w:ind w:start="2520" w:hanging="360"/>
+        <w:ind w:left="2520" w:hanging="360"/>
       </w:pPr>
       <w:rPr>
         <w:rFonts w:ascii="Symbol" w:hAnsi="Symbol" w:cs="Symbol" w:hint="default"/>
@@ -13687,12 +13999,12 @@
       <w:start w:val="1"/>
       <w:numFmt w:val="bullet"/>
       <w:lvlText w:val=""/>
-      <w:lvlJc w:val="start"/>
+      <w:lvlJc w:val="left"/>
       <w:pPr>
         <w:tabs>
           <w:tab w:val="num" w:pos="2880"/>
         </w:tabs>
-        <w:ind w:start="2880" w:hanging="360"/>
+        <w:ind w:left="2880" w:hanging="360"/>
       </w:pPr>
       <w:rPr>
         <w:rFonts w:ascii="Symbol" w:hAnsi="Symbol" w:cs="Symbol" w:hint="default"/>
@@ -13702,12 +14014,12 @@
       <w:start w:val="1"/>
       <w:numFmt w:val="bullet"/>
       <w:lvlText w:val=""/>
-      <w:lvlJc w:val="start"/>
+      <w:lvlJc w:val="left"/>
       <w:pPr>
         <w:tabs>
           <w:tab w:val="num" w:pos="3240"/>
         </w:tabs>
-        <w:ind w:start="3240" w:hanging="360"/>
+        <w:ind w:left="3240" w:hanging="360"/>
       </w:pPr>
       <w:rPr>
         <w:rFonts w:ascii="Symbol" w:hAnsi="Symbol" w:cs="Symbol" w:hint="default"/>
@@ -13717,12 +14029,12 @@
       <w:start w:val="1"/>
       <w:numFmt w:val="bullet"/>
       <w:lvlText w:val=""/>
-      <w:lvlJc w:val="start"/>
+      <w:lvlJc w:val="left"/>
       <w:pPr>
         <w:tabs>
           <w:tab w:val="num" w:pos="3600"/>
         </w:tabs>
-        <w:ind w:start="3600" w:hanging="360"/>
+        <w:ind w:left="3600" w:hanging="360"/>
       </w:pPr>
       <w:rPr>
         <w:rFonts w:ascii="Symbol" w:hAnsi="Symbol" w:cs="Symbol" w:hint="default"/>
@@ -13735,12 +14047,12 @@
       <w:numFmt w:val="none"/>
       <w:suff w:val="nothing"/>
       <w:lvlText w:val=""/>
-      <w:lvlJc w:val="start"/>
+      <w:lvlJc w:val="left"/>
       <w:pPr>
         <w:tabs>
           <w:tab w:val="num" w:pos="0"/>
         </w:tabs>
-        <w:ind w:start="0" w:hanging="0"/>
+        <w:ind w:left="0" w:hanging="0"/>
       </w:pPr>
     </w:lvl>
     <w:lvl w:ilvl="1">
@@ -13748,12 +14060,12 @@
       <w:numFmt w:val="none"/>
       <w:suff w:val="nothing"/>
       <w:lvlText w:val=""/>
-      <w:lvlJc w:val="start"/>
+      <w:lvlJc w:val="left"/>
       <w:pPr>
         <w:tabs>
           <w:tab w:val="num" w:pos="0"/>
         </w:tabs>
-        <w:ind w:start="0" w:hanging="0"/>
+        <w:ind w:left="0" w:hanging="0"/>
       </w:pPr>
     </w:lvl>
     <w:lvl w:ilvl="2">
@@ -13761,12 +14073,12 @@
       <w:numFmt w:val="none"/>
       <w:suff w:val="nothing"/>
       <w:lvlText w:val=""/>
-      <w:lvlJc w:val="start"/>
+      <w:lvlJc w:val="left"/>
       <w:pPr>
         <w:tabs>
           <w:tab w:val="num" w:pos="0"/>
         </w:tabs>
-        <w:ind w:start="0" w:hanging="0"/>
+        <w:ind w:left="0" w:hanging="0"/>
       </w:pPr>
     </w:lvl>
     <w:lvl w:ilvl="3">
@@ -13774,12 +14086,12 @@
       <w:numFmt w:val="none"/>
       <w:suff w:val="nothing"/>
       <w:lvlText w:val=""/>
-      <w:lvlJc w:val="start"/>
+      <w:lvlJc w:val="left"/>
       <w:pPr>
         <w:tabs>
           <w:tab w:val="num" w:pos="0"/>
         </w:tabs>
-        <w:ind w:start="0" w:hanging="0"/>
+        <w:ind w:left="0" w:hanging="0"/>
       </w:pPr>
     </w:lvl>
     <w:lvl w:ilvl="4">
@@ -13787,12 +14099,12 @@
       <w:numFmt w:val="none"/>
       <w:suff w:val="nothing"/>
       <w:lvlText w:val=""/>
-      <w:lvlJc w:val="start"/>
+      <w:lvlJc w:val="left"/>
       <w:pPr>
         <w:tabs>
           <w:tab w:val="num" w:pos="0"/>
         </w:tabs>
-        <w:ind w:start="0" w:hanging="0"/>
+        <w:ind w:left="0" w:hanging="0"/>
       </w:pPr>
     </w:lvl>
     <w:lvl w:ilvl="5">
@@ -13800,12 +14112,12 @@
       <w:numFmt w:val="none"/>
       <w:suff w:val="nothing"/>
       <w:lvlText w:val=""/>
-      <w:lvlJc w:val="start"/>
+      <w:lvlJc w:val="left"/>
       <w:pPr>
         <w:tabs>
           <w:tab w:val="num" w:pos="0"/>
         </w:tabs>
-        <w:ind w:start="0" w:hanging="0"/>
+        <w:ind w:left="0" w:hanging="0"/>
       </w:pPr>
     </w:lvl>
     <w:lvl w:ilvl="6">
@@ -13813,12 +14125,12 @@
       <w:numFmt w:val="none"/>
       <w:suff w:val="nothing"/>
       <w:lvlText w:val=""/>
-      <w:lvlJc w:val="start"/>
+      <w:lvlJc w:val="left"/>
       <w:pPr>
         <w:tabs>
           <w:tab w:val="num" w:pos="0"/>
         </w:tabs>
-        <w:ind w:start="0" w:hanging="0"/>
+        <w:ind w:left="0" w:hanging="0"/>
       </w:pPr>
     </w:lvl>
     <w:lvl w:ilvl="7">
@@ -13826,12 +14138,12 @@
       <w:numFmt w:val="none"/>
       <w:suff w:val="nothing"/>
       <w:lvlText w:val=""/>
-      <w:lvlJc w:val="start"/>
+      <w:lvlJc w:val="left"/>
       <w:pPr>
         <w:tabs>
           <w:tab w:val="num" w:pos="0"/>
         </w:tabs>
-        <w:ind w:start="0" w:hanging="0"/>
+        <w:ind w:left="0" w:hanging="0"/>
       </w:pPr>
     </w:lvl>
     <w:lvl w:ilvl="8">
@@ -13839,12 +14151,12 @@
       <w:numFmt w:val="none"/>
       <w:suff w:val="nothing"/>
       <w:lvlText w:val=""/>
-      <w:lvlJc w:val="start"/>
+      <w:lvlJc w:val="left"/>
       <w:pPr>
         <w:tabs>
           <w:tab w:val="num" w:pos="0"/>
         </w:tabs>
-        <w:ind w:start="0" w:hanging="0"/>
+        <w:ind w:left="0" w:hanging="0"/>
       </w:pPr>
     </w:lvl>
   </w:abstractNum>
@@ -13886,7 +14198,7 @@
       <w:suppressAutoHyphens w:val="true"/>
       <w:bidi w:val="0"/>
       <w:spacing w:before="0" w:after="0"/>
-      <w:jc w:val="start"/>
+      <w:jc w:val="left"/>
     </w:pPr>
     <w:rPr>
       <w:rFonts w:ascii="Liberation Serif" w:hAnsi="Liberation Serif" w:eastAsia="Noto Serif CJK SC" w:cs="Noto Sans Devanagari"/>
@@ -13897,8 +14209,8 @@
       <w:lang w:val="en-US" w:eastAsia="zh-CN" w:bidi="hi-IN"/>
     </w:rPr>
   </w:style>
-  <w:style w:type="character" w:styleId="Bulletsuser">
-    <w:name w:val="Bullets (user)"/>
+  <w:style w:type="character" w:styleId="Bullets">
+    <w:name w:val="Bullets"/>
     <w:qFormat/>
     <w:rPr>
       <w:rFonts w:ascii="OpenSymbol" w:hAnsi="OpenSymbol" w:eastAsia="OpenSymbol" w:cs="OpenSymbol"/>

--- a/matek11.docx
+++ b/matek11.docx
@@ -13752,6 +13752,374 @@
         <w:t>igen</w:t>
       </w:r>
     </w:p>
+    <w:p>
+      <w:pPr>
+        <w:pStyle w:val="Normal"/>
+        <w:bidi w:val="0"/>
+        <w:jc w:val="left"/>
+        <w:rPr>
+          <w:b w:val="false"/>
+          <w:bCs w:val="false"/>
+          <w:sz w:val="24"/>
+          <w:szCs w:val="24"/>
+          <w:lang w:val="hu-HU"/>
+        </w:rPr>
+      </w:pPr>
+      <w:r>
+        <w:rPr>
+          <w:b w:val="false"/>
+          <w:bCs w:val="false"/>
+          <w:sz w:val="24"/>
+          <w:szCs w:val="24"/>
+          <w:lang w:val="hu-HU"/>
+        </w:rPr>
+      </w:r>
+    </w:p>
+    <w:p>
+      <w:pPr>
+        <w:pStyle w:val="Normal"/>
+        <w:bidi w:val="0"/>
+        <w:jc w:val="left"/>
+        <w:rPr>
+          <w:b/>
+          <w:bCs/>
+          <w:sz w:val="24"/>
+          <w:szCs w:val="24"/>
+          <w:lang w:val="hu-HU"/>
+        </w:rPr>
+      </w:pPr>
+      <w:r>
+        <w:rPr>
+          <w:b/>
+          <w:bCs/>
+          <w:sz w:val="24"/>
+          <w:szCs w:val="24"/>
+          <w:lang w:val="hu-HU"/>
+        </w:rPr>
+        <w:t>81/1</w:t>
+      </w:r>
+    </w:p>
+    <w:p>
+      <w:pPr>
+        <w:pStyle w:val="Normal"/>
+        <w:bidi w:val="0"/>
+        <w:jc w:val="left"/>
+        <w:rPr>
+          <w:b w:val="false"/>
+          <w:bCs w:val="false"/>
+          <w:sz w:val="24"/>
+          <w:szCs w:val="24"/>
+          <w:lang w:val="hu-HU"/>
+        </w:rPr>
+      </w:pPr>
+      <w:r>
+        <w:rPr>
+          <w:b w:val="false"/>
+          <w:bCs w:val="false"/>
+          <w:sz w:val="24"/>
+          <w:szCs w:val="24"/>
+          <w:lang w:val="hu-HU"/>
+        </w:rPr>
+        <w:t>a:1/8&gt;1/9</w:t>
+      </w:r>
+    </w:p>
+    <w:p>
+      <w:pPr>
+        <w:pStyle w:val="Normal"/>
+        <w:bidi w:val="0"/>
+        <w:jc w:val="left"/>
+        <w:rPr>
+          <w:b w:val="false"/>
+          <w:bCs w:val="false"/>
+          <w:sz w:val="24"/>
+          <w:szCs w:val="24"/>
+          <w:lang w:val="hu-HU"/>
+        </w:rPr>
+      </w:pPr>
+      <w:r>
+        <w:rPr>
+          <w:b w:val="false"/>
+          <w:bCs w:val="false"/>
+          <w:sz w:val="24"/>
+          <w:szCs w:val="24"/>
+          <w:lang w:val="hu-HU"/>
+        </w:rPr>
+        <w:t>b:1/25&gt;-25</w:t>
+      </w:r>
+    </w:p>
+    <w:p>
+      <w:pPr>
+        <w:pStyle w:val="Normal"/>
+        <w:bidi w:val="0"/>
+        <w:jc w:val="left"/>
+        <w:rPr>
+          <w:b w:val="false"/>
+          <w:bCs w:val="false"/>
+          <w:sz w:val="24"/>
+          <w:szCs w:val="24"/>
+          <w:lang w:val="hu-HU"/>
+        </w:rPr>
+      </w:pPr>
+      <w:r>
+        <w:rPr>
+          <w:b w:val="false"/>
+          <w:bCs w:val="false"/>
+          <w:sz w:val="24"/>
+          <w:szCs w:val="24"/>
+          <w:lang w:val="hu-HU"/>
+        </w:rPr>
+        <w:t>c:1/9&lt;9</w:t>
+      </w:r>
+    </w:p>
+    <w:p>
+      <w:pPr>
+        <w:pStyle w:val="Normal"/>
+        <w:bidi w:val="0"/>
+        <w:jc w:val="left"/>
+        <w:rPr>
+          <w:b w:val="false"/>
+          <w:bCs w:val="false"/>
+          <w:sz w:val="24"/>
+          <w:szCs w:val="24"/>
+          <w:lang w:val="hu-HU"/>
+        </w:rPr>
+      </w:pPr>
+      <w:r>
+        <w:rPr>
+          <w:b w:val="false"/>
+          <w:bCs w:val="false"/>
+          <w:sz w:val="24"/>
+          <w:szCs w:val="24"/>
+          <w:lang w:val="hu-HU"/>
+        </w:rPr>
+        <w:t>d:1/4&gt;1/9</w:t>
+      </w:r>
+    </w:p>
+    <w:p>
+      <w:pPr>
+        <w:pStyle w:val="Normal"/>
+        <w:bidi w:val="0"/>
+        <w:jc w:val="left"/>
+        <w:rPr>
+          <w:b w:val="false"/>
+          <w:bCs w:val="false"/>
+          <w:sz w:val="24"/>
+          <w:szCs w:val="24"/>
+          <w:lang w:val="hu-HU"/>
+        </w:rPr>
+      </w:pPr>
+      <w:r>
+        <w:rPr>
+          <w:b w:val="false"/>
+          <w:bCs w:val="false"/>
+          <w:sz w:val="24"/>
+          <w:szCs w:val="24"/>
+          <w:lang w:val="hu-HU"/>
+        </w:rPr>
+        <w:t>e:-1/5&gt;-1</w:t>
+      </w:r>
+    </w:p>
+    <w:p>
+      <w:pPr>
+        <w:pStyle w:val="Normal"/>
+        <w:bidi w:val="0"/>
+        <w:jc w:val="left"/>
+        <w:rPr>
+          <w:b w:val="false"/>
+          <w:bCs w:val="false"/>
+          <w:sz w:val="24"/>
+          <w:szCs w:val="24"/>
+          <w:lang w:val="hu-HU"/>
+        </w:rPr>
+      </w:pPr>
+      <w:r>
+        <w:rPr>
+          <w:b w:val="false"/>
+          <w:bCs w:val="false"/>
+          <w:sz w:val="24"/>
+          <w:szCs w:val="24"/>
+          <w:lang w:val="hu-HU"/>
+        </w:rPr>
+        <w:t>f:1&gt;0</w:t>
+      </w:r>
+    </w:p>
+    <w:p>
+      <w:pPr>
+        <w:pStyle w:val="Normal"/>
+        <w:bidi w:val="0"/>
+        <w:jc w:val="left"/>
+        <w:rPr>
+          <w:b w:val="false"/>
+          <w:bCs w:val="false"/>
+          <w:sz w:val="24"/>
+          <w:szCs w:val="24"/>
+          <w:lang w:val="hu-HU"/>
+        </w:rPr>
+      </w:pPr>
+      <w:r>
+        <w:rPr>
+          <w:b w:val="false"/>
+          <w:bCs w:val="false"/>
+          <w:sz w:val="24"/>
+          <w:szCs w:val="24"/>
+          <w:lang w:val="hu-HU"/>
+        </w:rPr>
+      </w:r>
+    </w:p>
+    <w:p>
+      <w:pPr>
+        <w:pStyle w:val="Normal"/>
+        <w:bidi w:val="0"/>
+        <w:jc w:val="left"/>
+        <w:rPr>
+          <w:b/>
+          <w:bCs/>
+          <w:sz w:val="24"/>
+          <w:szCs w:val="24"/>
+          <w:lang w:val="hu-HU"/>
+        </w:rPr>
+      </w:pPr>
+      <w:r>
+        <w:rPr>
+          <w:b/>
+          <w:bCs/>
+          <w:sz w:val="24"/>
+          <w:szCs w:val="24"/>
+          <w:lang w:val="hu-HU"/>
+        </w:rPr>
+        <w:t>81/2</w:t>
+      </w:r>
+    </w:p>
+    <w:p>
+      <w:pPr>
+        <w:pStyle w:val="Normal"/>
+        <w:bidi w:val="0"/>
+        <w:jc w:val="left"/>
+        <w:rPr>
+          <w:b w:val="false"/>
+          <w:bCs w:val="false"/>
+          <w:sz w:val="24"/>
+          <w:szCs w:val="24"/>
+          <w:lang w:val="hu-HU"/>
+        </w:rPr>
+      </w:pPr>
+      <w:r>
+        <w:rPr>
+          <w:b w:val="false"/>
+          <w:bCs w:val="false"/>
+          <w:sz w:val="24"/>
+          <w:szCs w:val="24"/>
+          <w:lang w:val="hu-HU"/>
+        </w:rPr>
+        <w:t>a:2^13</w:t>
+      </w:r>
+    </w:p>
+    <w:p>
+      <w:pPr>
+        <w:pStyle w:val="Normal"/>
+        <w:bidi w:val="0"/>
+        <w:jc w:val="left"/>
+        <w:rPr>
+          <w:b w:val="false"/>
+          <w:bCs w:val="false"/>
+          <w:sz w:val="24"/>
+          <w:szCs w:val="24"/>
+          <w:lang w:val="hu-HU"/>
+        </w:rPr>
+      </w:pPr>
+      <w:r>
+        <w:rPr>
+          <w:b w:val="false"/>
+          <w:bCs w:val="false"/>
+          <w:sz w:val="24"/>
+          <w:szCs w:val="24"/>
+          <w:lang w:val="hu-HU"/>
+        </w:rPr>
+        <w:t>b:2^(-8)</w:t>
+      </w:r>
+    </w:p>
+    <w:p>
+      <w:pPr>
+        <w:pStyle w:val="Normal"/>
+        <w:bidi w:val="0"/>
+        <w:jc w:val="left"/>
+        <w:rPr>
+          <w:b w:val="false"/>
+          <w:bCs w:val="false"/>
+          <w:sz w:val="24"/>
+          <w:szCs w:val="24"/>
+          <w:lang w:val="hu-HU"/>
+        </w:rPr>
+      </w:pPr>
+      <w:r>
+        <w:rPr>
+          <w:b w:val="false"/>
+          <w:bCs w:val="false"/>
+          <w:sz w:val="24"/>
+          <w:szCs w:val="24"/>
+          <w:lang w:val="hu-HU"/>
+        </w:rPr>
+        <w:t>c:2^-9</w:t>
+      </w:r>
+    </w:p>
+    <w:p>
+      <w:pPr>
+        <w:pStyle w:val="Normal"/>
+        <w:bidi w:val="0"/>
+        <w:jc w:val="left"/>
+        <w:rPr>
+          <w:b w:val="false"/>
+          <w:bCs w:val="false"/>
+          <w:sz w:val="24"/>
+          <w:szCs w:val="24"/>
+          <w:lang w:val="hu-HU"/>
+        </w:rPr>
+      </w:pPr>
+      <w:r>
+        <w:rPr>
+          <w:b w:val="false"/>
+          <w:bCs w:val="false"/>
+          <w:sz w:val="24"/>
+          <w:szCs w:val="24"/>
+          <w:lang w:val="hu-HU"/>
+        </w:rPr>
+        <w:t>d:2^-8</w:t>
+      </w:r>
+    </w:p>
+    <w:p>
+      <w:pPr>
+        <w:pStyle w:val="Normal"/>
+        <w:bidi w:val="0"/>
+        <w:jc w:val="left"/>
+        <w:rPr>
+          <w:b w:val="false"/>
+          <w:bCs w:val="false"/>
+          <w:sz w:val="24"/>
+          <w:szCs w:val="24"/>
+          <w:lang w:val="hu-HU"/>
+        </w:rPr>
+      </w:pPr>
+      <w:r>
+        <w:rPr>
+          <w:b w:val="false"/>
+          <w:bCs w:val="false"/>
+          <w:sz w:val="24"/>
+          <w:szCs w:val="24"/>
+          <w:lang w:val="hu-HU"/>
+        </w:rPr>
+        <w:t>e:</w:t>
+      </w:r>
+      <w:r>
+        <w:rPr>
+          <w:b w:val="false"/>
+          <w:bCs w:val="false"/>
+          <w:sz w:val="24"/>
+          <w:szCs w:val="24"/>
+          <w:lang w:val="hu-HU"/>
+        </w:rPr>
+        <w:t>2^264</w:t>
+      </w:r>
+    </w:p>
     <w:sectPr>
       <w:type w:val="nextPage"/>
       <w:pgSz w:w="12240" w:h="15840"/>
@@ -14209,8 +14577,8 @@
       <w:lang w:val="en-US" w:eastAsia="zh-CN" w:bidi="hi-IN"/>
     </w:rPr>
   </w:style>
-  <w:style w:type="character" w:styleId="Bullets">
-    <w:name w:val="Bullets"/>
+  <w:style w:type="character" w:styleId="Bulletsuser">
+    <w:name w:val="Bullets (user)"/>
     <w:qFormat/>
     <w:rPr>
       <w:rFonts w:ascii="OpenSymbol" w:hAnsi="OpenSymbol" w:eastAsia="OpenSymbol" w:cs="OpenSymbol"/>

--- a/matek11.docx
+++ b/matek11.docx
@@ -14107,17 +14107,77 @@
           <w:szCs w:val="24"/>
           <w:lang w:val="hu-HU"/>
         </w:rPr>
-        <w:t>e:</w:t>
-      </w:r>
-      <w:r>
-        <w:rPr>
-          <w:b w:val="false"/>
-          <w:bCs w:val="false"/>
-          <w:sz w:val="24"/>
-          <w:szCs w:val="24"/>
-          <w:lang w:val="hu-HU"/>
-        </w:rPr>
-        <w:t>2^264</w:t>
+        <w:t>e:2^264</w:t>
+      </w:r>
+    </w:p>
+    <w:p>
+      <w:pPr>
+        <w:pStyle w:val="Normal"/>
+        <w:bidi w:val="0"/>
+        <w:jc w:val="left"/>
+        <w:rPr>
+          <w:b w:val="false"/>
+          <w:bCs w:val="false"/>
+          <w:sz w:val="24"/>
+          <w:szCs w:val="24"/>
+          <w:lang w:val="hu-HU"/>
+        </w:rPr>
+      </w:pPr>
+      <w:r>
+        <w:rPr>
+          <w:b w:val="false"/>
+          <w:bCs w:val="false"/>
+          <w:sz w:val="24"/>
+          <w:szCs w:val="24"/>
+          <w:lang w:val="hu-HU"/>
+        </w:rPr>
+      </w:r>
+    </w:p>
+    <w:p>
+      <w:pPr>
+        <w:pStyle w:val="Normal"/>
+        <w:bidi w:val="0"/>
+        <w:jc w:val="left"/>
+        <w:rPr>
+          <w:b/>
+          <w:bCs/>
+          <w:sz w:val="24"/>
+          <w:szCs w:val="24"/>
+          <w:lang w:val="hu-HU"/>
+        </w:rPr>
+      </w:pPr>
+      <w:r>
+        <w:rPr>
+          <w:b/>
+          <w:bCs/>
+          <w:sz w:val="24"/>
+          <w:szCs w:val="24"/>
+          <w:lang w:val="hu-HU"/>
+        </w:rPr>
+        <w:t>HF 81/3,4,5</w:t>
+      </w:r>
+    </w:p>
+    <w:p>
+      <w:pPr>
+        <w:pStyle w:val="Normal"/>
+        <w:bidi w:val="0"/>
+        <w:jc w:val="left"/>
+        <w:rPr>
+          <w:b w:val="false"/>
+          <w:bCs w:val="false"/>
+          <w:sz w:val="24"/>
+          <w:szCs w:val="24"/>
+          <w:lang w:val="hu-HU"/>
+        </w:rPr>
+      </w:pPr>
+      <w:r>
+        <w:rPr>
+          <w:b w:val="false"/>
+          <w:bCs w:val="false"/>
+          <w:sz w:val="24"/>
+          <w:szCs w:val="24"/>
+          <w:lang w:val="hu-HU"/>
+        </w:rPr>
       </w:r>
     </w:p>
     <w:sectPr>
@@ -14577,8 +14637,8 @@
       <w:lang w:val="en-US" w:eastAsia="zh-CN" w:bidi="hi-IN"/>
     </w:rPr>
   </w:style>
-  <w:style w:type="character" w:styleId="Bulletsuser">
-    <w:name w:val="Bullets (user)"/>
+  <w:style w:type="character" w:styleId="Bullets">
+    <w:name w:val="Bullets"/>
     <w:qFormat/>
     <w:rPr>
       <w:rFonts w:ascii="OpenSymbol" w:hAnsi="OpenSymbol" w:eastAsia="OpenSymbol" w:cs="OpenSymbol"/>

--- a/matek11.docx
+++ b/matek11.docx
@@ -14637,8 +14637,8 @@
       <w:lang w:val="en-US" w:eastAsia="zh-CN" w:bidi="hi-IN"/>
     </w:rPr>
   </w:style>
-  <w:style w:type="character" w:styleId="Bullets">
-    <w:name w:val="Bullets"/>
+  <w:style w:type="character" w:styleId="Bulletsuser">
+    <w:name w:val="Bullets (user)"/>
     <w:qFormat/>
     <w:rPr>
       <w:rFonts w:ascii="OpenSymbol" w:hAnsi="OpenSymbol" w:eastAsia="OpenSymbol" w:cs="OpenSymbol"/>

--- a/matek11.docx
+++ b/matek11.docx
@@ -14180,6 +14180,268 @@
         </w:rPr>
       </w:r>
     </w:p>
+    <w:p>
+      <w:pPr>
+        <w:pStyle w:val="Normal"/>
+        <w:bidi w:val="0"/>
+        <w:jc w:val="left"/>
+        <w:rPr>
+          <w:b w:val="false"/>
+          <w:bCs w:val="false"/>
+          <w:sz w:val="24"/>
+          <w:szCs w:val="24"/>
+          <w:lang w:val="hu-HU"/>
+        </w:rPr>
+      </w:pPr>
+      <w:r>
+        <w:rPr>
+          <w:b w:val="false"/>
+          <w:bCs w:val="false"/>
+          <w:sz w:val="24"/>
+          <w:szCs w:val="24"/>
+          <w:lang w:val="hu-HU"/>
+        </w:rPr>
+        <w:t>d 100</w:t>
+      </w:r>
+    </w:p>
+    <w:p>
+      <w:pPr>
+        <w:pStyle w:val="Normal"/>
+        <w:bidi w:val="0"/>
+        <w:jc w:val="left"/>
+        <w:rPr>
+          <w:b w:val="false"/>
+          <w:bCs w:val="false"/>
+          <w:sz w:val="24"/>
+          <w:szCs w:val="24"/>
+          <w:lang w:val="hu-HU"/>
+        </w:rPr>
+      </w:pPr>
+      <w:r>
+        <w:rPr>
+          <w:b w:val="false"/>
+          <w:bCs w:val="false"/>
+          <w:sz w:val="24"/>
+          <w:szCs w:val="24"/>
+          <w:lang w:val="hu-HU"/>
+        </w:rPr>
+        <w:t>e 3</w:t>
+      </w:r>
+    </w:p>
+    <w:p>
+      <w:pPr>
+        <w:pStyle w:val="Normal"/>
+        <w:bidi w:val="0"/>
+        <w:jc w:val="left"/>
+        <w:rPr>
+          <w:b w:val="false"/>
+          <w:bCs w:val="false"/>
+          <w:sz w:val="24"/>
+          <w:szCs w:val="24"/>
+          <w:lang w:val="hu-HU"/>
+        </w:rPr>
+      </w:pPr>
+      <w:r>
+        <w:rPr>
+          <w:b w:val="false"/>
+          <w:bCs w:val="false"/>
+          <w:sz w:val="24"/>
+          <w:szCs w:val="24"/>
+          <w:lang w:val="hu-HU"/>
+        </w:rPr>
+        <w:t xml:space="preserve">f </w:t>
+      </w:r>
+    </w:p>
+    <w:p>
+      <w:pPr>
+        <w:pStyle w:val="Normal"/>
+        <w:bidi w:val="0"/>
+        <w:jc w:val="left"/>
+        <w:rPr>
+          <w:b w:val="false"/>
+          <w:bCs w:val="false"/>
+          <w:sz w:val="24"/>
+          <w:szCs w:val="24"/>
+          <w:lang w:val="hu-HU"/>
+        </w:rPr>
+      </w:pPr>
+      <w:r>
+        <w:rPr>
+          <w:b w:val="false"/>
+          <w:bCs w:val="false"/>
+          <w:sz w:val="24"/>
+          <w:szCs w:val="24"/>
+          <w:lang w:val="hu-HU"/>
+        </w:rPr>
+      </w:r>
+    </w:p>
+    <w:p>
+      <w:pPr>
+        <w:pStyle w:val="Normal"/>
+        <w:bidi w:val="0"/>
+        <w:jc w:val="left"/>
+        <w:rPr>
+          <w:b w:val="false"/>
+          <w:bCs w:val="false"/>
+          <w:sz w:val="24"/>
+          <w:szCs w:val="24"/>
+          <w:lang w:val="hu-HU"/>
+        </w:rPr>
+      </w:pPr>
+      <w:r>
+        <w:rPr>
+          <w:b w:val="false"/>
+          <w:bCs w:val="false"/>
+          <w:sz w:val="24"/>
+          <w:szCs w:val="24"/>
+          <w:lang w:val="hu-HU"/>
+        </w:rPr>
+        <w:t>a 125</w:t>
+      </w:r>
+    </w:p>
+    <w:p>
+      <w:pPr>
+        <w:pStyle w:val="Normal"/>
+        <w:bidi w:val="0"/>
+        <w:jc w:val="left"/>
+        <w:rPr>
+          <w:b w:val="false"/>
+          <w:bCs w:val="false"/>
+          <w:sz w:val="24"/>
+          <w:szCs w:val="24"/>
+          <w:lang w:val="hu-HU"/>
+        </w:rPr>
+      </w:pPr>
+      <w:r>
+        <w:rPr>
+          <w:b w:val="false"/>
+          <w:bCs w:val="false"/>
+          <w:sz w:val="24"/>
+          <w:szCs w:val="24"/>
+          <w:lang w:val="hu-HU"/>
+        </w:rPr>
+        <w:t>b 512</w:t>
+      </w:r>
+    </w:p>
+    <w:p>
+      <w:pPr>
+        <w:pStyle w:val="Normal"/>
+        <w:bidi w:val="0"/>
+        <w:jc w:val="left"/>
+        <w:rPr>
+          <w:b w:val="false"/>
+          <w:bCs w:val="false"/>
+          <w:sz w:val="24"/>
+          <w:szCs w:val="24"/>
+          <w:lang w:val="hu-HU"/>
+        </w:rPr>
+      </w:pPr>
+      <w:r>
+        <w:rPr>
+          <w:b w:val="false"/>
+          <w:bCs w:val="false"/>
+          <w:sz w:val="24"/>
+          <w:szCs w:val="24"/>
+          <w:lang w:val="hu-HU"/>
+        </w:rPr>
+        <w:t>c 27</w:t>
+      </w:r>
+    </w:p>
+    <w:p>
+      <w:pPr>
+        <w:pStyle w:val="Normal"/>
+        <w:bidi w:val="0"/>
+        <w:jc w:val="left"/>
+        <w:rPr>
+          <w:b w:val="false"/>
+          <w:bCs w:val="false"/>
+          <w:sz w:val="24"/>
+          <w:szCs w:val="24"/>
+          <w:lang w:val="hu-HU"/>
+        </w:rPr>
+      </w:pPr>
+      <w:r>
+        <w:rPr>
+          <w:b w:val="false"/>
+          <w:bCs w:val="false"/>
+          <w:sz w:val="24"/>
+          <w:szCs w:val="24"/>
+          <w:lang w:val="hu-HU"/>
+        </w:rPr>
+        <w:t>d 9</w:t>
+      </w:r>
+    </w:p>
+    <w:p>
+      <w:pPr>
+        <w:pStyle w:val="Normal"/>
+        <w:bidi w:val="0"/>
+        <w:jc w:val="left"/>
+        <w:rPr>
+          <w:b w:val="false"/>
+          <w:bCs w:val="false"/>
+          <w:sz w:val="24"/>
+          <w:szCs w:val="24"/>
+          <w:lang w:val="hu-HU"/>
+        </w:rPr>
+      </w:pPr>
+      <w:r>
+        <w:rPr>
+          <w:b w:val="false"/>
+          <w:bCs w:val="false"/>
+          <w:sz w:val="24"/>
+          <w:szCs w:val="24"/>
+          <w:lang w:val="hu-HU"/>
+        </w:rPr>
+        <w:t>e 32</w:t>
+      </w:r>
+    </w:p>
+    <w:p>
+      <w:pPr>
+        <w:pStyle w:val="Normal"/>
+        <w:bidi w:val="0"/>
+        <w:jc w:val="left"/>
+        <w:rPr>
+          <w:b w:val="false"/>
+          <w:bCs w:val="false"/>
+          <w:sz w:val="24"/>
+          <w:szCs w:val="24"/>
+          <w:lang w:val="hu-HU"/>
+        </w:rPr>
+      </w:pPr>
+      <w:r>
+        <w:rPr>
+          <w:b w:val="false"/>
+          <w:bCs w:val="false"/>
+          <w:sz w:val="24"/>
+          <w:szCs w:val="24"/>
+          <w:lang w:val="hu-HU"/>
+        </w:rPr>
+        <w:t>f 625</w:t>
+      </w:r>
+    </w:p>
+    <w:p>
+      <w:pPr>
+        <w:pStyle w:val="Normal"/>
+        <w:bidi w:val="0"/>
+        <w:jc w:val="left"/>
+        <w:rPr>
+          <w:b w:val="false"/>
+          <w:bCs w:val="false"/>
+          <w:sz w:val="24"/>
+          <w:szCs w:val="24"/>
+          <w:lang w:val="hu-HU"/>
+        </w:rPr>
+      </w:pPr>
+      <w:r>
+        <w:rPr>
+          <w:b w:val="false"/>
+          <w:bCs w:val="false"/>
+          <w:sz w:val="24"/>
+          <w:szCs w:val="24"/>
+          <w:lang w:val="hu-HU"/>
+        </w:rPr>
+      </w:r>
+    </w:p>
     <w:sectPr>
       <w:type w:val="nextPage"/>
       <w:pgSz w:w="12240" w:h="15840"/>
@@ -14474,7 +14736,7 @@
       <w:start w:val="1"/>
       <w:numFmt w:val="none"/>
       <w:suff w:val="nothing"/>
-      <w:lvlText w:val=""/>
+      <w:lvlText w:val="%1"/>
       <w:lvlJc w:val="left"/>
       <w:pPr>
         <w:tabs>
@@ -14487,7 +14749,7 @@
       <w:start w:val="1"/>
       <w:numFmt w:val="none"/>
       <w:suff w:val="nothing"/>
-      <w:lvlText w:val=""/>
+      <w:lvlText w:val="%2"/>
       <w:lvlJc w:val="left"/>
       <w:pPr>
         <w:tabs>
@@ -14500,7 +14762,7 @@
       <w:start w:val="1"/>
       <w:numFmt w:val="none"/>
       <w:suff w:val="nothing"/>
-      <w:lvlText w:val=""/>
+      <w:lvlText w:val="%3"/>
       <w:lvlJc w:val="left"/>
       <w:pPr>
         <w:tabs>
@@ -14513,7 +14775,7 @@
       <w:start w:val="1"/>
       <w:numFmt w:val="none"/>
       <w:suff w:val="nothing"/>
-      <w:lvlText w:val=""/>
+      <w:lvlText w:val="%4"/>
       <w:lvlJc w:val="left"/>
       <w:pPr>
         <w:tabs>
@@ -14526,7 +14788,7 @@
       <w:start w:val="1"/>
       <w:numFmt w:val="none"/>
       <w:suff w:val="nothing"/>
-      <w:lvlText w:val=""/>
+      <w:lvlText w:val="%5"/>
       <w:lvlJc w:val="left"/>
       <w:pPr>
         <w:tabs>
@@ -14539,7 +14801,7 @@
       <w:start w:val="1"/>
       <w:numFmt w:val="none"/>
       <w:suff w:val="nothing"/>
-      <w:lvlText w:val=""/>
+      <w:lvlText w:val="%6"/>
       <w:lvlJc w:val="left"/>
       <w:pPr>
         <w:tabs>
@@ -14552,7 +14814,7 @@
       <w:start w:val="1"/>
       <w:numFmt w:val="none"/>
       <w:suff w:val="nothing"/>
-      <w:lvlText w:val=""/>
+      <w:lvlText w:val="%7"/>
       <w:lvlJc w:val="left"/>
       <w:pPr>
         <w:tabs>
@@ -14565,7 +14827,7 @@
       <w:start w:val="1"/>
       <w:numFmt w:val="none"/>
       <w:suff w:val="nothing"/>
-      <w:lvlText w:val=""/>
+      <w:lvlText w:val="%8"/>
       <w:lvlJc w:val="left"/>
       <w:pPr>
         <w:tabs>
@@ -14578,7 +14840,7 @@
       <w:start w:val="1"/>
       <w:numFmt w:val="none"/>
       <w:suff w:val="nothing"/>
-      <w:lvlText w:val=""/>
+      <w:lvlText w:val="%9"/>
       <w:lvlJc w:val="left"/>
       <w:pPr>
         <w:tabs>
@@ -14624,6 +14886,9 @@
     <w:pPr>
       <w:widowControl/>
       <w:suppressAutoHyphens w:val="true"/>
+      <w:kinsoku w:val="true"/>
+      <w:overflowPunct w:val="true"/>
+      <w:autoSpaceDE w:val="true"/>
       <w:bidi w:val="0"/>
       <w:spacing w:before="0" w:after="0"/>
       <w:jc w:val="left"/>
@@ -14637,8 +14902,8 @@
       <w:lang w:val="en-US" w:eastAsia="zh-CN" w:bidi="hi-IN"/>
     </w:rPr>
   </w:style>
-  <w:style w:type="character" w:styleId="Bulletsuser">
-    <w:name w:val="Bullets (user)"/>
+  <w:style w:type="character" w:styleId="Bullets">
+    <w:name w:val="Bullets"/>
     <w:qFormat/>
     <w:rPr>
       <w:rFonts w:ascii="OpenSymbol" w:hAnsi="OpenSymbol" w:eastAsia="OpenSymbol" w:cs="OpenSymbol"/>

--- a/matek11.docx
+++ b/matek11.docx
@@ -14736,7 +14736,7 @@
       <w:start w:val="1"/>
       <w:numFmt w:val="none"/>
       <w:suff w:val="nothing"/>
-      <w:lvlText w:val="%1"/>
+      <w:lvlText w:val=""/>
       <w:lvlJc w:val="left"/>
       <w:pPr>
         <w:tabs>
@@ -14749,7 +14749,7 @@
       <w:start w:val="1"/>
       <w:numFmt w:val="none"/>
       <w:suff w:val="nothing"/>
-      <w:lvlText w:val="%2"/>
+      <w:lvlText w:val=""/>
       <w:lvlJc w:val="left"/>
       <w:pPr>
         <w:tabs>
@@ -14762,7 +14762,7 @@
       <w:start w:val="1"/>
       <w:numFmt w:val="none"/>
       <w:suff w:val="nothing"/>
-      <w:lvlText w:val="%3"/>
+      <w:lvlText w:val=""/>
       <w:lvlJc w:val="left"/>
       <w:pPr>
         <w:tabs>
@@ -14775,7 +14775,7 @@
       <w:start w:val="1"/>
       <w:numFmt w:val="none"/>
       <w:suff w:val="nothing"/>
-      <w:lvlText w:val="%4"/>
+      <w:lvlText w:val=""/>
       <w:lvlJc w:val="left"/>
       <w:pPr>
         <w:tabs>
@@ -14788,7 +14788,7 @@
       <w:start w:val="1"/>
       <w:numFmt w:val="none"/>
       <w:suff w:val="nothing"/>
-      <w:lvlText w:val="%5"/>
+      <w:lvlText w:val=""/>
       <w:lvlJc w:val="left"/>
       <w:pPr>
         <w:tabs>
@@ -14801,7 +14801,7 @@
       <w:start w:val="1"/>
       <w:numFmt w:val="none"/>
       <w:suff w:val="nothing"/>
-      <w:lvlText w:val="%6"/>
+      <w:lvlText w:val=""/>
       <w:lvlJc w:val="left"/>
       <w:pPr>
         <w:tabs>
@@ -14814,7 +14814,7 @@
       <w:start w:val="1"/>
       <w:numFmt w:val="none"/>
       <w:suff w:val="nothing"/>
-      <w:lvlText w:val="%7"/>
+      <w:lvlText w:val=""/>
       <w:lvlJc w:val="left"/>
       <w:pPr>
         <w:tabs>
@@ -14827,7 +14827,7 @@
       <w:start w:val="1"/>
       <w:numFmt w:val="none"/>
       <w:suff w:val="nothing"/>
-      <w:lvlText w:val="%8"/>
+      <w:lvlText w:val=""/>
       <w:lvlJc w:val="left"/>
       <w:pPr>
         <w:tabs>
@@ -14840,7 +14840,7 @@
       <w:start w:val="1"/>
       <w:numFmt w:val="none"/>
       <w:suff w:val="nothing"/>
-      <w:lvlText w:val="%9"/>
+      <w:lvlText w:val=""/>
       <w:lvlJc w:val="left"/>
       <w:pPr>
         <w:tabs>
@@ -14886,9 +14886,7 @@
     <w:pPr>
       <w:widowControl/>
       <w:suppressAutoHyphens w:val="true"/>
-      <w:kinsoku w:val="true"/>
-      <w:overflowPunct w:val="true"/>
-      <w:autoSpaceDE w:val="true"/>
+      <w:overflowPunct w:val="false"/>
       <w:bidi w:val="0"/>
       <w:spacing w:before="0" w:after="0"/>
       <w:jc w:val="left"/>
@@ -14902,8 +14900,8 @@
       <w:lang w:val="en-US" w:eastAsia="zh-CN" w:bidi="hi-IN"/>
     </w:rPr>
   </w:style>
-  <w:style w:type="character" w:styleId="Bullets">
-    <w:name w:val="Bullets"/>
+  <w:style w:type="character" w:styleId="Bulletsuser">
+    <w:name w:val="Bullets (user)"/>
     <w:qFormat/>
     <w:rPr>
       <w:rFonts w:ascii="OpenSymbol" w:hAnsi="OpenSymbol" w:eastAsia="OpenSymbol" w:cs="OpenSymbol"/>

--- a/matek11.docx
+++ b/matek11.docx
@@ -14440,6 +14440,292 @@
           <w:szCs w:val="24"/>
           <w:lang w:val="hu-HU"/>
         </w:rPr>
+      </w:r>
+    </w:p>
+    <w:p>
+      <w:pPr>
+        <w:pStyle w:val="Normal"/>
+        <w:bidi w:val="0"/>
+        <w:jc w:val="left"/>
+        <w:rPr>
+          <w:b w:val="false"/>
+          <w:bCs w:val="false"/>
+          <w:position w:val="0"/>
+          <w:sz w:val="24"/>
+          <w:sz w:val="24"/>
+          <w:szCs w:val="24"/>
+          <w:vertAlign w:val="baseline"/>
+          <w:lang w:val="hu-HU"/>
+        </w:rPr>
+      </w:pPr>
+      <w:r>
+        <w:rPr>
+          <w:b w:val="false"/>
+          <w:bCs w:val="false"/>
+          <w:sz w:val="24"/>
+          <w:szCs w:val="24"/>
+          <w:lang w:val="hu-HU"/>
+        </w:rPr>
+        <w:t>4.2</w:t>
+      </w:r>
+      <w:r>
+        <w:rPr>
+          <w:b w:val="false"/>
+          <w:bCs w:val="false"/>
+          <w:sz w:val="24"/>
+          <w:szCs w:val="24"/>
+          <w:vertAlign w:val="superscript"/>
+          <w:lang w:val="hu-HU"/>
+        </w:rPr>
+        <w:t>-2x</w:t>
+      </w:r>
+      <w:r>
+        <w:rPr>
+          <w:b w:val="false"/>
+          <w:bCs w:val="false"/>
+          <w:position w:val="0"/>
+          <w:sz w:val="24"/>
+          <w:sz w:val="24"/>
+          <w:szCs w:val="24"/>
+          <w:vertAlign w:val="baseline"/>
+          <w:lang w:val="hu-HU"/>
+        </w:rPr>
+        <w:t>=5.3</w:t>
+      </w:r>
+    </w:p>
+    <w:p>
+      <w:pPr>
+        <w:pStyle w:val="Normal"/>
+        <w:bidi w:val="0"/>
+        <w:jc w:val="left"/>
+        <w:rPr>
+          <w:b w:val="false"/>
+          <w:bCs w:val="false"/>
+          <w:position w:val="0"/>
+          <w:sz w:val="24"/>
+          <w:sz w:val="24"/>
+          <w:szCs w:val="24"/>
+          <w:vertAlign w:val="baseline"/>
+          <w:lang w:val="hu-HU"/>
+        </w:rPr>
+      </w:pPr>
+      <w:r>
+        <w:rPr>
+          <w:b w:val="false"/>
+          <w:bCs w:val="false"/>
+          <w:sz w:val="24"/>
+          <w:szCs w:val="24"/>
+          <w:lang w:val="hu-HU"/>
+        </w:rPr>
+      </w:r>
+    </w:p>
+    <w:p>
+      <w:pPr>
+        <w:pStyle w:val="Normal"/>
+        <w:bidi w:val="0"/>
+        <w:jc w:val="left"/>
+        <w:rPr>
+          <w:b w:val="false"/>
+          <w:bCs w:val="false"/>
+          <w:position w:val="0"/>
+          <w:sz w:val="24"/>
+          <w:sz w:val="24"/>
+          <w:szCs w:val="24"/>
+          <w:vertAlign w:val="baseline"/>
+          <w:lang w:val="hu-HU"/>
+        </w:rPr>
+      </w:pPr>
+      <w:r>
+        <w:rPr>
+          <w:b w:val="false"/>
+          <w:bCs w:val="false"/>
+          <w:sz w:val="24"/>
+          <w:szCs w:val="24"/>
+          <w:lang w:val="hu-HU"/>
+        </w:rPr>
+      </w:r>
+    </w:p>
+    <w:p>
+      <w:pPr>
+        <w:pStyle w:val="Normal"/>
+        <w:bidi w:val="0"/>
+        <w:jc w:val="left"/>
+        <w:rPr>
+          <w:b w:val="false"/>
+          <w:bCs w:val="false"/>
+          <w:position w:val="0"/>
+          <w:sz w:val="24"/>
+          <w:sz w:val="24"/>
+          <w:szCs w:val="24"/>
+          <w:vertAlign w:val="baseline"/>
+          <w:lang w:val="hu-HU"/>
+        </w:rPr>
+      </w:pPr>
+      <w:r>
+        <w:rPr>
+          <w:b w:val="false"/>
+          <w:bCs w:val="false"/>
+          <w:sz w:val="24"/>
+          <w:szCs w:val="24"/>
+          <w:lang w:val="hu-HU"/>
+        </w:rPr>
+        <w:t>6</w:t>
+      </w:r>
+      <w:r>
+        <w:rPr>
+          <w:b w:val="false"/>
+          <w:bCs w:val="false"/>
+          <w:sz w:val="24"/>
+          <w:szCs w:val="24"/>
+          <w:vertAlign w:val="superscript"/>
+          <w:lang w:val="hu-HU"/>
+        </w:rPr>
+        <w:t>x+2</w:t>
+      </w:r>
+      <w:r>
+        <w:rPr>
+          <w:b w:val="false"/>
+          <w:bCs w:val="false"/>
+          <w:position w:val="0"/>
+          <w:sz w:val="24"/>
+          <w:sz w:val="24"/>
+          <w:szCs w:val="24"/>
+          <w:vertAlign w:val="baseline"/>
+          <w:lang w:val="hu-HU"/>
+        </w:rPr>
+        <w:t>=30</w:t>
+      </w:r>
+    </w:p>
+    <w:p>
+      <w:pPr>
+        <w:pStyle w:val="Normal"/>
+        <w:bidi w:val="0"/>
+        <w:jc w:val="left"/>
+        <w:rPr>
+          <w:b w:val="false"/>
+          <w:bCs w:val="false"/>
+          <w:position w:val="0"/>
+          <w:sz w:val="24"/>
+          <w:sz w:val="24"/>
+          <w:szCs w:val="24"/>
+          <w:vertAlign w:val="baseline"/>
+          <w:lang w:val="hu-HU"/>
+        </w:rPr>
+      </w:pPr>
+      <w:r>
+        <w:rPr>
+          <w:b w:val="false"/>
+          <w:bCs w:val="false"/>
+          <w:sz w:val="24"/>
+          <w:szCs w:val="24"/>
+          <w:lang w:val="hu-HU"/>
+        </w:rPr>
+        <w:t>x+2=log</w:t>
+      </w:r>
+      <w:r>
+        <w:rPr>
+          <w:b w:val="false"/>
+          <w:bCs w:val="false"/>
+          <w:sz w:val="24"/>
+          <w:szCs w:val="24"/>
+          <w:vertAlign w:val="subscript"/>
+          <w:lang w:val="hu-HU"/>
+        </w:rPr>
+        <w:t>6</w:t>
+      </w:r>
+      <w:r>
+        <w:rPr>
+          <w:b w:val="false"/>
+          <w:bCs w:val="false"/>
+          <w:position w:val="0"/>
+          <w:sz w:val="24"/>
+          <w:sz w:val="24"/>
+          <w:szCs w:val="24"/>
+          <w:vertAlign w:val="baseline"/>
+          <w:lang w:val="hu-HU"/>
+        </w:rPr>
+        <w:t>30</w:t>
+      </w:r>
+    </w:p>
+    <w:p>
+      <w:pPr>
+        <w:pStyle w:val="Normal"/>
+        <w:bidi w:val="0"/>
+        <w:jc w:val="left"/>
+        <w:rPr>
+          <w:b w:val="false"/>
+          <w:bCs w:val="false"/>
+          <w:position w:val="0"/>
+          <w:sz w:val="24"/>
+          <w:sz w:val="24"/>
+          <w:szCs w:val="24"/>
+          <w:vertAlign w:val="baseline"/>
+          <w:lang w:val="hu-HU"/>
+        </w:rPr>
+      </w:pPr>
+      <w:r>
+        <w:rPr>
+          <w:b w:val="false"/>
+          <w:bCs w:val="false"/>
+          <w:sz w:val="24"/>
+          <w:szCs w:val="24"/>
+          <w:lang w:val="hu-HU"/>
+        </w:rPr>
+        <w:t>x+2=lg30/lg6</w:t>
+      </w:r>
+    </w:p>
+    <w:p>
+      <w:pPr>
+        <w:pStyle w:val="Normal"/>
+        <w:bidi w:val="0"/>
+        <w:jc w:val="left"/>
+        <w:rPr>
+          <w:b w:val="false"/>
+          <w:bCs w:val="false"/>
+          <w:position w:val="0"/>
+          <w:sz w:val="24"/>
+          <w:sz w:val="24"/>
+          <w:szCs w:val="24"/>
+          <w:vertAlign w:val="baseline"/>
+          <w:lang w:val="hu-HU"/>
+        </w:rPr>
+      </w:pPr>
+      <w:r>
+        <w:rPr>
+          <w:b w:val="false"/>
+          <w:bCs w:val="false"/>
+          <w:sz w:val="24"/>
+          <w:szCs w:val="24"/>
+          <w:lang w:val="hu-HU"/>
+        </w:rPr>
+        <w:t>x+2=1.9</w:t>
+      </w:r>
+    </w:p>
+    <w:p>
+      <w:pPr>
+        <w:pStyle w:val="Normal"/>
+        <w:bidi w:val="0"/>
+        <w:jc w:val="left"/>
+        <w:rPr>
+          <w:b w:val="false"/>
+          <w:bCs w:val="false"/>
+          <w:position w:val="0"/>
+          <w:sz w:val="24"/>
+          <w:sz w:val="24"/>
+          <w:szCs w:val="24"/>
+          <w:vertAlign w:val="baseline"/>
+          <w:lang w:val="hu-HU"/>
+        </w:rPr>
+      </w:pPr>
+      <w:r>
+        <w:rPr>
+          <w:b w:val="false"/>
+          <w:bCs w:val="false"/>
+          <w:sz w:val="24"/>
+          <w:szCs w:val="24"/>
+          <w:lang w:val="hu-HU"/>
+        </w:rPr>
+        <w:t>x=-0.1</w:t>
       </w:r>
     </w:p>
     <w:sectPr>

--- a/matek11.docx
+++ b/matek11.docx
@@ -14513,34 +14513,40 @@
         <w:rPr>
           <w:b w:val="false"/>
           <w:bCs w:val="false"/>
-          <w:sz w:val="24"/>
-          <w:szCs w:val="24"/>
-          <w:lang w:val="hu-HU"/>
-        </w:rPr>
-      </w:r>
-    </w:p>
-    <w:p>
-      <w:pPr>
-        <w:pStyle w:val="Normal"/>
-        <w:bidi w:val="0"/>
-        <w:jc w:val="left"/>
-        <w:rPr>
-          <w:b w:val="false"/>
-          <w:bCs w:val="false"/>
-          <w:position w:val="0"/>
-          <w:sz w:val="24"/>
-          <w:sz w:val="24"/>
-          <w:szCs w:val="24"/>
-          <w:vertAlign w:val="baseline"/>
-          <w:lang w:val="hu-HU"/>
-        </w:rPr>
-      </w:pPr>
-      <w:r>
-        <w:rPr>
-          <w:b w:val="false"/>
-          <w:bCs w:val="false"/>
-          <w:sz w:val="24"/>
-          <w:szCs w:val="24"/>
+          <w:position w:val="0"/>
+          <w:sz w:val="24"/>
+          <w:sz w:val="24"/>
+          <w:szCs w:val="24"/>
+          <w:vertAlign w:val="baseline"/>
+          <w:lang w:val="hu-HU"/>
+        </w:rPr>
+      </w:r>
+    </w:p>
+    <w:p>
+      <w:pPr>
+        <w:pStyle w:val="Normal"/>
+        <w:bidi w:val="0"/>
+        <w:jc w:val="left"/>
+        <w:rPr>
+          <w:b w:val="false"/>
+          <w:bCs w:val="false"/>
+          <w:position w:val="0"/>
+          <w:sz w:val="24"/>
+          <w:sz w:val="24"/>
+          <w:szCs w:val="24"/>
+          <w:vertAlign w:val="baseline"/>
+          <w:lang w:val="hu-HU"/>
+        </w:rPr>
+      </w:pPr>
+      <w:r>
+        <w:rPr>
+          <w:b w:val="false"/>
+          <w:bCs w:val="false"/>
+          <w:position w:val="0"/>
+          <w:sz w:val="24"/>
+          <w:sz w:val="24"/>
+          <w:szCs w:val="24"/>
+          <w:vertAlign w:val="baseline"/>
           <w:lang w:val="hu-HU"/>
         </w:rPr>
       </w:r>
@@ -14726,6 +14732,59 @@
           <w:lang w:val="hu-HU"/>
         </w:rPr>
         <w:t>x=-0.1</w:t>
+      </w:r>
+    </w:p>
+    <w:p>
+      <w:pPr>
+        <w:pStyle w:val="Normal"/>
+        <w:bidi w:val="0"/>
+        <w:jc w:val="left"/>
+        <w:rPr>
+          <w:b w:val="false"/>
+          <w:bCs w:val="false"/>
+          <w:position w:val="0"/>
+          <w:sz w:val="24"/>
+          <w:sz w:val="24"/>
+          <w:szCs w:val="24"/>
+          <w:vertAlign w:val="baseline"/>
+          <w:lang w:val="hu-HU"/>
+        </w:rPr>
+      </w:pPr>
+      <w:r>
+        <w:rPr>
+          <w:b w:val="false"/>
+          <w:bCs w:val="false"/>
+          <w:sz w:val="24"/>
+          <w:szCs w:val="24"/>
+          <w:lang w:val="hu-HU"/>
+        </w:rPr>
+      </w:r>
+    </w:p>
+    <w:p>
+      <w:pPr>
+        <w:pStyle w:val="Normal"/>
+        <w:bidi w:val="0"/>
+        <w:jc w:val="left"/>
+        <w:rPr>
+          <w:b w:val="false"/>
+          <w:bCs w:val="false"/>
+          <w:position w:val="0"/>
+          <w:sz w:val="24"/>
+          <w:sz w:val="24"/>
+          <w:szCs w:val="24"/>
+          <w:vertAlign w:val="baseline"/>
+          <w:lang w:val="hu-HU"/>
+        </w:rPr>
+      </w:pPr>
+      <w:r>
+        <w:rPr>
+          <w:b w:val="false"/>
+          <w:bCs w:val="false"/>
+          <w:sz w:val="24"/>
+          <w:szCs w:val="24"/>
+          <w:lang w:val="hu-HU"/>
+        </w:rPr>
+        <w:t>3*4*2*5</w:t>
       </w:r>
     </w:p>
     <w:sectPr>
@@ -15022,7 +15081,7 @@
       <w:start w:val="1"/>
       <w:numFmt w:val="none"/>
       <w:suff w:val="nothing"/>
-      <w:lvlText w:val=""/>
+      <w:lvlText w:val="%1"/>
       <w:lvlJc w:val="left"/>
       <w:pPr>
         <w:tabs>
@@ -15035,7 +15094,7 @@
       <w:start w:val="1"/>
       <w:numFmt w:val="none"/>
       <w:suff w:val="nothing"/>
-      <w:lvlText w:val=""/>
+      <w:lvlText w:val="%2"/>
       <w:lvlJc w:val="left"/>
       <w:pPr>
         <w:tabs>
@@ -15048,7 +15107,7 @@
       <w:start w:val="1"/>
       <w:numFmt w:val="none"/>
       <w:suff w:val="nothing"/>
-      <w:lvlText w:val=""/>
+      <w:lvlText w:val="%3"/>
       <w:lvlJc w:val="left"/>
       <w:pPr>
         <w:tabs>
@@ -15061,7 +15120,7 @@
       <w:start w:val="1"/>
       <w:numFmt w:val="none"/>
       <w:suff w:val="nothing"/>
-      <w:lvlText w:val=""/>
+      <w:lvlText w:val="%4"/>
       <w:lvlJc w:val="left"/>
       <w:pPr>
         <w:tabs>
@@ -15074,7 +15133,7 @@
       <w:start w:val="1"/>
       <w:numFmt w:val="none"/>
       <w:suff w:val="nothing"/>
-      <w:lvlText w:val=""/>
+      <w:lvlText w:val="%5"/>
       <w:lvlJc w:val="left"/>
       <w:pPr>
         <w:tabs>
@@ -15087,7 +15146,7 @@
       <w:start w:val="1"/>
       <w:numFmt w:val="none"/>
       <w:suff w:val="nothing"/>
-      <w:lvlText w:val=""/>
+      <w:lvlText w:val="%6"/>
       <w:lvlJc w:val="left"/>
       <w:pPr>
         <w:tabs>
@@ -15100,7 +15159,7 @@
       <w:start w:val="1"/>
       <w:numFmt w:val="none"/>
       <w:suff w:val="nothing"/>
-      <w:lvlText w:val=""/>
+      <w:lvlText w:val="%7"/>
       <w:lvlJc w:val="left"/>
       <w:pPr>
         <w:tabs>
@@ -15113,7 +15172,7 @@
       <w:start w:val="1"/>
       <w:numFmt w:val="none"/>
       <w:suff w:val="nothing"/>
-      <w:lvlText w:val=""/>
+      <w:lvlText w:val="%8"/>
       <w:lvlJc w:val="left"/>
       <w:pPr>
         <w:tabs>
@@ -15126,7 +15185,7 @@
       <w:start w:val="1"/>
       <w:numFmt w:val="none"/>
       <w:suff w:val="nothing"/>
-      <w:lvlText w:val=""/>
+      <w:lvlText w:val="%9"/>
       <w:lvlJc w:val="left"/>
       <w:pPr>
         <w:tabs>
@@ -15172,7 +15231,9 @@
     <w:pPr>
       <w:widowControl/>
       <w:suppressAutoHyphens w:val="true"/>
+      <w:kinsoku w:val="true"/>
       <w:overflowPunct w:val="false"/>
+      <w:autoSpaceDE w:val="true"/>
       <w:bidi w:val="0"/>
       <w:spacing w:before="0" w:after="0"/>
       <w:jc w:val="left"/>

--- a/matek11.docx
+++ b/matek11.docx
@@ -292,7 +292,6 @@
           <w:bCs w:val="false"/>
           <w:position w:val="0"/>
           <w:sz w:val="24"/>
-          <w:sz w:val="24"/>
           <w:szCs w:val="24"/>
           <w:vertAlign w:val="baseline"/>
           <w:lang w:val="hu-HU"/>
@@ -340,7 +339,6 @@
           <w:bCs w:val="false"/>
           <w:position w:val="0"/>
           <w:sz w:val="24"/>
-          <w:sz w:val="24"/>
           <w:szCs w:val="24"/>
           <w:vertAlign w:val="baseline"/>
           <w:lang w:val="hu-HU"/>
@@ -364,7 +362,6 @@
           <w:bCs w:val="false"/>
           <w:position w:val="0"/>
           <w:sz w:val="24"/>
-          <w:sz w:val="24"/>
           <w:szCs w:val="24"/>
           <w:vertAlign w:val="baseline"/>
           <w:lang w:val="hu-HU"/>
@@ -387,7 +384,6 @@
           <w:b w:val="false"/>
           <w:bCs w:val="false"/>
           <w:position w:val="0"/>
-          <w:sz w:val="24"/>
           <w:sz w:val="24"/>
           <w:szCs w:val="24"/>
           <w:vertAlign w:val="baseline"/>
@@ -522,7 +518,6 @@
           <w:bCs w:val="false"/>
           <w:position w:val="0"/>
           <w:sz w:val="24"/>
-          <w:sz w:val="24"/>
           <w:szCs w:val="24"/>
           <w:vertAlign w:val="baseline"/>
           <w:lang w:val="hu-HU"/>
@@ -566,7 +561,6 @@
           <w:bCs w:val="false"/>
           <w:position w:val="0"/>
           <w:sz w:val="24"/>
-          <w:sz w:val="24"/>
           <w:szCs w:val="24"/>
           <w:vertAlign w:val="baseline"/>
           <w:lang w:val="hu-HU"/>
@@ -630,7 +624,6 @@
           <w:bCs w:val="false"/>
           <w:position w:val="0"/>
           <w:sz w:val="24"/>
-          <w:sz w:val="24"/>
           <w:szCs w:val="24"/>
           <w:vertAlign w:val="baseline"/>
           <w:lang w:val="hu-HU"/>
@@ -685,7 +678,6 @@
           <w:bCs w:val="false"/>
           <w:position w:val="0"/>
           <w:sz w:val="24"/>
-          <w:sz w:val="24"/>
           <w:szCs w:val="24"/>
           <w:vertAlign w:val="baseline"/>
           <w:lang w:val="hu-HU"/>
@@ -740,7 +732,6 @@
           <w:bCs w:val="false"/>
           <w:position w:val="0"/>
           <w:sz w:val="24"/>
-          <w:sz w:val="24"/>
           <w:szCs w:val="24"/>
           <w:vertAlign w:val="baseline"/>
           <w:lang w:val="hu-HU"/>
@@ -783,7 +774,6 @@
           <w:b w:val="false"/>
           <w:bCs w:val="false"/>
           <w:position w:val="0"/>
-          <w:sz w:val="24"/>
           <w:sz w:val="24"/>
           <w:szCs w:val="24"/>
           <w:vertAlign w:val="baseline"/>
@@ -811,7 +801,6 @@
           <w:bCs w:val="false"/>
           <w:position w:val="0"/>
           <w:sz w:val="24"/>
-          <w:sz w:val="24"/>
           <w:szCs w:val="24"/>
           <w:vertAlign w:val="baseline"/>
           <w:lang w:val="hu-HU"/>
@@ -835,7 +824,6 @@
           <w:bCs w:val="false"/>
           <w:position w:val="0"/>
           <w:sz w:val="24"/>
-          <w:sz w:val="24"/>
           <w:szCs w:val="24"/>
           <w:vertAlign w:val="baseline"/>
           <w:lang w:val="hu-HU"/>
@@ -879,7 +867,6 @@
           <w:bCs w:val="false"/>
           <w:position w:val="0"/>
           <w:sz w:val="24"/>
-          <w:sz w:val="24"/>
           <w:szCs w:val="24"/>
           <w:vertAlign w:val="baseline"/>
           <w:lang w:val="hu-HU"/>
@@ -934,7 +921,6 @@
           <w:bCs w:val="false"/>
           <w:position w:val="0"/>
           <w:sz w:val="24"/>
-          <w:sz w:val="24"/>
           <w:szCs w:val="24"/>
           <w:vertAlign w:val="baseline"/>
           <w:lang w:val="hu-HU"/>
@@ -957,7 +943,6 @@
           <w:b w:val="false"/>
           <w:bCs w:val="false"/>
           <w:position w:val="0"/>
-          <w:sz w:val="24"/>
           <w:sz w:val="24"/>
           <w:szCs w:val="24"/>
           <w:vertAlign w:val="baseline"/>
@@ -985,7 +970,6 @@
           <w:bCs w:val="false"/>
           <w:position w:val="0"/>
           <w:sz w:val="24"/>
-          <w:sz w:val="24"/>
           <w:szCs w:val="24"/>
           <w:vertAlign w:val="baseline"/>
           <w:lang w:val="hu-HU"/>
@@ -1009,7 +993,6 @@
           <w:bCs w:val="false"/>
           <w:position w:val="0"/>
           <w:sz w:val="24"/>
-          <w:sz w:val="24"/>
           <w:szCs w:val="24"/>
           <w:vertAlign w:val="baseline"/>
           <w:lang w:val="hu-HU"/>
@@ -1032,7 +1015,6 @@
           <w:b w:val="false"/>
           <w:bCs w:val="false"/>
           <w:position w:val="0"/>
-          <w:sz w:val="24"/>
           <w:sz w:val="24"/>
           <w:szCs w:val="24"/>
           <w:vertAlign w:val="baseline"/>
@@ -1092,7 +1074,7 @@
           <w:szCs w:val="28"/>
           <w:lang w:val="hu-HU"/>
         </w:rPr>
-        <w:t>2. 114/1</w:t>
+        <w:t>das ist so 2. 114/1</w:t>
       </w:r>
     </w:p>
     <w:p>
@@ -1151,7 +1133,6 @@
           <w:b w:val="false"/>
           <w:bCs w:val="false"/>
           <w:position w:val="0"/>
-          <w:sz w:val="24"/>
           <w:sz w:val="24"/>
           <w:szCs w:val="24"/>
           <w:vertAlign w:val="baseline"/>
@@ -1178,7 +1159,6 @@
           <w:bCs w:val="false"/>
           <w:position w:val="0"/>
           <w:sz w:val="24"/>
-          <w:sz w:val="24"/>
           <w:szCs w:val="24"/>
           <w:vertAlign w:val="baseline"/>
           <w:lang w:val="hu-HU"/>
@@ -1234,7 +1214,6 @@
           <w:bCs w:val="false"/>
           <w:position w:val="0"/>
           <w:sz w:val="24"/>
-          <w:sz w:val="24"/>
           <w:szCs w:val="24"/>
           <w:vertAlign w:val="baseline"/>
           <w:lang w:val="hu-HU"/>
@@ -1284,7 +1263,6 @@
         <w:rPr>
           <w:position w:val="0"/>
           <w:sz w:val="24"/>
-          <w:sz w:val="24"/>
           <w:vertAlign w:val="baseline"/>
           <w:lang w:val="hu-HU"/>
         </w:rPr>
@@ -1301,7 +1279,6 @@
         <w:rPr>
           <w:position w:val="0"/>
           <w:sz w:val="24"/>
-          <w:sz w:val="24"/>
           <w:vertAlign w:val="baseline"/>
           <w:lang w:val="hu-HU"/>
         </w:rPr>
@@ -1334,7 +1311,6 @@
         <w:rPr>
           <w:position w:val="0"/>
           <w:sz w:val="24"/>
-          <w:sz w:val="24"/>
           <w:vertAlign w:val="baseline"/>
           <w:lang w:val="hu-HU"/>
         </w:rPr>
@@ -1350,7 +1326,6 @@
       <w:r>
         <w:rPr>
           <w:position w:val="0"/>
-          <w:sz w:val="24"/>
           <w:sz w:val="24"/>
           <w:vertAlign w:val="baseline"/>
           <w:lang w:val="hu-HU"/>
@@ -1718,7 +1693,6 @@
           <w:bCs/>
           <w:position w:val="0"/>
           <w:sz w:val="24"/>
-          <w:sz w:val="24"/>
           <w:vertAlign w:val="baseline"/>
           <w:lang w:val="hu-HU"/>
         </w:rPr>
@@ -1792,7 +1766,6 @@
           <w:bCs w:val="false"/>
           <w:position w:val="0"/>
           <w:sz w:val="24"/>
-          <w:sz w:val="24"/>
           <w:vertAlign w:val="baseline"/>
           <w:lang w:val="hu-HU"/>
         </w:rPr>
@@ -1822,7 +1795,6 @@
           <w:bCs w:val="false"/>
           <w:position w:val="0"/>
           <w:sz w:val="24"/>
-          <w:sz w:val="24"/>
           <w:vertAlign w:val="baseline"/>
           <w:lang w:val="hu-HU"/>
         </w:rPr>
@@ -1902,7 +1874,6 @@
           <w:bCs w:val="false"/>
           <w:position w:val="0"/>
           <w:sz w:val="24"/>
-          <w:sz w:val="24"/>
           <w:szCs w:val="24"/>
           <w:vertAlign w:val="baseline"/>
           <w:lang w:val="hu-HU"/>
@@ -1957,7 +1928,6 @@
           <w:bCs w:val="false"/>
           <w:position w:val="0"/>
           <w:sz w:val="24"/>
-          <w:sz w:val="24"/>
           <w:szCs w:val="24"/>
           <w:vertAlign w:val="baseline"/>
           <w:lang w:val="hu-HU"/>
@@ -1981,7 +1951,6 @@
           <w:bCs w:val="false"/>
           <w:position w:val="0"/>
           <w:sz w:val="24"/>
-          <w:sz w:val="24"/>
           <w:szCs w:val="24"/>
           <w:vertAlign w:val="baseline"/>
           <w:lang w:val="hu-HU"/>
@@ -2005,7 +1974,6 @@
           <w:bCs w:val="false"/>
           <w:position w:val="0"/>
           <w:sz w:val="24"/>
-          <w:sz w:val="24"/>
           <w:szCs w:val="24"/>
           <w:vertAlign w:val="baseline"/>
           <w:lang w:val="hu-HU"/>
@@ -2069,7 +2037,6 @@
           <w:bCs w:val="false"/>
           <w:position w:val="0"/>
           <w:sz w:val="24"/>
-          <w:sz w:val="24"/>
           <w:szCs w:val="24"/>
           <w:vertAlign w:val="baseline"/>
           <w:lang w:val="hu-HU"/>
@@ -2093,7 +2060,6 @@
           <w:bCs w:val="false"/>
           <w:position w:val="0"/>
           <w:sz w:val="24"/>
-          <w:sz w:val="24"/>
           <w:szCs w:val="24"/>
           <w:vertAlign w:val="baseline"/>
           <w:lang w:val="hu-HU"/>
@@ -2116,7 +2082,6 @@
           <w:bCs w:val="false"/>
           <w:position w:val="0"/>
           <w:sz w:val="24"/>
-          <w:sz w:val="24"/>
           <w:szCs w:val="24"/>
           <w:vertAlign w:val="baseline"/>
           <w:lang w:val="hu-HU"/>
@@ -2140,7 +2105,6 @@
           <w:bCs w:val="false"/>
           <w:position w:val="0"/>
           <w:sz w:val="24"/>
-          <w:sz w:val="24"/>
           <w:szCs w:val="24"/>
           <w:vertAlign w:val="baseline"/>
           <w:lang w:val="hu-HU"/>
@@ -2164,7 +2128,6 @@
           <w:bCs w:val="false"/>
           <w:position w:val="0"/>
           <w:sz w:val="24"/>
-          <w:sz w:val="24"/>
           <w:szCs w:val="24"/>
           <w:vertAlign w:val="baseline"/>
           <w:lang w:val="hu-HU"/>
@@ -2187,7 +2150,6 @@
           <w:bCs w:val="false"/>
           <w:position w:val="0"/>
           <w:sz w:val="24"/>
-          <w:sz w:val="24"/>
           <w:szCs w:val="24"/>
           <w:vertAlign w:val="baseline"/>
           <w:lang w:val="hu-HU"/>
@@ -2211,7 +2173,6 @@
           <w:bCs w:val="false"/>
           <w:position w:val="0"/>
           <w:sz w:val="24"/>
-          <w:sz w:val="24"/>
           <w:szCs w:val="24"/>
           <w:vertAlign w:val="baseline"/>
           <w:lang w:val="hu-HU"/>
@@ -2235,7 +2196,6 @@
           <w:bCs w:val="false"/>
           <w:position w:val="0"/>
           <w:sz w:val="24"/>
-          <w:sz w:val="24"/>
           <w:szCs w:val="24"/>
           <w:vertAlign w:val="baseline"/>
           <w:lang w:val="hu-HU"/>
@@ -2278,7 +2238,6 @@
           <w:b w:val="false"/>
           <w:bCs w:val="false"/>
           <w:position w:val="0"/>
-          <w:sz w:val="24"/>
           <w:sz w:val="24"/>
           <w:szCs w:val="24"/>
           <w:vertAlign w:val="baseline"/>
@@ -2331,18 +2290,16 @@
           <w:bCs w:val="false"/>
           <w:position w:val="0"/>
           <w:sz w:val="24"/>
-          <w:sz w:val="24"/>
-          <w:szCs w:val="24"/>
-          <w:vertAlign w:val="baseline"/>
-          <w:lang w:val="hu-HU"/>
-        </w:rPr>
-      </w:pPr>
-      <w:r>
-        <w:rPr>
-          <w:b w:val="false"/>
-          <w:bCs w:val="false"/>
-          <w:position w:val="0"/>
-          <w:sz w:val="24"/>
+          <w:szCs w:val="24"/>
+          <w:vertAlign w:val="baseline"/>
+          <w:lang w:val="hu-HU"/>
+        </w:rPr>
+      </w:pPr>
+      <w:r>
+        <w:rPr>
+          <w:b w:val="false"/>
+          <w:bCs w:val="false"/>
+          <w:position w:val="0"/>
           <w:sz w:val="24"/>
           <w:szCs w:val="24"/>
           <w:vertAlign w:val="baseline"/>
@@ -5642,7 +5599,6 @@
           <w:bCs w:val="false"/>
           <w:position w:val="0"/>
           <w:sz w:val="24"/>
-          <w:sz w:val="24"/>
           <w:szCs w:val="24"/>
           <w:vertAlign w:val="baseline"/>
           <w:lang w:val="hu-HU"/>
@@ -5675,7 +5631,6 @@
           <w:bCs w:val="false"/>
           <w:position w:val="0"/>
           <w:sz w:val="24"/>
-          <w:sz w:val="24"/>
           <w:szCs w:val="24"/>
           <w:vertAlign w:val="baseline"/>
           <w:lang w:val="hu-HU"/>
@@ -5699,7 +5654,6 @@
           <w:bCs w:val="false"/>
           <w:position w:val="0"/>
           <w:sz w:val="24"/>
-          <w:sz w:val="24"/>
           <w:szCs w:val="24"/>
           <w:vertAlign w:val="baseline"/>
           <w:lang w:val="hu-HU"/>
@@ -5723,7 +5677,6 @@
           <w:bCs w:val="false"/>
           <w:position w:val="0"/>
           <w:sz w:val="24"/>
-          <w:sz w:val="24"/>
           <w:szCs w:val="24"/>
           <w:vertAlign w:val="baseline"/>
           <w:lang w:val="hu-HU"/>
@@ -5741,7 +5694,6 @@
           <w:bCs w:val="false"/>
           <w:position w:val="0"/>
           <w:sz w:val="24"/>
-          <w:sz w:val="24"/>
           <w:szCs w:val="24"/>
           <w:vertAlign w:val="baseline"/>
           <w:lang w:val="hu-HU"/>
@@ -5774,7 +5726,6 @@
           <w:bCs w:val="false"/>
           <w:position w:val="0"/>
           <w:sz w:val="24"/>
-          <w:sz w:val="24"/>
           <w:szCs w:val="24"/>
           <w:vertAlign w:val="baseline"/>
           <w:lang w:val="hu-HU"/>
@@ -5798,7 +5749,6 @@
           <w:bCs w:val="false"/>
           <w:position w:val="0"/>
           <w:sz w:val="24"/>
-          <w:sz w:val="24"/>
           <w:szCs w:val="24"/>
           <w:vertAlign w:val="baseline"/>
           <w:lang w:val="hu-HU"/>
@@ -5822,7 +5772,6 @@
           <w:bCs w:val="false"/>
           <w:position w:val="0"/>
           <w:sz w:val="24"/>
-          <w:sz w:val="24"/>
           <w:szCs w:val="24"/>
           <w:vertAlign w:val="baseline"/>
           <w:lang w:val="hu-HU"/>
@@ -5840,7 +5789,6 @@
           <w:bCs w:val="false"/>
           <w:position w:val="0"/>
           <w:sz w:val="24"/>
-          <w:sz w:val="24"/>
           <w:szCs w:val="24"/>
           <w:vertAlign w:val="baseline"/>
           <w:lang w:val="hu-HU"/>
@@ -5867,7 +5815,6 @@
           <w:bCs w:val="false"/>
           <w:position w:val="0"/>
           <w:sz w:val="24"/>
-          <w:sz w:val="24"/>
           <w:szCs w:val="24"/>
           <w:vertAlign w:val="baseline"/>
           <w:lang w:val="hu-HU"/>
@@ -5894,35 +5841,32 @@
           <w:bCs w:val="false"/>
           <w:position w:val="0"/>
           <w:sz w:val="24"/>
-          <w:sz w:val="24"/>
-          <w:szCs w:val="24"/>
-          <w:vertAlign w:val="baseline"/>
-          <w:lang w:val="hu-HU"/>
-        </w:rPr>
-      </w:pPr>
-      <w:r>
-        <w:rPr>
-          <w:b w:val="false"/>
-          <w:bCs w:val="false"/>
-          <w:position w:val="0"/>
-          <w:sz w:val="24"/>
-          <w:sz w:val="24"/>
-          <w:szCs w:val="24"/>
-          <w:vertAlign w:val="baseline"/>
-          <w:lang w:val="hu-HU"/>
-        </w:rPr>
-      </w:r>
-    </w:p>
-    <w:p>
-      <w:pPr>
-        <w:pStyle w:val="Normal"/>
-        <w:bidi w:val="0"/>
-        <w:jc w:val="left"/>
-        <w:rPr>
-          <w:b w:val="false"/>
-          <w:bCs w:val="false"/>
-          <w:position w:val="0"/>
-          <w:sz w:val="24"/>
+          <w:szCs w:val="24"/>
+          <w:vertAlign w:val="baseline"/>
+          <w:lang w:val="hu-HU"/>
+        </w:rPr>
+      </w:pPr>
+      <w:r>
+        <w:rPr>
+          <w:b w:val="false"/>
+          <w:bCs w:val="false"/>
+          <w:position w:val="0"/>
+          <w:sz w:val="24"/>
+          <w:szCs w:val="24"/>
+          <w:vertAlign w:val="baseline"/>
+          <w:lang w:val="hu-HU"/>
+        </w:rPr>
+      </w:r>
+    </w:p>
+    <w:p>
+      <w:pPr>
+        <w:pStyle w:val="Normal"/>
+        <w:bidi w:val="0"/>
+        <w:jc w:val="left"/>
+        <w:rPr>
+          <w:b w:val="false"/>
+          <w:bCs w:val="false"/>
+          <w:position w:val="0"/>
           <w:sz w:val="24"/>
           <w:szCs w:val="24"/>
           <w:vertAlign w:val="baseline"/>
@@ -5950,7 +5894,6 @@
           <w:bCs w:val="false"/>
           <w:position w:val="0"/>
           <w:sz w:val="24"/>
-          <w:sz w:val="24"/>
           <w:szCs w:val="24"/>
           <w:vertAlign w:val="baseline"/>
           <w:lang w:val="hu-HU"/>
@@ -5977,7 +5920,6 @@
           <w:bCs w:val="false"/>
           <w:position w:val="0"/>
           <w:sz w:val="24"/>
-          <w:sz w:val="24"/>
           <w:szCs w:val="24"/>
           <w:vertAlign w:val="baseline"/>
           <w:lang w:val="hu-HU"/>
@@ -6004,7 +5946,6 @@
           <w:bCs w:val="false"/>
           <w:position w:val="0"/>
           <w:sz w:val="24"/>
-          <w:sz w:val="24"/>
           <w:szCs w:val="24"/>
           <w:vertAlign w:val="baseline"/>
           <w:lang w:val="hu-HU"/>
@@ -6031,7 +5972,6 @@
           <w:bCs w:val="false"/>
           <w:position w:val="0"/>
           <w:sz w:val="24"/>
-          <w:sz w:val="24"/>
           <w:szCs w:val="24"/>
           <w:vertAlign w:val="baseline"/>
           <w:lang w:val="hu-HU"/>
@@ -6058,47 +5998,43 @@
           <w:bCs w:val="false"/>
           <w:position w:val="0"/>
           <w:sz w:val="24"/>
-          <w:sz w:val="24"/>
-          <w:szCs w:val="24"/>
-          <w:vertAlign w:val="baseline"/>
-          <w:lang w:val="hu-HU"/>
-        </w:rPr>
-      </w:pPr>
-      <w:r>
-        <w:rPr>
-          <w:b w:val="false"/>
-          <w:bCs w:val="false"/>
-          <w:position w:val="0"/>
-          <w:sz w:val="24"/>
-          <w:sz w:val="24"/>
-          <w:szCs w:val="24"/>
-          <w:vertAlign w:val="baseline"/>
-          <w:lang w:val="hu-HU"/>
-        </w:rPr>
-      </w:r>
-    </w:p>
-    <w:p>
-      <w:pPr>
-        <w:pStyle w:val="Normal"/>
-        <w:bidi w:val="0"/>
-        <w:jc w:val="left"/>
-        <w:rPr>
-          <w:b w:val="false"/>
-          <w:bCs w:val="false"/>
-          <w:position w:val="0"/>
-          <w:sz w:val="24"/>
-          <w:sz w:val="24"/>
-          <w:szCs w:val="24"/>
-          <w:vertAlign w:val="baseline"/>
-          <w:lang w:val="hu-HU"/>
-        </w:rPr>
-      </w:pPr>
-      <w:r>
-        <w:rPr>
-          <w:b w:val="false"/>
-          <w:bCs w:val="false"/>
-          <w:position w:val="0"/>
-          <w:sz w:val="24"/>
+          <w:szCs w:val="24"/>
+          <w:vertAlign w:val="baseline"/>
+          <w:lang w:val="hu-HU"/>
+        </w:rPr>
+      </w:pPr>
+      <w:r>
+        <w:rPr>
+          <w:b w:val="false"/>
+          <w:bCs w:val="false"/>
+          <w:position w:val="0"/>
+          <w:sz w:val="24"/>
+          <w:szCs w:val="24"/>
+          <w:vertAlign w:val="baseline"/>
+          <w:lang w:val="hu-HU"/>
+        </w:rPr>
+      </w:r>
+    </w:p>
+    <w:p>
+      <w:pPr>
+        <w:pStyle w:val="Normal"/>
+        <w:bidi w:val="0"/>
+        <w:jc w:val="left"/>
+        <w:rPr>
+          <w:b w:val="false"/>
+          <w:bCs w:val="false"/>
+          <w:position w:val="0"/>
+          <w:sz w:val="24"/>
+          <w:szCs w:val="24"/>
+          <w:vertAlign w:val="baseline"/>
+          <w:lang w:val="hu-HU"/>
+        </w:rPr>
+      </w:pPr>
+      <w:r>
+        <w:rPr>
+          <w:b w:val="false"/>
+          <w:bCs w:val="false"/>
+          <w:position w:val="0"/>
           <w:sz w:val="24"/>
           <w:szCs w:val="24"/>
           <w:vertAlign w:val="baseline"/>
@@ -6263,7 +6199,6 @@
           <w:bCs/>
           <w:position w:val="0"/>
           <w:sz w:val="24"/>
-          <w:sz w:val="24"/>
           <w:szCs w:val="24"/>
           <w:vertAlign w:val="baseline"/>
           <w:lang w:val="hu-HU"/>
@@ -6286,7 +6221,6 @@
           <w:b/>
           <w:bCs/>
           <w:position w:val="0"/>
-          <w:sz w:val="24"/>
           <w:sz w:val="24"/>
           <w:szCs w:val="24"/>
           <w:vertAlign w:val="baseline"/>
@@ -6525,7 +6459,6 @@
           <w:bCs w:val="false"/>
           <w:position w:val="0"/>
           <w:sz w:val="24"/>
-          <w:sz w:val="24"/>
           <w:szCs w:val="24"/>
           <w:vertAlign w:val="baseline"/>
           <w:lang w:val="hu-HU"/>
@@ -6549,7 +6482,6 @@
           <w:bCs w:val="false"/>
           <w:position w:val="0"/>
           <w:sz w:val="24"/>
-          <w:sz w:val="24"/>
           <w:szCs w:val="24"/>
           <w:vertAlign w:val="baseline"/>
           <w:lang w:val="hu-HU"/>
@@ -6597,7 +6529,6 @@
           <w:bCs w:val="false"/>
           <w:position w:val="0"/>
           <w:sz w:val="24"/>
-          <w:sz w:val="24"/>
           <w:szCs w:val="24"/>
           <w:vertAlign w:val="baseline"/>
           <w:lang w:val="hu-HU"/>
@@ -6621,7 +6552,6 @@
           <w:bCs w:val="false"/>
           <w:position w:val="0"/>
           <w:sz w:val="24"/>
-          <w:sz w:val="24"/>
           <w:szCs w:val="24"/>
           <w:vertAlign w:val="baseline"/>
           <w:lang w:val="hu-HU"/>
@@ -6669,7 +6599,6 @@
           <w:bCs w:val="false"/>
           <w:position w:val="0"/>
           <w:sz w:val="24"/>
-          <w:sz w:val="24"/>
           <w:szCs w:val="24"/>
           <w:vertAlign w:val="baseline"/>
           <w:lang w:val="hu-HU"/>
@@ -6716,7 +6645,6 @@
           <w:b w:val="false"/>
           <w:bCs w:val="false"/>
           <w:position w:val="0"/>
-          <w:sz w:val="24"/>
           <w:sz w:val="24"/>
           <w:szCs w:val="24"/>
           <w:vertAlign w:val="baseline"/>
@@ -7714,7 +7642,6 @@
           <w:bCs w:val="false"/>
           <w:position w:val="0"/>
           <w:sz w:val="24"/>
-          <w:sz w:val="24"/>
           <w:szCs w:val="24"/>
           <w:vertAlign w:val="baseline"/>
           <w:lang w:val="hu-HU"/>
@@ -7737,7 +7664,6 @@
           <w:b w:val="false"/>
           <w:bCs w:val="false"/>
           <w:position w:val="0"/>
-          <w:sz w:val="24"/>
           <w:sz w:val="24"/>
           <w:szCs w:val="24"/>
           <w:vertAlign w:val="baseline"/>
@@ -9344,7 +9270,6 @@
           <w:bCs w:val="false"/>
           <w:position w:val="0"/>
           <w:sz w:val="24"/>
-          <w:sz w:val="24"/>
           <w:szCs w:val="24"/>
           <w:vertAlign w:val="baseline"/>
           <w:lang w:val="hu-HU"/>
@@ -9368,7 +9293,6 @@
           <w:bCs w:val="false"/>
           <w:position w:val="0"/>
           <w:sz w:val="24"/>
-          <w:sz w:val="24"/>
           <w:szCs w:val="24"/>
           <w:vertAlign w:val="baseline"/>
           <w:lang w:val="hu-HU"/>
@@ -9392,7 +9316,6 @@
           <w:bCs w:val="false"/>
           <w:position w:val="0"/>
           <w:sz w:val="24"/>
-          <w:sz w:val="24"/>
           <w:szCs w:val="24"/>
           <w:vertAlign w:val="baseline"/>
           <w:lang w:val="hu-HU"/>
@@ -9415,7 +9338,6 @@
           <w:b w:val="false"/>
           <w:bCs w:val="false"/>
           <w:position w:val="0"/>
-          <w:sz w:val="24"/>
           <w:sz w:val="24"/>
           <w:szCs w:val="24"/>
           <w:vertAlign w:val="baseline"/>
@@ -9991,7 +9913,6 @@
           <w:bCs w:val="false"/>
           <w:position w:val="0"/>
           <w:sz w:val="24"/>
-          <w:sz w:val="24"/>
           <w:szCs w:val="24"/>
           <w:vertAlign w:val="baseline"/>
           <w:lang w:val="hu-HU"/>
@@ -10024,7 +9945,6 @@
           <w:bCs w:val="false"/>
           <w:position w:val="0"/>
           <w:sz w:val="24"/>
-          <w:sz w:val="24"/>
           <w:szCs w:val="24"/>
           <w:vertAlign w:val="baseline"/>
           <w:lang w:val="hu-HU"/>
@@ -10042,7 +9962,6 @@
           <w:bCs w:val="false"/>
           <w:position w:val="0"/>
           <w:sz w:val="24"/>
-          <w:sz w:val="24"/>
           <w:szCs w:val="24"/>
           <w:vertAlign w:val="baseline"/>
           <w:lang w:val="hu-HU"/>
@@ -10069,7 +9988,6 @@
           <w:bCs w:val="false"/>
           <w:position w:val="0"/>
           <w:sz w:val="24"/>
-          <w:sz w:val="24"/>
           <w:szCs w:val="24"/>
           <w:vertAlign w:val="baseline"/>
           <w:lang w:val="hu-HU"/>
@@ -10096,7 +10014,6 @@
           <w:bCs w:val="false"/>
           <w:position w:val="0"/>
           <w:sz w:val="24"/>
-          <w:sz w:val="24"/>
           <w:szCs w:val="24"/>
           <w:vertAlign w:val="baseline"/>
           <w:lang w:val="hu-HU"/>
@@ -10123,35 +10040,32 @@
           <w:bCs w:val="false"/>
           <w:position w:val="0"/>
           <w:sz w:val="24"/>
-          <w:sz w:val="24"/>
-          <w:szCs w:val="24"/>
-          <w:vertAlign w:val="baseline"/>
-          <w:lang w:val="hu-HU"/>
-        </w:rPr>
-      </w:pPr>
-      <w:r>
-        <w:rPr>
-          <w:b w:val="false"/>
-          <w:bCs w:val="false"/>
-          <w:position w:val="0"/>
-          <w:sz w:val="24"/>
-          <w:sz w:val="24"/>
-          <w:szCs w:val="24"/>
-          <w:vertAlign w:val="baseline"/>
-          <w:lang w:val="hu-HU"/>
-        </w:rPr>
-      </w:r>
-    </w:p>
-    <w:p>
-      <w:pPr>
-        <w:pStyle w:val="Normal"/>
-        <w:bidi w:val="0"/>
-        <w:jc w:val="left"/>
-        <w:rPr>
-          <w:b w:val="false"/>
-          <w:bCs w:val="false"/>
-          <w:position w:val="0"/>
-          <w:sz w:val="24"/>
+          <w:szCs w:val="24"/>
+          <w:vertAlign w:val="baseline"/>
+          <w:lang w:val="hu-HU"/>
+        </w:rPr>
+      </w:pPr>
+      <w:r>
+        <w:rPr>
+          <w:b w:val="false"/>
+          <w:bCs w:val="false"/>
+          <w:position w:val="0"/>
+          <w:sz w:val="24"/>
+          <w:szCs w:val="24"/>
+          <w:vertAlign w:val="baseline"/>
+          <w:lang w:val="hu-HU"/>
+        </w:rPr>
+      </w:r>
+    </w:p>
+    <w:p>
+      <w:pPr>
+        <w:pStyle w:val="Normal"/>
+        <w:bidi w:val="0"/>
+        <w:jc w:val="left"/>
+        <w:rPr>
+          <w:b w:val="false"/>
+          <w:bCs w:val="false"/>
+          <w:position w:val="0"/>
           <w:sz w:val="24"/>
           <w:szCs w:val="24"/>
           <w:vertAlign w:val="baseline"/>
@@ -10179,7 +10093,6 @@
           <w:bCs w:val="false"/>
           <w:position w:val="0"/>
           <w:sz w:val="24"/>
-          <w:sz w:val="24"/>
           <w:szCs w:val="24"/>
           <w:vertAlign w:val="baseline"/>
           <w:lang w:val="hu-HU"/>
@@ -10206,7 +10119,6 @@
           <w:bCs w:val="false"/>
           <w:position w:val="0"/>
           <w:sz w:val="24"/>
-          <w:sz w:val="24"/>
           <w:szCs w:val="24"/>
           <w:vertAlign w:val="baseline"/>
           <w:lang w:val="hu-HU"/>
@@ -10233,35 +10145,32 @@
           <w:bCs w:val="false"/>
           <w:position w:val="0"/>
           <w:sz w:val="24"/>
-          <w:sz w:val="24"/>
-          <w:szCs w:val="24"/>
-          <w:vertAlign w:val="baseline"/>
-          <w:lang w:val="hu-HU"/>
-        </w:rPr>
-      </w:pPr>
-      <w:r>
-        <w:rPr>
-          <w:b w:val="false"/>
-          <w:bCs w:val="false"/>
-          <w:position w:val="0"/>
-          <w:sz w:val="24"/>
-          <w:sz w:val="24"/>
-          <w:szCs w:val="24"/>
-          <w:vertAlign w:val="baseline"/>
-          <w:lang w:val="hu-HU"/>
-        </w:rPr>
-      </w:r>
-    </w:p>
-    <w:p>
-      <w:pPr>
-        <w:pStyle w:val="Normal"/>
-        <w:bidi w:val="0"/>
-        <w:jc w:val="left"/>
-        <w:rPr>
-          <w:b w:val="false"/>
-          <w:bCs w:val="false"/>
-          <w:position w:val="0"/>
-          <w:sz w:val="24"/>
+          <w:szCs w:val="24"/>
+          <w:vertAlign w:val="baseline"/>
+          <w:lang w:val="hu-HU"/>
+        </w:rPr>
+      </w:pPr>
+      <w:r>
+        <w:rPr>
+          <w:b w:val="false"/>
+          <w:bCs w:val="false"/>
+          <w:position w:val="0"/>
+          <w:sz w:val="24"/>
+          <w:szCs w:val="24"/>
+          <w:vertAlign w:val="baseline"/>
+          <w:lang w:val="hu-HU"/>
+        </w:rPr>
+      </w:r>
+    </w:p>
+    <w:p>
+      <w:pPr>
+        <w:pStyle w:val="Normal"/>
+        <w:bidi w:val="0"/>
+        <w:jc w:val="left"/>
+        <w:rPr>
+          <w:b w:val="false"/>
+          <w:bCs w:val="false"/>
+          <w:position w:val="0"/>
           <w:sz w:val="24"/>
           <w:szCs w:val="24"/>
           <w:vertAlign w:val="baseline"/>
@@ -10289,7 +10198,6 @@
           <w:bCs w:val="false"/>
           <w:position w:val="0"/>
           <w:sz w:val="24"/>
-          <w:sz w:val="24"/>
           <w:szCs w:val="24"/>
           <w:vertAlign w:val="baseline"/>
           <w:lang w:val="hu-HU"/>
@@ -10316,35 +10224,32 @@
           <w:bCs w:val="false"/>
           <w:position w:val="0"/>
           <w:sz w:val="24"/>
-          <w:sz w:val="24"/>
-          <w:szCs w:val="24"/>
-          <w:vertAlign w:val="baseline"/>
-          <w:lang w:val="hu-HU"/>
-        </w:rPr>
-      </w:pPr>
-      <w:r>
-        <w:rPr>
-          <w:b w:val="false"/>
-          <w:bCs w:val="false"/>
-          <w:position w:val="0"/>
-          <w:sz w:val="24"/>
-          <w:sz w:val="24"/>
-          <w:szCs w:val="24"/>
-          <w:vertAlign w:val="baseline"/>
-          <w:lang w:val="hu-HU"/>
-        </w:rPr>
-      </w:r>
-    </w:p>
-    <w:p>
-      <w:pPr>
-        <w:pStyle w:val="Normal"/>
-        <w:bidi w:val="0"/>
-        <w:jc w:val="left"/>
-        <w:rPr>
-          <w:b w:val="false"/>
-          <w:bCs w:val="false"/>
-          <w:position w:val="0"/>
-          <w:sz w:val="24"/>
+          <w:szCs w:val="24"/>
+          <w:vertAlign w:val="baseline"/>
+          <w:lang w:val="hu-HU"/>
+        </w:rPr>
+      </w:pPr>
+      <w:r>
+        <w:rPr>
+          <w:b w:val="false"/>
+          <w:bCs w:val="false"/>
+          <w:position w:val="0"/>
+          <w:sz w:val="24"/>
+          <w:szCs w:val="24"/>
+          <w:vertAlign w:val="baseline"/>
+          <w:lang w:val="hu-HU"/>
+        </w:rPr>
+      </w:r>
+    </w:p>
+    <w:p>
+      <w:pPr>
+        <w:pStyle w:val="Normal"/>
+        <w:bidi w:val="0"/>
+        <w:jc w:val="left"/>
+        <w:rPr>
+          <w:b w:val="false"/>
+          <w:bCs w:val="false"/>
+          <w:position w:val="0"/>
           <w:sz w:val="24"/>
           <w:szCs w:val="24"/>
           <w:vertAlign w:val="baseline"/>
@@ -10372,7 +10277,6 @@
           <w:bCs w:val="false"/>
           <w:position w:val="0"/>
           <w:sz w:val="24"/>
-          <w:sz w:val="24"/>
           <w:szCs w:val="24"/>
           <w:vertAlign w:val="baseline"/>
           <w:lang w:val="hu-HU"/>
@@ -10399,7 +10303,6 @@
           <w:bCs w:val="false"/>
           <w:position w:val="0"/>
           <w:sz w:val="24"/>
-          <w:sz w:val="24"/>
           <w:szCs w:val="24"/>
           <w:vertAlign w:val="baseline"/>
           <w:lang w:val="hu-HU"/>
@@ -10426,7 +10329,6 @@
           <w:bCs w:val="false"/>
           <w:position w:val="0"/>
           <w:sz w:val="24"/>
-          <w:sz w:val="24"/>
           <w:szCs w:val="24"/>
           <w:vertAlign w:val="baseline"/>
           <w:lang w:val="hu-HU"/>
@@ -10459,7 +10361,6 @@
           <w:bCs w:val="false"/>
           <w:position w:val="0"/>
           <w:sz w:val="24"/>
-          <w:sz w:val="24"/>
           <w:szCs w:val="24"/>
           <w:vertAlign w:val="baseline"/>
           <w:lang w:val="hu-HU"/>
@@ -10477,18 +10378,16 @@
           <w:bCs w:val="false"/>
           <w:position w:val="0"/>
           <w:sz w:val="24"/>
-          <w:sz w:val="24"/>
-          <w:szCs w:val="24"/>
-          <w:vertAlign w:val="baseline"/>
-          <w:lang w:val="hu-HU"/>
-        </w:rPr>
-      </w:pPr>
-      <w:r>
-        <w:rPr>
-          <w:b w:val="false"/>
-          <w:bCs w:val="false"/>
-          <w:position w:val="0"/>
-          <w:sz w:val="24"/>
+          <w:szCs w:val="24"/>
+          <w:vertAlign w:val="baseline"/>
+          <w:lang w:val="hu-HU"/>
+        </w:rPr>
+      </w:pPr>
+      <w:r>
+        <w:rPr>
+          <w:b w:val="false"/>
+          <w:bCs w:val="false"/>
+          <w:position w:val="0"/>
           <w:sz w:val="24"/>
           <w:szCs w:val="24"/>
           <w:vertAlign w:val="baseline"/>
@@ -10513,7 +10412,6 @@
           <w:bCs w:val="false"/>
           <w:position w:val="0"/>
           <w:sz w:val="24"/>
-          <w:sz w:val="24"/>
           <w:szCs w:val="24"/>
           <w:vertAlign w:val="baseline"/>
           <w:lang w:val="hu-HU"/>
@@ -10531,7 +10429,6 @@
           <w:bCs w:val="false"/>
           <w:position w:val="0"/>
           <w:sz w:val="24"/>
-          <w:sz w:val="24"/>
           <w:szCs w:val="24"/>
           <w:vertAlign w:val="baseline"/>
           <w:lang w:val="hu-HU"/>
@@ -10564,7 +10461,6 @@
           <w:bCs w:val="false"/>
           <w:position w:val="0"/>
           <w:sz w:val="24"/>
-          <w:sz w:val="24"/>
           <w:szCs w:val="24"/>
           <w:vertAlign w:val="baseline"/>
           <w:lang w:val="hu-HU"/>
@@ -10582,35 +10478,32 @@
           <w:bCs w:val="false"/>
           <w:position w:val="0"/>
           <w:sz w:val="24"/>
-          <w:sz w:val="24"/>
-          <w:szCs w:val="24"/>
-          <w:vertAlign w:val="baseline"/>
-          <w:lang w:val="hu-HU"/>
-        </w:rPr>
-      </w:pPr>
-      <w:r>
-        <w:rPr>
-          <w:b w:val="false"/>
-          <w:bCs w:val="false"/>
-          <w:position w:val="0"/>
-          <w:sz w:val="24"/>
-          <w:sz w:val="24"/>
-          <w:szCs w:val="24"/>
-          <w:vertAlign w:val="baseline"/>
-          <w:lang w:val="hu-HU"/>
-        </w:rPr>
-      </w:r>
-    </w:p>
-    <w:p>
-      <w:pPr>
-        <w:pStyle w:val="Normal"/>
-        <w:bidi w:val="0"/>
-        <w:jc w:val="left"/>
-        <w:rPr>
-          <w:b w:val="false"/>
-          <w:bCs w:val="false"/>
-          <w:position w:val="0"/>
-          <w:sz w:val="24"/>
+          <w:szCs w:val="24"/>
+          <w:vertAlign w:val="baseline"/>
+          <w:lang w:val="hu-HU"/>
+        </w:rPr>
+      </w:pPr>
+      <w:r>
+        <w:rPr>
+          <w:b w:val="false"/>
+          <w:bCs w:val="false"/>
+          <w:position w:val="0"/>
+          <w:sz w:val="24"/>
+          <w:szCs w:val="24"/>
+          <w:vertAlign w:val="baseline"/>
+          <w:lang w:val="hu-HU"/>
+        </w:rPr>
+      </w:r>
+    </w:p>
+    <w:p>
+      <w:pPr>
+        <w:pStyle w:val="Normal"/>
+        <w:bidi w:val="0"/>
+        <w:jc w:val="left"/>
+        <w:rPr>
+          <w:b w:val="false"/>
+          <w:bCs w:val="false"/>
+          <w:position w:val="0"/>
           <w:sz w:val="24"/>
           <w:szCs w:val="24"/>
           <w:vertAlign w:val="baseline"/>
@@ -10638,7 +10531,6 @@
           <w:bCs w:val="false"/>
           <w:position w:val="0"/>
           <w:sz w:val="24"/>
-          <w:sz w:val="24"/>
           <w:szCs w:val="24"/>
           <w:vertAlign w:val="baseline"/>
           <w:lang w:val="hu-HU"/>
@@ -10665,7 +10557,6 @@
           <w:bCs w:val="false"/>
           <w:position w:val="0"/>
           <w:sz w:val="24"/>
-          <w:sz w:val="24"/>
           <w:szCs w:val="24"/>
           <w:vertAlign w:val="baseline"/>
           <w:lang w:val="hu-HU"/>
@@ -10698,7 +10589,6 @@
           <w:bCs w:val="false"/>
           <w:position w:val="0"/>
           <w:sz w:val="24"/>
-          <w:sz w:val="24"/>
           <w:szCs w:val="24"/>
           <w:vertAlign w:val="baseline"/>
           <w:lang w:val="hu-HU"/>
@@ -10716,7 +10606,6 @@
           <w:bCs w:val="false"/>
           <w:position w:val="0"/>
           <w:sz w:val="24"/>
-          <w:sz w:val="24"/>
           <w:szCs w:val="24"/>
           <w:vertAlign w:val="baseline"/>
           <w:lang w:val="hu-HU"/>
@@ -10749,7 +10638,6 @@
           <w:bCs w:val="false"/>
           <w:position w:val="0"/>
           <w:sz w:val="24"/>
-          <w:sz w:val="24"/>
           <w:szCs w:val="24"/>
           <w:vertAlign w:val="baseline"/>
           <w:lang w:val="hu-HU"/>
@@ -10767,35 +10655,32 @@
           <w:bCs w:val="false"/>
           <w:position w:val="0"/>
           <w:sz w:val="24"/>
-          <w:sz w:val="24"/>
-          <w:szCs w:val="24"/>
-          <w:vertAlign w:val="baseline"/>
-          <w:lang w:val="hu-HU"/>
-        </w:rPr>
-      </w:pPr>
-      <w:r>
-        <w:rPr>
-          <w:b w:val="false"/>
-          <w:bCs w:val="false"/>
-          <w:position w:val="0"/>
-          <w:sz w:val="24"/>
-          <w:sz w:val="24"/>
-          <w:szCs w:val="24"/>
-          <w:vertAlign w:val="baseline"/>
-          <w:lang w:val="hu-HU"/>
-        </w:rPr>
-      </w:r>
-    </w:p>
-    <w:p>
-      <w:pPr>
-        <w:pStyle w:val="Normal"/>
-        <w:bidi w:val="0"/>
-        <w:jc w:val="left"/>
-        <w:rPr>
-          <w:b w:val="false"/>
-          <w:bCs w:val="false"/>
-          <w:position w:val="0"/>
-          <w:sz w:val="24"/>
+          <w:szCs w:val="24"/>
+          <w:vertAlign w:val="baseline"/>
+          <w:lang w:val="hu-HU"/>
+        </w:rPr>
+      </w:pPr>
+      <w:r>
+        <w:rPr>
+          <w:b w:val="false"/>
+          <w:bCs w:val="false"/>
+          <w:position w:val="0"/>
+          <w:sz w:val="24"/>
+          <w:szCs w:val="24"/>
+          <w:vertAlign w:val="baseline"/>
+          <w:lang w:val="hu-HU"/>
+        </w:rPr>
+      </w:r>
+    </w:p>
+    <w:p>
+      <w:pPr>
+        <w:pStyle w:val="Normal"/>
+        <w:bidi w:val="0"/>
+        <w:jc w:val="left"/>
+        <w:rPr>
+          <w:b w:val="false"/>
+          <w:bCs w:val="false"/>
+          <w:position w:val="0"/>
           <w:sz w:val="24"/>
           <w:szCs w:val="24"/>
           <w:vertAlign w:val="baseline"/>
@@ -10829,7 +10714,6 @@
           <w:bCs w:val="false"/>
           <w:position w:val="0"/>
           <w:sz w:val="24"/>
-          <w:sz w:val="24"/>
           <w:szCs w:val="24"/>
           <w:vertAlign w:val="baseline"/>
           <w:lang w:val="hu-HU"/>
@@ -10847,7 +10731,6 @@
           <w:bCs w:val="false"/>
           <w:position w:val="0"/>
           <w:sz w:val="24"/>
-          <w:sz w:val="24"/>
           <w:szCs w:val="24"/>
           <w:vertAlign w:val="baseline"/>
           <w:lang w:val="hu-HU"/>
@@ -10880,7 +10763,6 @@
           <w:bCs w:val="false"/>
           <w:position w:val="0"/>
           <w:sz w:val="24"/>
-          <w:sz w:val="24"/>
           <w:szCs w:val="24"/>
           <w:vertAlign w:val="baseline"/>
           <w:lang w:val="hu-HU"/>
@@ -10898,7 +10780,6 @@
           <w:bCs w:val="false"/>
           <w:position w:val="0"/>
           <w:sz w:val="24"/>
-          <w:sz w:val="24"/>
           <w:szCs w:val="24"/>
           <w:vertAlign w:val="baseline"/>
           <w:lang w:val="hu-HU"/>
@@ -10925,18 +10806,16 @@
           <w:bCs w:val="false"/>
           <w:position w:val="0"/>
           <w:sz w:val="24"/>
-          <w:sz w:val="24"/>
-          <w:szCs w:val="24"/>
-          <w:vertAlign w:val="baseline"/>
-          <w:lang w:val="hu-HU"/>
-        </w:rPr>
-      </w:pPr>
-      <w:r>
-        <w:rPr>
-          <w:b w:val="false"/>
-          <w:bCs w:val="false"/>
-          <w:position w:val="0"/>
-          <w:sz w:val="24"/>
+          <w:szCs w:val="24"/>
+          <w:vertAlign w:val="baseline"/>
+          <w:lang w:val="hu-HU"/>
+        </w:rPr>
+      </w:pPr>
+      <w:r>
+        <w:rPr>
+          <w:b w:val="false"/>
+          <w:bCs w:val="false"/>
+          <w:position w:val="0"/>
           <w:sz w:val="24"/>
           <w:szCs w:val="24"/>
           <w:vertAlign w:val="baseline"/>
@@ -12104,7 +11983,6 @@
           <w:bCs w:val="false"/>
           <w:position w:val="0"/>
           <w:sz w:val="24"/>
-          <w:sz w:val="24"/>
           <w:szCs w:val="24"/>
           <w:vertAlign w:val="baseline"/>
           <w:lang w:val="hu-HU"/>
@@ -12137,7 +12015,6 @@
           <w:bCs w:val="false"/>
           <w:position w:val="0"/>
           <w:sz w:val="24"/>
-          <w:sz w:val="24"/>
           <w:szCs w:val="24"/>
           <w:vertAlign w:val="baseline"/>
           <w:lang w:val="hu-HU"/>
@@ -12161,7 +12038,6 @@
           <w:bCs w:val="false"/>
           <w:position w:val="0"/>
           <w:sz w:val="24"/>
-          <w:sz w:val="24"/>
           <w:szCs w:val="24"/>
           <w:vertAlign w:val="baseline"/>
           <w:lang w:val="hu-HU"/>
@@ -12185,7 +12061,6 @@
           <w:bCs w:val="false"/>
           <w:position w:val="0"/>
           <w:sz w:val="24"/>
-          <w:sz w:val="24"/>
           <w:szCs w:val="24"/>
           <w:vertAlign w:val="baseline"/>
           <w:lang w:val="hu-HU"/>
@@ -12203,7 +12078,6 @@
           <w:bCs w:val="false"/>
           <w:position w:val="0"/>
           <w:sz w:val="24"/>
-          <w:sz w:val="24"/>
           <w:szCs w:val="24"/>
           <w:vertAlign w:val="baseline"/>
           <w:lang w:val="hu-HU"/>
@@ -12236,7 +12110,6 @@
           <w:bCs w:val="false"/>
           <w:position w:val="0"/>
           <w:sz w:val="24"/>
-          <w:sz w:val="24"/>
           <w:szCs w:val="24"/>
           <w:vertAlign w:val="baseline"/>
           <w:lang w:val="hu-HU"/>
@@ -12260,7 +12133,6 @@
           <w:bCs w:val="false"/>
           <w:position w:val="0"/>
           <w:sz w:val="24"/>
-          <w:sz w:val="24"/>
           <w:szCs w:val="24"/>
           <w:vertAlign w:val="baseline"/>
           <w:lang w:val="hu-HU"/>
@@ -12284,7 +12156,6 @@
           <w:bCs w:val="false"/>
           <w:position w:val="0"/>
           <w:sz w:val="24"/>
-          <w:sz w:val="24"/>
           <w:szCs w:val="24"/>
           <w:vertAlign w:val="baseline"/>
           <w:lang w:val="hu-HU"/>
@@ -12302,7 +12173,6 @@
           <w:bCs w:val="false"/>
           <w:position w:val="0"/>
           <w:sz w:val="24"/>
-          <w:sz w:val="24"/>
           <w:szCs w:val="24"/>
           <w:vertAlign w:val="baseline"/>
           <w:lang w:val="hu-HU"/>
@@ -12335,7 +12205,6 @@
           <w:bCs w:val="false"/>
           <w:position w:val="0"/>
           <w:sz w:val="24"/>
-          <w:sz w:val="24"/>
           <w:szCs w:val="24"/>
           <w:vertAlign w:val="baseline"/>
           <w:lang w:val="hu-HU"/>
@@ -12359,7 +12228,6 @@
           <w:bCs w:val="false"/>
           <w:position w:val="0"/>
           <w:sz w:val="24"/>
-          <w:sz w:val="24"/>
           <w:szCs w:val="24"/>
           <w:vertAlign w:val="baseline"/>
           <w:lang w:val="hu-HU"/>
@@ -12383,7 +12251,6 @@
           <w:bCs w:val="false"/>
           <w:position w:val="0"/>
           <w:sz w:val="24"/>
-          <w:sz w:val="24"/>
           <w:szCs w:val="24"/>
           <w:vertAlign w:val="baseline"/>
           <w:lang w:val="hu-HU"/>
@@ -12401,18 +12268,16 @@
           <w:bCs w:val="false"/>
           <w:position w:val="0"/>
           <w:sz w:val="24"/>
-          <w:sz w:val="24"/>
-          <w:szCs w:val="24"/>
-          <w:vertAlign w:val="baseline"/>
-          <w:lang w:val="hu-HU"/>
-        </w:rPr>
-      </w:pPr>
-      <w:r>
-        <w:rPr>
-          <w:b w:val="false"/>
-          <w:bCs w:val="false"/>
-          <w:position w:val="0"/>
-          <w:sz w:val="24"/>
+          <w:szCs w:val="24"/>
+          <w:vertAlign w:val="baseline"/>
+          <w:lang w:val="hu-HU"/>
+        </w:rPr>
+      </w:pPr>
+      <w:r>
+        <w:rPr>
+          <w:b w:val="false"/>
+          <w:bCs w:val="false"/>
+          <w:position w:val="0"/>
           <w:sz w:val="24"/>
           <w:szCs w:val="24"/>
           <w:vertAlign w:val="baseline"/>
@@ -12484,7 +12349,6 @@
           <w:bCs w:val="false"/>
           <w:position w:val="0"/>
           <w:sz w:val="24"/>
-          <w:sz w:val="24"/>
           <w:szCs w:val="24"/>
           <w:vertAlign w:val="baseline"/>
           <w:lang w:val="hu-HU"/>
@@ -12508,7 +12372,6 @@
           <w:bCs w:val="false"/>
           <w:position w:val="0"/>
           <w:sz w:val="24"/>
-          <w:sz w:val="24"/>
           <w:szCs w:val="24"/>
           <w:vertAlign w:val="baseline"/>
           <w:lang w:val="hu-HU"/>
@@ -12532,7 +12395,6 @@
           <w:bCs w:val="false"/>
           <w:position w:val="0"/>
           <w:sz w:val="24"/>
-          <w:sz w:val="24"/>
           <w:szCs w:val="24"/>
           <w:vertAlign w:val="baseline"/>
           <w:lang w:val="hu-HU"/>
@@ -12580,7 +12442,6 @@
           <w:bCs w:val="false"/>
           <w:position w:val="0"/>
           <w:sz w:val="24"/>
-          <w:sz w:val="24"/>
           <w:szCs w:val="24"/>
           <w:vertAlign w:val="baseline"/>
           <w:lang w:val="hu-HU"/>
@@ -12722,7 +12583,6 @@
           <w:bCs w:val="false"/>
           <w:position w:val="0"/>
           <w:sz w:val="24"/>
-          <w:sz w:val="24"/>
           <w:szCs w:val="24"/>
           <w:vertAlign w:val="baseline"/>
           <w:lang w:val="hu-HU"/>
@@ -12746,7 +12606,6 @@
           <w:bCs w:val="false"/>
           <w:position w:val="0"/>
           <w:sz w:val="24"/>
-          <w:sz w:val="24"/>
           <w:szCs w:val="24"/>
           <w:vertAlign w:val="baseline"/>
           <w:lang w:val="hu-HU"/>
@@ -12770,7 +12629,6 @@
           <w:bCs w:val="false"/>
           <w:position w:val="0"/>
           <w:sz w:val="24"/>
-          <w:sz w:val="24"/>
           <w:szCs w:val="24"/>
           <w:vertAlign w:val="baseline"/>
           <w:lang w:val="hu-HU"/>
@@ -12817,7 +12675,6 @@
           <w:b w:val="false"/>
           <w:bCs w:val="false"/>
           <w:position w:val="0"/>
-          <w:sz w:val="24"/>
           <w:sz w:val="24"/>
           <w:szCs w:val="24"/>
           <w:vertAlign w:val="baseline"/>
@@ -12907,7 +12764,6 @@
           <w:bCs w:val="false"/>
           <w:position w:val="0"/>
           <w:sz w:val="24"/>
-          <w:sz w:val="24"/>
           <w:szCs w:val="24"/>
           <w:vertAlign w:val="baseline"/>
           <w:lang w:val="hu-HU"/>
@@ -12940,7 +12796,6 @@
           <w:bCs w:val="false"/>
           <w:position w:val="0"/>
           <w:sz w:val="24"/>
-          <w:sz w:val="24"/>
           <w:szCs w:val="24"/>
           <w:vertAlign w:val="baseline"/>
           <w:lang w:val="hu-HU"/>
@@ -12964,7 +12819,6 @@
           <w:bCs w:val="false"/>
           <w:position w:val="0"/>
           <w:sz w:val="24"/>
-          <w:sz w:val="24"/>
           <w:szCs w:val="24"/>
           <w:vertAlign w:val="baseline"/>
           <w:lang w:val="hu-HU"/>
@@ -12982,7 +12836,6 @@
           <w:bCs w:val="false"/>
           <w:position w:val="0"/>
           <w:sz w:val="24"/>
-          <w:sz w:val="24"/>
           <w:szCs w:val="24"/>
           <w:vertAlign w:val="baseline"/>
           <w:lang w:val="hu-HU"/>
@@ -13009,47 +12862,43 @@
           <w:bCs w:val="false"/>
           <w:position w:val="0"/>
           <w:sz w:val="24"/>
-          <w:sz w:val="24"/>
-          <w:szCs w:val="24"/>
-          <w:vertAlign w:val="baseline"/>
-          <w:lang w:val="hu-HU"/>
-        </w:rPr>
-      </w:pPr>
-      <w:r>
-        <w:rPr>
-          <w:b w:val="false"/>
-          <w:bCs w:val="false"/>
-          <w:position w:val="0"/>
-          <w:sz w:val="24"/>
-          <w:sz w:val="24"/>
-          <w:szCs w:val="24"/>
-          <w:vertAlign w:val="baseline"/>
-          <w:lang w:val="hu-HU"/>
-        </w:rPr>
-      </w:r>
-    </w:p>
-    <w:p>
-      <w:pPr>
-        <w:pStyle w:val="Normal"/>
-        <w:bidi w:val="0"/>
-        <w:jc w:val="left"/>
-        <w:rPr>
-          <w:b w:val="false"/>
-          <w:bCs w:val="false"/>
-          <w:position w:val="0"/>
-          <w:sz w:val="24"/>
-          <w:sz w:val="24"/>
-          <w:szCs w:val="24"/>
-          <w:vertAlign w:val="baseline"/>
-          <w:lang w:val="hu-HU"/>
-        </w:rPr>
-      </w:pPr>
-      <w:r>
-        <w:rPr>
-          <w:b w:val="false"/>
-          <w:bCs w:val="false"/>
-          <w:position w:val="0"/>
-          <w:sz w:val="24"/>
+          <w:szCs w:val="24"/>
+          <w:vertAlign w:val="baseline"/>
+          <w:lang w:val="hu-HU"/>
+        </w:rPr>
+      </w:pPr>
+      <w:r>
+        <w:rPr>
+          <w:b w:val="false"/>
+          <w:bCs w:val="false"/>
+          <w:position w:val="0"/>
+          <w:sz w:val="24"/>
+          <w:szCs w:val="24"/>
+          <w:vertAlign w:val="baseline"/>
+          <w:lang w:val="hu-HU"/>
+        </w:rPr>
+      </w:r>
+    </w:p>
+    <w:p>
+      <w:pPr>
+        <w:pStyle w:val="Normal"/>
+        <w:bidi w:val="0"/>
+        <w:jc w:val="left"/>
+        <w:rPr>
+          <w:b w:val="false"/>
+          <w:bCs w:val="false"/>
+          <w:position w:val="0"/>
+          <w:sz w:val="24"/>
+          <w:szCs w:val="24"/>
+          <w:vertAlign w:val="baseline"/>
+          <w:lang w:val="hu-HU"/>
+        </w:rPr>
+      </w:pPr>
+      <w:r>
+        <w:rPr>
+          <w:b w:val="false"/>
+          <w:bCs w:val="false"/>
+          <w:position w:val="0"/>
           <w:sz w:val="24"/>
           <w:szCs w:val="24"/>
           <w:vertAlign w:val="baseline"/>
@@ -13067,7 +12916,6 @@
           <w:bCs/>
           <w:position w:val="0"/>
           <w:sz w:val="24"/>
-          <w:sz w:val="24"/>
           <w:szCs w:val="24"/>
           <w:vertAlign w:val="baseline"/>
           <w:lang w:val="hu-HU"/>
@@ -13078,7 +12926,6 @@
           <w:b/>
           <w:bCs/>
           <w:position w:val="0"/>
-          <w:sz w:val="24"/>
           <w:sz w:val="24"/>
           <w:szCs w:val="24"/>
           <w:vertAlign w:val="baseline"/>
@@ -14452,7 +14299,6 @@
           <w:bCs w:val="false"/>
           <w:position w:val="0"/>
           <w:sz w:val="24"/>
-          <w:sz w:val="24"/>
           <w:szCs w:val="24"/>
           <w:vertAlign w:val="baseline"/>
           <w:lang w:val="hu-HU"/>
@@ -14485,7 +14331,6 @@
           <w:bCs w:val="false"/>
           <w:position w:val="0"/>
           <w:sz w:val="24"/>
-          <w:sz w:val="24"/>
           <w:szCs w:val="24"/>
           <w:vertAlign w:val="baseline"/>
           <w:lang w:val="hu-HU"/>
@@ -14503,64 +14348,59 @@
           <w:bCs w:val="false"/>
           <w:position w:val="0"/>
           <w:sz w:val="24"/>
-          <w:sz w:val="24"/>
-          <w:szCs w:val="24"/>
-          <w:vertAlign w:val="baseline"/>
-          <w:lang w:val="hu-HU"/>
-        </w:rPr>
-      </w:pPr>
-      <w:r>
-        <w:rPr>
-          <w:b w:val="false"/>
-          <w:bCs w:val="false"/>
-          <w:position w:val="0"/>
-          <w:sz w:val="24"/>
-          <w:sz w:val="24"/>
-          <w:szCs w:val="24"/>
-          <w:vertAlign w:val="baseline"/>
-          <w:lang w:val="hu-HU"/>
-        </w:rPr>
-      </w:r>
-    </w:p>
-    <w:p>
-      <w:pPr>
-        <w:pStyle w:val="Normal"/>
-        <w:bidi w:val="0"/>
-        <w:jc w:val="left"/>
-        <w:rPr>
-          <w:b w:val="false"/>
-          <w:bCs w:val="false"/>
-          <w:position w:val="0"/>
-          <w:sz w:val="24"/>
-          <w:sz w:val="24"/>
-          <w:szCs w:val="24"/>
-          <w:vertAlign w:val="baseline"/>
-          <w:lang w:val="hu-HU"/>
-        </w:rPr>
-      </w:pPr>
-      <w:r>
-        <w:rPr>
-          <w:b w:val="false"/>
-          <w:bCs w:val="false"/>
-          <w:position w:val="0"/>
-          <w:sz w:val="24"/>
-          <w:sz w:val="24"/>
-          <w:szCs w:val="24"/>
-          <w:vertAlign w:val="baseline"/>
-          <w:lang w:val="hu-HU"/>
-        </w:rPr>
-      </w:r>
-    </w:p>
-    <w:p>
-      <w:pPr>
-        <w:pStyle w:val="Normal"/>
-        <w:bidi w:val="0"/>
-        <w:jc w:val="left"/>
-        <w:rPr>
-          <w:b w:val="false"/>
-          <w:bCs w:val="false"/>
-          <w:position w:val="0"/>
-          <w:sz w:val="24"/>
+          <w:szCs w:val="24"/>
+          <w:vertAlign w:val="baseline"/>
+          <w:lang w:val="hu-HU"/>
+        </w:rPr>
+      </w:pPr>
+      <w:r>
+        <w:rPr>
+          <w:b w:val="false"/>
+          <w:bCs w:val="false"/>
+          <w:position w:val="0"/>
+          <w:sz w:val="24"/>
+          <w:szCs w:val="24"/>
+          <w:vertAlign w:val="baseline"/>
+          <w:lang w:val="hu-HU"/>
+        </w:rPr>
+      </w:r>
+    </w:p>
+    <w:p>
+      <w:pPr>
+        <w:pStyle w:val="Normal"/>
+        <w:bidi w:val="0"/>
+        <w:jc w:val="left"/>
+        <w:rPr>
+          <w:b w:val="false"/>
+          <w:bCs w:val="false"/>
+          <w:position w:val="0"/>
+          <w:sz w:val="24"/>
+          <w:szCs w:val="24"/>
+          <w:vertAlign w:val="baseline"/>
+          <w:lang w:val="hu-HU"/>
+        </w:rPr>
+      </w:pPr>
+      <w:r>
+        <w:rPr>
+          <w:b w:val="false"/>
+          <w:bCs w:val="false"/>
+          <w:position w:val="0"/>
+          <w:sz w:val="24"/>
+          <w:szCs w:val="24"/>
+          <w:vertAlign w:val="baseline"/>
+          <w:lang w:val="hu-HU"/>
+        </w:rPr>
+      </w:r>
+    </w:p>
+    <w:p>
+      <w:pPr>
+        <w:pStyle w:val="Normal"/>
+        <w:bidi w:val="0"/>
+        <w:jc w:val="left"/>
+        <w:rPr>
+          <w:b w:val="false"/>
+          <w:bCs w:val="false"/>
+          <w:position w:val="0"/>
           <w:sz w:val="24"/>
           <w:szCs w:val="24"/>
           <w:vertAlign w:val="baseline"/>
@@ -14594,7 +14434,6 @@
           <w:bCs w:val="false"/>
           <w:position w:val="0"/>
           <w:sz w:val="24"/>
-          <w:sz w:val="24"/>
           <w:szCs w:val="24"/>
           <w:vertAlign w:val="baseline"/>
           <w:lang w:val="hu-HU"/>
@@ -14612,7 +14451,6 @@
           <w:bCs w:val="false"/>
           <w:position w:val="0"/>
           <w:sz w:val="24"/>
-          <w:sz w:val="24"/>
           <w:szCs w:val="24"/>
           <w:vertAlign w:val="baseline"/>
           <w:lang w:val="hu-HU"/>
@@ -14645,7 +14483,6 @@
           <w:bCs w:val="false"/>
           <w:position w:val="0"/>
           <w:sz w:val="24"/>
-          <w:sz w:val="24"/>
           <w:szCs w:val="24"/>
           <w:vertAlign w:val="baseline"/>
           <w:lang w:val="hu-HU"/>
@@ -14663,7 +14500,6 @@
           <w:bCs w:val="false"/>
           <w:position w:val="0"/>
           <w:sz w:val="24"/>
-          <w:sz w:val="24"/>
           <w:szCs w:val="24"/>
           <w:vertAlign w:val="baseline"/>
           <w:lang w:val="hu-HU"/>
@@ -14690,7 +14526,6 @@
           <w:bCs w:val="false"/>
           <w:position w:val="0"/>
           <w:sz w:val="24"/>
-          <w:sz w:val="24"/>
           <w:szCs w:val="24"/>
           <w:vertAlign w:val="baseline"/>
           <w:lang w:val="hu-HU"/>
@@ -14717,7 +14552,6 @@
           <w:bCs w:val="false"/>
           <w:position w:val="0"/>
           <w:sz w:val="24"/>
-          <w:sz w:val="24"/>
           <w:szCs w:val="24"/>
           <w:vertAlign w:val="baseline"/>
           <w:lang w:val="hu-HU"/>
@@ -14744,32 +14578,32 @@
           <w:bCs w:val="false"/>
           <w:position w:val="0"/>
           <w:sz w:val="24"/>
-          <w:sz w:val="24"/>
-          <w:szCs w:val="24"/>
-          <w:vertAlign w:val="baseline"/>
-          <w:lang w:val="hu-HU"/>
-        </w:rPr>
-      </w:pPr>
-      <w:r>
-        <w:rPr>
-          <w:b w:val="false"/>
-          <w:bCs w:val="false"/>
-          <w:sz w:val="24"/>
-          <w:szCs w:val="24"/>
-          <w:lang w:val="hu-HU"/>
-        </w:rPr>
-      </w:r>
-    </w:p>
-    <w:p>
-      <w:pPr>
-        <w:pStyle w:val="Normal"/>
-        <w:bidi w:val="0"/>
-        <w:jc w:val="left"/>
-        <w:rPr>
-          <w:b w:val="false"/>
-          <w:bCs w:val="false"/>
-          <w:position w:val="0"/>
-          <w:sz w:val="24"/>
+          <w:szCs w:val="24"/>
+          <w:vertAlign w:val="baseline"/>
+          <w:lang w:val="hu-HU"/>
+        </w:rPr>
+      </w:pPr>
+      <w:r>
+        <w:rPr>
+          <w:b w:val="false"/>
+          <w:bCs w:val="false"/>
+          <w:position w:val="0"/>
+          <w:sz w:val="24"/>
+          <w:szCs w:val="24"/>
+          <w:vertAlign w:val="baseline"/>
+          <w:lang w:val="hu-HU"/>
+        </w:rPr>
+      </w:r>
+    </w:p>
+    <w:p>
+      <w:pPr>
+        <w:pStyle w:val="Normal"/>
+        <w:bidi w:val="0"/>
+        <w:jc w:val="left"/>
+        <w:rPr>
+          <w:b w:val="false"/>
+          <w:bCs w:val="false"/>
+          <w:position w:val="0"/>
           <w:sz w:val="24"/>
           <w:szCs w:val="24"/>
           <w:vertAlign w:val="baseline"/>
@@ -15081,7 +14915,7 @@
       <w:start w:val="1"/>
       <w:numFmt w:val="none"/>
       <w:suff w:val="nothing"/>
-      <w:lvlText w:val="%1"/>
+      <w:lvlText w:val=""/>
       <w:lvlJc w:val="left"/>
       <w:pPr>
         <w:tabs>
@@ -15094,7 +14928,7 @@
       <w:start w:val="1"/>
       <w:numFmt w:val="none"/>
       <w:suff w:val="nothing"/>
-      <w:lvlText w:val="%2"/>
+      <w:lvlText w:val=""/>
       <w:lvlJc w:val="left"/>
       <w:pPr>
         <w:tabs>
@@ -15107,7 +14941,7 @@
       <w:start w:val="1"/>
       <w:numFmt w:val="none"/>
       <w:suff w:val="nothing"/>
-      <w:lvlText w:val="%3"/>
+      <w:lvlText w:val=""/>
       <w:lvlJc w:val="left"/>
       <w:pPr>
         <w:tabs>
@@ -15120,7 +14954,7 @@
       <w:start w:val="1"/>
       <w:numFmt w:val="none"/>
       <w:suff w:val="nothing"/>
-      <w:lvlText w:val="%4"/>
+      <w:lvlText w:val=""/>
       <w:lvlJc w:val="left"/>
       <w:pPr>
         <w:tabs>
@@ -15133,7 +14967,7 @@
       <w:start w:val="1"/>
       <w:numFmt w:val="none"/>
       <w:suff w:val="nothing"/>
-      <w:lvlText w:val="%5"/>
+      <w:lvlText w:val=""/>
       <w:lvlJc w:val="left"/>
       <w:pPr>
         <w:tabs>
@@ -15146,7 +14980,7 @@
       <w:start w:val="1"/>
       <w:numFmt w:val="none"/>
       <w:suff w:val="nothing"/>
-      <w:lvlText w:val="%6"/>
+      <w:lvlText w:val=""/>
       <w:lvlJc w:val="left"/>
       <w:pPr>
         <w:tabs>
@@ -15159,7 +14993,7 @@
       <w:start w:val="1"/>
       <w:numFmt w:val="none"/>
       <w:suff w:val="nothing"/>
-      <w:lvlText w:val="%7"/>
+      <w:lvlText w:val=""/>
       <w:lvlJc w:val="left"/>
       <w:pPr>
         <w:tabs>
@@ -15172,7 +15006,7 @@
       <w:start w:val="1"/>
       <w:numFmt w:val="none"/>
       <w:suff w:val="nothing"/>
-      <w:lvlText w:val="%8"/>
+      <w:lvlText w:val=""/>
       <w:lvlJc w:val="left"/>
       <w:pPr>
         <w:tabs>
@@ -15185,7 +15019,7 @@
       <w:start w:val="1"/>
       <w:numFmt w:val="none"/>
       <w:suff w:val="nothing"/>
-      <w:lvlText w:val="%9"/>
+      <w:lvlText w:val=""/>
       <w:lvlJc w:val="left"/>
       <w:pPr>
         <w:tabs>
@@ -15231,9 +15065,7 @@
     <w:pPr>
       <w:widowControl/>
       <w:suppressAutoHyphens w:val="true"/>
-      <w:kinsoku w:val="true"/>
-      <w:overflowPunct w:val="false"/>
-      <w:autoSpaceDE w:val="true"/>
+      <w:overflowPunct w:val="true"/>
       <w:bidi w:val="0"/>
       <w:spacing w:before="0" w:after="0"/>
       <w:jc w:val="left"/>
@@ -15247,8 +15079,8 @@
       <w:lang w:val="en-US" w:eastAsia="zh-CN" w:bidi="hi-IN"/>
     </w:rPr>
   </w:style>
-  <w:style w:type="character" w:styleId="Bulletsuser">
-    <w:name w:val="Bullets (user)"/>
+  <w:style w:type="character" w:styleId="Bullets">
+    <w:name w:val="Bullets"/>
     <w:qFormat/>
     <w:rPr>
       <w:rFonts w:ascii="OpenSymbol" w:hAnsi="OpenSymbol" w:eastAsia="OpenSymbol" w:cs="OpenSymbol"/>

--- a/matek11.docx
+++ b/matek11.docx
@@ -15065,7 +15065,7 @@
     <w:pPr>
       <w:widowControl/>
       <w:suppressAutoHyphens w:val="true"/>
-      <w:overflowPunct w:val="true"/>
+      <w:overflowPunct w:val="false"/>
       <w:bidi w:val="0"/>
       <w:spacing w:before="0" w:after="0"/>
       <w:jc w:val="left"/>
@@ -15079,8 +15079,8 @@
       <w:lang w:val="en-US" w:eastAsia="zh-CN" w:bidi="hi-IN"/>
     </w:rPr>
   </w:style>
-  <w:style w:type="character" w:styleId="Bullets">
-    <w:name w:val="Bullets"/>
+  <w:style w:type="character" w:styleId="Bulletsuser">
+    <w:name w:val="Bullets (user)"/>
     <w:qFormat/>
     <w:rPr>
       <w:rFonts w:ascii="OpenSymbol" w:hAnsi="OpenSymbol" w:eastAsia="OpenSymbol" w:cs="OpenSymbol"/>
